--- a/2-运维相关组织架构及职责说明/010101-公司组织架构及职责说明.docx
+++ b/2-运维相关组织架构及职责说明/010101-公司组织架构及职责说明.docx
@@ -1,21 +1,22 @@
 
 <file path=word/document.xml><?xml version="1.0" encoding="utf-8"?>
-<w:document xmlns:wpc="http://schemas.microsoft.com/office/word/2010/wordprocessingCanvas" xmlns:mc="http://schemas.openxmlformats.org/markup-compatibility/2006" xmlns:o="urn:schemas-microsoft-com:office:office" xmlns:r="http://schemas.openxmlformats.org/officeDocument/2006/relationships" xmlns:m="http://schemas.openxmlformats.org/officeDocument/2006/math" xmlns:v="urn:schemas-microsoft-com:vml" xmlns:wp14="http://schemas.microsoft.com/office/word/2010/wordprocessingDrawing" xmlns:wp="http://schemas.openxmlformats.org/drawingml/2006/wordprocessingDrawing" xmlns:w="http://schemas.openxmlformats.org/wordprocessingml/2006/main" xmlns:w14="http://schemas.microsoft.com/office/word/2010/wordml" xmlns:w10="urn:schemas-microsoft-com:office:word" xmlns:w15="http://schemas.microsoft.com/office/word/2012/wordml" xmlns:wpg="http://schemas.microsoft.com/office/word/2010/wordprocessingGroup" xmlns:wpi="http://schemas.microsoft.com/office/word/2010/wordprocessingInk" xmlns:wne="http://schemas.microsoft.com/office/word/2006/wordml" xmlns:wps="http://schemas.microsoft.com/office/word/2010/wordprocessingShape" xmlns:wpsCustomData="http://www.wps.cn/officeDocument/2013/wpsCustomData" mc:Ignorable="w14 w15 wp14">
+<w:document xmlns:wpc="http://schemas.microsoft.com/office/word/2010/wordprocessingCanvas" xmlns:mc="http://schemas.openxmlformats.org/markup-compatibility/2006" xmlns:o="urn:schemas-microsoft-com:office:office" xmlns:r="http://schemas.openxmlformats.org/officeDocument/2006/relationships" xmlns:m="http://schemas.openxmlformats.org/officeDocument/2006/math" xmlns:v="urn:schemas-microsoft-com:vml" xmlns:wp14="http://schemas.microsoft.com/office/word/2010/wordprocessingDrawing" xmlns:wp="http://schemas.openxmlformats.org/drawingml/2006/wordprocessingDrawing" xmlns:w10="urn:schemas-microsoft-com:office:word" xmlns:w="http://schemas.openxmlformats.org/wordprocessingml/2006/main" xmlns:w14="http://schemas.microsoft.com/office/word/2010/wordml" xmlns:w15="http://schemas.microsoft.com/office/word/2012/wordml" xmlns:wne="http://schemas.microsoft.com/office/word/2006/wordml" xmlns:wpg="http://schemas.microsoft.com/office/word/2010/wordprocessingGroup" xmlns:wpi="http://schemas.microsoft.com/office/word/2010/wordprocessingInk" xmlns:wps="http://schemas.microsoft.com/office/word/2010/wordprocessingShape" mc:Ignorable="w14 w15 wp14">
+  <!-- Generated by Aspose.Words for .NET 13.3.0.1 -->
   <w:body>
     <w:p>
       <w:pPr>
-        <w:pStyle w:val="31"/>
+        <w:pStyle w:val="a1"/>
         <w:bidi w:val="0"/>
       </w:pPr>
       <w:bookmarkStart w:id="0" w:name="_Toc27794"/>
     </w:p>
     <w:p>
       <w:pPr>
-        <w:pStyle w:val="31"/>
-        <w:bidi w:val="0"/>
-      </w:pPr>
-      <w:bookmarkStart w:id="24" w:name="_GoBack"/>
-      <w:bookmarkEnd w:id="24"/>
+        <w:pStyle w:val="a1"/>
+        <w:bidi w:val="0"/>
+      </w:pPr>
+      <w:bookmarkStart w:id="1" w:name="_GoBack"/>
+      <w:bookmarkEnd w:id="1"/>
       <w:r>
         <w:t>公司组织架构及职责说明</w:t>
       </w:r>
@@ -23,21 +24,21 @@
     </w:p>
     <w:p>
       <w:pPr>
-        <w:pStyle w:val="32"/>
-        <w:bidi w:val="0"/>
-      </w:pPr>
-      <w:bookmarkStart w:id="1" w:name="_Toc17829"/>
-      <w:r>
-        <w:t>甘肃国邦信息科技有限公司</w:t>
-      </w:r>
-      <w:bookmarkEnd w:id="1"/>
+        <w:pStyle w:val="a2"/>
+        <w:bidi w:val="0"/>
+      </w:pPr>
+      <w:bookmarkStart w:id="2" w:name="_Toc17829"/>
+      <w:r>
+        <w:t>中达丰集团有限公司</w:t>
+      </w:r>
+      <w:bookmarkEnd w:id="2"/>
     </w:p>
     <w:p>
       <w:pPr>
         <w:spacing w:line="219" w:lineRule="auto"/>
         <w:jc w:val="center"/>
         <w:rPr>
-          <w:rFonts w:hint="default" w:ascii="宋体" w:hAnsi="宋体" w:eastAsia="宋体" w:cs="宋体"/>
+          <w:rFonts w:ascii="宋体" w:eastAsia="宋体" w:hAnsi="宋体" w:cs="宋体" w:hint="default"/>
           <w:sz w:val="36"/>
           <w:szCs w:val="36"/>
           <w:lang w:val="en-US" w:eastAsia="zh-CN"/>
@@ -45,17 +46,17 @@
         <w:sectPr>
           <w:pgSz w:w="11912" w:h="16841"/>
           <w:pgMar w:top="1431" w:right="1786" w:bottom="2683" w:left="1786" w:header="0" w:footer="2255" w:gutter="0"/>
-          <w:cols w:space="720" w:num="1"/>
+          <w:cols w:num="1" w:space="720"/>
         </w:sectPr>
       </w:pPr>
       <w:r>
         <w:rPr>
-          <w:rFonts w:hint="eastAsia" w:ascii="宋体" w:hAnsi="宋体" w:eastAsia="宋体" w:cs="宋体"/>
+          <w:rFonts w:ascii="宋体" w:eastAsia="宋体" w:hAnsi="宋体" w:cs="宋体" w:hint="eastAsia"/>
           <w:sz w:val="36"/>
           <w:szCs w:val="36"/>
           <w:lang w:val="en-US" w:eastAsia="zh-CN"/>
         </w:rPr>
-        <w:t>2025年1月4日</w:t>
+        <w:t>2025年7月4日</w:t>
       </w:r>
     </w:p>
     <w:p>
@@ -64,35 +65,35 @@
         <w:ind w:left="3626"/>
         <w:outlineLvl w:val="0"/>
         <w:rPr>
-          <w:rFonts w:ascii="宋体" w:hAnsi="宋体" w:eastAsia="宋体" w:cs="宋体"/>
+          <w:rFonts w:ascii="宋体" w:eastAsia="宋体" w:hAnsi="宋体" w:cs="宋体"/>
           <w:sz w:val="28"/>
           <w:szCs w:val="28"/>
         </w:rPr>
       </w:pPr>
-      <w:bookmarkStart w:id="2" w:name="_Toc3704"/>
-      <w:r>
-        <w:rPr>
-          <w:rFonts w:ascii="宋体" w:hAnsi="宋体" w:eastAsia="宋体" w:cs="宋体"/>
+      <w:bookmarkStart w:id="3" w:name="_Toc3704"/>
+      <w:r>
+        <w:rPr>
+          <w:rFonts w:ascii="宋体" w:eastAsia="宋体" w:hAnsi="宋体" w:cs="宋体"/>
           <w:spacing w:val="-2"/>
           <w:sz w:val="28"/>
           <w:szCs w:val="28"/>
         </w:rPr>
         <w:t>文档信息</w:t>
       </w:r>
-      <w:bookmarkEnd w:id="2"/>
+      <w:bookmarkEnd w:id="3"/>
     </w:p>
     <w:tbl>
       <w:tblPr>
-        <w:tblStyle w:val="24"/>
+        <w:tblStyle w:val="TableNormal0"/>
         <w:tblW w:w="8653" w:type="dxa"/>
         <w:tblInd w:w="27" w:type="dxa"/>
         <w:tblBorders>
-          <w:top w:val="single" w:color="000000" w:sz="2" w:space="0"/>
-          <w:left w:val="single" w:color="000000" w:sz="2" w:space="0"/>
-          <w:bottom w:val="single" w:color="000000" w:sz="2" w:space="0"/>
-          <w:right w:val="single" w:color="000000" w:sz="2" w:space="0"/>
-          <w:insideH w:val="single" w:color="000000" w:sz="2" w:space="0"/>
-          <w:insideV w:val="single" w:color="000000" w:sz="2" w:space="0"/>
+          <w:top w:val="single" w:sz="2" w:space="0" w:color="000000"/>
+          <w:left w:val="single" w:sz="2" w:space="0" w:color="000000"/>
+          <w:bottom w:val="single" w:sz="2" w:space="0" w:color="000000"/>
+          <w:right w:val="single" w:sz="2" w:space="0" w:color="000000"/>
+          <w:insideH w:val="single" w:sz="2" w:space="0" w:color="000000"/>
+          <w:insideV w:val="single" w:sz="2" w:space="0" w:color="000000"/>
         </w:tblBorders>
         <w:tblLayout w:type="fixed"/>
         <w:tblCellMar>
@@ -111,14 +112,17 @@
       </w:tblGrid>
       <w:tr>
         <w:tblPrEx>
+          <w:tblW w:w="8653" w:type="dxa"/>
+          <w:tblInd w:w="27" w:type="dxa"/>
           <w:tblBorders>
-            <w:top w:val="single" w:color="000000" w:sz="2" w:space="0"/>
-            <w:left w:val="single" w:color="000000" w:sz="2" w:space="0"/>
-            <w:bottom w:val="single" w:color="000000" w:sz="2" w:space="0"/>
-            <w:right w:val="single" w:color="000000" w:sz="2" w:space="0"/>
-            <w:insideH w:val="single" w:color="000000" w:sz="2" w:space="0"/>
-            <w:insideV w:val="single" w:color="000000" w:sz="2" w:space="0"/>
+            <w:top w:val="single" w:sz="2" w:space="0" w:color="000000"/>
+            <w:left w:val="single" w:sz="2" w:space="0" w:color="000000"/>
+            <w:bottom w:val="single" w:sz="2" w:space="0" w:color="000000"/>
+            <w:right w:val="single" w:sz="2" w:space="0" w:color="000000"/>
+            <w:insideH w:val="single" w:sz="2" w:space="0" w:color="000000"/>
+            <w:insideV w:val="single" w:sz="2" w:space="0" w:color="000000"/>
           </w:tblBorders>
+          <w:tblLayout w:type="fixed"/>
           <w:tblCellMar>
             <w:top w:w="0" w:type="dxa"/>
             <w:left w:w="0" w:type="dxa"/>
@@ -127,7 +131,7 @@
           </w:tblCellMar>
         </w:tblPrEx>
         <w:trPr>
-          <w:trHeight w:val="633" w:hRule="atLeast"/>
+          <w:trHeight w:val="633"/>
         </w:trPr>
         <w:tc>
           <w:tcPr>
@@ -135,7 +139,7 @@
           </w:tcPr>
           <w:p>
             <w:pPr>
-              <w:pStyle w:val="25"/>
+              <w:pStyle w:val="TableText"/>
               <w:spacing w:before="134" w:line="221" w:lineRule="auto"/>
               <w:ind w:left="232"/>
             </w:pPr>
@@ -154,12 +158,12 @@
           </w:tcPr>
           <w:p>
             <w:pPr>
-              <w:pStyle w:val="25"/>
+              <w:pStyle w:val="TableText"/>
               <w:spacing w:before="135" w:line="219" w:lineRule="auto"/>
               <w:ind w:left="123"/>
             </w:pPr>
             <w:r>
-              <w:t>公司组织架构及职责说明（GSGB-ITSS</w:t>
+              <w:t>公司组织架构及职责说明（ZDFJT-ITSS</w:t>
             </w:r>
             <w:r>
               <w:rPr>
@@ -172,14 +176,9 @@
       </w:tr>
       <w:tr>
         <w:tblPrEx>
-          <w:tblBorders>
-            <w:top w:val="single" w:color="000000" w:sz="2" w:space="0"/>
-            <w:left w:val="single" w:color="000000" w:sz="2" w:space="0"/>
-            <w:bottom w:val="single" w:color="000000" w:sz="2" w:space="0"/>
-            <w:right w:val="single" w:color="000000" w:sz="2" w:space="0"/>
-            <w:insideH w:val="single" w:color="000000" w:sz="2" w:space="0"/>
-            <w:insideV w:val="single" w:color="000000" w:sz="2" w:space="0"/>
-          </w:tblBorders>
+          <w:tblW w:w="8653" w:type="dxa"/>
+          <w:tblInd w:w="27" w:type="dxa"/>
+          <w:tblLayout w:type="fixed"/>
           <w:tblCellMar>
             <w:top w:w="0" w:type="dxa"/>
             <w:left w:w="0" w:type="dxa"/>
@@ -188,7 +187,7 @@
           </w:tblCellMar>
         </w:tblPrEx>
         <w:trPr>
-          <w:trHeight w:val="628" w:hRule="atLeast"/>
+          <w:trHeight w:val="628"/>
         </w:trPr>
         <w:tc>
           <w:tcPr>
@@ -196,7 +195,7 @@
           </w:tcPr>
           <w:p>
             <w:pPr>
-              <w:pStyle w:val="25"/>
+              <w:pStyle w:val="TableText"/>
               <w:spacing w:before="130" w:line="221" w:lineRule="auto"/>
               <w:ind w:left="444"/>
             </w:pPr>
@@ -215,7 +214,7 @@
           </w:tcPr>
           <w:p>
             <w:pPr>
-              <w:pStyle w:val="25"/>
+              <w:pStyle w:val="TableText"/>
               <w:spacing w:before="130" w:line="220" w:lineRule="auto"/>
               <w:ind w:left="117"/>
             </w:pPr>
@@ -223,21 +222,16 @@
               <w:rPr>
                 <w:spacing w:val="-1"/>
               </w:rPr>
-              <w:t>甘肃国邦信息科技有限公司</w:t>
+              <w:t>中达丰集团有限公司</w:t>
             </w:r>
           </w:p>
         </w:tc>
       </w:tr>
       <w:tr>
         <w:tblPrEx>
-          <w:tblBorders>
-            <w:top w:val="single" w:color="000000" w:sz="2" w:space="0"/>
-            <w:left w:val="single" w:color="000000" w:sz="2" w:space="0"/>
-            <w:bottom w:val="single" w:color="000000" w:sz="2" w:space="0"/>
-            <w:right w:val="single" w:color="000000" w:sz="2" w:space="0"/>
-            <w:insideH w:val="single" w:color="000000" w:sz="2" w:space="0"/>
-            <w:insideV w:val="single" w:color="000000" w:sz="2" w:space="0"/>
-          </w:tblBorders>
+          <w:tblW w:w="8653" w:type="dxa"/>
+          <w:tblInd w:w="27" w:type="dxa"/>
+          <w:tblLayout w:type="fixed"/>
           <w:tblCellMar>
             <w:top w:w="0" w:type="dxa"/>
             <w:left w:w="0" w:type="dxa"/>
@@ -246,7 +240,7 @@
           </w:tblCellMar>
         </w:tblPrEx>
         <w:trPr>
-          <w:trHeight w:val="630" w:hRule="atLeast"/>
+          <w:trHeight w:val="630"/>
         </w:trPr>
         <w:tc>
           <w:tcPr>
@@ -254,7 +248,7 @@
           </w:tcPr>
           <w:p>
             <w:pPr>
-              <w:pStyle w:val="25"/>
+              <w:pStyle w:val="TableText"/>
               <w:spacing w:before="133" w:line="220" w:lineRule="auto"/>
               <w:ind w:left="444"/>
             </w:pPr>
@@ -272,7 +266,7 @@
           </w:tcPr>
           <w:p>
             <w:pPr>
-              <w:pStyle w:val="25"/>
+              <w:pStyle w:val="TableText"/>
               <w:spacing w:before="133" w:line="220" w:lineRule="auto"/>
               <w:ind w:left="370"/>
             </w:pPr>
@@ -290,7 +284,7 @@
           </w:tcPr>
           <w:p>
             <w:pPr>
-              <w:pStyle w:val="25"/>
+              <w:pStyle w:val="TableText"/>
               <w:spacing w:before="133" w:line="220" w:lineRule="auto"/>
               <w:ind w:left="654"/>
             </w:pPr>
@@ -308,7 +302,7 @@
           </w:tcPr>
           <w:p>
             <w:pPr>
-              <w:pStyle w:val="25"/>
+              <w:pStyle w:val="TableText"/>
               <w:spacing w:before="134" w:line="221" w:lineRule="auto"/>
               <w:ind w:left="600"/>
             </w:pPr>
@@ -338,7 +332,7 @@
           </w:tcPr>
           <w:p>
             <w:pPr>
-              <w:pStyle w:val="25"/>
+              <w:pStyle w:val="TableText"/>
               <w:spacing w:before="134" w:line="221" w:lineRule="auto"/>
               <w:ind w:left="592"/>
             </w:pPr>
@@ -353,14 +347,9 @@
       </w:tr>
       <w:tr>
         <w:tblPrEx>
-          <w:tblBorders>
-            <w:top w:val="single" w:color="000000" w:sz="2" w:space="0"/>
-            <w:left w:val="single" w:color="000000" w:sz="2" w:space="0"/>
-            <w:bottom w:val="single" w:color="000000" w:sz="2" w:space="0"/>
-            <w:right w:val="single" w:color="000000" w:sz="2" w:space="0"/>
-            <w:insideH w:val="single" w:color="000000" w:sz="2" w:space="0"/>
-            <w:insideV w:val="single" w:color="000000" w:sz="2" w:space="0"/>
-          </w:tblBorders>
+          <w:tblW w:w="8653" w:type="dxa"/>
+          <w:tblInd w:w="27" w:type="dxa"/>
+          <w:tblLayout w:type="fixed"/>
           <w:tblCellMar>
             <w:top w:w="0" w:type="dxa"/>
             <w:left w:w="0" w:type="dxa"/>
@@ -369,7 +358,7 @@
           </w:tblCellMar>
         </w:tblPrEx>
         <w:trPr>
-          <w:trHeight w:val="625" w:hRule="atLeast"/>
+          <w:trHeight w:val="625"/>
         </w:trPr>
         <w:tc>
           <w:tcPr>
@@ -377,7 +366,7 @@
           </w:tcPr>
           <w:p>
             <w:pPr>
-              <w:pStyle w:val="25"/>
+              <w:pStyle w:val="TableText"/>
               <w:spacing w:before="161"/>
               <w:ind w:left="646"/>
             </w:pPr>
@@ -395,7 +384,7 @@
           </w:tcPr>
           <w:p>
             <w:pPr>
-              <w:pStyle w:val="25"/>
+              <w:pStyle w:val="TableText"/>
               <w:spacing w:before="160" w:line="241" w:lineRule="auto"/>
               <w:ind w:left="372"/>
             </w:pPr>
@@ -403,7 +392,7 @@
               <w:rPr>
                 <w:spacing w:val="-2"/>
               </w:rPr>
-              <w:t>2025-1-4</w:t>
+              <w:t>2025-7-4</w:t>
             </w:r>
           </w:p>
         </w:tc>
@@ -413,7 +402,7 @@
           </w:tcPr>
           <w:p>
             <w:pPr>
-              <w:pStyle w:val="25"/>
+              <w:pStyle w:val="TableText"/>
               <w:spacing w:before="132" w:line="220" w:lineRule="auto"/>
               <w:ind w:left="656"/>
             </w:pPr>
@@ -431,11 +420,11 @@
           </w:tcPr>
           <w:p>
             <w:pPr>
-              <w:pStyle w:val="25"/>
+              <w:pStyle w:val="TableText"/>
               <w:spacing w:before="132" w:line="229" w:lineRule="auto"/>
               <w:ind w:left="653"/>
               <w:rPr>
-                <w:rFonts w:hint="eastAsia" w:eastAsia="宋体"/>
+                <w:rFonts w:eastAsia="宋体" w:hint="eastAsia"/>
                 <w:lang w:val="en-US" w:eastAsia="zh-CN"/>
               </w:rPr>
             </w:pPr>
@@ -444,7 +433,7 @@
                 <w:rFonts w:hint="eastAsia"/>
                 <w:lang w:val="en-US" w:eastAsia="zh-CN"/>
               </w:rPr>
-              <w:t>王海燕</w:t>
+              <w:t>庄霞</w:t>
             </w:r>
           </w:p>
         </w:tc>
@@ -454,7 +443,7 @@
           </w:tcPr>
           <w:p>
             <w:pPr>
-              <w:pStyle w:val="25"/>
+              <w:pStyle w:val="TableText"/>
               <w:spacing w:before="131" w:line="221" w:lineRule="auto"/>
               <w:ind w:left="480"/>
             </w:pPr>
@@ -462,21 +451,16 @@
               <w:rPr>
                 <w:spacing w:val="-3"/>
               </w:rPr>
-              <w:t>黄益溪</w:t>
+              <w:t>吴向阳</w:t>
             </w:r>
           </w:p>
         </w:tc>
       </w:tr>
       <w:tr>
         <w:tblPrEx>
-          <w:tblBorders>
-            <w:top w:val="single" w:color="000000" w:sz="2" w:space="0"/>
-            <w:left w:val="single" w:color="000000" w:sz="2" w:space="0"/>
-            <w:bottom w:val="single" w:color="000000" w:sz="2" w:space="0"/>
-            <w:right w:val="single" w:color="000000" w:sz="2" w:space="0"/>
-            <w:insideH w:val="single" w:color="000000" w:sz="2" w:space="0"/>
-            <w:insideV w:val="single" w:color="000000" w:sz="2" w:space="0"/>
-          </w:tblBorders>
+          <w:tblW w:w="8653" w:type="dxa"/>
+          <w:tblInd w:w="27" w:type="dxa"/>
+          <w:tblLayout w:type="fixed"/>
           <w:tblCellMar>
             <w:top w:w="0" w:type="dxa"/>
             <w:left w:w="0" w:type="dxa"/>
@@ -485,7 +469,7 @@
           </w:tblCellMar>
         </w:tblPrEx>
         <w:trPr>
-          <w:trHeight w:val="608" w:hRule="atLeast"/>
+          <w:trHeight w:val="608"/>
         </w:trPr>
         <w:tc>
           <w:tcPr>
@@ -555,14 +539,9 @@
       </w:tr>
       <w:tr>
         <w:tblPrEx>
-          <w:tblBorders>
-            <w:top w:val="single" w:color="000000" w:sz="2" w:space="0"/>
-            <w:left w:val="single" w:color="000000" w:sz="2" w:space="0"/>
-            <w:bottom w:val="single" w:color="000000" w:sz="2" w:space="0"/>
-            <w:right w:val="single" w:color="000000" w:sz="2" w:space="0"/>
-            <w:insideH w:val="single" w:color="000000" w:sz="2" w:space="0"/>
-            <w:insideV w:val="single" w:color="000000" w:sz="2" w:space="0"/>
-          </w:tblBorders>
+          <w:tblW w:w="8653" w:type="dxa"/>
+          <w:tblInd w:w="27" w:type="dxa"/>
+          <w:tblLayout w:type="fixed"/>
           <w:tblCellMar>
             <w:top w:w="0" w:type="dxa"/>
             <w:left w:w="0" w:type="dxa"/>
@@ -571,7 +550,7 @@
           </w:tblCellMar>
         </w:tblPrEx>
         <w:trPr>
-          <w:trHeight w:val="628" w:hRule="atLeast"/>
+          <w:trHeight w:val="628"/>
         </w:trPr>
         <w:tc>
           <w:tcPr>
@@ -641,14 +620,9 @@
       </w:tr>
       <w:tr>
         <w:tblPrEx>
-          <w:tblBorders>
-            <w:top w:val="single" w:color="000000" w:sz="2" w:space="0"/>
-            <w:left w:val="single" w:color="000000" w:sz="2" w:space="0"/>
-            <w:bottom w:val="single" w:color="000000" w:sz="2" w:space="0"/>
-            <w:right w:val="single" w:color="000000" w:sz="2" w:space="0"/>
-            <w:insideH w:val="single" w:color="000000" w:sz="2" w:space="0"/>
-            <w:insideV w:val="single" w:color="000000" w:sz="2" w:space="0"/>
-          </w:tblBorders>
+          <w:tblW w:w="8653" w:type="dxa"/>
+          <w:tblInd w:w="27" w:type="dxa"/>
+          <w:tblLayout w:type="fixed"/>
           <w:tblCellMar>
             <w:top w:w="0" w:type="dxa"/>
             <w:left w:w="0" w:type="dxa"/>
@@ -657,7 +631,7 @@
           </w:tblCellMar>
         </w:tblPrEx>
         <w:trPr>
-          <w:trHeight w:val="683" w:hRule="atLeast"/>
+          <w:trHeight w:val="683"/>
         </w:trPr>
         <w:tc>
           <w:tcPr>
@@ -728,23 +702,23 @@
     </w:tbl>
     <w:p>
       <w:pPr>
-        <w:pStyle w:val="12"/>
+        <w:pStyle w:val="BodyText"/>
       </w:pPr>
     </w:p>
     <w:p>
       <w:pPr>
         <w:sectPr>
-          <w:footerReference r:id="rId5" w:type="default"/>
+          <w:footerReference w:type="default" r:id="rId5"/>
           <w:pgSz w:w="11912" w:h="16841"/>
           <w:pgMar w:top="1431" w:right="1459" w:bottom="1714" w:left="1768" w:header="0" w:footer="1438" w:gutter="0"/>
-          <w:cols w:space="720" w:num="1"/>
+          <w:cols w:num="1" w:space="720"/>
         </w:sectPr>
       </w:pPr>
     </w:p>
     <w:sdt>
       <w:sdtPr>
         <w:rPr>
-          <w:rFonts w:ascii="宋体" w:hAnsi="宋体" w:eastAsia="宋体" w:cs="Arial"/>
+          <w:rFonts w:ascii="宋体" w:eastAsia="宋体" w:hAnsi="宋体" w:cs="Arial"/>
           <w:snapToGrid w:val="0"/>
           <w:color w:val="000000"/>
           <w:kern w:val="0"/>
@@ -760,7 +734,7 @@
       </w:sdtPr>
       <w:sdtEndPr>
         <w:rPr>
-          <w:rFonts w:ascii="Times New Roman" w:hAnsi="Times New Roman" w:eastAsia="Times New Roman" w:cs="Times New Roman"/>
+          <w:rFonts w:ascii="Times New Roman" w:eastAsia="Times New Roman" w:hAnsi="Times New Roman" w:cs="Times New Roman"/>
           <w:snapToGrid w:val="0"/>
           <w:color w:val="000000"/>
           <w:kern w:val="0"/>
@@ -773,12 +747,12 @@
         <w:p>
           <w:pPr>
             <w:spacing w:before="0" w:beforeLines="0" w:after="0" w:afterLines="0" w:line="240" w:lineRule="auto"/>
-            <w:ind w:left="0" w:leftChars="0" w:right="0" w:rightChars="0" w:firstLine="0" w:firstLineChars="0"/>
+            <w:ind w:left="0" w:right="0" w:firstLine="0" w:leftChars="0" w:rightChars="0" w:firstLineChars="0"/>
             <w:jc w:val="center"/>
           </w:pPr>
           <w:r>
             <w:rPr>
-              <w:rFonts w:ascii="宋体" w:hAnsi="宋体" w:eastAsia="宋体"/>
+              <w:rFonts w:ascii="宋体" w:eastAsia="宋体" w:hAnsi="宋体"/>
               <w:sz w:val="21"/>
             </w:rPr>
             <w:t>目录</w:t>
@@ -786,14 +760,14 @@
         </w:p>
         <w:p>
           <w:pPr>
-            <w:pStyle w:val="16"/>
+            <w:pStyle w:val="TOC1"/>
             <w:tabs>
               <w:tab w:val="right" w:leader="dot" w:pos="8442"/>
             </w:tabs>
           </w:pPr>
           <w:r>
             <w:rPr>
-              <w:rFonts w:ascii="Times New Roman" w:hAnsi="Times New Roman" w:eastAsia="Times New Roman" w:cs="Times New Roman"/>
+              <w:rFonts w:ascii="Times New Roman" w:eastAsia="Times New Roman" w:hAnsi="Times New Roman" w:cs="Times New Roman"/>
               <w:sz w:val="24"/>
               <w:szCs w:val="24"/>
             </w:rPr>
@@ -801,7 +775,7 @@
           </w:r>
           <w:r>
             <w:rPr>
-              <w:rFonts w:ascii="Times New Roman" w:hAnsi="Times New Roman" w:eastAsia="Times New Roman" w:cs="Times New Roman"/>
+              <w:rFonts w:ascii="Times New Roman" w:eastAsia="Times New Roman" w:hAnsi="Times New Roman" w:cs="Times New Roman"/>
               <w:sz w:val="24"/>
               <w:szCs w:val="24"/>
             </w:rPr>
@@ -809,7 +783,7 @@
           </w:r>
           <w:r>
             <w:rPr>
-              <w:rFonts w:ascii="Times New Roman" w:hAnsi="Times New Roman" w:eastAsia="Times New Roman" w:cs="Times New Roman"/>
+              <w:rFonts w:ascii="Times New Roman" w:eastAsia="Times New Roman" w:hAnsi="Times New Roman" w:cs="Times New Roman"/>
               <w:sz w:val="24"/>
               <w:szCs w:val="24"/>
             </w:rPr>
@@ -817,21 +791,21 @@
           </w:r>
           <w:r>
             <w:rPr>
-              <w:rFonts w:ascii="Times New Roman" w:hAnsi="Times New Roman" w:eastAsia="Times New Roman" w:cs="Times New Roman"/>
+              <w:rFonts w:ascii="Times New Roman" w:eastAsia="Times New Roman" w:hAnsi="Times New Roman" w:cs="Times New Roman"/>
               <w:szCs w:val="24"/>
             </w:rPr>
             <w:fldChar w:fldCharType="begin"/>
           </w:r>
           <w:r>
             <w:rPr>
-              <w:rFonts w:ascii="Times New Roman" w:hAnsi="Times New Roman" w:eastAsia="Times New Roman" w:cs="Times New Roman"/>
+              <w:rFonts w:ascii="Times New Roman" w:eastAsia="Times New Roman" w:hAnsi="Times New Roman" w:cs="Times New Roman"/>
               <w:szCs w:val="24"/>
             </w:rPr>
             <w:instrText xml:space="preserve"> HYPERLINK \l _Toc27794 </w:instrText>
           </w:r>
           <w:r>
             <w:rPr>
-              <w:rFonts w:ascii="Times New Roman" w:hAnsi="Times New Roman" w:eastAsia="Times New Roman" w:cs="Times New Roman"/>
+              <w:rFonts w:ascii="Times New Roman" w:eastAsia="Times New Roman" w:hAnsi="Times New Roman" w:cs="Times New Roman"/>
               <w:szCs w:val="24"/>
             </w:rPr>
             <w:fldChar w:fldCharType="separate"/>
@@ -859,7 +833,7 @@
           </w:r>
           <w:r>
             <w:rPr>
-              <w:rFonts w:ascii="Times New Roman" w:hAnsi="Times New Roman" w:eastAsia="Times New Roman" w:cs="Times New Roman"/>
+              <w:rFonts w:ascii="Times New Roman" w:eastAsia="Times New Roman" w:hAnsi="Times New Roman" w:cs="Times New Roman"/>
               <w:szCs w:val="24"/>
             </w:rPr>
             <w:fldChar w:fldCharType="end"/>
@@ -867,34 +841,34 @@
         </w:p>
         <w:p>
           <w:pPr>
-            <w:pStyle w:val="16"/>
+            <w:pStyle w:val="TOC1"/>
             <w:tabs>
               <w:tab w:val="right" w:leader="dot" w:pos="8442"/>
             </w:tabs>
           </w:pPr>
           <w:r>
             <w:rPr>
-              <w:rFonts w:ascii="Times New Roman" w:hAnsi="Times New Roman" w:eastAsia="Times New Roman" w:cs="Times New Roman"/>
+              <w:rFonts w:ascii="Times New Roman" w:eastAsia="Times New Roman" w:hAnsi="Times New Roman" w:cs="Times New Roman"/>
               <w:szCs w:val="24"/>
             </w:rPr>
             <w:fldChar w:fldCharType="begin"/>
           </w:r>
           <w:r>
             <w:rPr>
-              <w:rFonts w:ascii="Times New Roman" w:hAnsi="Times New Roman" w:eastAsia="Times New Roman" w:cs="Times New Roman"/>
+              <w:rFonts w:ascii="Times New Roman" w:eastAsia="Times New Roman" w:hAnsi="Times New Roman" w:cs="Times New Roman"/>
               <w:szCs w:val="24"/>
             </w:rPr>
             <w:instrText xml:space="preserve"> HYPERLINK \l _Toc17829 </w:instrText>
           </w:r>
           <w:r>
             <w:rPr>
-              <w:rFonts w:ascii="Times New Roman" w:hAnsi="Times New Roman" w:eastAsia="Times New Roman" w:cs="Times New Roman"/>
+              <w:rFonts w:ascii="Times New Roman" w:eastAsia="Times New Roman" w:hAnsi="Times New Roman" w:cs="Times New Roman"/>
               <w:szCs w:val="24"/>
             </w:rPr>
             <w:fldChar w:fldCharType="separate"/>
           </w:r>
           <w:r>
-            <w:t>甘肃国邦信息科技有限公司</w:t>
+            <w:t>中达丰集团有限公司</w:t>
           </w:r>
           <w:r>
             <w:tab/>
@@ -916,7 +890,7 @@
           </w:r>
           <w:r>
             <w:rPr>
-              <w:rFonts w:ascii="Times New Roman" w:hAnsi="Times New Roman" w:eastAsia="Times New Roman" w:cs="Times New Roman"/>
+              <w:rFonts w:ascii="Times New Roman" w:eastAsia="Times New Roman" w:hAnsi="Times New Roman" w:cs="Times New Roman"/>
               <w:szCs w:val="24"/>
             </w:rPr>
             <w:fldChar w:fldCharType="end"/>
@@ -924,35 +898,35 @@
         </w:p>
         <w:p>
           <w:pPr>
-            <w:pStyle w:val="16"/>
+            <w:pStyle w:val="TOC1"/>
             <w:tabs>
               <w:tab w:val="right" w:leader="dot" w:pos="8442"/>
             </w:tabs>
           </w:pPr>
           <w:r>
             <w:rPr>
-              <w:rFonts w:ascii="Times New Roman" w:hAnsi="Times New Roman" w:eastAsia="Times New Roman" w:cs="Times New Roman"/>
+              <w:rFonts w:ascii="Times New Roman" w:eastAsia="Times New Roman" w:hAnsi="Times New Roman" w:cs="Times New Roman"/>
               <w:szCs w:val="24"/>
             </w:rPr>
             <w:fldChar w:fldCharType="begin"/>
           </w:r>
           <w:r>
             <w:rPr>
-              <w:rFonts w:ascii="Times New Roman" w:hAnsi="Times New Roman" w:eastAsia="Times New Roman" w:cs="Times New Roman"/>
+              <w:rFonts w:ascii="Times New Roman" w:eastAsia="Times New Roman" w:hAnsi="Times New Roman" w:cs="Times New Roman"/>
               <w:szCs w:val="24"/>
             </w:rPr>
             <w:instrText xml:space="preserve"> HYPERLINK \l _Toc3704 </w:instrText>
           </w:r>
           <w:r>
             <w:rPr>
-              <w:rFonts w:ascii="Times New Roman" w:hAnsi="Times New Roman" w:eastAsia="Times New Roman" w:cs="Times New Roman"/>
+              <w:rFonts w:ascii="Times New Roman" w:eastAsia="Times New Roman" w:hAnsi="Times New Roman" w:cs="Times New Roman"/>
               <w:szCs w:val="24"/>
             </w:rPr>
             <w:fldChar w:fldCharType="separate"/>
           </w:r>
           <w:r>
             <w:rPr>
-              <w:rFonts w:ascii="宋体" w:hAnsi="宋体" w:eastAsia="宋体" w:cs="宋体"/>
+              <w:rFonts w:ascii="宋体" w:eastAsia="宋体" w:hAnsi="宋体" w:cs="宋体"/>
               <w:spacing w:val="-2"/>
               <w:szCs w:val="28"/>
             </w:rPr>
@@ -978,7 +952,7 @@
           </w:r>
           <w:r>
             <w:rPr>
-              <w:rFonts w:ascii="Times New Roman" w:hAnsi="Times New Roman" w:eastAsia="Times New Roman" w:cs="Times New Roman"/>
+              <w:rFonts w:ascii="Times New Roman" w:eastAsia="Times New Roman" w:hAnsi="Times New Roman" w:cs="Times New Roman"/>
               <w:szCs w:val="24"/>
             </w:rPr>
             <w:fldChar w:fldCharType="end"/>
@@ -986,28 +960,28 @@
         </w:p>
         <w:p>
           <w:pPr>
-            <w:pStyle w:val="16"/>
+            <w:pStyle w:val="TOC1"/>
             <w:tabs>
               <w:tab w:val="right" w:leader="dot" w:pos="8442"/>
             </w:tabs>
           </w:pPr>
           <w:r>
             <w:rPr>
-              <w:rFonts w:ascii="Times New Roman" w:hAnsi="Times New Roman" w:eastAsia="Times New Roman" w:cs="Times New Roman"/>
+              <w:rFonts w:ascii="Times New Roman" w:eastAsia="Times New Roman" w:hAnsi="Times New Roman" w:cs="Times New Roman"/>
               <w:szCs w:val="24"/>
             </w:rPr>
             <w:fldChar w:fldCharType="begin"/>
           </w:r>
           <w:r>
             <w:rPr>
-              <w:rFonts w:ascii="Times New Roman" w:hAnsi="Times New Roman" w:eastAsia="Times New Roman" w:cs="Times New Roman"/>
+              <w:rFonts w:ascii="Times New Roman" w:eastAsia="Times New Roman" w:hAnsi="Times New Roman" w:cs="Times New Roman"/>
               <w:szCs w:val="24"/>
             </w:rPr>
             <w:instrText xml:space="preserve"> HYPERLINK \l _Toc22600 </w:instrText>
           </w:r>
           <w:r>
             <w:rPr>
-              <w:rFonts w:ascii="Times New Roman" w:hAnsi="Times New Roman" w:eastAsia="Times New Roman" w:cs="Times New Roman"/>
+              <w:rFonts w:ascii="Times New Roman" w:eastAsia="Times New Roman" w:hAnsi="Times New Roman" w:cs="Times New Roman"/>
               <w:szCs w:val="24"/>
             </w:rPr>
             <w:fldChar w:fldCharType="separate"/>
@@ -1041,7 +1015,7 @@
           </w:r>
           <w:r>
             <w:rPr>
-              <w:rFonts w:ascii="Times New Roman" w:hAnsi="Times New Roman" w:eastAsia="Times New Roman" w:cs="Times New Roman"/>
+              <w:rFonts w:ascii="Times New Roman" w:eastAsia="Times New Roman" w:hAnsi="Times New Roman" w:cs="Times New Roman"/>
               <w:szCs w:val="24"/>
             </w:rPr>
             <w:fldChar w:fldCharType="end"/>
@@ -1049,28 +1023,28 @@
         </w:p>
         <w:p>
           <w:pPr>
-            <w:pStyle w:val="16"/>
+            <w:pStyle w:val="TOC1"/>
             <w:tabs>
               <w:tab w:val="right" w:leader="dot" w:pos="8442"/>
             </w:tabs>
           </w:pPr>
           <w:r>
             <w:rPr>
-              <w:rFonts w:ascii="Times New Roman" w:hAnsi="Times New Roman" w:eastAsia="Times New Roman" w:cs="Times New Roman"/>
+              <w:rFonts w:ascii="Times New Roman" w:eastAsia="Times New Roman" w:hAnsi="Times New Roman" w:cs="Times New Roman"/>
               <w:szCs w:val="24"/>
             </w:rPr>
             <w:fldChar w:fldCharType="begin"/>
           </w:r>
           <w:r>
             <w:rPr>
-              <w:rFonts w:ascii="Times New Roman" w:hAnsi="Times New Roman" w:eastAsia="Times New Roman" w:cs="Times New Roman"/>
+              <w:rFonts w:ascii="Times New Roman" w:eastAsia="Times New Roman" w:hAnsi="Times New Roman" w:cs="Times New Roman"/>
               <w:szCs w:val="24"/>
             </w:rPr>
             <w:instrText xml:space="preserve"> HYPERLINK \l _Toc27825 </w:instrText>
           </w:r>
           <w:r>
             <w:rPr>
-              <w:rFonts w:ascii="Times New Roman" w:hAnsi="Times New Roman" w:eastAsia="Times New Roman" w:cs="Times New Roman"/>
+              <w:rFonts w:ascii="Times New Roman" w:eastAsia="Times New Roman" w:hAnsi="Times New Roman" w:cs="Times New Roman"/>
               <w:szCs w:val="24"/>
             </w:rPr>
             <w:fldChar w:fldCharType="separate"/>
@@ -1104,7 +1078,7 @@
           </w:r>
           <w:r>
             <w:rPr>
-              <w:rFonts w:ascii="Times New Roman" w:hAnsi="Times New Roman" w:eastAsia="Times New Roman" w:cs="Times New Roman"/>
+              <w:rFonts w:ascii="Times New Roman" w:eastAsia="Times New Roman" w:hAnsi="Times New Roman" w:cs="Times New Roman"/>
               <w:szCs w:val="24"/>
             </w:rPr>
             <w:fldChar w:fldCharType="end"/>
@@ -1112,28 +1086,28 @@
         </w:p>
         <w:p>
           <w:pPr>
-            <w:pStyle w:val="17"/>
+            <w:pStyle w:val="TOC2"/>
             <w:tabs>
               <w:tab w:val="right" w:leader="dot" w:pos="8442"/>
             </w:tabs>
           </w:pPr>
           <w:r>
             <w:rPr>
-              <w:rFonts w:ascii="Times New Roman" w:hAnsi="Times New Roman" w:eastAsia="Times New Roman" w:cs="Times New Roman"/>
+              <w:rFonts w:ascii="Times New Roman" w:eastAsia="Times New Roman" w:hAnsi="Times New Roman" w:cs="Times New Roman"/>
               <w:szCs w:val="24"/>
             </w:rPr>
             <w:fldChar w:fldCharType="begin"/>
           </w:r>
           <w:r>
             <w:rPr>
-              <w:rFonts w:ascii="Times New Roman" w:hAnsi="Times New Roman" w:eastAsia="Times New Roman" w:cs="Times New Roman"/>
+              <w:rFonts w:ascii="Times New Roman" w:eastAsia="Times New Roman" w:hAnsi="Times New Roman" w:cs="Times New Roman"/>
               <w:szCs w:val="24"/>
             </w:rPr>
             <w:instrText xml:space="preserve"> HYPERLINK \l _Toc32221 </w:instrText>
           </w:r>
           <w:r>
             <w:rPr>
-              <w:rFonts w:ascii="Times New Roman" w:hAnsi="Times New Roman" w:eastAsia="Times New Roman" w:cs="Times New Roman"/>
+              <w:rFonts w:ascii="Times New Roman" w:eastAsia="Times New Roman" w:hAnsi="Times New Roman" w:cs="Times New Roman"/>
               <w:szCs w:val="24"/>
             </w:rPr>
             <w:fldChar w:fldCharType="separate"/>
@@ -1167,7 +1141,7 @@
           </w:r>
           <w:r>
             <w:rPr>
-              <w:rFonts w:ascii="Times New Roman" w:hAnsi="Times New Roman" w:eastAsia="Times New Roman" w:cs="Times New Roman"/>
+              <w:rFonts w:ascii="Times New Roman" w:eastAsia="Times New Roman" w:hAnsi="Times New Roman" w:cs="Times New Roman"/>
               <w:szCs w:val="24"/>
             </w:rPr>
             <w:fldChar w:fldCharType="end"/>
@@ -1175,28 +1149,28 @@
         </w:p>
         <w:p>
           <w:pPr>
-            <w:pStyle w:val="17"/>
+            <w:pStyle w:val="TOC2"/>
             <w:tabs>
               <w:tab w:val="right" w:leader="dot" w:pos="8442"/>
             </w:tabs>
           </w:pPr>
           <w:r>
             <w:rPr>
-              <w:rFonts w:ascii="Times New Roman" w:hAnsi="Times New Roman" w:eastAsia="Times New Roman" w:cs="Times New Roman"/>
+              <w:rFonts w:ascii="Times New Roman" w:eastAsia="Times New Roman" w:hAnsi="Times New Roman" w:cs="Times New Roman"/>
               <w:szCs w:val="24"/>
             </w:rPr>
             <w:fldChar w:fldCharType="begin"/>
           </w:r>
           <w:r>
             <w:rPr>
-              <w:rFonts w:ascii="Times New Roman" w:hAnsi="Times New Roman" w:eastAsia="Times New Roman" w:cs="Times New Roman"/>
+              <w:rFonts w:ascii="Times New Roman" w:eastAsia="Times New Roman" w:hAnsi="Times New Roman" w:cs="Times New Roman"/>
               <w:szCs w:val="24"/>
             </w:rPr>
             <w:instrText xml:space="preserve"> HYPERLINK \l _Toc13138 </w:instrText>
           </w:r>
           <w:r>
             <w:rPr>
-              <w:rFonts w:ascii="Times New Roman" w:hAnsi="Times New Roman" w:eastAsia="Times New Roman" w:cs="Times New Roman"/>
+              <w:rFonts w:ascii="Times New Roman" w:eastAsia="Times New Roman" w:hAnsi="Times New Roman" w:cs="Times New Roman"/>
               <w:szCs w:val="24"/>
             </w:rPr>
             <w:fldChar w:fldCharType="separate"/>
@@ -1230,7 +1204,7 @@
           </w:r>
           <w:r>
             <w:rPr>
-              <w:rFonts w:ascii="Times New Roman" w:hAnsi="Times New Roman" w:eastAsia="Times New Roman" w:cs="Times New Roman"/>
+              <w:rFonts w:ascii="Times New Roman" w:eastAsia="Times New Roman" w:hAnsi="Times New Roman" w:cs="Times New Roman"/>
               <w:szCs w:val="24"/>
             </w:rPr>
             <w:fldChar w:fldCharType="end"/>
@@ -1238,28 +1212,28 @@
         </w:p>
         <w:p>
           <w:pPr>
-            <w:pStyle w:val="17"/>
+            <w:pStyle w:val="TOC2"/>
             <w:tabs>
               <w:tab w:val="right" w:leader="dot" w:pos="8442"/>
             </w:tabs>
           </w:pPr>
           <w:r>
             <w:rPr>
-              <w:rFonts w:ascii="Times New Roman" w:hAnsi="Times New Roman" w:eastAsia="Times New Roman" w:cs="Times New Roman"/>
+              <w:rFonts w:ascii="Times New Roman" w:eastAsia="Times New Roman" w:hAnsi="Times New Roman" w:cs="Times New Roman"/>
               <w:szCs w:val="24"/>
             </w:rPr>
             <w:fldChar w:fldCharType="begin"/>
           </w:r>
           <w:r>
             <w:rPr>
-              <w:rFonts w:ascii="Times New Roman" w:hAnsi="Times New Roman" w:eastAsia="Times New Roman" w:cs="Times New Roman"/>
+              <w:rFonts w:ascii="Times New Roman" w:eastAsia="Times New Roman" w:hAnsi="Times New Roman" w:cs="Times New Roman"/>
               <w:szCs w:val="24"/>
             </w:rPr>
             <w:instrText xml:space="preserve"> HYPERLINK \l _Toc7029 </w:instrText>
           </w:r>
           <w:r>
             <w:rPr>
-              <w:rFonts w:ascii="Times New Roman" w:hAnsi="Times New Roman" w:eastAsia="Times New Roman" w:cs="Times New Roman"/>
+              <w:rFonts w:ascii="Times New Roman" w:eastAsia="Times New Roman" w:hAnsi="Times New Roman" w:cs="Times New Roman"/>
               <w:szCs w:val="24"/>
             </w:rPr>
             <w:fldChar w:fldCharType="separate"/>
@@ -1293,7 +1267,7 @@
           </w:r>
           <w:r>
             <w:rPr>
-              <w:rFonts w:ascii="Times New Roman" w:hAnsi="Times New Roman" w:eastAsia="Times New Roman" w:cs="Times New Roman"/>
+              <w:rFonts w:ascii="Times New Roman" w:eastAsia="Times New Roman" w:hAnsi="Times New Roman" w:cs="Times New Roman"/>
               <w:szCs w:val="24"/>
             </w:rPr>
             <w:fldChar w:fldCharType="end"/>
@@ -1301,28 +1275,28 @@
         </w:p>
         <w:p>
           <w:pPr>
-            <w:pStyle w:val="13"/>
+            <w:pStyle w:val="TOC3"/>
             <w:tabs>
               <w:tab w:val="right" w:leader="dot" w:pos="8442"/>
             </w:tabs>
           </w:pPr>
           <w:r>
             <w:rPr>
-              <w:rFonts w:ascii="Times New Roman" w:hAnsi="Times New Roman" w:eastAsia="Times New Roman" w:cs="Times New Roman"/>
+              <w:rFonts w:ascii="Times New Roman" w:eastAsia="Times New Roman" w:hAnsi="Times New Roman" w:cs="Times New Roman"/>
               <w:szCs w:val="24"/>
             </w:rPr>
             <w:fldChar w:fldCharType="begin"/>
           </w:r>
           <w:r>
             <w:rPr>
-              <w:rFonts w:ascii="Times New Roman" w:hAnsi="Times New Roman" w:eastAsia="Times New Roman" w:cs="Times New Roman"/>
+              <w:rFonts w:ascii="Times New Roman" w:eastAsia="Times New Roman" w:hAnsi="Times New Roman" w:cs="Times New Roman"/>
               <w:szCs w:val="24"/>
             </w:rPr>
             <w:instrText xml:space="preserve"> HYPERLINK \l _Toc16184 </w:instrText>
           </w:r>
           <w:r>
             <w:rPr>
-              <w:rFonts w:ascii="Times New Roman" w:hAnsi="Times New Roman" w:eastAsia="Times New Roman" w:cs="Times New Roman"/>
+              <w:rFonts w:ascii="Times New Roman" w:eastAsia="Times New Roman" w:hAnsi="Times New Roman" w:cs="Times New Roman"/>
               <w:szCs w:val="24"/>
             </w:rPr>
             <w:fldChar w:fldCharType="separate"/>
@@ -1334,7 +1308,7 @@
             <w:t xml:space="preserve">2.3.1. </w:t>
           </w:r>
           <w:r>
-            <w:t>人力部</w:t>
+            <w:t>人力资源部</w:t>
           </w:r>
           <w:r>
             <w:tab/>
@@ -1356,7 +1330,7 @@
           </w:r>
           <w:r>
             <w:rPr>
-              <w:rFonts w:ascii="Times New Roman" w:hAnsi="Times New Roman" w:eastAsia="Times New Roman" w:cs="Times New Roman"/>
+              <w:rFonts w:ascii="Times New Roman" w:eastAsia="Times New Roman" w:hAnsi="Times New Roman" w:cs="Times New Roman"/>
               <w:szCs w:val="24"/>
             </w:rPr>
             <w:fldChar w:fldCharType="end"/>
@@ -1364,28 +1338,28 @@
         </w:p>
         <w:p>
           <w:pPr>
-            <w:pStyle w:val="17"/>
+            <w:pStyle w:val="TOC2"/>
             <w:tabs>
               <w:tab w:val="right" w:leader="dot" w:pos="8442"/>
             </w:tabs>
           </w:pPr>
           <w:r>
             <w:rPr>
-              <w:rFonts w:ascii="Times New Roman" w:hAnsi="Times New Roman" w:eastAsia="Times New Roman" w:cs="Times New Roman"/>
+              <w:rFonts w:ascii="Times New Roman" w:eastAsia="Times New Roman" w:hAnsi="Times New Roman" w:cs="Times New Roman"/>
               <w:szCs w:val="24"/>
             </w:rPr>
             <w:fldChar w:fldCharType="begin"/>
           </w:r>
           <w:r>
             <w:rPr>
-              <w:rFonts w:ascii="Times New Roman" w:hAnsi="Times New Roman" w:eastAsia="Times New Roman" w:cs="Times New Roman"/>
+              <w:rFonts w:ascii="Times New Roman" w:eastAsia="Times New Roman" w:hAnsi="Times New Roman" w:cs="Times New Roman"/>
               <w:szCs w:val="24"/>
             </w:rPr>
             <w:instrText xml:space="preserve"> HYPERLINK \l _Toc7774 </w:instrText>
           </w:r>
           <w:r>
             <w:rPr>
-              <w:rFonts w:ascii="Times New Roman" w:hAnsi="Times New Roman" w:eastAsia="Times New Roman" w:cs="Times New Roman"/>
+              <w:rFonts w:ascii="Times New Roman" w:eastAsia="Times New Roman" w:hAnsi="Times New Roman" w:cs="Times New Roman"/>
               <w:szCs w:val="24"/>
             </w:rPr>
             <w:fldChar w:fldCharType="separate"/>
@@ -1419,7 +1393,7 @@
           </w:r>
           <w:r>
             <w:rPr>
-              <w:rFonts w:ascii="Times New Roman" w:hAnsi="Times New Roman" w:eastAsia="Times New Roman" w:cs="Times New Roman"/>
+              <w:rFonts w:ascii="Times New Roman" w:eastAsia="Times New Roman" w:hAnsi="Times New Roman" w:cs="Times New Roman"/>
               <w:szCs w:val="24"/>
             </w:rPr>
             <w:fldChar w:fldCharType="end"/>
@@ -1427,28 +1401,28 @@
         </w:p>
         <w:p>
           <w:pPr>
-            <w:pStyle w:val="17"/>
+            <w:pStyle w:val="TOC2"/>
             <w:tabs>
               <w:tab w:val="right" w:leader="dot" w:pos="8442"/>
             </w:tabs>
           </w:pPr>
           <w:r>
             <w:rPr>
-              <w:rFonts w:ascii="Times New Roman" w:hAnsi="Times New Roman" w:eastAsia="Times New Roman" w:cs="Times New Roman"/>
+              <w:rFonts w:ascii="Times New Roman" w:eastAsia="Times New Roman" w:hAnsi="Times New Roman" w:cs="Times New Roman"/>
               <w:szCs w:val="24"/>
             </w:rPr>
             <w:fldChar w:fldCharType="begin"/>
           </w:r>
           <w:r>
             <w:rPr>
-              <w:rFonts w:ascii="Times New Roman" w:hAnsi="Times New Roman" w:eastAsia="Times New Roman" w:cs="Times New Roman"/>
+              <w:rFonts w:ascii="Times New Roman" w:eastAsia="Times New Roman" w:hAnsi="Times New Roman" w:cs="Times New Roman"/>
               <w:szCs w:val="24"/>
             </w:rPr>
             <w:instrText xml:space="preserve"> HYPERLINK \l _Toc17613 </w:instrText>
           </w:r>
           <w:r>
             <w:rPr>
-              <w:rFonts w:ascii="Times New Roman" w:hAnsi="Times New Roman" w:eastAsia="Times New Roman" w:cs="Times New Roman"/>
+              <w:rFonts w:ascii="Times New Roman" w:eastAsia="Times New Roman" w:hAnsi="Times New Roman" w:cs="Times New Roman"/>
               <w:szCs w:val="24"/>
             </w:rPr>
             <w:fldChar w:fldCharType="separate"/>
@@ -1482,7 +1456,7 @@
           </w:r>
           <w:r>
             <w:rPr>
-              <w:rFonts w:ascii="Times New Roman" w:hAnsi="Times New Roman" w:eastAsia="Times New Roman" w:cs="Times New Roman"/>
+              <w:rFonts w:ascii="Times New Roman" w:eastAsia="Times New Roman" w:hAnsi="Times New Roman" w:cs="Times New Roman"/>
               <w:szCs w:val="24"/>
             </w:rPr>
             <w:fldChar w:fldCharType="end"/>
@@ -1490,28 +1464,28 @@
         </w:p>
         <w:p>
           <w:pPr>
-            <w:pStyle w:val="13"/>
+            <w:pStyle w:val="TOC3"/>
             <w:tabs>
               <w:tab w:val="right" w:leader="dot" w:pos="8442"/>
             </w:tabs>
           </w:pPr>
           <w:r>
             <w:rPr>
-              <w:rFonts w:ascii="Times New Roman" w:hAnsi="Times New Roman" w:eastAsia="Times New Roman" w:cs="Times New Roman"/>
+              <w:rFonts w:ascii="Times New Roman" w:eastAsia="Times New Roman" w:hAnsi="Times New Roman" w:cs="Times New Roman"/>
               <w:szCs w:val="24"/>
             </w:rPr>
             <w:fldChar w:fldCharType="begin"/>
           </w:r>
           <w:r>
             <w:rPr>
-              <w:rFonts w:ascii="Times New Roman" w:hAnsi="Times New Roman" w:eastAsia="Times New Roman" w:cs="Times New Roman"/>
+              <w:rFonts w:ascii="Times New Roman" w:eastAsia="Times New Roman" w:hAnsi="Times New Roman" w:cs="Times New Roman"/>
               <w:szCs w:val="24"/>
             </w:rPr>
             <w:instrText xml:space="preserve"> HYPERLINK \l _Toc23623 </w:instrText>
           </w:r>
           <w:r>
             <w:rPr>
-              <w:rFonts w:ascii="Times New Roman" w:hAnsi="Times New Roman" w:eastAsia="Times New Roman" w:cs="Times New Roman"/>
+              <w:rFonts w:ascii="Times New Roman" w:eastAsia="Times New Roman" w:hAnsi="Times New Roman" w:cs="Times New Roman"/>
               <w:szCs w:val="24"/>
             </w:rPr>
             <w:fldChar w:fldCharType="separate"/>
@@ -1545,7 +1519,7 @@
           </w:r>
           <w:r>
             <w:rPr>
-              <w:rFonts w:ascii="Times New Roman" w:hAnsi="Times New Roman" w:eastAsia="Times New Roman" w:cs="Times New Roman"/>
+              <w:rFonts w:ascii="Times New Roman" w:eastAsia="Times New Roman" w:hAnsi="Times New Roman" w:cs="Times New Roman"/>
               <w:szCs w:val="24"/>
             </w:rPr>
             <w:fldChar w:fldCharType="end"/>
@@ -1553,28 +1527,28 @@
         </w:p>
         <w:p>
           <w:pPr>
-            <w:pStyle w:val="13"/>
+            <w:pStyle w:val="TOC3"/>
             <w:tabs>
               <w:tab w:val="right" w:leader="dot" w:pos="8442"/>
             </w:tabs>
           </w:pPr>
           <w:r>
             <w:rPr>
-              <w:rFonts w:ascii="Times New Roman" w:hAnsi="Times New Roman" w:eastAsia="Times New Roman" w:cs="Times New Roman"/>
+              <w:rFonts w:ascii="Times New Roman" w:eastAsia="Times New Roman" w:hAnsi="Times New Roman" w:cs="Times New Roman"/>
               <w:szCs w:val="24"/>
             </w:rPr>
             <w:fldChar w:fldCharType="begin"/>
           </w:r>
           <w:r>
             <w:rPr>
-              <w:rFonts w:ascii="Times New Roman" w:hAnsi="Times New Roman" w:eastAsia="Times New Roman" w:cs="Times New Roman"/>
+              <w:rFonts w:ascii="Times New Roman" w:eastAsia="Times New Roman" w:hAnsi="Times New Roman" w:cs="Times New Roman"/>
               <w:szCs w:val="24"/>
             </w:rPr>
             <w:instrText xml:space="preserve"> HYPERLINK \l _Toc12852 </w:instrText>
           </w:r>
           <w:r>
             <w:rPr>
-              <w:rFonts w:ascii="Times New Roman" w:hAnsi="Times New Roman" w:eastAsia="Times New Roman" w:cs="Times New Roman"/>
+              <w:rFonts w:ascii="Times New Roman" w:eastAsia="Times New Roman" w:hAnsi="Times New Roman" w:cs="Times New Roman"/>
               <w:szCs w:val="24"/>
             </w:rPr>
             <w:fldChar w:fldCharType="separate"/>
@@ -1608,7 +1582,7 @@
           </w:r>
           <w:r>
             <w:rPr>
-              <w:rFonts w:ascii="Times New Roman" w:hAnsi="Times New Roman" w:eastAsia="Times New Roman" w:cs="Times New Roman"/>
+              <w:rFonts w:ascii="Times New Roman" w:eastAsia="Times New Roman" w:hAnsi="Times New Roman" w:cs="Times New Roman"/>
               <w:szCs w:val="24"/>
             </w:rPr>
             <w:fldChar w:fldCharType="end"/>
@@ -1616,28 +1590,28 @@
         </w:p>
         <w:p>
           <w:pPr>
-            <w:pStyle w:val="13"/>
+            <w:pStyle w:val="TOC3"/>
             <w:tabs>
               <w:tab w:val="right" w:leader="dot" w:pos="8442"/>
             </w:tabs>
           </w:pPr>
           <w:r>
             <w:rPr>
-              <w:rFonts w:ascii="Times New Roman" w:hAnsi="Times New Roman" w:eastAsia="Times New Roman" w:cs="Times New Roman"/>
+              <w:rFonts w:ascii="Times New Roman" w:eastAsia="Times New Roman" w:hAnsi="Times New Roman" w:cs="Times New Roman"/>
               <w:szCs w:val="24"/>
             </w:rPr>
             <w:fldChar w:fldCharType="begin"/>
           </w:r>
           <w:r>
             <w:rPr>
-              <w:rFonts w:ascii="Times New Roman" w:hAnsi="Times New Roman" w:eastAsia="Times New Roman" w:cs="Times New Roman"/>
+              <w:rFonts w:ascii="Times New Roman" w:eastAsia="Times New Roman" w:hAnsi="Times New Roman" w:cs="Times New Roman"/>
               <w:szCs w:val="24"/>
             </w:rPr>
             <w:instrText xml:space="preserve"> HYPERLINK \l _Toc25935 </w:instrText>
           </w:r>
           <w:r>
             <w:rPr>
-              <w:rFonts w:ascii="Times New Roman" w:hAnsi="Times New Roman" w:eastAsia="Times New Roman" w:cs="Times New Roman"/>
+              <w:rFonts w:ascii="Times New Roman" w:eastAsia="Times New Roman" w:hAnsi="Times New Roman" w:cs="Times New Roman"/>
               <w:szCs w:val="24"/>
             </w:rPr>
             <w:fldChar w:fldCharType="separate"/>
@@ -1676,7 +1650,7 @@
           </w:r>
           <w:r>
             <w:rPr>
-              <w:rFonts w:ascii="Times New Roman" w:hAnsi="Times New Roman" w:eastAsia="Times New Roman" w:cs="Times New Roman"/>
+              <w:rFonts w:ascii="Times New Roman" w:eastAsia="Times New Roman" w:hAnsi="Times New Roman" w:cs="Times New Roman"/>
               <w:szCs w:val="24"/>
             </w:rPr>
             <w:fldChar w:fldCharType="end"/>
@@ -1684,28 +1658,28 @@
         </w:p>
         <w:p>
           <w:pPr>
-            <w:pStyle w:val="17"/>
+            <w:pStyle w:val="TOC2"/>
             <w:tabs>
               <w:tab w:val="right" w:leader="dot" w:pos="8442"/>
             </w:tabs>
           </w:pPr>
           <w:r>
             <w:rPr>
-              <w:rFonts w:ascii="Times New Roman" w:hAnsi="Times New Roman" w:eastAsia="Times New Roman" w:cs="Times New Roman"/>
+              <w:rFonts w:ascii="Times New Roman" w:eastAsia="Times New Roman" w:hAnsi="Times New Roman" w:cs="Times New Roman"/>
               <w:szCs w:val="24"/>
             </w:rPr>
             <w:fldChar w:fldCharType="begin"/>
           </w:r>
           <w:r>
             <w:rPr>
-              <w:rFonts w:ascii="Times New Roman" w:hAnsi="Times New Roman" w:eastAsia="Times New Roman" w:cs="Times New Roman"/>
+              <w:rFonts w:ascii="Times New Roman" w:eastAsia="Times New Roman" w:hAnsi="Times New Roman" w:cs="Times New Roman"/>
               <w:szCs w:val="24"/>
             </w:rPr>
             <w:instrText xml:space="preserve"> HYPERLINK \l _Toc20359 </w:instrText>
           </w:r>
           <w:r>
             <w:rPr>
-              <w:rFonts w:ascii="Times New Roman" w:hAnsi="Times New Roman" w:eastAsia="Times New Roman" w:cs="Times New Roman"/>
+              <w:rFonts w:ascii="Times New Roman" w:eastAsia="Times New Roman" w:hAnsi="Times New Roman" w:cs="Times New Roman"/>
               <w:szCs w:val="24"/>
             </w:rPr>
             <w:fldChar w:fldCharType="separate"/>
@@ -1739,7 +1713,7 @@
           </w:r>
           <w:r>
             <w:rPr>
-              <w:rFonts w:ascii="Times New Roman" w:hAnsi="Times New Roman" w:eastAsia="Times New Roman" w:cs="Times New Roman"/>
+              <w:rFonts w:ascii="Times New Roman" w:eastAsia="Times New Roman" w:hAnsi="Times New Roman" w:cs="Times New Roman"/>
               <w:szCs w:val="24"/>
             </w:rPr>
             <w:fldChar w:fldCharType="end"/>
@@ -1747,28 +1721,28 @@
         </w:p>
         <w:p>
           <w:pPr>
-            <w:pStyle w:val="17"/>
+            <w:pStyle w:val="TOC2"/>
             <w:tabs>
               <w:tab w:val="right" w:leader="dot" w:pos="8442"/>
             </w:tabs>
           </w:pPr>
           <w:r>
             <w:rPr>
-              <w:rFonts w:ascii="Times New Roman" w:hAnsi="Times New Roman" w:eastAsia="Times New Roman" w:cs="Times New Roman"/>
+              <w:rFonts w:ascii="Times New Roman" w:eastAsia="Times New Roman" w:hAnsi="Times New Roman" w:cs="Times New Roman"/>
               <w:szCs w:val="24"/>
             </w:rPr>
             <w:fldChar w:fldCharType="begin"/>
           </w:r>
           <w:r>
             <w:rPr>
-              <w:rFonts w:ascii="Times New Roman" w:hAnsi="Times New Roman" w:eastAsia="Times New Roman" w:cs="Times New Roman"/>
+              <w:rFonts w:ascii="Times New Roman" w:eastAsia="Times New Roman" w:hAnsi="Times New Roman" w:cs="Times New Roman"/>
               <w:szCs w:val="24"/>
             </w:rPr>
             <w:instrText xml:space="preserve"> HYPERLINK \l _Toc24505 </w:instrText>
           </w:r>
           <w:r>
             <w:rPr>
-              <w:rFonts w:ascii="Times New Roman" w:hAnsi="Times New Roman" w:eastAsia="Times New Roman" w:cs="Times New Roman"/>
+              <w:rFonts w:ascii="Times New Roman" w:eastAsia="Times New Roman" w:hAnsi="Times New Roman" w:cs="Times New Roman"/>
               <w:szCs w:val="24"/>
             </w:rPr>
             <w:fldChar w:fldCharType="separate"/>
@@ -1802,7 +1776,7 @@
           </w:r>
           <w:r>
             <w:rPr>
-              <w:rFonts w:ascii="Times New Roman" w:hAnsi="Times New Roman" w:eastAsia="Times New Roman" w:cs="Times New Roman"/>
+              <w:rFonts w:ascii="Times New Roman" w:eastAsia="Times New Roman" w:hAnsi="Times New Roman" w:cs="Times New Roman"/>
               <w:szCs w:val="24"/>
             </w:rPr>
             <w:fldChar w:fldCharType="end"/>
@@ -1810,28 +1784,28 @@
         </w:p>
         <w:p>
           <w:pPr>
-            <w:pStyle w:val="17"/>
+            <w:pStyle w:val="TOC2"/>
             <w:tabs>
               <w:tab w:val="right" w:leader="dot" w:pos="8442"/>
             </w:tabs>
           </w:pPr>
           <w:r>
             <w:rPr>
-              <w:rFonts w:ascii="Times New Roman" w:hAnsi="Times New Roman" w:eastAsia="Times New Roman" w:cs="Times New Roman"/>
+              <w:rFonts w:ascii="Times New Roman" w:eastAsia="Times New Roman" w:hAnsi="Times New Roman" w:cs="Times New Roman"/>
               <w:szCs w:val="24"/>
             </w:rPr>
             <w:fldChar w:fldCharType="begin"/>
           </w:r>
           <w:r>
             <w:rPr>
-              <w:rFonts w:ascii="Times New Roman" w:hAnsi="Times New Roman" w:eastAsia="Times New Roman" w:cs="Times New Roman"/>
+              <w:rFonts w:ascii="Times New Roman" w:eastAsia="Times New Roman" w:hAnsi="Times New Roman" w:cs="Times New Roman"/>
               <w:szCs w:val="24"/>
             </w:rPr>
             <w:instrText xml:space="preserve"> HYPERLINK \l _Toc30279 </w:instrText>
           </w:r>
           <w:r>
             <w:rPr>
-              <w:rFonts w:ascii="Times New Roman" w:hAnsi="Times New Roman" w:eastAsia="Times New Roman" w:cs="Times New Roman"/>
+              <w:rFonts w:ascii="Times New Roman" w:eastAsia="Times New Roman" w:hAnsi="Times New Roman" w:cs="Times New Roman"/>
               <w:szCs w:val="24"/>
             </w:rPr>
             <w:fldChar w:fldCharType="separate"/>
@@ -1865,7 +1839,7 @@
           </w:r>
           <w:r>
             <w:rPr>
-              <w:rFonts w:ascii="Times New Roman" w:hAnsi="Times New Roman" w:eastAsia="Times New Roman" w:cs="Times New Roman"/>
+              <w:rFonts w:ascii="Times New Roman" w:eastAsia="Times New Roman" w:hAnsi="Times New Roman" w:cs="Times New Roman"/>
               <w:szCs w:val="24"/>
             </w:rPr>
             <w:fldChar w:fldCharType="end"/>
@@ -1875,7 +1849,7 @@
           <w:pPr>
             <w:spacing w:line="235" w:lineRule="auto"/>
             <w:rPr>
-              <w:rFonts w:ascii="Times New Roman" w:hAnsi="Times New Roman" w:eastAsia="Times New Roman" w:cs="Times New Roman"/>
+              <w:rFonts w:ascii="Times New Roman" w:eastAsia="Times New Roman" w:hAnsi="Times New Roman" w:cs="Times New Roman"/>
               <w:snapToGrid w:val="0"/>
               <w:color w:val="000000"/>
               <w:kern w:val="0"/>
@@ -1886,7 +1860,7 @@
           </w:pPr>
           <w:r>
             <w:rPr>
-              <w:rFonts w:ascii="Times New Roman" w:hAnsi="Times New Roman" w:eastAsia="Times New Roman" w:cs="Times New Roman"/>
+              <w:rFonts w:ascii="Times New Roman" w:eastAsia="Times New Roman" w:hAnsi="Times New Roman" w:cs="Times New Roman"/>
               <w:szCs w:val="24"/>
             </w:rPr>
             <w:fldChar w:fldCharType="end"/>
@@ -1898,7 +1872,7 @@
       <w:pPr>
         <w:spacing w:line="235" w:lineRule="auto"/>
         <w:rPr>
-          <w:rFonts w:ascii="Times New Roman" w:hAnsi="Times New Roman" w:eastAsia="Times New Roman" w:cs="Times New Roman"/>
+          <w:rFonts w:ascii="Times New Roman" w:eastAsia="Times New Roman" w:hAnsi="Times New Roman" w:cs="Times New Roman"/>
           <w:snapToGrid w:val="0"/>
           <w:color w:val="000000"/>
           <w:kern w:val="0"/>
@@ -1907,44 +1881,44 @@
           <w:lang w:val="en-US" w:eastAsia="en-US" w:bidi="ar-SA"/>
         </w:rPr>
         <w:sectPr>
-          <w:footerReference r:id="rId6" w:type="default"/>
+          <w:footerReference w:type="default" r:id="rId6"/>
           <w:pgSz w:w="11912" w:h="16841"/>
           <w:pgMar w:top="1431" w:right="1786" w:bottom="1714" w:left="1684" w:header="0" w:footer="1438" w:gutter="0"/>
-          <w:cols w:space="720" w:num="1"/>
+          <w:cols w:num="1" w:space="720"/>
         </w:sectPr>
       </w:pPr>
     </w:p>
     <w:p>
       <w:pPr>
-        <w:pStyle w:val="26"/>
-        <w:bidi w:val="0"/>
-      </w:pPr>
-      <w:bookmarkStart w:id="3" w:name="bookmark13"/>
-      <w:bookmarkEnd w:id="3"/>
-      <w:bookmarkStart w:id="4" w:name="bookmark1"/>
+        <w:pStyle w:val="1"/>
+        <w:bidi w:val="0"/>
+      </w:pPr>
+      <w:bookmarkStart w:id="4" w:name="bookmark13"/>
       <w:bookmarkEnd w:id="4"/>
-      <w:bookmarkStart w:id="5" w:name="_Toc22600"/>
+      <w:bookmarkStart w:id="5" w:name="bookmark1"/>
+      <w:bookmarkEnd w:id="5"/>
+      <w:bookmarkStart w:id="6" w:name="_Toc22600"/>
       <w:r>
         <w:t>公司组织架构</w:t>
       </w:r>
-      <w:bookmarkEnd w:id="5"/>
-    </w:p>
-    <w:p>
-      <w:pPr>
-        <w:pStyle w:val="27"/>
-        <w:bidi w:val="0"/>
-      </w:pPr>
-      <w:r>
-        <w:t>甘肃国邦信息科技有限公司的相关组织部门包括：</w:t>
-      </w:r>
-    </w:p>
-    <w:p>
-      <w:pPr>
-        <w:pStyle w:val="27"/>
-        <w:bidi w:val="0"/>
-      </w:pPr>
-      <w:r>
-        <w:t>应急管理小组、综合管理部（下设人力部、财务部）、采购部、营销中心、运维部（下设服务台、备件库</w:t>
+      <w:bookmarkEnd w:id="6"/>
+    </w:p>
+    <w:p>
+      <w:pPr>
+        <w:pStyle w:val="a"/>
+        <w:bidi w:val="0"/>
+      </w:pPr>
+      <w:r>
+        <w:t>中达丰集团有限公司的相关组织部门包括：</w:t>
+      </w:r>
+    </w:p>
+    <w:p>
+      <w:pPr>
+        <w:pStyle w:val="a"/>
+        <w:bidi w:val="0"/>
+      </w:pPr>
+      <w:r>
+        <w:t>应急管理小组、综合管理部（下设人力资源部、财务部）、采购部、营销中心、运维部（下设服务台、备件库</w:t>
       </w:r>
       <w:r>
         <w:rPr>
@@ -1979,7 +1953,7 @@
         <w:spacing w:before="185" w:line="366" w:lineRule="auto"/>
         <w:ind w:left="42" w:right="301" w:firstLine="478"/>
         <w:rPr>
-          <w:rFonts w:hint="eastAsia" w:ascii="宋体" w:hAnsi="宋体" w:cs="宋体"/>
+          <w:rFonts w:ascii="宋体" w:hAnsi="宋体" w:cs="宋体" w:hint="eastAsia"/>
           <w:spacing w:val="-6"/>
           <w:sz w:val="24"/>
           <w:szCs w:val="24"/>
@@ -1988,7 +1962,7 @@
       </w:pPr>
       <w:r>
         <w:rPr>
-          <w:rFonts w:hint="eastAsia" w:ascii="宋体" w:hAnsi="宋体" w:cs="宋体"/>
+          <w:rFonts w:ascii="宋体" w:hAnsi="宋体" w:cs="宋体" w:hint="eastAsia"/>
           <w:spacing w:val="-6"/>
           <w:sz w:val="24"/>
           <w:szCs w:val="24"/>
@@ -2002,7 +1976,7 @@
         <w:spacing w:before="185" w:line="366" w:lineRule="auto"/>
         <w:ind w:right="301"/>
         <w:rPr>
-          <w:rFonts w:hint="default" w:ascii="宋体" w:hAnsi="宋体" w:cs="宋体"/>
+          <w:rFonts w:ascii="宋体" w:hAnsi="宋体" w:cs="宋体" w:hint="default"/>
           <w:spacing w:val="-6"/>
           <w:sz w:val="24"/>
           <w:szCs w:val="24"/>
@@ -2011,58 +1985,71 @@
       </w:pPr>
       <w:r>
         <w:rPr>
-          <w:rFonts w:hint="default" w:ascii="宋体" w:hAnsi="宋体" w:cs="宋体"/>
+          <w:rFonts w:ascii="宋体" w:hAnsi="宋体" w:cs="宋体" w:hint="default"/>
           <w:spacing w:val="-6"/>
           <w:sz w:val="24"/>
           <w:szCs w:val="24"/>
           <w:lang w:val="en-US" w:eastAsia="zh-CN"/>
         </w:rPr>
         <w:object>
-          <v:shape id="_x0000_i1025" o:spt="75" type="#_x0000_t75" style="height:172.75pt;width:466.85pt;" o:ole="t" filled="f" o:preferrelative="t" stroked="f" coordsize="21600,21600">
-            <v:path/>
-            <v:fill on="f" focussize="0,0"/>
-            <v:stroke on="f"/>
-            <v:imagedata r:id="rId10" o:title=""/>
+          <v:shapetype id="_x0000_t75" coordsize="21600,21600" o:spt="75" o:preferrelative="t" path="m@4@5l@4@11@9@11@9@5xe" filled="f" stroked="f">
+            <v:stroke joinstyle="miter"/>
+            <v:formulas>
+              <v:f eqn="if lineDrawn pixelLineWidth 0"/>
+              <v:f eqn="sum @0 1 0"/>
+              <v:f eqn="sum 0 0 @1"/>
+              <v:f eqn="prod @2 1 2"/>
+              <v:f eqn="prod @3 21600 pixelWidth"/>
+              <v:f eqn="prod @3 21600 pixelHeight"/>
+              <v:f eqn="sum @0 0 1"/>
+              <v:f eqn="prod @6 1 2"/>
+              <v:f eqn="prod @7 21600 pixelWidth"/>
+              <v:f eqn="sum @8 21600 0"/>
+              <v:f eqn="prod @7 21600 pixelHeight"/>
+              <v:f eqn="sum @10 21600 0"/>
+            </v:formulas>
+            <v:path o:extrusionok="f" gradientshapeok="t" o:connecttype="rect"/>
             <o:lock v:ext="edit" aspectratio="t"/>
-            <w10:wrap type="none"/>
+          </v:shapetype>
+          <v:shape id="_x0000_i1025" type="#_x0000_t75" style="height:172.75pt;width:466.85pt" o:oleicon="f" o:ole="" coordsize="21600,21600" o:preferrelative="t" filled="f" stroked="f">
+            <v:imagedata r:id="rId7" o:title=""/>
+            <o:lock v:ext="edit" aspectratio="t"/>
             <w10:anchorlock/>
           </v:shape>
-          <o:OLEObject Type="Embed" ProgID="Visio.Drawing.15" ShapeID="_x0000_i1025" DrawAspect="Content" ObjectID="_1468075725" r:id="rId9">
-            <o:LockedField>false</o:LockedField>
-          </o:OLEObject>
+          <o:OLEObject Type="Embed" ProgID="Visio.Drawing.15" ShapeID="_x0000_i1025" DrawAspect="Content" ObjectID="_1468075725" r:id="rId8"/>
         </w:object>
       </w:r>
     </w:p>
     <w:p>
       <w:pPr>
-        <w:pStyle w:val="26"/>
-        <w:bidi w:val="0"/>
-      </w:pPr>
-      <w:bookmarkStart w:id="6" w:name="_Toc27825"/>
+        <w:pStyle w:val="1"/>
+        <w:bidi w:val="0"/>
+      </w:pPr>
+      <w:bookmarkStart w:id="7" w:name="_Toc27825"/>
       <w:r>
         <w:t>部门及职责</w:t>
       </w:r>
-      <w:bookmarkEnd w:id="6"/>
-    </w:p>
-    <w:p>
-      <w:pPr>
-        <w:pStyle w:val="28"/>
-        <w:bidi w:val="0"/>
-      </w:pPr>
-      <w:bookmarkStart w:id="7" w:name="_Toc32221"/>
+      <w:bookmarkEnd w:id="7"/>
+    </w:p>
+    <w:p>
+      <w:pPr>
+        <w:pStyle w:val="2"/>
+        <w:bidi w:val="0"/>
+      </w:pPr>
+      <w:bookmarkStart w:id="8" w:name="_Toc32221"/>
       <w:r>
         <w:t>总经理职责</w:t>
       </w:r>
-      <w:bookmarkEnd w:id="7"/>
-    </w:p>
-    <w:p>
-      <w:pPr>
-        <w:pStyle w:val="27"/>
+      <w:bookmarkEnd w:id="8"/>
+    </w:p>
+    <w:p>
+      <w:pPr>
+        <w:pStyle w:val="a"/>
         <w:numPr>
           <w:ilvl w:val="0"/>
           <w:numId w:val="2"/>
         </w:numPr>
-        <w:ind w:left="425" w:leftChars="0" w:hanging="425" w:firstLineChars="0"/>
+        <w:ind w:left="425" w:hanging="425" w:leftChars="0" w:firstLineChars="0"/>
         <w:rPr>
           <w:rFonts w:hint="eastAsia"/>
         </w:rPr>
@@ -2076,12 +2063,12 @@
     </w:p>
     <w:p>
       <w:pPr>
-        <w:pStyle w:val="27"/>
+        <w:pStyle w:val="a"/>
         <w:numPr>
           <w:ilvl w:val="0"/>
           <w:numId w:val="2"/>
         </w:numPr>
-        <w:ind w:left="425" w:leftChars="0" w:hanging="425" w:firstLineChars="0"/>
+        <w:ind w:left="425" w:hanging="425" w:leftChars="0" w:firstLineChars="0"/>
         <w:rPr>
           <w:rFonts w:hint="eastAsia"/>
         </w:rPr>
@@ -2095,12 +2082,12 @@
     </w:p>
     <w:p>
       <w:pPr>
-        <w:pStyle w:val="27"/>
+        <w:pStyle w:val="a"/>
         <w:numPr>
           <w:ilvl w:val="0"/>
           <w:numId w:val="2"/>
         </w:numPr>
-        <w:ind w:left="425" w:leftChars="0" w:hanging="425" w:firstLineChars="0"/>
+        <w:ind w:left="425" w:hanging="425" w:leftChars="0" w:firstLineChars="0"/>
         <w:rPr>
           <w:rFonts w:hint="eastAsia"/>
         </w:rPr>
@@ -2114,12 +2101,12 @@
     </w:p>
     <w:p>
       <w:pPr>
-        <w:pStyle w:val="27"/>
+        <w:pStyle w:val="a"/>
         <w:numPr>
           <w:ilvl w:val="0"/>
           <w:numId w:val="2"/>
         </w:numPr>
-        <w:ind w:left="425" w:leftChars="0" w:hanging="425" w:firstLineChars="0"/>
+        <w:ind w:left="425" w:hanging="425" w:leftChars="0" w:firstLineChars="0"/>
         <w:rPr>
           <w:rFonts w:hint="eastAsia"/>
         </w:rPr>
@@ -2133,12 +2120,12 @@
     </w:p>
     <w:p>
       <w:pPr>
-        <w:pStyle w:val="27"/>
+        <w:pStyle w:val="a"/>
         <w:numPr>
           <w:ilvl w:val="0"/>
           <w:numId w:val="2"/>
         </w:numPr>
-        <w:ind w:left="425" w:leftChars="0" w:hanging="425" w:firstLineChars="0"/>
+        <w:ind w:left="425" w:hanging="425" w:leftChars="0" w:firstLineChars="0"/>
       </w:pPr>
       <w:r>
         <w:rPr>
@@ -2149,26 +2136,26 @@
     </w:p>
     <w:p>
       <w:pPr>
-        <w:pStyle w:val="28"/>
-        <w:bidi w:val="0"/>
-      </w:pPr>
-      <w:bookmarkStart w:id="8" w:name="bookmark14"/>
-      <w:bookmarkEnd w:id="8"/>
-      <w:bookmarkStart w:id="9" w:name="_Toc13138"/>
+        <w:pStyle w:val="2"/>
+        <w:bidi w:val="0"/>
+      </w:pPr>
+      <w:bookmarkStart w:id="9" w:name="bookmark14"/>
+      <w:bookmarkEnd w:id="9"/>
+      <w:bookmarkStart w:id="10" w:name="_Toc13138"/>
       <w:r>
         <w:t>副总经理职责</w:t>
       </w:r>
-      <w:bookmarkEnd w:id="9"/>
-    </w:p>
-    <w:p>
-      <w:pPr>
-        <w:pStyle w:val="39"/>
+      <w:bookmarkEnd w:id="10"/>
+    </w:p>
+    <w:p>
+      <w:pPr>
+        <w:pStyle w:val="a3"/>
         <w:numPr>
           <w:ilvl w:val="0"/>
           <w:numId w:val="3"/>
         </w:numPr>
         <w:bidi w:val="0"/>
-        <w:ind w:left="425" w:leftChars="0" w:hanging="425" w:firstLineChars="0"/>
+        <w:ind w:left="425" w:hanging="425" w:leftChars="0" w:firstLineChars="0"/>
       </w:pPr>
       <w:r>
         <w:t>负责项目实施和运维工作，组织项目实施计划、维护计划，项目实施团队建立和管理，项目实施进度和质量的监督和考核，项目执行过程中主要问题的协调和解决，维护体系的建立和执行；</w:t>
@@ -2176,13 +2163,13 @@
     </w:p>
     <w:p>
       <w:pPr>
-        <w:pStyle w:val="39"/>
+        <w:pStyle w:val="a3"/>
         <w:numPr>
           <w:ilvl w:val="0"/>
           <w:numId w:val="3"/>
         </w:numPr>
         <w:bidi w:val="0"/>
-        <w:ind w:left="425" w:leftChars="0" w:hanging="425" w:firstLineChars="0"/>
+        <w:ind w:left="425" w:hanging="425" w:leftChars="0" w:firstLineChars="0"/>
       </w:pPr>
       <w:r>
         <w:t>负责分管部门的业务管理、工作执行、目标达成和考核、组织团队规划协调和建设及分管部门定期汇报；</w:t>
@@ -2190,13 +2177,13 @@
     </w:p>
     <w:p>
       <w:pPr>
-        <w:pStyle w:val="39"/>
+        <w:pStyle w:val="a3"/>
         <w:numPr>
           <w:ilvl w:val="0"/>
           <w:numId w:val="3"/>
         </w:numPr>
         <w:bidi w:val="0"/>
-        <w:ind w:left="425" w:leftChars="0" w:hanging="425" w:firstLineChars="0"/>
+        <w:ind w:left="425" w:hanging="425" w:leftChars="0" w:firstLineChars="0"/>
       </w:pPr>
       <w:r>
         <w:t>负责内部项目型工作的规范体系建设，项目内部开展的协调沟通工作，以及项目规范管理工作的组织实施和检查、考核工作；监督管理，监管督促项目实施维护工作的贯彻与执行；客户服务，提供客户服务渠道协调相关人员解决问题；</w:t>
@@ -2204,13 +2191,13 @@
     </w:p>
     <w:p>
       <w:pPr>
-        <w:pStyle w:val="39"/>
+        <w:pStyle w:val="a3"/>
         <w:numPr>
           <w:ilvl w:val="0"/>
           <w:numId w:val="3"/>
         </w:numPr>
         <w:bidi w:val="0"/>
-        <w:ind w:left="425" w:leftChars="0" w:hanging="425" w:firstLineChars="0"/>
+        <w:ind w:left="425" w:hanging="425" w:leftChars="0" w:firstLineChars="0"/>
       </w:pPr>
       <w:r>
         <w:t>及时掌握项目实施、运维进展和情况，定期向总经理汇报并通报其他相关部门，提出建议和意见；</w:t>
@@ -2218,13 +2205,13 @@
     </w:p>
     <w:p>
       <w:pPr>
-        <w:pStyle w:val="39"/>
+        <w:pStyle w:val="a3"/>
         <w:numPr>
           <w:ilvl w:val="0"/>
           <w:numId w:val="3"/>
         </w:numPr>
         <w:bidi w:val="0"/>
-        <w:ind w:left="425" w:leftChars="0" w:hanging="425" w:firstLineChars="0"/>
+        <w:ind w:left="425" w:hanging="425" w:leftChars="0" w:firstLineChars="0"/>
       </w:pPr>
       <w:r>
         <w:t>负责编制项目费用预算、分管部门预算，经总经理审批后监督执行。</w:t>
@@ -2232,13 +2219,13 @@
     </w:p>
     <w:p>
       <w:pPr>
-        <w:pStyle w:val="39"/>
+        <w:pStyle w:val="a3"/>
         <w:numPr>
           <w:ilvl w:val="0"/>
           <w:numId w:val="3"/>
         </w:numPr>
         <w:bidi w:val="0"/>
-        <w:ind w:left="425" w:leftChars="0" w:hanging="425" w:firstLineChars="0"/>
+        <w:ind w:left="425" w:hanging="425" w:leftChars="0" w:firstLineChars="0"/>
         <w:rPr>
           <w:rFonts w:hint="default"/>
           <w:lang w:val="en-US" w:eastAsia="zh-CN"/>
@@ -2254,29 +2241,29 @@
     </w:p>
     <w:p>
       <w:pPr>
-        <w:pStyle w:val="28"/>
-        <w:bidi w:val="0"/>
-      </w:pPr>
-      <w:bookmarkStart w:id="10" w:name="_Toc7029"/>
+        <w:pStyle w:val="2"/>
+        <w:bidi w:val="0"/>
+      </w:pPr>
+      <w:bookmarkStart w:id="11" w:name="_Toc7029"/>
       <w:r>
         <w:t>综合管理部</w:t>
       </w:r>
-      <w:bookmarkEnd w:id="10"/>
-    </w:p>
-    <w:p>
-      <w:pPr>
-        <w:pStyle w:val="29"/>
-        <w:bidi w:val="0"/>
-      </w:pPr>
-      <w:bookmarkStart w:id="11" w:name="_Toc16184"/>
-      <w:r>
-        <w:t>人力部</w:t>
-      </w:r>
       <w:bookmarkEnd w:id="11"/>
     </w:p>
     <w:p>
       <w:pPr>
-        <w:pStyle w:val="27"/>
+        <w:pStyle w:val="3"/>
+        <w:bidi w:val="0"/>
+      </w:pPr>
+      <w:bookmarkStart w:id="12" w:name="_Toc16184"/>
+      <w:r>
+        <w:t>人力资源部</w:t>
+      </w:r>
+      <w:bookmarkEnd w:id="12"/>
+    </w:p>
+    <w:p>
+      <w:pPr>
+        <w:pStyle w:val="a"/>
         <w:bidi w:val="0"/>
       </w:pPr>
       <w:r>
@@ -2303,10 +2290,10 @@
         <w:adjustRightInd w:val="0"/>
         <w:snapToGrid w:val="0"/>
         <w:spacing w:line="360" w:lineRule="auto"/>
-        <w:ind w:left="425" w:leftChars="0" w:hanging="425" w:firstLineChars="0"/>
+        <w:ind w:left="425" w:hanging="425" w:leftChars="0" w:firstLineChars="0"/>
         <w:textAlignment w:val="baseline"/>
         <w:rPr>
-          <w:rFonts w:ascii="宋体" w:hAnsi="宋体" w:eastAsia="宋体" w:cs="宋体"/>
+          <w:rFonts w:ascii="宋体" w:eastAsia="宋体" w:hAnsi="宋体" w:cs="宋体"/>
           <w:spacing w:val="-3"/>
           <w:sz w:val="24"/>
           <w:szCs w:val="24"/>
@@ -2314,7 +2301,7 @@
       </w:pPr>
       <w:r>
         <w:rPr>
-          <w:rFonts w:ascii="宋体" w:hAnsi="宋体" w:eastAsia="宋体" w:cs="宋体"/>
+          <w:rFonts w:ascii="宋体" w:eastAsia="宋体" w:hAnsi="宋体" w:cs="宋体"/>
           <w:spacing w:val="-3"/>
           <w:sz w:val="24"/>
           <w:szCs w:val="24"/>
@@ -2342,10 +2329,10 @@
         <w:adjustRightInd w:val="0"/>
         <w:snapToGrid w:val="0"/>
         <w:spacing w:line="360" w:lineRule="auto"/>
-        <w:ind w:left="425" w:leftChars="0" w:hanging="425" w:firstLineChars="0"/>
+        <w:ind w:left="425" w:hanging="425" w:leftChars="0" w:firstLineChars="0"/>
         <w:textAlignment w:val="baseline"/>
         <w:rPr>
-          <w:rFonts w:ascii="宋体" w:hAnsi="宋体" w:eastAsia="宋体" w:cs="宋体"/>
+          <w:rFonts w:ascii="宋体" w:eastAsia="宋体" w:hAnsi="宋体" w:cs="宋体"/>
           <w:spacing w:val="-3"/>
           <w:sz w:val="24"/>
           <w:szCs w:val="24"/>
@@ -2353,7 +2340,7 @@
       </w:pPr>
       <w:r>
         <w:rPr>
-          <w:rFonts w:ascii="宋体" w:hAnsi="宋体" w:eastAsia="宋体" w:cs="宋体"/>
+          <w:rFonts w:ascii="宋体" w:eastAsia="宋体" w:hAnsi="宋体" w:cs="宋体"/>
           <w:spacing w:val="-3"/>
           <w:sz w:val="24"/>
           <w:szCs w:val="24"/>
@@ -2381,10 +2368,10 @@
         <w:adjustRightInd w:val="0"/>
         <w:snapToGrid w:val="0"/>
         <w:spacing w:line="360" w:lineRule="auto"/>
-        <w:ind w:left="425" w:leftChars="0" w:hanging="425" w:firstLineChars="0"/>
+        <w:ind w:left="425" w:hanging="425" w:leftChars="0" w:firstLineChars="0"/>
         <w:textAlignment w:val="baseline"/>
         <w:rPr>
-          <w:rFonts w:ascii="宋体" w:hAnsi="宋体" w:eastAsia="宋体" w:cs="宋体"/>
+          <w:rFonts w:ascii="宋体" w:eastAsia="宋体" w:hAnsi="宋体" w:cs="宋体"/>
           <w:spacing w:val="-3"/>
           <w:sz w:val="24"/>
           <w:szCs w:val="24"/>
@@ -2392,7 +2379,7 @@
       </w:pPr>
       <w:r>
         <w:rPr>
-          <w:rFonts w:ascii="宋体" w:hAnsi="宋体" w:eastAsia="宋体" w:cs="宋体"/>
+          <w:rFonts w:ascii="宋体" w:eastAsia="宋体" w:hAnsi="宋体" w:cs="宋体"/>
           <w:spacing w:val="-3"/>
           <w:sz w:val="24"/>
           <w:szCs w:val="24"/>
@@ -2420,20 +2407,20 @@
         <w:adjustRightInd w:val="0"/>
         <w:snapToGrid w:val="0"/>
         <w:spacing w:line="360" w:lineRule="auto"/>
-        <w:ind w:left="425" w:leftChars="0" w:hanging="425" w:firstLineChars="0"/>
+        <w:ind w:left="425" w:hanging="425" w:leftChars="0" w:firstLineChars="0"/>
         <w:textAlignment w:val="baseline"/>
         <w:rPr>
-          <w:rFonts w:ascii="宋体" w:hAnsi="宋体" w:eastAsia="宋体" w:cs="宋体"/>
+          <w:rFonts w:ascii="宋体" w:eastAsia="宋体" w:hAnsi="宋体" w:cs="宋体"/>
           <w:spacing w:val="-3"/>
           <w:sz w:val="24"/>
           <w:szCs w:val="24"/>
         </w:rPr>
       </w:pPr>
-      <w:bookmarkStart w:id="12" w:name="bookmark15"/>
-      <w:bookmarkEnd w:id="12"/>
-      <w:r>
-        <w:rPr>
-          <w:rFonts w:ascii="宋体" w:hAnsi="宋体" w:eastAsia="宋体" w:cs="宋体"/>
+      <w:bookmarkStart w:id="13" w:name="bookmark15"/>
+      <w:bookmarkEnd w:id="13"/>
+      <w:r>
+        <w:rPr>
+          <w:rFonts w:ascii="宋体" w:eastAsia="宋体" w:hAnsi="宋体" w:cs="宋体"/>
           <w:spacing w:val="-3"/>
           <w:sz w:val="24"/>
           <w:szCs w:val="24"/>
@@ -2461,10 +2448,10 @@
         <w:adjustRightInd w:val="0"/>
         <w:snapToGrid w:val="0"/>
         <w:spacing w:line="360" w:lineRule="auto"/>
-        <w:ind w:left="425" w:leftChars="0" w:hanging="425" w:firstLineChars="0"/>
+        <w:ind w:left="425" w:hanging="425" w:leftChars="0" w:firstLineChars="0"/>
         <w:textAlignment w:val="baseline"/>
         <w:rPr>
-          <w:rFonts w:ascii="宋体" w:hAnsi="宋体" w:eastAsia="宋体" w:cs="宋体"/>
+          <w:rFonts w:ascii="宋体" w:eastAsia="宋体" w:hAnsi="宋体" w:cs="宋体"/>
           <w:spacing w:val="-3"/>
           <w:sz w:val="24"/>
           <w:szCs w:val="24"/>
@@ -2472,7 +2459,7 @@
       </w:pPr>
       <w:r>
         <w:rPr>
-          <w:rFonts w:ascii="宋体" w:hAnsi="宋体" w:eastAsia="宋体" w:cs="宋体"/>
+          <w:rFonts w:ascii="宋体" w:eastAsia="宋体" w:hAnsi="宋体" w:cs="宋体"/>
           <w:spacing w:val="-3"/>
           <w:sz w:val="24"/>
           <w:szCs w:val="24"/>
@@ -2500,10 +2487,10 @@
         <w:adjustRightInd w:val="0"/>
         <w:snapToGrid w:val="0"/>
         <w:spacing w:line="360" w:lineRule="auto"/>
-        <w:ind w:left="425" w:leftChars="0" w:hanging="425" w:firstLineChars="0"/>
+        <w:ind w:left="425" w:hanging="425" w:leftChars="0" w:firstLineChars="0"/>
         <w:textAlignment w:val="baseline"/>
         <w:rPr>
-          <w:rFonts w:ascii="宋体" w:hAnsi="宋体" w:eastAsia="宋体" w:cs="宋体"/>
+          <w:rFonts w:ascii="宋体" w:eastAsia="宋体" w:hAnsi="宋体" w:cs="宋体"/>
           <w:spacing w:val="-3"/>
           <w:sz w:val="24"/>
           <w:szCs w:val="24"/>
@@ -2511,7 +2498,7 @@
       </w:pPr>
       <w:r>
         <w:rPr>
-          <w:rFonts w:ascii="宋体" w:hAnsi="宋体" w:eastAsia="宋体" w:cs="宋体"/>
+          <w:rFonts w:ascii="宋体" w:eastAsia="宋体" w:hAnsi="宋体" w:cs="宋体"/>
           <w:spacing w:val="-3"/>
           <w:sz w:val="24"/>
           <w:szCs w:val="24"/>
@@ -2539,10 +2526,10 @@
         <w:adjustRightInd w:val="0"/>
         <w:snapToGrid w:val="0"/>
         <w:spacing w:line="360" w:lineRule="auto"/>
-        <w:ind w:left="425" w:leftChars="0" w:hanging="425" w:firstLineChars="0"/>
+        <w:ind w:left="425" w:hanging="425" w:leftChars="0" w:firstLineChars="0"/>
         <w:textAlignment w:val="baseline"/>
         <w:rPr>
-          <w:rFonts w:ascii="宋体" w:hAnsi="宋体" w:eastAsia="宋体" w:cs="宋体"/>
+          <w:rFonts w:ascii="宋体" w:eastAsia="宋体" w:hAnsi="宋体" w:cs="宋体"/>
           <w:spacing w:val="-3"/>
           <w:sz w:val="24"/>
           <w:szCs w:val="24"/>
@@ -2550,7 +2537,7 @@
       </w:pPr>
       <w:r>
         <w:rPr>
-          <w:rFonts w:ascii="宋体" w:hAnsi="宋体" w:eastAsia="宋体" w:cs="宋体"/>
+          <w:rFonts w:ascii="宋体" w:eastAsia="宋体" w:hAnsi="宋体" w:cs="宋体"/>
           <w:spacing w:val="-3"/>
           <w:sz w:val="24"/>
           <w:szCs w:val="24"/>
@@ -2578,10 +2565,10 @@
         <w:adjustRightInd w:val="0"/>
         <w:snapToGrid w:val="0"/>
         <w:spacing w:line="360" w:lineRule="auto"/>
-        <w:ind w:left="425" w:leftChars="0" w:hanging="425" w:firstLineChars="0"/>
+        <w:ind w:left="425" w:hanging="425" w:leftChars="0" w:firstLineChars="0"/>
         <w:textAlignment w:val="baseline"/>
         <w:rPr>
-          <w:rFonts w:ascii="宋体" w:hAnsi="宋体" w:eastAsia="宋体" w:cs="宋体"/>
+          <w:rFonts w:ascii="宋体" w:eastAsia="宋体" w:hAnsi="宋体" w:cs="宋体"/>
           <w:spacing w:val="-3"/>
           <w:sz w:val="24"/>
           <w:szCs w:val="24"/>
@@ -2589,7 +2576,7 @@
       </w:pPr>
       <w:r>
         <w:rPr>
-          <w:rFonts w:ascii="宋体" w:hAnsi="宋体" w:eastAsia="宋体" w:cs="宋体"/>
+          <w:rFonts w:ascii="宋体" w:eastAsia="宋体" w:hAnsi="宋体" w:cs="宋体"/>
           <w:spacing w:val="-3"/>
           <w:sz w:val="24"/>
           <w:szCs w:val="24"/>
@@ -2599,16 +2586,16 @@
     </w:p>
     <w:p>
       <w:pPr>
-        <w:pStyle w:val="28"/>
-        <w:bidi w:val="0"/>
-      </w:pPr>
-      <w:bookmarkStart w:id="13" w:name="bookmark16"/>
-      <w:bookmarkEnd w:id="13"/>
-      <w:bookmarkStart w:id="14" w:name="_Toc7774"/>
+        <w:pStyle w:val="2"/>
+        <w:bidi w:val="0"/>
+      </w:pPr>
+      <w:bookmarkStart w:id="14" w:name="bookmark16"/>
+      <w:bookmarkEnd w:id="14"/>
+      <w:bookmarkStart w:id="15" w:name="_Toc7774"/>
       <w:r>
         <w:t>采购部</w:t>
       </w:r>
-      <w:bookmarkEnd w:id="14"/>
+      <w:bookmarkEnd w:id="15"/>
     </w:p>
     <w:p>
       <w:pPr>
@@ -2630,10 +2617,10 @@
         <w:adjustRightInd w:val="0"/>
         <w:snapToGrid w:val="0"/>
         <w:spacing w:line="360" w:lineRule="auto"/>
-        <w:ind w:left="425" w:leftChars="0" w:right="0" w:hanging="425" w:firstLineChars="0"/>
+        <w:ind w:left="425" w:right="0" w:hanging="425" w:leftChars="0" w:firstLineChars="0"/>
         <w:textAlignment w:val="baseline"/>
         <w:rPr>
-          <w:rFonts w:ascii="宋体" w:hAnsi="宋体" w:eastAsia="宋体" w:cs="宋体"/>
+          <w:rFonts w:ascii="宋体" w:eastAsia="宋体" w:hAnsi="宋体" w:cs="宋体"/>
           <w:spacing w:val="-2"/>
           <w:sz w:val="24"/>
           <w:szCs w:val="24"/>
@@ -2641,7 +2628,7 @@
       </w:pPr>
       <w:r>
         <w:rPr>
-          <w:rFonts w:ascii="宋体" w:hAnsi="宋体" w:eastAsia="宋体" w:cs="宋体"/>
+          <w:rFonts w:ascii="宋体" w:eastAsia="宋体" w:hAnsi="宋体" w:cs="宋体"/>
           <w:spacing w:val="-2"/>
           <w:sz w:val="24"/>
           <w:szCs w:val="24"/>
@@ -2669,10 +2656,10 @@
         <w:adjustRightInd w:val="0"/>
         <w:snapToGrid w:val="0"/>
         <w:spacing w:line="360" w:lineRule="auto"/>
-        <w:ind w:left="425" w:leftChars="0" w:right="0" w:hanging="425" w:firstLineChars="0"/>
+        <w:ind w:left="425" w:right="0" w:hanging="425" w:leftChars="0" w:firstLineChars="0"/>
         <w:textAlignment w:val="baseline"/>
         <w:rPr>
-          <w:rFonts w:ascii="宋体" w:hAnsi="宋体" w:eastAsia="宋体" w:cs="宋体"/>
+          <w:rFonts w:ascii="宋体" w:eastAsia="宋体" w:hAnsi="宋体" w:cs="宋体"/>
           <w:spacing w:val="-2"/>
           <w:sz w:val="24"/>
           <w:szCs w:val="24"/>
@@ -2680,7 +2667,7 @@
       </w:pPr>
       <w:r>
         <w:rPr>
-          <w:rFonts w:ascii="宋体" w:hAnsi="宋体" w:eastAsia="宋体" w:cs="宋体"/>
+          <w:rFonts w:ascii="宋体" w:eastAsia="宋体" w:hAnsi="宋体" w:cs="宋体"/>
           <w:spacing w:val="-2"/>
           <w:sz w:val="24"/>
           <w:szCs w:val="24"/>
@@ -2708,10 +2695,10 @@
         <w:adjustRightInd w:val="0"/>
         <w:snapToGrid w:val="0"/>
         <w:spacing w:line="360" w:lineRule="auto"/>
-        <w:ind w:left="425" w:leftChars="0" w:right="0" w:hanging="425" w:firstLineChars="0"/>
+        <w:ind w:left="425" w:right="0" w:hanging="425" w:leftChars="0" w:firstLineChars="0"/>
         <w:textAlignment w:val="baseline"/>
         <w:rPr>
-          <w:rFonts w:ascii="宋体" w:hAnsi="宋体" w:eastAsia="宋体" w:cs="宋体"/>
+          <w:rFonts w:ascii="宋体" w:eastAsia="宋体" w:hAnsi="宋体" w:cs="宋体"/>
           <w:spacing w:val="-2"/>
           <w:sz w:val="24"/>
           <w:szCs w:val="24"/>
@@ -2719,7 +2706,7 @@
       </w:pPr>
       <w:r>
         <w:rPr>
-          <w:rFonts w:ascii="宋体" w:hAnsi="宋体" w:eastAsia="宋体" w:cs="宋体"/>
+          <w:rFonts w:ascii="宋体" w:eastAsia="宋体" w:hAnsi="宋体" w:cs="宋体"/>
           <w:spacing w:val="-2"/>
           <w:sz w:val="24"/>
           <w:szCs w:val="24"/>
@@ -2747,10 +2734,10 @@
         <w:adjustRightInd w:val="0"/>
         <w:snapToGrid w:val="0"/>
         <w:spacing w:line="360" w:lineRule="auto"/>
-        <w:ind w:left="425" w:leftChars="0" w:right="0" w:hanging="425" w:firstLineChars="0"/>
+        <w:ind w:left="425" w:right="0" w:hanging="425" w:leftChars="0" w:firstLineChars="0"/>
         <w:textAlignment w:val="baseline"/>
         <w:rPr>
-          <w:rFonts w:ascii="宋体" w:hAnsi="宋体" w:eastAsia="宋体" w:cs="宋体"/>
+          <w:rFonts w:ascii="宋体" w:eastAsia="宋体" w:hAnsi="宋体" w:cs="宋体"/>
           <w:spacing w:val="-2"/>
           <w:sz w:val="24"/>
           <w:szCs w:val="24"/>
@@ -2758,7 +2745,7 @@
       </w:pPr>
       <w:r>
         <w:rPr>
-          <w:rFonts w:ascii="宋体" w:hAnsi="宋体" w:eastAsia="宋体" w:cs="宋体"/>
+          <w:rFonts w:ascii="宋体" w:eastAsia="宋体" w:hAnsi="宋体" w:cs="宋体"/>
           <w:spacing w:val="-2"/>
           <w:sz w:val="24"/>
           <w:szCs w:val="24"/>
@@ -2786,10 +2773,10 @@
         <w:adjustRightInd w:val="0"/>
         <w:snapToGrid w:val="0"/>
         <w:spacing w:line="360" w:lineRule="auto"/>
-        <w:ind w:left="425" w:leftChars="0" w:right="0" w:hanging="425" w:firstLineChars="0"/>
+        <w:ind w:left="425" w:right="0" w:hanging="425" w:leftChars="0" w:firstLineChars="0"/>
         <w:textAlignment w:val="baseline"/>
         <w:rPr>
-          <w:rFonts w:ascii="宋体" w:hAnsi="宋体" w:eastAsia="宋体" w:cs="宋体"/>
+          <w:rFonts w:ascii="宋体" w:eastAsia="宋体" w:hAnsi="宋体" w:cs="宋体"/>
           <w:spacing w:val="-2"/>
           <w:sz w:val="24"/>
           <w:szCs w:val="24"/>
@@ -2797,7 +2784,7 @@
       </w:pPr>
       <w:r>
         <w:rPr>
-          <w:rFonts w:ascii="宋体" w:hAnsi="宋体" w:eastAsia="宋体" w:cs="宋体"/>
+          <w:rFonts w:ascii="宋体" w:eastAsia="宋体" w:hAnsi="宋体" w:cs="宋体"/>
           <w:spacing w:val="-2"/>
           <w:sz w:val="24"/>
           <w:szCs w:val="24"/>
@@ -2825,10 +2812,10 @@
         <w:adjustRightInd w:val="0"/>
         <w:snapToGrid w:val="0"/>
         <w:spacing w:line="360" w:lineRule="auto"/>
-        <w:ind w:left="425" w:leftChars="0" w:right="0" w:hanging="425" w:firstLineChars="0"/>
+        <w:ind w:left="425" w:right="0" w:hanging="425" w:leftChars="0" w:firstLineChars="0"/>
         <w:textAlignment w:val="baseline"/>
         <w:rPr>
-          <w:rFonts w:ascii="宋体" w:hAnsi="宋体" w:eastAsia="宋体" w:cs="宋体"/>
+          <w:rFonts w:ascii="宋体" w:eastAsia="宋体" w:hAnsi="宋体" w:cs="宋体"/>
           <w:spacing w:val="-2"/>
           <w:sz w:val="24"/>
           <w:szCs w:val="24"/>
@@ -2836,7 +2823,7 @@
       </w:pPr>
       <w:r>
         <w:rPr>
-          <w:rFonts w:ascii="宋体" w:hAnsi="宋体" w:eastAsia="宋体" w:cs="宋体"/>
+          <w:rFonts w:ascii="宋体" w:eastAsia="宋体" w:hAnsi="宋体" w:cs="宋体"/>
           <w:spacing w:val="-2"/>
           <w:sz w:val="24"/>
           <w:szCs w:val="24"/>
@@ -2864,10 +2851,10 @@
         <w:adjustRightInd w:val="0"/>
         <w:snapToGrid w:val="0"/>
         <w:spacing w:line="360" w:lineRule="auto"/>
-        <w:ind w:left="425" w:leftChars="0" w:right="0" w:hanging="425" w:firstLineChars="0"/>
+        <w:ind w:left="425" w:right="0" w:hanging="425" w:leftChars="0" w:firstLineChars="0"/>
         <w:textAlignment w:val="baseline"/>
         <w:rPr>
-          <w:rFonts w:ascii="宋体" w:hAnsi="宋体" w:eastAsia="宋体" w:cs="宋体"/>
+          <w:rFonts w:ascii="宋体" w:eastAsia="宋体" w:hAnsi="宋体" w:cs="宋体"/>
           <w:spacing w:val="-2"/>
           <w:sz w:val="24"/>
           <w:szCs w:val="24"/>
@@ -2875,7 +2862,7 @@
       </w:pPr>
       <w:r>
         <w:rPr>
-          <w:rFonts w:ascii="宋体" w:hAnsi="宋体" w:eastAsia="宋体" w:cs="宋体"/>
+          <w:rFonts w:ascii="宋体" w:eastAsia="宋体" w:hAnsi="宋体" w:cs="宋体"/>
           <w:spacing w:val="-2"/>
           <w:sz w:val="24"/>
           <w:szCs w:val="24"/>
@@ -2903,10 +2890,10 @@
         <w:adjustRightInd w:val="0"/>
         <w:snapToGrid w:val="0"/>
         <w:spacing w:line="360" w:lineRule="auto"/>
-        <w:ind w:left="425" w:leftChars="0" w:right="0" w:hanging="425" w:firstLineChars="0"/>
+        <w:ind w:left="425" w:right="0" w:hanging="425" w:leftChars="0" w:firstLineChars="0"/>
         <w:textAlignment w:val="baseline"/>
         <w:rPr>
-          <w:rFonts w:ascii="宋体" w:hAnsi="宋体" w:eastAsia="宋体" w:cs="宋体"/>
+          <w:rFonts w:ascii="宋体" w:eastAsia="宋体" w:hAnsi="宋体" w:cs="宋体"/>
           <w:spacing w:val="-2"/>
           <w:sz w:val="24"/>
           <w:szCs w:val="24"/>
@@ -2914,7 +2901,7 @@
       </w:pPr>
       <w:r>
         <w:rPr>
-          <w:rFonts w:ascii="宋体" w:hAnsi="宋体" w:eastAsia="宋体" w:cs="宋体"/>
+          <w:rFonts w:ascii="宋体" w:eastAsia="宋体" w:hAnsi="宋体" w:cs="宋体"/>
           <w:spacing w:val="-2"/>
           <w:sz w:val="24"/>
           <w:szCs w:val="24"/>
@@ -2942,10 +2929,10 @@
         <w:adjustRightInd w:val="0"/>
         <w:snapToGrid w:val="0"/>
         <w:spacing w:line="360" w:lineRule="auto"/>
-        <w:ind w:left="425" w:leftChars="0" w:right="0" w:hanging="425" w:firstLineChars="0"/>
+        <w:ind w:left="425" w:right="0" w:hanging="425" w:leftChars="0" w:firstLineChars="0"/>
         <w:textAlignment w:val="baseline"/>
         <w:rPr>
-          <w:rFonts w:ascii="宋体" w:hAnsi="宋体" w:eastAsia="宋体" w:cs="宋体"/>
+          <w:rFonts w:ascii="宋体" w:eastAsia="宋体" w:hAnsi="宋体" w:cs="宋体"/>
           <w:spacing w:val="-2"/>
           <w:sz w:val="24"/>
           <w:szCs w:val="24"/>
@@ -2953,7 +2940,7 @@
       </w:pPr>
       <w:r>
         <w:rPr>
-          <w:rFonts w:ascii="宋体" w:hAnsi="宋体" w:eastAsia="宋体" w:cs="宋体"/>
+          <w:rFonts w:ascii="宋体" w:eastAsia="宋体" w:hAnsi="宋体" w:cs="宋体"/>
           <w:spacing w:val="-2"/>
           <w:sz w:val="24"/>
           <w:szCs w:val="24"/>
@@ -2963,16 +2950,16 @@
     </w:p>
     <w:p>
       <w:pPr>
-        <w:pStyle w:val="28"/>
-        <w:bidi w:val="0"/>
-      </w:pPr>
-      <w:bookmarkStart w:id="15" w:name="bookmark17"/>
-      <w:bookmarkEnd w:id="15"/>
-      <w:bookmarkStart w:id="16" w:name="_Toc17613"/>
+        <w:pStyle w:val="2"/>
+        <w:bidi w:val="0"/>
+      </w:pPr>
+      <w:bookmarkStart w:id="16" w:name="bookmark17"/>
+      <w:bookmarkEnd w:id="16"/>
+      <w:bookmarkStart w:id="17" w:name="_Toc17613"/>
       <w:r>
         <w:t>运维部</w:t>
       </w:r>
-      <w:bookmarkEnd w:id="16"/>
+      <w:bookmarkEnd w:id="17"/>
     </w:p>
     <w:p>
       <w:pPr>
@@ -2990,17 +2977,17 @@
         <w:adjustRightInd w:val="0"/>
         <w:snapToGrid w:val="0"/>
         <w:spacing w:line="360" w:lineRule="auto"/>
-        <w:ind w:left="0" w:right="0" w:firstLine="480" w:firstLineChars="200"/>
+        <w:ind w:left="0" w:right="0" w:firstLine="420" w:firstLineChars="200"/>
         <w:textAlignment w:val="baseline"/>
         <w:rPr>
-          <w:rFonts w:ascii="宋体" w:hAnsi="宋体" w:eastAsia="宋体" w:cs="宋体"/>
-          <w:sz w:val="24"/>
-          <w:szCs w:val="24"/>
-        </w:rPr>
-      </w:pPr>
-      <w:r>
-        <w:rPr>
-          <w:rFonts w:ascii="宋体" w:hAnsi="宋体" w:eastAsia="宋体" w:cs="宋体"/>
+          <w:rFonts w:ascii="宋体" w:eastAsia="宋体" w:hAnsi="宋体" w:cs="宋体"/>
+          <w:sz w:val="24"/>
+          <w:szCs w:val="24"/>
+        </w:rPr>
+      </w:pPr>
+      <w:r>
+        <w:rPr>
+          <w:rFonts w:ascii="宋体" w:eastAsia="宋体" w:hAnsi="宋体" w:cs="宋体"/>
           <w:sz w:val="24"/>
           <w:szCs w:val="24"/>
         </w:rPr>
@@ -3008,7 +2995,7 @@
       </w:r>
       <w:r>
         <w:rPr>
-          <w:rFonts w:hint="eastAsia" w:ascii="宋体" w:hAnsi="宋体" w:eastAsia="宋体" w:cs="宋体"/>
+          <w:rFonts w:ascii="宋体" w:eastAsia="宋体" w:hAnsi="宋体" w:cs="宋体" w:hint="eastAsia"/>
           <w:sz w:val="24"/>
           <w:szCs w:val="24"/>
           <w:lang w:eastAsia="zh-CN"/>
@@ -3017,7 +3004,7 @@
       </w:r>
       <w:r>
         <w:rPr>
-          <w:rFonts w:hint="eastAsia" w:ascii="宋体" w:hAnsi="宋体" w:eastAsia="宋体" w:cs="宋体"/>
+          <w:rFonts w:ascii="宋体" w:eastAsia="宋体" w:hAnsi="宋体" w:cs="宋体" w:hint="eastAsia"/>
           <w:sz w:val="24"/>
           <w:szCs w:val="24"/>
           <w:lang w:val="en-US" w:eastAsia="zh-CN"/>
@@ -3026,7 +3013,7 @@
       </w:r>
       <w:r>
         <w:rPr>
-          <w:rFonts w:ascii="宋体" w:hAnsi="宋体" w:eastAsia="宋体" w:cs="宋体"/>
+          <w:rFonts w:ascii="宋体" w:eastAsia="宋体" w:hAnsi="宋体" w:cs="宋体"/>
           <w:sz w:val="24"/>
           <w:szCs w:val="24"/>
         </w:rPr>
@@ -3035,7 +3022,7 @@
     </w:p>
     <w:p>
       <w:pPr>
-        <w:pStyle w:val="39"/>
+        <w:pStyle w:val="a3"/>
         <w:numPr>
           <w:ilvl w:val="0"/>
           <w:numId w:val="6"/>
@@ -3058,7 +3045,7 @@
     </w:p>
     <w:p>
       <w:pPr>
-        <w:pStyle w:val="39"/>
+        <w:pStyle w:val="a3"/>
         <w:numPr>
           <w:ilvl w:val="0"/>
           <w:numId w:val="6"/>
@@ -3071,7 +3058,7 @@
     </w:p>
     <w:p>
       <w:pPr>
-        <w:pStyle w:val="39"/>
+        <w:pStyle w:val="a3"/>
         <w:numPr>
           <w:ilvl w:val="0"/>
           <w:numId w:val="6"/>
@@ -3088,7 +3075,7 @@
     </w:p>
     <w:p>
       <w:pPr>
-        <w:pStyle w:val="39"/>
+        <w:pStyle w:val="a3"/>
         <w:numPr>
           <w:ilvl w:val="0"/>
           <w:numId w:val="6"/>
@@ -3101,7 +3088,7 @@
     </w:p>
     <w:p>
       <w:pPr>
-        <w:pStyle w:val="39"/>
+        <w:pStyle w:val="a3"/>
         <w:numPr>
           <w:ilvl w:val="0"/>
           <w:numId w:val="6"/>
@@ -3114,7 +3101,7 @@
     </w:p>
     <w:p>
       <w:pPr>
-        <w:pStyle w:val="39"/>
+        <w:pStyle w:val="a3"/>
         <w:numPr>
           <w:ilvl w:val="0"/>
           <w:numId w:val="6"/>
@@ -3127,7 +3114,7 @@
     </w:p>
     <w:p>
       <w:pPr>
-        <w:pStyle w:val="39"/>
+        <w:pStyle w:val="a3"/>
         <w:numPr>
           <w:ilvl w:val="0"/>
           <w:numId w:val="6"/>
@@ -3140,7 +3127,7 @@
     </w:p>
     <w:p>
       <w:pPr>
-        <w:pStyle w:val="39"/>
+        <w:pStyle w:val="a3"/>
         <w:numPr>
           <w:ilvl w:val="0"/>
           <w:numId w:val="6"/>
@@ -3153,7 +3140,7 @@
     </w:p>
     <w:p>
       <w:pPr>
-        <w:pStyle w:val="39"/>
+        <w:pStyle w:val="a3"/>
         <w:numPr>
           <w:ilvl w:val="0"/>
           <w:numId w:val="6"/>
@@ -3166,7 +3153,7 @@
     </w:p>
     <w:p>
       <w:pPr>
-        <w:pStyle w:val="39"/>
+        <w:pStyle w:val="a3"/>
         <w:numPr>
           <w:ilvl w:val="0"/>
           <w:numId w:val="6"/>
@@ -3179,7 +3166,7 @@
     </w:p>
     <w:p>
       <w:pPr>
-        <w:pStyle w:val="39"/>
+        <w:pStyle w:val="a3"/>
         <w:numPr>
           <w:ilvl w:val="0"/>
           <w:numId w:val="6"/>
@@ -3200,7 +3187,7 @@
     </w:p>
     <w:p>
       <w:pPr>
-        <w:pStyle w:val="39"/>
+        <w:pStyle w:val="a3"/>
         <w:numPr>
           <w:ilvl w:val="0"/>
           <w:numId w:val="6"/>
@@ -3221,7 +3208,7 @@
     </w:p>
     <w:p>
       <w:pPr>
-        <w:pStyle w:val="39"/>
+        <w:pStyle w:val="a3"/>
         <w:numPr>
           <w:ilvl w:val="0"/>
           <w:numId w:val="6"/>
@@ -3242,7 +3229,7 @@
     </w:p>
     <w:p>
       <w:pPr>
-        <w:pStyle w:val="39"/>
+        <w:pStyle w:val="a3"/>
         <w:numPr>
           <w:ilvl w:val="0"/>
           <w:numId w:val="6"/>
@@ -3263,7 +3250,7 @@
     </w:p>
     <w:p>
       <w:pPr>
-        <w:pStyle w:val="39"/>
+        <w:pStyle w:val="a3"/>
         <w:numPr>
           <w:ilvl w:val="0"/>
           <w:numId w:val="6"/>
@@ -3284,7 +3271,7 @@
     </w:p>
     <w:p>
       <w:pPr>
-        <w:pStyle w:val="39"/>
+        <w:pStyle w:val="a3"/>
         <w:numPr>
           <w:ilvl w:val="0"/>
           <w:numId w:val="6"/>
@@ -3305,7 +3292,7 @@
     </w:p>
     <w:p>
       <w:pPr>
-        <w:pStyle w:val="39"/>
+        <w:pStyle w:val="a3"/>
         <w:numPr>
           <w:ilvl w:val="0"/>
           <w:numId w:val="6"/>
@@ -3326,7 +3313,7 @@
     </w:p>
     <w:p>
       <w:pPr>
-        <w:pStyle w:val="39"/>
+        <w:pStyle w:val="a3"/>
         <w:numPr>
           <w:ilvl w:val="0"/>
           <w:numId w:val="6"/>
@@ -3347,7 +3334,7 @@
     </w:p>
     <w:p>
       <w:pPr>
-        <w:pStyle w:val="39"/>
+        <w:pStyle w:val="a3"/>
         <w:numPr>
           <w:ilvl w:val="0"/>
           <w:numId w:val="6"/>
@@ -3368,7 +3355,7 @@
     </w:p>
     <w:p>
       <w:pPr>
-        <w:pStyle w:val="39"/>
+        <w:pStyle w:val="a3"/>
         <w:numPr>
           <w:ilvl w:val="0"/>
           <w:numId w:val="6"/>
@@ -3389,7 +3376,7 @@
     </w:p>
     <w:p>
       <w:pPr>
-        <w:pStyle w:val="39"/>
+        <w:pStyle w:val="a3"/>
         <w:numPr>
           <w:ilvl w:val="0"/>
           <w:numId w:val="6"/>
@@ -3410,7 +3397,7 @@
     </w:p>
     <w:p>
       <w:pPr>
-        <w:pStyle w:val="39"/>
+        <w:pStyle w:val="a3"/>
         <w:numPr>
           <w:ilvl w:val="0"/>
           <w:numId w:val="6"/>
@@ -3431,7 +3418,7 @@
     </w:p>
     <w:p>
       <w:pPr>
-        <w:pStyle w:val="39"/>
+        <w:pStyle w:val="a3"/>
         <w:numPr>
           <w:ilvl w:val="0"/>
           <w:numId w:val="6"/>
@@ -3452,7 +3439,7 @@
     </w:p>
     <w:p>
       <w:pPr>
-        <w:pStyle w:val="39"/>
+        <w:pStyle w:val="a3"/>
         <w:numPr>
           <w:ilvl w:val="0"/>
           <w:numId w:val="6"/>
@@ -3473,7 +3460,7 @@
     </w:p>
     <w:p>
       <w:pPr>
-        <w:pStyle w:val="39"/>
+        <w:pStyle w:val="a3"/>
         <w:numPr>
           <w:ilvl w:val="0"/>
           <w:numId w:val="6"/>
@@ -3494,14 +3481,14 @@
     </w:p>
     <w:p>
       <w:pPr>
-        <w:pStyle w:val="29"/>
-        <w:bidi w:val="0"/>
-      </w:pPr>
-      <w:bookmarkStart w:id="17" w:name="_Toc23623"/>
+        <w:pStyle w:val="3"/>
+        <w:bidi w:val="0"/>
+      </w:pPr>
+      <w:bookmarkStart w:id="18" w:name="_Toc23623"/>
       <w:r>
         <w:t>服务台</w:t>
       </w:r>
-      <w:bookmarkEnd w:id="17"/>
+      <w:bookmarkEnd w:id="18"/>
     </w:p>
     <w:p>
       <w:pPr>
@@ -3519,17 +3506,17 @@
         <w:adjustRightInd w:val="0"/>
         <w:snapToGrid w:val="0"/>
         <w:spacing w:line="360" w:lineRule="auto"/>
-        <w:ind w:left="0" w:right="0" w:firstLine="480" w:firstLineChars="200"/>
+        <w:ind w:left="0" w:right="0" w:firstLine="420" w:firstLineChars="200"/>
         <w:textAlignment w:val="baseline"/>
         <w:rPr>
-          <w:rFonts w:ascii="宋体" w:hAnsi="宋体" w:eastAsia="宋体" w:cs="宋体"/>
-          <w:sz w:val="24"/>
-          <w:szCs w:val="24"/>
-        </w:rPr>
-      </w:pPr>
-      <w:r>
-        <w:rPr>
-          <w:rFonts w:ascii="宋体" w:hAnsi="宋体" w:eastAsia="宋体" w:cs="宋体"/>
+          <w:rFonts w:ascii="宋体" w:eastAsia="宋体" w:hAnsi="宋体" w:cs="宋体"/>
+          <w:sz w:val="24"/>
+          <w:szCs w:val="24"/>
+        </w:rPr>
+      </w:pPr>
+      <w:r>
+        <w:rPr>
+          <w:rFonts w:ascii="宋体" w:eastAsia="宋体" w:hAnsi="宋体" w:cs="宋体"/>
           <w:sz w:val="24"/>
           <w:szCs w:val="24"/>
         </w:rPr>
@@ -3556,19 +3543,19 @@
         <w:adjustRightInd w:val="0"/>
         <w:snapToGrid w:val="0"/>
         <w:spacing w:line="360" w:lineRule="auto"/>
-        <w:ind w:left="425" w:leftChars="0" w:right="0" w:hanging="425" w:firstLineChars="0"/>
+        <w:ind w:left="425" w:right="0" w:hanging="425" w:leftChars="0" w:firstLineChars="0"/>
         <w:textAlignment w:val="baseline"/>
         <w:rPr>
-          <w:rFonts w:ascii="宋体" w:hAnsi="宋体" w:eastAsia="宋体" w:cs="宋体"/>
-          <w:sz w:val="24"/>
-          <w:szCs w:val="24"/>
-        </w:rPr>
-      </w:pPr>
-      <w:bookmarkStart w:id="18" w:name="bookmark18"/>
-      <w:bookmarkEnd w:id="18"/>
-      <w:r>
-        <w:rPr>
-          <w:rFonts w:ascii="宋体" w:hAnsi="宋体" w:eastAsia="宋体" w:cs="宋体"/>
+          <w:rFonts w:ascii="宋体" w:eastAsia="宋体" w:hAnsi="宋体" w:cs="宋体"/>
+          <w:sz w:val="24"/>
+          <w:szCs w:val="24"/>
+        </w:rPr>
+      </w:pPr>
+      <w:bookmarkStart w:id="19" w:name="bookmark18"/>
+      <w:bookmarkEnd w:id="19"/>
+      <w:r>
+        <w:rPr>
+          <w:rFonts w:ascii="宋体" w:eastAsia="宋体" w:hAnsi="宋体" w:cs="宋体"/>
           <w:sz w:val="24"/>
           <w:szCs w:val="24"/>
         </w:rPr>
@@ -3595,17 +3582,17 @@
         <w:adjustRightInd w:val="0"/>
         <w:snapToGrid w:val="0"/>
         <w:spacing w:line="360" w:lineRule="auto"/>
-        <w:ind w:left="425" w:leftChars="0" w:right="0" w:hanging="425" w:firstLineChars="0"/>
+        <w:ind w:left="425" w:right="0" w:hanging="425" w:leftChars="0" w:firstLineChars="0"/>
         <w:textAlignment w:val="baseline"/>
         <w:rPr>
-          <w:rFonts w:ascii="宋体" w:hAnsi="宋体" w:eastAsia="宋体" w:cs="宋体"/>
-          <w:sz w:val="24"/>
-          <w:szCs w:val="24"/>
-        </w:rPr>
-      </w:pPr>
-      <w:r>
-        <w:rPr>
-          <w:rFonts w:ascii="宋体" w:hAnsi="宋体" w:eastAsia="宋体" w:cs="宋体"/>
+          <w:rFonts w:ascii="宋体" w:eastAsia="宋体" w:hAnsi="宋体" w:cs="宋体"/>
+          <w:sz w:val="24"/>
+          <w:szCs w:val="24"/>
+        </w:rPr>
+      </w:pPr>
+      <w:r>
+        <w:rPr>
+          <w:rFonts w:ascii="宋体" w:eastAsia="宋体" w:hAnsi="宋体" w:cs="宋体"/>
           <w:sz w:val="24"/>
           <w:szCs w:val="24"/>
         </w:rPr>
@@ -3632,17 +3619,17 @@
         <w:adjustRightInd w:val="0"/>
         <w:snapToGrid w:val="0"/>
         <w:spacing w:line="360" w:lineRule="auto"/>
-        <w:ind w:left="425" w:leftChars="0" w:right="0" w:hanging="425" w:firstLineChars="0"/>
+        <w:ind w:left="425" w:right="0" w:hanging="425" w:leftChars="0" w:firstLineChars="0"/>
         <w:textAlignment w:val="baseline"/>
         <w:rPr>
-          <w:rFonts w:ascii="宋体" w:hAnsi="宋体" w:eastAsia="宋体" w:cs="宋体"/>
-          <w:sz w:val="24"/>
-          <w:szCs w:val="24"/>
-        </w:rPr>
-      </w:pPr>
-      <w:r>
-        <w:rPr>
-          <w:rFonts w:ascii="宋体" w:hAnsi="宋体" w:eastAsia="宋体" w:cs="宋体"/>
+          <w:rFonts w:ascii="宋体" w:eastAsia="宋体" w:hAnsi="宋体" w:cs="宋体"/>
+          <w:sz w:val="24"/>
+          <w:szCs w:val="24"/>
+        </w:rPr>
+      </w:pPr>
+      <w:r>
+        <w:rPr>
+          <w:rFonts w:ascii="宋体" w:eastAsia="宋体" w:hAnsi="宋体" w:cs="宋体"/>
           <w:sz w:val="24"/>
           <w:szCs w:val="24"/>
         </w:rPr>
@@ -3669,17 +3656,17 @@
         <w:adjustRightInd w:val="0"/>
         <w:snapToGrid w:val="0"/>
         <w:spacing w:line="360" w:lineRule="auto"/>
-        <w:ind w:left="425" w:leftChars="0" w:right="0" w:hanging="425" w:firstLineChars="0"/>
+        <w:ind w:left="425" w:right="0" w:hanging="425" w:leftChars="0" w:firstLineChars="0"/>
         <w:textAlignment w:val="baseline"/>
         <w:rPr>
-          <w:rFonts w:ascii="宋体" w:hAnsi="宋体" w:eastAsia="宋体" w:cs="宋体"/>
-          <w:sz w:val="24"/>
-          <w:szCs w:val="24"/>
-        </w:rPr>
-      </w:pPr>
-      <w:r>
-        <w:rPr>
-          <w:rFonts w:ascii="宋体" w:hAnsi="宋体" w:eastAsia="宋体" w:cs="宋体"/>
+          <w:rFonts w:ascii="宋体" w:eastAsia="宋体" w:hAnsi="宋体" w:cs="宋体"/>
+          <w:sz w:val="24"/>
+          <w:szCs w:val="24"/>
+        </w:rPr>
+      </w:pPr>
+      <w:r>
+        <w:rPr>
+          <w:rFonts w:ascii="宋体" w:eastAsia="宋体" w:hAnsi="宋体" w:cs="宋体"/>
           <w:sz w:val="24"/>
           <w:szCs w:val="24"/>
         </w:rPr>
@@ -3706,17 +3693,17 @@
         <w:adjustRightInd w:val="0"/>
         <w:snapToGrid w:val="0"/>
         <w:spacing w:line="360" w:lineRule="auto"/>
-        <w:ind w:left="425" w:leftChars="0" w:right="0" w:hanging="425" w:firstLineChars="0"/>
+        <w:ind w:left="425" w:right="0" w:hanging="425" w:leftChars="0" w:firstLineChars="0"/>
         <w:textAlignment w:val="baseline"/>
         <w:rPr>
-          <w:rFonts w:ascii="宋体" w:hAnsi="宋体" w:eastAsia="宋体" w:cs="宋体"/>
-          <w:sz w:val="24"/>
-          <w:szCs w:val="24"/>
-        </w:rPr>
-      </w:pPr>
-      <w:r>
-        <w:rPr>
-          <w:rFonts w:ascii="宋体" w:hAnsi="宋体" w:eastAsia="宋体" w:cs="宋体"/>
+          <w:rFonts w:ascii="宋体" w:eastAsia="宋体" w:hAnsi="宋体" w:cs="宋体"/>
+          <w:sz w:val="24"/>
+          <w:szCs w:val="24"/>
+        </w:rPr>
+      </w:pPr>
+      <w:r>
+        <w:rPr>
+          <w:rFonts w:ascii="宋体" w:eastAsia="宋体" w:hAnsi="宋体" w:cs="宋体"/>
           <w:sz w:val="24"/>
           <w:szCs w:val="24"/>
         </w:rPr>
@@ -3743,17 +3730,17 @@
         <w:adjustRightInd w:val="0"/>
         <w:snapToGrid w:val="0"/>
         <w:spacing w:line="360" w:lineRule="auto"/>
-        <w:ind w:left="425" w:leftChars="0" w:right="0" w:hanging="425" w:firstLineChars="0"/>
+        <w:ind w:left="425" w:right="0" w:hanging="425" w:leftChars="0" w:firstLineChars="0"/>
         <w:textAlignment w:val="baseline"/>
         <w:rPr>
-          <w:rFonts w:ascii="宋体" w:hAnsi="宋体" w:eastAsia="宋体" w:cs="宋体"/>
-          <w:sz w:val="24"/>
-          <w:szCs w:val="24"/>
-        </w:rPr>
-      </w:pPr>
-      <w:r>
-        <w:rPr>
-          <w:rFonts w:ascii="宋体" w:hAnsi="宋体" w:eastAsia="宋体" w:cs="宋体"/>
+          <w:rFonts w:ascii="宋体" w:eastAsia="宋体" w:hAnsi="宋体" w:cs="宋体"/>
+          <w:sz w:val="24"/>
+          <w:szCs w:val="24"/>
+        </w:rPr>
+      </w:pPr>
+      <w:r>
+        <w:rPr>
+          <w:rFonts w:ascii="宋体" w:eastAsia="宋体" w:hAnsi="宋体" w:cs="宋体"/>
           <w:sz w:val="24"/>
           <w:szCs w:val="24"/>
         </w:rPr>
@@ -3780,17 +3767,17 @@
         <w:adjustRightInd w:val="0"/>
         <w:snapToGrid w:val="0"/>
         <w:spacing w:line="360" w:lineRule="auto"/>
-        <w:ind w:left="425" w:leftChars="0" w:right="0" w:hanging="425" w:firstLineChars="0"/>
+        <w:ind w:left="425" w:right="0" w:hanging="425" w:leftChars="0" w:firstLineChars="0"/>
         <w:textAlignment w:val="baseline"/>
         <w:rPr>
-          <w:rFonts w:ascii="宋体" w:hAnsi="宋体" w:eastAsia="宋体" w:cs="宋体"/>
-          <w:sz w:val="24"/>
-          <w:szCs w:val="24"/>
-        </w:rPr>
-      </w:pPr>
-      <w:r>
-        <w:rPr>
-          <w:rFonts w:ascii="宋体" w:hAnsi="宋体" w:eastAsia="宋体" w:cs="宋体"/>
+          <w:rFonts w:ascii="宋体" w:eastAsia="宋体" w:hAnsi="宋体" w:cs="宋体"/>
+          <w:sz w:val="24"/>
+          <w:szCs w:val="24"/>
+        </w:rPr>
+      </w:pPr>
+      <w:r>
+        <w:rPr>
+          <w:rFonts w:ascii="宋体" w:eastAsia="宋体" w:hAnsi="宋体" w:cs="宋体"/>
           <w:sz w:val="24"/>
           <w:szCs w:val="24"/>
         </w:rPr>
@@ -3817,17 +3804,17 @@
         <w:adjustRightInd w:val="0"/>
         <w:snapToGrid w:val="0"/>
         <w:spacing w:line="360" w:lineRule="auto"/>
-        <w:ind w:left="425" w:leftChars="0" w:right="0" w:hanging="425" w:firstLineChars="0"/>
+        <w:ind w:left="425" w:right="0" w:hanging="425" w:leftChars="0" w:firstLineChars="0"/>
         <w:textAlignment w:val="baseline"/>
         <w:rPr>
-          <w:rFonts w:ascii="宋体" w:hAnsi="宋体" w:eastAsia="宋体" w:cs="宋体"/>
-          <w:sz w:val="24"/>
-          <w:szCs w:val="24"/>
-        </w:rPr>
-      </w:pPr>
-      <w:r>
-        <w:rPr>
-          <w:rFonts w:ascii="宋体" w:hAnsi="宋体" w:eastAsia="宋体" w:cs="宋体"/>
+          <w:rFonts w:ascii="宋体" w:eastAsia="宋体" w:hAnsi="宋体" w:cs="宋体"/>
+          <w:sz w:val="24"/>
+          <w:szCs w:val="24"/>
+        </w:rPr>
+      </w:pPr>
+      <w:r>
+        <w:rPr>
+          <w:rFonts w:ascii="宋体" w:eastAsia="宋体" w:hAnsi="宋体" w:cs="宋体"/>
           <w:sz w:val="24"/>
           <w:szCs w:val="24"/>
         </w:rPr>
@@ -3836,14 +3823,14 @@
     </w:p>
     <w:p>
       <w:pPr>
-        <w:pStyle w:val="29"/>
-        <w:bidi w:val="0"/>
-      </w:pPr>
-      <w:bookmarkStart w:id="19" w:name="_Toc12852"/>
+        <w:pStyle w:val="3"/>
+        <w:bidi w:val="0"/>
+      </w:pPr>
+      <w:bookmarkStart w:id="20" w:name="_Toc12852"/>
       <w:r>
         <w:t>备件库</w:t>
       </w:r>
-      <w:bookmarkEnd w:id="19"/>
+      <w:bookmarkEnd w:id="20"/>
     </w:p>
     <w:p>
       <w:pPr>
@@ -3865,17 +3852,17 @@
         <w:adjustRightInd w:val="0"/>
         <w:snapToGrid w:val="0"/>
         <w:spacing w:line="360" w:lineRule="auto"/>
-        <w:ind w:left="425" w:leftChars="0" w:right="0" w:hanging="425" w:firstLineChars="0"/>
+        <w:ind w:left="425" w:right="0" w:hanging="425" w:leftChars="0" w:firstLineChars="0"/>
         <w:textAlignment w:val="baseline"/>
         <w:rPr>
-          <w:rFonts w:ascii="宋体" w:hAnsi="宋体" w:eastAsia="宋体" w:cs="宋体"/>
-          <w:sz w:val="24"/>
-          <w:szCs w:val="24"/>
-        </w:rPr>
-      </w:pPr>
-      <w:r>
-        <w:rPr>
-          <w:rFonts w:ascii="宋体" w:hAnsi="宋体" w:eastAsia="宋体" w:cs="宋体"/>
+          <w:rFonts w:ascii="宋体" w:eastAsia="宋体" w:hAnsi="宋体" w:cs="宋体"/>
+          <w:sz w:val="24"/>
+          <w:szCs w:val="24"/>
+        </w:rPr>
+      </w:pPr>
+      <w:r>
+        <w:rPr>
+          <w:rFonts w:ascii="宋体" w:eastAsia="宋体" w:hAnsi="宋体" w:cs="宋体"/>
           <w:sz w:val="24"/>
           <w:szCs w:val="24"/>
         </w:rPr>
@@ -3902,17 +3889,17 @@
         <w:adjustRightInd w:val="0"/>
         <w:snapToGrid w:val="0"/>
         <w:spacing w:line="360" w:lineRule="auto"/>
-        <w:ind w:left="425" w:leftChars="0" w:right="0" w:hanging="425" w:firstLineChars="0"/>
+        <w:ind w:left="425" w:right="0" w:hanging="425" w:leftChars="0" w:firstLineChars="0"/>
         <w:textAlignment w:val="baseline"/>
         <w:rPr>
-          <w:rFonts w:ascii="宋体" w:hAnsi="宋体" w:eastAsia="宋体" w:cs="宋体"/>
-          <w:sz w:val="24"/>
-          <w:szCs w:val="24"/>
-        </w:rPr>
-      </w:pPr>
-      <w:r>
-        <w:rPr>
-          <w:rFonts w:ascii="宋体" w:hAnsi="宋体" w:eastAsia="宋体" w:cs="宋体"/>
+          <w:rFonts w:ascii="宋体" w:eastAsia="宋体" w:hAnsi="宋体" w:cs="宋体"/>
+          <w:sz w:val="24"/>
+          <w:szCs w:val="24"/>
+        </w:rPr>
+      </w:pPr>
+      <w:r>
+        <w:rPr>
+          <w:rFonts w:ascii="宋体" w:eastAsia="宋体" w:hAnsi="宋体" w:cs="宋体"/>
           <w:sz w:val="24"/>
           <w:szCs w:val="24"/>
         </w:rPr>
@@ -3939,17 +3926,17 @@
         <w:adjustRightInd w:val="0"/>
         <w:snapToGrid w:val="0"/>
         <w:spacing w:line="360" w:lineRule="auto"/>
-        <w:ind w:left="425" w:leftChars="0" w:right="0" w:hanging="425" w:firstLineChars="0"/>
+        <w:ind w:left="425" w:right="0" w:hanging="425" w:leftChars="0" w:firstLineChars="0"/>
         <w:textAlignment w:val="baseline"/>
         <w:rPr>
-          <w:rFonts w:ascii="宋体" w:hAnsi="宋体" w:eastAsia="宋体" w:cs="宋体"/>
-          <w:sz w:val="24"/>
-          <w:szCs w:val="24"/>
-        </w:rPr>
-      </w:pPr>
-      <w:r>
-        <w:rPr>
-          <w:rFonts w:ascii="宋体" w:hAnsi="宋体" w:eastAsia="宋体" w:cs="宋体"/>
+          <w:rFonts w:ascii="宋体" w:eastAsia="宋体" w:hAnsi="宋体" w:cs="宋体"/>
+          <w:sz w:val="24"/>
+          <w:szCs w:val="24"/>
+        </w:rPr>
+      </w:pPr>
+      <w:r>
+        <w:rPr>
+          <w:rFonts w:ascii="宋体" w:eastAsia="宋体" w:hAnsi="宋体" w:cs="宋体"/>
           <w:sz w:val="24"/>
           <w:szCs w:val="24"/>
         </w:rPr>
@@ -3976,17 +3963,17 @@
         <w:adjustRightInd w:val="0"/>
         <w:snapToGrid w:val="0"/>
         <w:spacing w:line="360" w:lineRule="auto"/>
-        <w:ind w:left="425" w:leftChars="0" w:right="0" w:hanging="425" w:firstLineChars="0"/>
+        <w:ind w:left="425" w:right="0" w:hanging="425" w:leftChars="0" w:firstLineChars="0"/>
         <w:textAlignment w:val="baseline"/>
         <w:rPr>
-          <w:rFonts w:ascii="宋体" w:hAnsi="宋体" w:eastAsia="宋体" w:cs="宋体"/>
-          <w:sz w:val="24"/>
-          <w:szCs w:val="24"/>
-        </w:rPr>
-      </w:pPr>
-      <w:r>
-        <w:rPr>
-          <w:rFonts w:ascii="宋体" w:hAnsi="宋体" w:eastAsia="宋体" w:cs="宋体"/>
+          <w:rFonts w:ascii="宋体" w:eastAsia="宋体" w:hAnsi="宋体" w:cs="宋体"/>
+          <w:sz w:val="24"/>
+          <w:szCs w:val="24"/>
+        </w:rPr>
+      </w:pPr>
+      <w:r>
+        <w:rPr>
+          <w:rFonts w:ascii="宋体" w:eastAsia="宋体" w:hAnsi="宋体" w:cs="宋体"/>
           <w:sz w:val="24"/>
           <w:szCs w:val="24"/>
         </w:rPr>
@@ -4013,17 +4000,17 @@
         <w:adjustRightInd w:val="0"/>
         <w:snapToGrid w:val="0"/>
         <w:spacing w:line="360" w:lineRule="auto"/>
-        <w:ind w:left="425" w:leftChars="0" w:right="0" w:hanging="425" w:firstLineChars="0"/>
+        <w:ind w:left="425" w:right="0" w:hanging="425" w:leftChars="0" w:firstLineChars="0"/>
         <w:textAlignment w:val="baseline"/>
         <w:rPr>
-          <w:rFonts w:ascii="宋体" w:hAnsi="宋体" w:eastAsia="宋体" w:cs="宋体"/>
-          <w:sz w:val="24"/>
-          <w:szCs w:val="24"/>
-        </w:rPr>
-      </w:pPr>
-      <w:r>
-        <w:rPr>
-          <w:rFonts w:ascii="宋体" w:hAnsi="宋体" w:eastAsia="宋体" w:cs="宋体"/>
+          <w:rFonts w:ascii="宋体" w:eastAsia="宋体" w:hAnsi="宋体" w:cs="宋体"/>
+          <w:sz w:val="24"/>
+          <w:szCs w:val="24"/>
+        </w:rPr>
+      </w:pPr>
+      <w:r>
+        <w:rPr>
+          <w:rFonts w:ascii="宋体" w:eastAsia="宋体" w:hAnsi="宋体" w:cs="宋体"/>
           <w:sz w:val="24"/>
           <w:szCs w:val="24"/>
         </w:rPr>
@@ -4050,17 +4037,17 @@
         <w:adjustRightInd w:val="0"/>
         <w:snapToGrid w:val="0"/>
         <w:spacing w:line="360" w:lineRule="auto"/>
-        <w:ind w:left="425" w:leftChars="0" w:right="0" w:hanging="425" w:firstLineChars="0"/>
+        <w:ind w:left="425" w:right="0" w:hanging="425" w:leftChars="0" w:firstLineChars="0"/>
         <w:textAlignment w:val="baseline"/>
         <w:rPr>
-          <w:rFonts w:ascii="宋体" w:hAnsi="宋体" w:eastAsia="宋体" w:cs="宋体"/>
-          <w:sz w:val="24"/>
-          <w:szCs w:val="24"/>
-        </w:rPr>
-      </w:pPr>
-      <w:r>
-        <w:rPr>
-          <w:rFonts w:ascii="宋体" w:hAnsi="宋体" w:eastAsia="宋体" w:cs="宋体"/>
+          <w:rFonts w:ascii="宋体" w:eastAsia="宋体" w:hAnsi="宋体" w:cs="宋体"/>
+          <w:sz w:val="24"/>
+          <w:szCs w:val="24"/>
+        </w:rPr>
+      </w:pPr>
+      <w:r>
+        <w:rPr>
+          <w:rFonts w:ascii="宋体" w:eastAsia="宋体" w:hAnsi="宋体" w:cs="宋体"/>
           <w:sz w:val="24"/>
           <w:szCs w:val="24"/>
         </w:rPr>
@@ -4069,14 +4056,14 @@
     </w:p>
     <w:p>
       <w:pPr>
-        <w:pStyle w:val="29"/>
+        <w:pStyle w:val="3"/>
         <w:bidi w:val="0"/>
         <w:rPr>
           <w:rFonts w:hint="default"/>
           <w:lang w:val="en-US"/>
         </w:rPr>
       </w:pPr>
-      <w:bookmarkStart w:id="20" w:name="_Toc25935"/>
+      <w:bookmarkStart w:id="21" w:name="_Toc25935"/>
       <w:r>
         <w:rPr>
           <w:rFonts w:hint="eastAsia"/>
@@ -4084,7 +4071,7 @@
         </w:rPr>
         <w:t>服务知识</w:t>
       </w:r>
-      <w:bookmarkEnd w:id="20"/>
+      <w:bookmarkEnd w:id="21"/>
     </w:p>
     <w:p>
       <w:pPr>
@@ -4106,10 +4093,10 @@
         <w:adjustRightInd w:val="0"/>
         <w:snapToGrid w:val="0"/>
         <w:spacing w:line="360" w:lineRule="auto"/>
-        <w:ind w:left="425" w:leftChars="0" w:right="0" w:hanging="425" w:firstLineChars="0"/>
+        <w:ind w:left="425" w:right="0" w:hanging="425" w:leftChars="0" w:firstLineChars="0"/>
         <w:textAlignment w:val="baseline"/>
         <w:rPr>
-          <w:rFonts w:hint="eastAsia" w:ascii="宋体" w:hAnsi="宋体" w:eastAsia="宋体" w:cs="宋体"/>
+          <w:rFonts w:ascii="宋体" w:eastAsia="宋体" w:hAnsi="宋体" w:cs="宋体" w:hint="eastAsia"/>
           <w:sz w:val="24"/>
           <w:szCs w:val="24"/>
           <w:lang w:val="en-US" w:eastAsia="zh-CN"/>
@@ -4117,7 +4104,7 @@
       </w:pPr>
       <w:r>
         <w:rPr>
-          <w:rFonts w:hint="eastAsia" w:ascii="宋体" w:hAnsi="宋体" w:eastAsia="宋体" w:cs="宋体"/>
+          <w:rFonts w:ascii="宋体" w:eastAsia="宋体" w:hAnsi="宋体" w:cs="宋体" w:hint="eastAsia"/>
           <w:sz w:val="24"/>
           <w:szCs w:val="24"/>
           <w:lang w:val="en-US" w:eastAsia="zh-CN"/>
@@ -4145,10 +4132,10 @@
         <w:adjustRightInd w:val="0"/>
         <w:snapToGrid w:val="0"/>
         <w:spacing w:line="360" w:lineRule="auto"/>
-        <w:ind w:left="425" w:leftChars="0" w:right="0" w:hanging="425" w:firstLineChars="0"/>
+        <w:ind w:left="425" w:right="0" w:hanging="425" w:leftChars="0" w:firstLineChars="0"/>
         <w:textAlignment w:val="baseline"/>
         <w:rPr>
-          <w:rFonts w:hint="eastAsia" w:ascii="宋体" w:hAnsi="宋体" w:eastAsia="宋体" w:cs="宋体"/>
+          <w:rFonts w:ascii="宋体" w:eastAsia="宋体" w:hAnsi="宋体" w:cs="宋体" w:hint="eastAsia"/>
           <w:sz w:val="24"/>
           <w:szCs w:val="24"/>
           <w:lang w:val="en-US" w:eastAsia="zh-CN"/>
@@ -4156,7 +4143,7 @@
       </w:pPr>
       <w:r>
         <w:rPr>
-          <w:rFonts w:hint="eastAsia" w:ascii="宋体" w:hAnsi="宋体" w:eastAsia="宋体" w:cs="宋体"/>
+          <w:rFonts w:ascii="宋体" w:eastAsia="宋体" w:hAnsi="宋体" w:cs="宋体" w:hint="eastAsia"/>
           <w:sz w:val="24"/>
           <w:szCs w:val="24"/>
           <w:lang w:val="en-US" w:eastAsia="zh-CN"/>
@@ -4184,10 +4171,10 @@
         <w:adjustRightInd w:val="0"/>
         <w:snapToGrid w:val="0"/>
         <w:spacing w:line="360" w:lineRule="auto"/>
-        <w:ind w:left="425" w:leftChars="0" w:right="0" w:hanging="425" w:firstLineChars="0"/>
+        <w:ind w:left="425" w:right="0" w:hanging="425" w:leftChars="0" w:firstLineChars="0"/>
         <w:textAlignment w:val="baseline"/>
         <w:rPr>
-          <w:rFonts w:hint="eastAsia" w:ascii="宋体" w:hAnsi="宋体" w:eastAsia="宋体" w:cs="宋体"/>
+          <w:rFonts w:ascii="宋体" w:eastAsia="宋体" w:hAnsi="宋体" w:cs="宋体" w:hint="eastAsia"/>
           <w:sz w:val="24"/>
           <w:szCs w:val="24"/>
           <w:lang w:val="en-US" w:eastAsia="zh-CN"/>
@@ -4195,7 +4182,7 @@
       </w:pPr>
       <w:r>
         <w:rPr>
-          <w:rFonts w:hint="eastAsia" w:ascii="宋体" w:hAnsi="宋体" w:eastAsia="宋体" w:cs="宋体"/>
+          <w:rFonts w:ascii="宋体" w:eastAsia="宋体" w:hAnsi="宋体" w:cs="宋体" w:hint="eastAsia"/>
           <w:sz w:val="24"/>
           <w:szCs w:val="24"/>
           <w:lang w:val="en-US" w:eastAsia="zh-CN"/>
@@ -4223,10 +4210,10 @@
         <w:adjustRightInd w:val="0"/>
         <w:snapToGrid w:val="0"/>
         <w:spacing w:line="360" w:lineRule="auto"/>
-        <w:ind w:left="425" w:leftChars="0" w:right="0" w:hanging="425" w:firstLineChars="0"/>
+        <w:ind w:left="425" w:right="0" w:hanging="425" w:leftChars="0" w:firstLineChars="0"/>
         <w:textAlignment w:val="baseline"/>
         <w:rPr>
-          <w:rFonts w:hint="eastAsia" w:ascii="宋体" w:hAnsi="宋体" w:eastAsia="宋体" w:cs="宋体"/>
+          <w:rFonts w:ascii="宋体" w:eastAsia="宋体" w:hAnsi="宋体" w:cs="宋体" w:hint="eastAsia"/>
           <w:sz w:val="24"/>
           <w:szCs w:val="24"/>
           <w:lang w:val="en-US" w:eastAsia="zh-CN"/>
@@ -4234,7 +4221,7 @@
       </w:pPr>
       <w:r>
         <w:rPr>
-          <w:rFonts w:hint="eastAsia" w:ascii="宋体" w:hAnsi="宋体" w:eastAsia="宋体" w:cs="宋体"/>
+          <w:rFonts w:ascii="宋体" w:eastAsia="宋体" w:hAnsi="宋体" w:cs="宋体" w:hint="eastAsia"/>
           <w:sz w:val="24"/>
           <w:szCs w:val="24"/>
           <w:lang w:val="en-US" w:eastAsia="zh-CN"/>
@@ -4262,17 +4249,17 @@
         <w:adjustRightInd w:val="0"/>
         <w:snapToGrid w:val="0"/>
         <w:spacing w:line="360" w:lineRule="auto"/>
-        <w:ind w:left="425" w:leftChars="0" w:right="0" w:hanging="425" w:firstLineChars="0"/>
+        <w:ind w:left="425" w:right="0" w:hanging="425" w:leftChars="0" w:firstLineChars="0"/>
         <w:textAlignment w:val="baseline"/>
         <w:rPr>
-          <w:rFonts w:ascii="宋体" w:hAnsi="宋体" w:eastAsia="宋体" w:cs="宋体"/>
-          <w:sz w:val="24"/>
-          <w:szCs w:val="24"/>
-        </w:rPr>
-      </w:pPr>
-      <w:r>
-        <w:rPr>
-          <w:rFonts w:hint="eastAsia" w:ascii="宋体" w:hAnsi="宋体" w:eastAsia="宋体" w:cs="宋体"/>
+          <w:rFonts w:ascii="宋体" w:eastAsia="宋体" w:hAnsi="宋体" w:cs="宋体"/>
+          <w:sz w:val="24"/>
+          <w:szCs w:val="24"/>
+        </w:rPr>
+      </w:pPr>
+      <w:r>
+        <w:rPr>
+          <w:rFonts w:ascii="宋体" w:eastAsia="宋体" w:hAnsi="宋体" w:cs="宋体" w:hint="eastAsia"/>
           <w:sz w:val="24"/>
           <w:szCs w:val="24"/>
           <w:lang w:val="en-US" w:eastAsia="zh-CN"/>
@@ -4282,14 +4269,14 @@
     </w:p>
     <w:p>
       <w:pPr>
-        <w:pStyle w:val="28"/>
-        <w:bidi w:val="0"/>
-      </w:pPr>
-      <w:bookmarkStart w:id="21" w:name="_Toc20359"/>
+        <w:pStyle w:val="2"/>
+        <w:bidi w:val="0"/>
+      </w:pPr>
+      <w:bookmarkStart w:id="22" w:name="_Toc20359"/>
       <w:r>
         <w:t>质量部</w:t>
       </w:r>
-      <w:bookmarkEnd w:id="21"/>
+      <w:bookmarkEnd w:id="22"/>
     </w:p>
     <w:p>
       <w:pPr>
@@ -4307,17 +4294,17 @@
         <w:adjustRightInd w:val="0"/>
         <w:snapToGrid w:val="0"/>
         <w:spacing w:line="360" w:lineRule="auto"/>
-        <w:ind w:left="0" w:right="0" w:firstLine="480" w:firstLineChars="200"/>
+        <w:ind w:left="0" w:right="0" w:firstLine="420" w:firstLineChars="200"/>
         <w:textAlignment w:val="baseline"/>
         <w:rPr>
-          <w:rFonts w:ascii="宋体" w:hAnsi="宋体" w:eastAsia="宋体" w:cs="宋体"/>
-          <w:sz w:val="24"/>
-          <w:szCs w:val="24"/>
-        </w:rPr>
-      </w:pPr>
-      <w:r>
-        <w:rPr>
-          <w:rFonts w:ascii="宋体" w:hAnsi="宋体" w:eastAsia="宋体" w:cs="宋体"/>
+          <w:rFonts w:ascii="宋体" w:eastAsia="宋体" w:hAnsi="宋体" w:cs="宋体"/>
+          <w:sz w:val="24"/>
+          <w:szCs w:val="24"/>
+        </w:rPr>
+      </w:pPr>
+      <w:r>
+        <w:rPr>
+          <w:rFonts w:ascii="宋体" w:eastAsia="宋体" w:hAnsi="宋体" w:cs="宋体"/>
           <w:sz w:val="24"/>
           <w:szCs w:val="24"/>
         </w:rPr>
@@ -4344,17 +4331,17 @@
         <w:adjustRightInd w:val="0"/>
         <w:snapToGrid w:val="0"/>
         <w:spacing w:line="360" w:lineRule="auto"/>
-        <w:ind w:left="425" w:leftChars="0" w:right="0" w:hanging="425" w:firstLineChars="0"/>
+        <w:ind w:left="425" w:right="0" w:hanging="425" w:leftChars="0" w:firstLineChars="0"/>
         <w:textAlignment w:val="baseline"/>
         <w:rPr>
-          <w:rFonts w:ascii="宋体" w:hAnsi="宋体" w:eastAsia="宋体" w:cs="宋体"/>
-          <w:sz w:val="24"/>
-          <w:szCs w:val="24"/>
-        </w:rPr>
-      </w:pPr>
-      <w:r>
-        <w:rPr>
-          <w:rFonts w:ascii="宋体" w:hAnsi="宋体" w:eastAsia="宋体" w:cs="宋体"/>
+          <w:rFonts w:ascii="宋体" w:eastAsia="宋体" w:hAnsi="宋体" w:cs="宋体"/>
+          <w:sz w:val="24"/>
+          <w:szCs w:val="24"/>
+        </w:rPr>
+      </w:pPr>
+      <w:r>
+        <w:rPr>
+          <w:rFonts w:ascii="宋体" w:eastAsia="宋体" w:hAnsi="宋体" w:cs="宋体"/>
           <w:sz w:val="24"/>
           <w:szCs w:val="24"/>
         </w:rPr>
@@ -4381,17 +4368,17 @@
         <w:adjustRightInd w:val="0"/>
         <w:snapToGrid w:val="0"/>
         <w:spacing w:line="360" w:lineRule="auto"/>
-        <w:ind w:left="425" w:leftChars="0" w:right="0" w:hanging="425" w:firstLineChars="0"/>
+        <w:ind w:left="425" w:right="0" w:hanging="425" w:leftChars="0" w:firstLineChars="0"/>
         <w:textAlignment w:val="baseline"/>
         <w:rPr>
-          <w:rFonts w:ascii="宋体" w:hAnsi="宋体" w:eastAsia="宋体" w:cs="宋体"/>
-          <w:sz w:val="24"/>
-          <w:szCs w:val="24"/>
-        </w:rPr>
-      </w:pPr>
-      <w:r>
-        <w:rPr>
-          <w:rFonts w:ascii="宋体" w:hAnsi="宋体" w:eastAsia="宋体" w:cs="宋体"/>
+          <w:rFonts w:ascii="宋体" w:eastAsia="宋体" w:hAnsi="宋体" w:cs="宋体"/>
+          <w:sz w:val="24"/>
+          <w:szCs w:val="24"/>
+        </w:rPr>
+      </w:pPr>
+      <w:r>
+        <w:rPr>
+          <w:rFonts w:ascii="宋体" w:eastAsia="宋体" w:hAnsi="宋体" w:cs="宋体"/>
           <w:sz w:val="24"/>
           <w:szCs w:val="24"/>
         </w:rPr>
@@ -4418,17 +4405,17 @@
         <w:adjustRightInd w:val="0"/>
         <w:snapToGrid w:val="0"/>
         <w:spacing w:line="360" w:lineRule="auto"/>
-        <w:ind w:left="425" w:leftChars="0" w:right="0" w:hanging="425" w:firstLineChars="0"/>
+        <w:ind w:left="425" w:right="0" w:hanging="425" w:leftChars="0" w:firstLineChars="0"/>
         <w:textAlignment w:val="baseline"/>
         <w:rPr>
-          <w:rFonts w:ascii="宋体" w:hAnsi="宋体" w:eastAsia="宋体" w:cs="宋体"/>
-          <w:sz w:val="24"/>
-          <w:szCs w:val="24"/>
-        </w:rPr>
-      </w:pPr>
-      <w:r>
-        <w:rPr>
-          <w:rFonts w:ascii="宋体" w:hAnsi="宋体" w:eastAsia="宋体" w:cs="宋体"/>
+          <w:rFonts w:ascii="宋体" w:eastAsia="宋体" w:hAnsi="宋体" w:cs="宋体"/>
+          <w:sz w:val="24"/>
+          <w:szCs w:val="24"/>
+        </w:rPr>
+      </w:pPr>
+      <w:r>
+        <w:rPr>
+          <w:rFonts w:ascii="宋体" w:eastAsia="宋体" w:hAnsi="宋体" w:cs="宋体"/>
           <w:sz w:val="24"/>
           <w:szCs w:val="24"/>
         </w:rPr>
@@ -4455,17 +4442,17 @@
         <w:adjustRightInd w:val="0"/>
         <w:snapToGrid w:val="0"/>
         <w:spacing w:line="360" w:lineRule="auto"/>
-        <w:ind w:left="425" w:leftChars="0" w:right="0" w:hanging="425" w:firstLineChars="0"/>
+        <w:ind w:left="425" w:right="0" w:hanging="425" w:leftChars="0" w:firstLineChars="0"/>
         <w:textAlignment w:val="baseline"/>
         <w:rPr>
-          <w:rFonts w:ascii="宋体" w:hAnsi="宋体" w:eastAsia="宋体" w:cs="宋体"/>
-          <w:sz w:val="24"/>
-          <w:szCs w:val="24"/>
-        </w:rPr>
-      </w:pPr>
-      <w:r>
-        <w:rPr>
-          <w:rFonts w:ascii="宋体" w:hAnsi="宋体" w:eastAsia="宋体" w:cs="宋体"/>
+          <w:rFonts w:ascii="宋体" w:eastAsia="宋体" w:hAnsi="宋体" w:cs="宋体"/>
+          <w:sz w:val="24"/>
+          <w:szCs w:val="24"/>
+        </w:rPr>
+      </w:pPr>
+      <w:r>
+        <w:rPr>
+          <w:rFonts w:ascii="宋体" w:eastAsia="宋体" w:hAnsi="宋体" w:cs="宋体"/>
           <w:sz w:val="24"/>
           <w:szCs w:val="24"/>
         </w:rPr>
@@ -4492,17 +4479,17 @@
         <w:adjustRightInd w:val="0"/>
         <w:snapToGrid w:val="0"/>
         <w:spacing w:line="360" w:lineRule="auto"/>
-        <w:ind w:left="425" w:leftChars="0" w:right="0" w:hanging="425" w:firstLineChars="0"/>
+        <w:ind w:left="425" w:right="0" w:hanging="425" w:leftChars="0" w:firstLineChars="0"/>
         <w:textAlignment w:val="baseline"/>
         <w:rPr>
-          <w:rFonts w:ascii="宋体" w:hAnsi="宋体" w:eastAsia="宋体" w:cs="宋体"/>
-          <w:sz w:val="24"/>
-          <w:szCs w:val="24"/>
-        </w:rPr>
-      </w:pPr>
-      <w:r>
-        <w:rPr>
-          <w:rFonts w:ascii="宋体" w:hAnsi="宋体" w:eastAsia="宋体" w:cs="宋体"/>
+          <w:rFonts w:ascii="宋体" w:eastAsia="宋体" w:hAnsi="宋体" w:cs="宋体"/>
+          <w:sz w:val="24"/>
+          <w:szCs w:val="24"/>
+        </w:rPr>
+      </w:pPr>
+      <w:r>
+        <w:rPr>
+          <w:rFonts w:ascii="宋体" w:eastAsia="宋体" w:hAnsi="宋体" w:cs="宋体"/>
           <w:sz w:val="24"/>
           <w:szCs w:val="24"/>
         </w:rPr>
@@ -4511,14 +4498,14 @@
     </w:p>
     <w:p>
       <w:pPr>
-        <w:pStyle w:val="28"/>
-        <w:bidi w:val="0"/>
-      </w:pPr>
-      <w:bookmarkStart w:id="22" w:name="_Toc24505"/>
+        <w:pStyle w:val="2"/>
+        <w:bidi w:val="0"/>
+      </w:pPr>
+      <w:bookmarkStart w:id="23" w:name="_Toc24505"/>
       <w:r>
         <w:t>研发部</w:t>
       </w:r>
-      <w:bookmarkEnd w:id="22"/>
+      <w:bookmarkEnd w:id="23"/>
     </w:p>
     <w:p>
       <w:pPr>
@@ -4536,17 +4523,17 @@
         <w:adjustRightInd w:val="0"/>
         <w:snapToGrid w:val="0"/>
         <w:spacing w:line="360" w:lineRule="auto"/>
-        <w:ind w:left="0" w:right="0" w:firstLine="480" w:firstLineChars="200"/>
+        <w:ind w:left="0" w:right="0" w:firstLine="420" w:firstLineChars="200"/>
         <w:textAlignment w:val="baseline"/>
         <w:rPr>
-          <w:rFonts w:ascii="宋体" w:hAnsi="宋体" w:eastAsia="宋体" w:cs="宋体"/>
-          <w:sz w:val="24"/>
-          <w:szCs w:val="24"/>
-        </w:rPr>
-      </w:pPr>
-      <w:r>
-        <w:rPr>
-          <w:rFonts w:ascii="宋体" w:hAnsi="宋体" w:eastAsia="宋体" w:cs="宋体"/>
+          <w:rFonts w:ascii="宋体" w:eastAsia="宋体" w:hAnsi="宋体" w:cs="宋体"/>
+          <w:sz w:val="24"/>
+          <w:szCs w:val="24"/>
+        </w:rPr>
+      </w:pPr>
+      <w:r>
+        <w:rPr>
+          <w:rFonts w:ascii="宋体" w:eastAsia="宋体" w:hAnsi="宋体" w:cs="宋体"/>
           <w:sz w:val="24"/>
           <w:szCs w:val="24"/>
         </w:rPr>
@@ -4573,17 +4560,17 @@
         <w:adjustRightInd w:val="0"/>
         <w:snapToGrid w:val="0"/>
         <w:spacing w:line="360" w:lineRule="auto"/>
-        <w:ind w:left="425" w:leftChars="0" w:right="0" w:hanging="425" w:firstLineChars="0"/>
+        <w:ind w:left="425" w:right="0" w:hanging="425" w:leftChars="0" w:firstLineChars="0"/>
         <w:textAlignment w:val="baseline"/>
         <w:rPr>
-          <w:rFonts w:ascii="宋体" w:hAnsi="宋体" w:eastAsia="宋体" w:cs="宋体"/>
-          <w:sz w:val="24"/>
-          <w:szCs w:val="24"/>
-        </w:rPr>
-      </w:pPr>
-      <w:r>
-        <w:rPr>
-          <w:rFonts w:ascii="宋体" w:hAnsi="宋体" w:eastAsia="宋体" w:cs="宋体"/>
+          <w:rFonts w:ascii="宋体" w:eastAsia="宋体" w:hAnsi="宋体" w:cs="宋体"/>
+          <w:sz w:val="24"/>
+          <w:szCs w:val="24"/>
+        </w:rPr>
+      </w:pPr>
+      <w:r>
+        <w:rPr>
+          <w:rFonts w:ascii="宋体" w:eastAsia="宋体" w:hAnsi="宋体" w:cs="宋体"/>
           <w:sz w:val="24"/>
           <w:szCs w:val="24"/>
         </w:rPr>
@@ -4610,17 +4597,17 @@
         <w:adjustRightInd w:val="0"/>
         <w:snapToGrid w:val="0"/>
         <w:spacing w:line="360" w:lineRule="auto"/>
-        <w:ind w:left="425" w:leftChars="0" w:right="0" w:hanging="425" w:firstLineChars="0"/>
+        <w:ind w:left="425" w:right="0" w:hanging="425" w:leftChars="0" w:firstLineChars="0"/>
         <w:textAlignment w:val="baseline"/>
         <w:rPr>
-          <w:rFonts w:ascii="宋体" w:hAnsi="宋体" w:eastAsia="宋体" w:cs="宋体"/>
-          <w:sz w:val="24"/>
-          <w:szCs w:val="24"/>
-        </w:rPr>
-      </w:pPr>
-      <w:r>
-        <w:rPr>
-          <w:rFonts w:ascii="宋体" w:hAnsi="宋体" w:eastAsia="宋体" w:cs="宋体"/>
+          <w:rFonts w:ascii="宋体" w:eastAsia="宋体" w:hAnsi="宋体" w:cs="宋体"/>
+          <w:sz w:val="24"/>
+          <w:szCs w:val="24"/>
+        </w:rPr>
+      </w:pPr>
+      <w:r>
+        <w:rPr>
+          <w:rFonts w:ascii="宋体" w:eastAsia="宋体" w:hAnsi="宋体" w:cs="宋体"/>
           <w:sz w:val="24"/>
           <w:szCs w:val="24"/>
         </w:rPr>
@@ -4647,17 +4634,17 @@
         <w:adjustRightInd w:val="0"/>
         <w:snapToGrid w:val="0"/>
         <w:spacing w:line="360" w:lineRule="auto"/>
-        <w:ind w:left="425" w:leftChars="0" w:right="0" w:hanging="425" w:firstLineChars="0"/>
+        <w:ind w:left="425" w:right="0" w:hanging="425" w:leftChars="0" w:firstLineChars="0"/>
         <w:textAlignment w:val="baseline"/>
         <w:rPr>
-          <w:rFonts w:ascii="宋体" w:hAnsi="宋体" w:eastAsia="宋体" w:cs="宋体"/>
-          <w:sz w:val="24"/>
-          <w:szCs w:val="24"/>
-        </w:rPr>
-      </w:pPr>
-      <w:r>
-        <w:rPr>
-          <w:rFonts w:ascii="宋体" w:hAnsi="宋体" w:eastAsia="宋体" w:cs="宋体"/>
+          <w:rFonts w:ascii="宋体" w:eastAsia="宋体" w:hAnsi="宋体" w:cs="宋体"/>
+          <w:sz w:val="24"/>
+          <w:szCs w:val="24"/>
+        </w:rPr>
+      </w:pPr>
+      <w:r>
+        <w:rPr>
+          <w:rFonts w:ascii="宋体" w:eastAsia="宋体" w:hAnsi="宋体" w:cs="宋体"/>
           <w:sz w:val="24"/>
           <w:szCs w:val="24"/>
         </w:rPr>
@@ -4684,17 +4671,17 @@
         <w:adjustRightInd w:val="0"/>
         <w:snapToGrid w:val="0"/>
         <w:spacing w:line="360" w:lineRule="auto"/>
-        <w:ind w:left="425" w:leftChars="0" w:right="0" w:hanging="425" w:firstLineChars="0"/>
+        <w:ind w:left="425" w:right="0" w:hanging="425" w:leftChars="0" w:firstLineChars="0"/>
         <w:textAlignment w:val="baseline"/>
         <w:rPr>
-          <w:rFonts w:ascii="宋体" w:hAnsi="宋体" w:eastAsia="宋体" w:cs="宋体"/>
-          <w:sz w:val="24"/>
-          <w:szCs w:val="24"/>
-        </w:rPr>
-      </w:pPr>
-      <w:r>
-        <w:rPr>
-          <w:rFonts w:ascii="宋体" w:hAnsi="宋体" w:eastAsia="宋体" w:cs="宋体"/>
+          <w:rFonts w:ascii="宋体" w:eastAsia="宋体" w:hAnsi="宋体" w:cs="宋体"/>
+          <w:sz w:val="24"/>
+          <w:szCs w:val="24"/>
+        </w:rPr>
+      </w:pPr>
+      <w:r>
+        <w:rPr>
+          <w:rFonts w:ascii="宋体" w:eastAsia="宋体" w:hAnsi="宋体" w:cs="宋体"/>
           <w:sz w:val="24"/>
           <w:szCs w:val="24"/>
         </w:rPr>
@@ -4721,17 +4708,17 @@
         <w:adjustRightInd w:val="0"/>
         <w:snapToGrid w:val="0"/>
         <w:spacing w:line="360" w:lineRule="auto"/>
-        <w:ind w:left="425" w:leftChars="0" w:right="0" w:hanging="425" w:firstLineChars="0"/>
+        <w:ind w:left="425" w:right="0" w:hanging="425" w:leftChars="0" w:firstLineChars="0"/>
         <w:textAlignment w:val="baseline"/>
         <w:rPr>
-          <w:rFonts w:ascii="宋体" w:hAnsi="宋体" w:eastAsia="宋体" w:cs="宋体"/>
-          <w:sz w:val="24"/>
-          <w:szCs w:val="24"/>
-        </w:rPr>
-      </w:pPr>
-      <w:r>
-        <w:rPr>
-          <w:rFonts w:ascii="宋体" w:hAnsi="宋体" w:eastAsia="宋体" w:cs="宋体"/>
+          <w:rFonts w:ascii="宋体" w:eastAsia="宋体" w:hAnsi="宋体" w:cs="宋体"/>
+          <w:sz w:val="24"/>
+          <w:szCs w:val="24"/>
+        </w:rPr>
+      </w:pPr>
+      <w:r>
+        <w:rPr>
+          <w:rFonts w:ascii="宋体" w:eastAsia="宋体" w:hAnsi="宋体" w:cs="宋体"/>
           <w:sz w:val="24"/>
           <w:szCs w:val="24"/>
         </w:rPr>
@@ -4758,17 +4745,17 @@
         <w:adjustRightInd w:val="0"/>
         <w:snapToGrid w:val="0"/>
         <w:spacing w:line="360" w:lineRule="auto"/>
-        <w:ind w:left="425" w:leftChars="0" w:right="0" w:hanging="425" w:firstLineChars="0"/>
+        <w:ind w:left="425" w:right="0" w:hanging="425" w:leftChars="0" w:firstLineChars="0"/>
         <w:textAlignment w:val="baseline"/>
         <w:rPr>
-          <w:rFonts w:ascii="宋体" w:hAnsi="宋体" w:eastAsia="宋体" w:cs="宋体"/>
-          <w:sz w:val="24"/>
-          <w:szCs w:val="24"/>
-        </w:rPr>
-      </w:pPr>
-      <w:r>
-        <w:rPr>
-          <w:rFonts w:ascii="宋体" w:hAnsi="宋体" w:eastAsia="宋体" w:cs="宋体"/>
+          <w:rFonts w:ascii="宋体" w:eastAsia="宋体" w:hAnsi="宋体" w:cs="宋体"/>
+          <w:sz w:val="24"/>
+          <w:szCs w:val="24"/>
+        </w:rPr>
+      </w:pPr>
+      <w:r>
+        <w:rPr>
+          <w:rFonts w:ascii="宋体" w:eastAsia="宋体" w:hAnsi="宋体" w:cs="宋体"/>
           <w:sz w:val="24"/>
           <w:szCs w:val="24"/>
         </w:rPr>
@@ -4795,17 +4782,17 @@
         <w:adjustRightInd w:val="0"/>
         <w:snapToGrid w:val="0"/>
         <w:spacing w:line="360" w:lineRule="auto"/>
-        <w:ind w:left="425" w:leftChars="0" w:right="0" w:hanging="425" w:firstLineChars="0"/>
+        <w:ind w:left="425" w:right="0" w:hanging="425" w:leftChars="0" w:firstLineChars="0"/>
         <w:textAlignment w:val="baseline"/>
         <w:rPr>
-          <w:rFonts w:ascii="宋体" w:hAnsi="宋体" w:eastAsia="宋体" w:cs="宋体"/>
-          <w:sz w:val="24"/>
-          <w:szCs w:val="24"/>
-        </w:rPr>
-      </w:pPr>
-      <w:r>
-        <w:rPr>
-          <w:rFonts w:ascii="宋体" w:hAnsi="宋体" w:eastAsia="宋体" w:cs="宋体"/>
+          <w:rFonts w:ascii="宋体" w:eastAsia="宋体" w:hAnsi="宋体" w:cs="宋体"/>
+          <w:sz w:val="24"/>
+          <w:szCs w:val="24"/>
+        </w:rPr>
+      </w:pPr>
+      <w:r>
+        <w:rPr>
+          <w:rFonts w:ascii="宋体" w:eastAsia="宋体" w:hAnsi="宋体" w:cs="宋体"/>
           <w:sz w:val="24"/>
           <w:szCs w:val="24"/>
         </w:rPr>
@@ -4814,14 +4801,14 @@
     </w:p>
     <w:p>
       <w:pPr>
-        <w:pStyle w:val="28"/>
-        <w:bidi w:val="0"/>
-      </w:pPr>
-      <w:bookmarkStart w:id="23" w:name="_Toc30279"/>
+        <w:pStyle w:val="2"/>
+        <w:bidi w:val="0"/>
+      </w:pPr>
+      <w:bookmarkStart w:id="24" w:name="_Toc30279"/>
       <w:r>
         <w:t>应急管理小组</w:t>
       </w:r>
-      <w:bookmarkEnd w:id="23"/>
+      <w:bookmarkEnd w:id="24"/>
     </w:p>
     <w:p>
       <w:pPr>
@@ -4839,17 +4826,17 @@
         <w:adjustRightInd w:val="0"/>
         <w:snapToGrid w:val="0"/>
         <w:spacing w:line="360" w:lineRule="auto"/>
-        <w:ind w:left="0" w:right="0" w:firstLine="480" w:firstLineChars="200"/>
+        <w:ind w:left="0" w:right="0" w:firstLine="420" w:firstLineChars="200"/>
         <w:textAlignment w:val="baseline"/>
         <w:rPr>
-          <w:rFonts w:ascii="宋体" w:hAnsi="宋体" w:eastAsia="宋体" w:cs="宋体"/>
-          <w:sz w:val="24"/>
-          <w:szCs w:val="24"/>
-        </w:rPr>
-      </w:pPr>
-      <w:r>
-        <w:rPr>
-          <w:rFonts w:hint="eastAsia" w:ascii="宋体" w:hAnsi="宋体" w:eastAsia="宋体" w:cs="宋体"/>
+          <w:rFonts w:ascii="宋体" w:eastAsia="宋体" w:hAnsi="宋体" w:cs="宋体"/>
+          <w:sz w:val="24"/>
+          <w:szCs w:val="24"/>
+        </w:rPr>
+      </w:pPr>
+      <w:r>
+        <w:rPr>
+          <w:rFonts w:ascii="宋体" w:eastAsia="宋体" w:hAnsi="宋体" w:cs="宋体" w:hint="eastAsia"/>
           <w:sz w:val="24"/>
           <w:szCs w:val="24"/>
           <w:lang w:val="en-US" w:eastAsia="zh-CN"/>
@@ -4858,7 +4845,7 @@
       </w:r>
       <w:r>
         <w:rPr>
-          <w:rFonts w:ascii="宋体" w:hAnsi="宋体" w:eastAsia="宋体" w:cs="宋体"/>
+          <w:rFonts w:ascii="宋体" w:eastAsia="宋体" w:hAnsi="宋体" w:cs="宋体"/>
           <w:sz w:val="24"/>
           <w:szCs w:val="24"/>
         </w:rPr>
@@ -4866,7 +4853,7 @@
       </w:r>
       <w:r>
         <w:rPr>
-          <w:rFonts w:hint="eastAsia" w:ascii="宋体" w:hAnsi="宋体" w:eastAsia="宋体" w:cs="宋体"/>
+          <w:rFonts w:ascii="宋体" w:eastAsia="宋体" w:hAnsi="宋体" w:cs="宋体" w:hint="eastAsia"/>
           <w:sz w:val="24"/>
           <w:szCs w:val="24"/>
           <w:lang w:val="en-US" w:eastAsia="zh-CN"/>
@@ -4875,7 +4862,7 @@
       </w:r>
       <w:r>
         <w:rPr>
-          <w:rFonts w:hint="eastAsia" w:ascii="宋体" w:hAnsi="宋体" w:cs="宋体"/>
+          <w:rFonts w:ascii="宋体" w:hAnsi="宋体" w:cs="宋体" w:hint="eastAsia"/>
           <w:sz w:val="24"/>
           <w:szCs w:val="24"/>
           <w:lang w:val="en-US" w:eastAsia="zh-CN"/>
@@ -4884,7 +4871,7 @@
       </w:r>
       <w:r>
         <w:rPr>
-          <w:rFonts w:hint="eastAsia" w:ascii="宋体" w:hAnsi="宋体" w:eastAsia="宋体" w:cs="宋体"/>
+          <w:rFonts w:ascii="宋体" w:eastAsia="宋体" w:hAnsi="宋体" w:cs="宋体" w:hint="eastAsia"/>
           <w:sz w:val="24"/>
           <w:szCs w:val="24"/>
           <w:lang w:val="en-US" w:eastAsia="zh-CN"/>
@@ -4893,7 +4880,7 @@
       </w:r>
       <w:r>
         <w:rPr>
-          <w:rFonts w:ascii="宋体" w:hAnsi="宋体" w:eastAsia="宋体" w:cs="宋体"/>
+          <w:rFonts w:ascii="宋体" w:eastAsia="宋体" w:hAnsi="宋体" w:cs="宋体"/>
           <w:sz w:val="24"/>
           <w:szCs w:val="24"/>
         </w:rPr>
@@ -4920,17 +4907,17 @@
         <w:adjustRightInd w:val="0"/>
         <w:snapToGrid w:val="0"/>
         <w:spacing w:line="360" w:lineRule="auto"/>
-        <w:ind w:left="425" w:leftChars="0" w:right="0" w:hanging="425" w:firstLineChars="0"/>
+        <w:ind w:left="425" w:right="0" w:hanging="425" w:leftChars="0" w:firstLineChars="0"/>
         <w:textAlignment w:val="baseline"/>
         <w:rPr>
-          <w:rFonts w:ascii="宋体" w:hAnsi="宋体" w:eastAsia="宋体" w:cs="宋体"/>
-          <w:sz w:val="24"/>
-          <w:szCs w:val="24"/>
-        </w:rPr>
-      </w:pPr>
-      <w:r>
-        <w:rPr>
-          <w:rFonts w:ascii="宋体" w:hAnsi="宋体" w:eastAsia="宋体" w:cs="宋体"/>
+          <w:rFonts w:ascii="宋体" w:eastAsia="宋体" w:hAnsi="宋体" w:cs="宋体"/>
+          <w:sz w:val="24"/>
+          <w:szCs w:val="24"/>
+        </w:rPr>
+      </w:pPr>
+      <w:r>
+        <w:rPr>
+          <w:rFonts w:ascii="宋体" w:eastAsia="宋体" w:hAnsi="宋体" w:cs="宋体"/>
           <w:sz w:val="24"/>
           <w:szCs w:val="24"/>
         </w:rPr>
@@ -4957,10 +4944,10 @@
         <w:adjustRightInd w:val="0"/>
         <w:snapToGrid w:val="0"/>
         <w:spacing w:line="360" w:lineRule="auto"/>
-        <w:ind w:left="425" w:leftChars="0" w:right="0" w:hanging="425" w:firstLineChars="0"/>
+        <w:ind w:left="425" w:right="0" w:hanging="425" w:leftChars="0" w:firstLineChars="0"/>
         <w:textAlignment w:val="baseline"/>
         <w:rPr>
-          <w:rFonts w:hint="eastAsia" w:ascii="宋体" w:hAnsi="宋体" w:eastAsia="宋体" w:cs="宋体"/>
+          <w:rFonts w:ascii="宋体" w:eastAsia="宋体" w:hAnsi="宋体" w:cs="宋体" w:hint="eastAsia"/>
           <w:sz w:val="24"/>
           <w:szCs w:val="24"/>
           <w:lang w:val="en-US" w:eastAsia="zh-CN"/>
@@ -4968,7 +4955,7 @@
       </w:pPr>
       <w:r>
         <w:rPr>
-          <w:rFonts w:ascii="宋体" w:hAnsi="宋体" w:eastAsia="宋体" w:cs="宋体"/>
+          <w:rFonts w:ascii="宋体" w:eastAsia="宋体" w:hAnsi="宋体" w:cs="宋体"/>
           <w:sz w:val="24"/>
           <w:szCs w:val="24"/>
         </w:rPr>
@@ -4995,10 +4982,10 @@
         <w:adjustRightInd w:val="0"/>
         <w:snapToGrid w:val="0"/>
         <w:spacing w:line="360" w:lineRule="auto"/>
-        <w:ind w:left="425" w:leftChars="0" w:right="0" w:hanging="425" w:firstLineChars="0"/>
+        <w:ind w:left="425" w:right="0" w:hanging="425" w:leftChars="0" w:firstLineChars="0"/>
         <w:textAlignment w:val="baseline"/>
         <w:rPr>
-          <w:rFonts w:hint="default" w:ascii="宋体" w:hAnsi="宋体" w:eastAsia="宋体" w:cs="宋体"/>
+          <w:rFonts w:ascii="宋体" w:eastAsia="宋体" w:hAnsi="宋体" w:cs="宋体" w:hint="default"/>
           <w:sz w:val="24"/>
           <w:szCs w:val="24"/>
           <w:lang w:val="en-US" w:eastAsia="zh-CN"/>
@@ -5006,7 +4993,7 @@
       </w:pPr>
       <w:r>
         <w:rPr>
-          <w:rFonts w:hint="eastAsia" w:ascii="宋体" w:hAnsi="宋体" w:eastAsia="宋体" w:cs="宋体"/>
+          <w:rFonts w:ascii="宋体" w:eastAsia="宋体" w:hAnsi="宋体" w:cs="宋体" w:hint="eastAsia"/>
           <w:sz w:val="24"/>
           <w:szCs w:val="24"/>
           <w:lang w:val="en-US" w:eastAsia="zh-CN"/>
@@ -5034,10 +5021,10 @@
         <w:adjustRightInd w:val="0"/>
         <w:snapToGrid w:val="0"/>
         <w:spacing w:line="360" w:lineRule="auto"/>
-        <w:ind w:left="425" w:leftChars="0" w:right="0" w:hanging="425" w:firstLineChars="0"/>
+        <w:ind w:left="425" w:right="0" w:hanging="425" w:leftChars="0" w:firstLineChars="0"/>
         <w:textAlignment w:val="baseline"/>
         <w:rPr>
-          <w:rFonts w:hint="eastAsia" w:ascii="宋体" w:hAnsi="宋体" w:eastAsia="宋体" w:cs="宋体"/>
+          <w:rFonts w:ascii="宋体" w:eastAsia="宋体" w:hAnsi="宋体" w:cs="宋体" w:hint="eastAsia"/>
           <w:sz w:val="24"/>
           <w:szCs w:val="24"/>
           <w:lang w:val="en-US" w:eastAsia="zh-CN"/>
@@ -5045,7 +5032,7 @@
       </w:pPr>
       <w:r>
         <w:rPr>
-          <w:rFonts w:hint="eastAsia" w:ascii="宋体" w:hAnsi="宋体" w:eastAsia="宋体" w:cs="宋体"/>
+          <w:rFonts w:ascii="宋体" w:eastAsia="宋体" w:hAnsi="宋体" w:cs="宋体" w:hint="eastAsia"/>
           <w:sz w:val="24"/>
           <w:szCs w:val="24"/>
           <w:lang w:val="en-US" w:eastAsia="zh-CN"/>
@@ -5073,10 +5060,10 @@
         <w:adjustRightInd w:val="0"/>
         <w:snapToGrid w:val="0"/>
         <w:spacing w:line="360" w:lineRule="auto"/>
-        <w:ind w:left="425" w:leftChars="0" w:right="0" w:hanging="425" w:firstLineChars="0"/>
+        <w:ind w:left="425" w:right="0" w:hanging="425" w:leftChars="0" w:firstLineChars="0"/>
         <w:textAlignment w:val="baseline"/>
         <w:rPr>
-          <w:rFonts w:hint="default" w:ascii="宋体" w:hAnsi="宋体" w:eastAsia="宋体" w:cs="宋体"/>
+          <w:rFonts w:ascii="宋体" w:eastAsia="宋体" w:hAnsi="宋体" w:cs="宋体" w:hint="default"/>
           <w:sz w:val="24"/>
           <w:szCs w:val="24"/>
           <w:lang w:val="en-US" w:eastAsia="zh-CN"/>
@@ -5084,7 +5071,7 @@
       </w:pPr>
       <w:r>
         <w:rPr>
-          <w:rFonts w:hint="eastAsia" w:ascii="宋体" w:hAnsi="宋体" w:eastAsia="宋体" w:cs="宋体"/>
+          <w:rFonts w:ascii="宋体" w:eastAsia="宋体" w:hAnsi="宋体" w:cs="宋体" w:hint="eastAsia"/>
           <w:sz w:val="24"/>
           <w:szCs w:val="24"/>
           <w:lang w:val="en-US" w:eastAsia="zh-CN"/>
@@ -5093,65 +5080,35 @@
       </w:r>
     </w:p>
     <w:sectPr>
-      <w:footerReference r:id="rId7" w:type="default"/>
+      <w:footerReference w:type="default" r:id="rId9"/>
       <w:pgSz w:w="11912" w:h="16841"/>
       <w:pgMar w:top="1385" w:right="1786" w:bottom="1714" w:left="1768" w:header="0" w:footer="1441" w:gutter="0"/>
-      <w:cols w:space="720" w:num="1"/>
+      <w:cols w:num="1" w:space="720"/>
     </w:sectPr>
   </w:body>
 </w:document>
 </file>
 
-<file path=word/endnotes.xml><?xml version="1.0" encoding="utf-8"?>
-<w:endnotes xmlns:wpc="http://schemas.microsoft.com/office/word/2010/wordprocessingCanvas" xmlns:mc="http://schemas.openxmlformats.org/markup-compatibility/2006" xmlns:o="urn:schemas-microsoft-com:office:office" xmlns:r="http://schemas.openxmlformats.org/officeDocument/2006/relationships" xmlns:m="http://schemas.openxmlformats.org/officeDocument/2006/math" xmlns:v="urn:schemas-microsoft-com:vml" xmlns:wp14="http://schemas.microsoft.com/office/word/2010/wordprocessingDrawing" xmlns:wp="http://schemas.openxmlformats.org/drawingml/2006/wordprocessingDrawing" xmlns:w="http://schemas.openxmlformats.org/wordprocessingml/2006/main" xmlns:w14="http://schemas.microsoft.com/office/word/2010/wordml" xmlns:w15="http://schemas.microsoft.com/office/word/2012/wordml" xmlns:w10="urn:schemas-microsoft-com:office:word" xmlns:wpg="http://schemas.microsoft.com/office/word/2010/wordprocessingGroup" xmlns:wpi="http://schemas.microsoft.com/office/word/2010/wordprocessingInk" xmlns:wne="http://schemas.microsoft.com/office/word/2006/wordml" xmlns:wps="http://schemas.microsoft.com/office/word/2010/wordprocessingShape" xmlns:wpsCustomData="http://www.wps.cn/officeDocument/2013/wpsCustomData" mc:Ignorable="w14 w15 wp14">
-  <w:endnote w:type="separator" w:id="0">
-    <w:p>
-      <w:pPr>
-        <w:spacing w:line="240" w:lineRule="auto"/>
-      </w:pPr>
-      <w:r>
-        <w:separator/>
-      </w:r>
-    </w:p>
-  </w:endnote>
-  <w:endnote w:type="continuationSeparator" w:id="1">
-    <w:p>
-      <w:pPr>
-        <w:spacing w:line="240" w:lineRule="auto"/>
-      </w:pPr>
-      <w:r>
-        <w:continuationSeparator/>
-      </w:r>
-    </w:p>
-  </w:endnote>
-</w:endnotes>
-</file>
-
 <file path=word/footer1.xml><?xml version="1.0" encoding="utf-8"?>
-<w:ftr xmlns:wpc="http://schemas.microsoft.com/office/word/2010/wordprocessingCanvas" xmlns:mc="http://schemas.openxmlformats.org/markup-compatibility/2006" xmlns:o="urn:schemas-microsoft-com:office:office" xmlns:r="http://schemas.openxmlformats.org/officeDocument/2006/relationships" xmlns:m="http://schemas.openxmlformats.org/officeDocument/2006/math" xmlns:v="urn:schemas-microsoft-com:vml" xmlns:wp14="http://schemas.microsoft.com/office/word/2010/wordprocessingDrawing" xmlns:wp="http://schemas.openxmlformats.org/drawingml/2006/wordprocessingDrawing" xmlns:w10="urn:schemas-microsoft-com:office:word" xmlns:w="http://schemas.openxmlformats.org/wordprocessingml/2006/main" xmlns:w14="http://schemas.microsoft.com/office/word/2010/wordml" xmlns:w15="http://schemas.microsoft.com/office/word/2012/wordml" xmlns:wpg="http://schemas.microsoft.com/office/word/2010/wordprocessingGroup" xmlns:wpi="http://schemas.microsoft.com/office/word/2010/wordprocessingInk" xmlns:wne="http://schemas.microsoft.com/office/word/2006/wordml" xmlns:wps="http://schemas.microsoft.com/office/word/2010/wordprocessingShape" xmlns:wpsCustomData="http://www.wps.cn/officeDocument/2013/wpsCustomData" mc:Ignorable="w14 w15 wp14">
+<w:ftr xmlns:wpc="http://schemas.microsoft.com/office/word/2010/wordprocessingCanvas" xmlns:mc="http://schemas.openxmlformats.org/markup-compatibility/2006" xmlns:o="urn:schemas-microsoft-com:office:office" xmlns:r="http://schemas.openxmlformats.org/officeDocument/2006/relationships" xmlns:m="http://schemas.openxmlformats.org/officeDocument/2006/math" xmlns:v="urn:schemas-microsoft-com:vml" xmlns:wp14="http://schemas.microsoft.com/office/word/2010/wordprocessingDrawing" xmlns:wp="http://schemas.openxmlformats.org/drawingml/2006/wordprocessingDrawing" xmlns:w10="urn:schemas-microsoft-com:office:word" xmlns:w="http://schemas.openxmlformats.org/wordprocessingml/2006/main" xmlns:w14="http://schemas.microsoft.com/office/word/2010/wordml" xmlns:w15="http://schemas.microsoft.com/office/word/2012/wordml" xmlns:wne="http://schemas.microsoft.com/office/word/2006/wordml" xmlns:wpg="http://schemas.microsoft.com/office/word/2010/wordprocessingGroup" xmlns:wpi="http://schemas.microsoft.com/office/word/2010/wordprocessingInk" xmlns:wps="http://schemas.microsoft.com/office/word/2010/wordprocessingShape" mc:Ignorable="w14 w15 wp14">
   <w:p>
     <w:pPr>
       <w:spacing w:before="73" w:line="223" w:lineRule="auto"/>
       <w:ind w:left="4146"/>
       <w:rPr>
-        <w:rFonts w:ascii="Times New Roman" w:hAnsi="Times New Roman" w:eastAsia="Times New Roman" w:cs="Times New Roman"/>
+        <w:rFonts w:ascii="Times New Roman" w:eastAsia="Times New Roman" w:hAnsi="Times New Roman" w:cs="Times New Roman"/>
         <w:sz w:val="18"/>
         <w:szCs w:val="18"/>
       </w:rPr>
     </w:pPr>
     <w:r>
       <w:pict>
-        <v:shape id="_x0000_s4097" o:spid="_x0000_s4097" style="position:absolute;left:0pt;margin-left:88.4pt;margin-top:756.3pt;height:0.5pt;width:417pt;mso-position-horizontal-relative:page;mso-position-vertical-relative:page;z-index:251659264;mso-width-relative:page;mso-height-relative:page;" filled="f" stroked="t" coordsize="8340,10" o:allowincell="f" path="m0,5l8340,5e">
-          <v:fill on="f" focussize="0,0"/>
-          <v:stroke/>
-          <v:imagedata o:title=""/>
-          <o:lock v:ext="edit"/>
-        </v:shape>
+        <v:shape id="_x0000_s4097" o:spid="_x0000_s2049" style="height:0.5pt;margin-left:88.4pt;margin-top:756.3pt;mso-height-relative:page;mso-position-horizontal-relative:page;mso-position-vertical-relative:page;mso-width-relative:page;position:absolute;width:417pt;z-index:251658240" coordsize="8340,10" o:allowincell="f" path="m,5l8340,5e" filled="f" stroked="t"/>
       </w:pict>
     </w:r>
     <w:r>
       <w:rPr>
-        <w:rFonts w:ascii="Times New Roman" w:hAnsi="Times New Roman" w:eastAsia="Times New Roman" w:cs="Times New Roman"/>
+        <w:rFonts w:ascii="Times New Roman" w:eastAsia="Times New Roman" w:hAnsi="Times New Roman" w:cs="Times New Roman"/>
         <w:sz w:val="18"/>
         <w:szCs w:val="18"/>
       </w:rPr>
@@ -5162,30 +5119,25 @@
 </file>
 
 <file path=word/footer2.xml><?xml version="1.0" encoding="utf-8"?>
-<w:ftr xmlns:wpc="http://schemas.microsoft.com/office/word/2010/wordprocessingCanvas" xmlns:mc="http://schemas.openxmlformats.org/markup-compatibility/2006" xmlns:o="urn:schemas-microsoft-com:office:office" xmlns:r="http://schemas.openxmlformats.org/officeDocument/2006/relationships" xmlns:m="http://schemas.openxmlformats.org/officeDocument/2006/math" xmlns:v="urn:schemas-microsoft-com:vml" xmlns:wp14="http://schemas.microsoft.com/office/word/2010/wordprocessingDrawing" xmlns:wp="http://schemas.openxmlformats.org/drawingml/2006/wordprocessingDrawing" xmlns:w10="urn:schemas-microsoft-com:office:word" xmlns:w="http://schemas.openxmlformats.org/wordprocessingml/2006/main" xmlns:w14="http://schemas.microsoft.com/office/word/2010/wordml" xmlns:w15="http://schemas.microsoft.com/office/word/2012/wordml" xmlns:wpg="http://schemas.microsoft.com/office/word/2010/wordprocessingGroup" xmlns:wpi="http://schemas.microsoft.com/office/word/2010/wordprocessingInk" xmlns:wne="http://schemas.microsoft.com/office/word/2006/wordml" xmlns:wps="http://schemas.microsoft.com/office/word/2010/wordprocessingShape" xmlns:wpsCustomData="http://www.wps.cn/officeDocument/2013/wpsCustomData" mc:Ignorable="w14 w15 wp14">
+<w:ftr xmlns:wpc="http://schemas.microsoft.com/office/word/2010/wordprocessingCanvas" xmlns:mc="http://schemas.openxmlformats.org/markup-compatibility/2006" xmlns:o="urn:schemas-microsoft-com:office:office" xmlns:r="http://schemas.openxmlformats.org/officeDocument/2006/relationships" xmlns:m="http://schemas.openxmlformats.org/officeDocument/2006/math" xmlns:v="urn:schemas-microsoft-com:vml" xmlns:wp14="http://schemas.microsoft.com/office/word/2010/wordprocessingDrawing" xmlns:wp="http://schemas.openxmlformats.org/drawingml/2006/wordprocessingDrawing" xmlns:w10="urn:schemas-microsoft-com:office:word" xmlns:w="http://schemas.openxmlformats.org/wordprocessingml/2006/main" xmlns:w14="http://schemas.microsoft.com/office/word/2010/wordml" xmlns:w15="http://schemas.microsoft.com/office/word/2012/wordml" xmlns:wne="http://schemas.microsoft.com/office/word/2006/wordml" xmlns:wpg="http://schemas.microsoft.com/office/word/2010/wordprocessingGroup" xmlns:wpi="http://schemas.microsoft.com/office/word/2010/wordprocessingInk" xmlns:wps="http://schemas.microsoft.com/office/word/2010/wordprocessingShape" mc:Ignorable="w14 w15 wp14">
   <w:p>
     <w:pPr>
       <w:spacing w:before="73" w:line="223" w:lineRule="auto"/>
       <w:ind w:left="4211"/>
       <w:rPr>
-        <w:rFonts w:ascii="Times New Roman" w:hAnsi="Times New Roman" w:eastAsia="Times New Roman" w:cs="Times New Roman"/>
+        <w:rFonts w:ascii="Times New Roman" w:eastAsia="Times New Roman" w:hAnsi="Times New Roman" w:cs="Times New Roman"/>
         <w:sz w:val="18"/>
         <w:szCs w:val="18"/>
       </w:rPr>
     </w:pPr>
     <w:r>
       <w:pict>
-        <v:shape id="_x0000_s4098" o:spid="_x0000_s4098" style="position:absolute;left:0pt;margin-left:88.4pt;margin-top:756.3pt;height:0.5pt;width:417pt;mso-position-horizontal-relative:page;mso-position-vertical-relative:page;z-index:251660288;mso-width-relative:page;mso-height-relative:page;" filled="f" stroked="t" coordsize="8340,10" o:allowincell="f" path="m0,5l8340,5e">
-          <v:fill on="f" focussize="0,0"/>
-          <v:stroke/>
-          <v:imagedata o:title=""/>
-          <o:lock v:ext="edit"/>
-        </v:shape>
+        <v:shape id="_x0000_s4098" o:spid="_x0000_s2050" style="height:0.5pt;margin-left:88.4pt;margin-top:756.3pt;mso-height-relative:page;mso-position-horizontal-relative:page;mso-position-vertical-relative:page;mso-width-relative:page;position:absolute;width:417pt;z-index:251659264" coordsize="8340,10" o:allowincell="f" path="m,5l8340,5e" filled="f" stroked="t"/>
       </w:pict>
     </w:r>
     <w:r>
       <w:rPr>
-        <w:rFonts w:ascii="Times New Roman" w:hAnsi="Times New Roman" w:eastAsia="Times New Roman" w:cs="Times New Roman"/>
+        <w:rFonts w:ascii="Times New Roman" w:eastAsia="Times New Roman" w:hAnsi="Times New Roman" w:cs="Times New Roman"/>
         <w:sz w:val="18"/>
         <w:szCs w:val="18"/>
       </w:rPr>
@@ -5196,30 +5148,25 @@
 </file>
 
 <file path=word/footer3.xml><?xml version="1.0" encoding="utf-8"?>
-<w:ftr xmlns:wpc="http://schemas.microsoft.com/office/word/2010/wordprocessingCanvas" xmlns:mc="http://schemas.openxmlformats.org/markup-compatibility/2006" xmlns:o="urn:schemas-microsoft-com:office:office" xmlns:r="http://schemas.openxmlformats.org/officeDocument/2006/relationships" xmlns:m="http://schemas.openxmlformats.org/officeDocument/2006/math" xmlns:v="urn:schemas-microsoft-com:vml" xmlns:wp14="http://schemas.microsoft.com/office/word/2010/wordprocessingDrawing" xmlns:wp="http://schemas.openxmlformats.org/drawingml/2006/wordprocessingDrawing" xmlns:w10="urn:schemas-microsoft-com:office:word" xmlns:w="http://schemas.openxmlformats.org/wordprocessingml/2006/main" xmlns:w14="http://schemas.microsoft.com/office/word/2010/wordml" xmlns:w15="http://schemas.microsoft.com/office/word/2012/wordml" xmlns:wpg="http://schemas.microsoft.com/office/word/2010/wordprocessingGroup" xmlns:wpi="http://schemas.microsoft.com/office/word/2010/wordprocessingInk" xmlns:wne="http://schemas.microsoft.com/office/word/2006/wordml" xmlns:wps="http://schemas.microsoft.com/office/word/2010/wordprocessingShape" xmlns:wpsCustomData="http://www.wps.cn/officeDocument/2013/wpsCustomData" mc:Ignorable="w14 w15 wp14">
+<w:ftr xmlns:wpc="http://schemas.microsoft.com/office/word/2010/wordprocessingCanvas" xmlns:mc="http://schemas.openxmlformats.org/markup-compatibility/2006" xmlns:o="urn:schemas-microsoft-com:office:office" xmlns:r="http://schemas.openxmlformats.org/officeDocument/2006/relationships" xmlns:m="http://schemas.openxmlformats.org/officeDocument/2006/math" xmlns:v="urn:schemas-microsoft-com:vml" xmlns:wp14="http://schemas.microsoft.com/office/word/2010/wordprocessingDrawing" xmlns:wp="http://schemas.openxmlformats.org/drawingml/2006/wordprocessingDrawing" xmlns:w10="urn:schemas-microsoft-com:office:word" xmlns:w="http://schemas.openxmlformats.org/wordprocessingml/2006/main" xmlns:w14="http://schemas.microsoft.com/office/word/2010/wordml" xmlns:w15="http://schemas.microsoft.com/office/word/2012/wordml" xmlns:wne="http://schemas.microsoft.com/office/word/2006/wordml" xmlns:wpg="http://schemas.microsoft.com/office/word/2010/wordprocessingGroup" xmlns:wpi="http://schemas.microsoft.com/office/word/2010/wordprocessingInk" xmlns:wps="http://schemas.microsoft.com/office/word/2010/wordprocessingShape" mc:Ignorable="w14 w15 wp14">
   <w:p>
     <w:pPr>
       <w:spacing w:before="73" w:line="220" w:lineRule="auto"/>
       <w:ind w:left="4132"/>
       <w:rPr>
-        <w:rFonts w:ascii="Times New Roman" w:hAnsi="Times New Roman" w:eastAsia="Times New Roman" w:cs="Times New Roman"/>
+        <w:rFonts w:ascii="Times New Roman" w:eastAsia="Times New Roman" w:hAnsi="Times New Roman" w:cs="Times New Roman"/>
         <w:sz w:val="18"/>
         <w:szCs w:val="18"/>
       </w:rPr>
     </w:pPr>
     <w:r>
       <w:pict>
-        <v:shape id="_x0000_s4099" o:spid="_x0000_s4099" style="position:absolute;left:0pt;margin-left:88.4pt;margin-top:756.3pt;height:0.5pt;width:417pt;mso-position-horizontal-relative:page;mso-position-vertical-relative:page;z-index:251661312;mso-width-relative:page;mso-height-relative:page;" filled="f" stroked="t" coordsize="8340,10" o:allowincell="f" path="m0,5l8340,5e">
-          <v:fill on="f" focussize="0,0"/>
-          <v:stroke/>
-          <v:imagedata o:title=""/>
-          <o:lock v:ext="edit"/>
-        </v:shape>
+        <v:shape id="_x0000_s4099" o:spid="_x0000_s2051" style="height:0.5pt;margin-left:88.4pt;margin-top:756.3pt;mso-height-relative:page;mso-position-horizontal-relative:page;mso-position-vertical-relative:page;mso-width-relative:page;position:absolute;width:417pt;z-index:251660288" coordsize="8340,10" o:allowincell="f" path="m,5l8340,5e" filled="f" stroked="t"/>
       </w:pict>
     </w:r>
     <w:r>
       <w:rPr>
-        <w:rFonts w:ascii="Times New Roman" w:hAnsi="Times New Roman" w:eastAsia="Times New Roman" w:cs="Times New Roman"/>
+        <w:rFonts w:ascii="Times New Roman" w:eastAsia="Times New Roman" w:hAnsi="Times New Roman" w:cs="Times New Roman"/>
         <w:sz w:val="18"/>
         <w:szCs w:val="18"/>
       </w:rPr>
@@ -5229,41 +5176,16 @@
 </w:ftr>
 </file>
 
-<file path=word/footnotes.xml><?xml version="1.0" encoding="utf-8"?>
-<w:footnotes xmlns:wpc="http://schemas.microsoft.com/office/word/2010/wordprocessingCanvas" xmlns:mc="http://schemas.openxmlformats.org/markup-compatibility/2006" xmlns:o="urn:schemas-microsoft-com:office:office" xmlns:r="http://schemas.openxmlformats.org/officeDocument/2006/relationships" xmlns:m="http://schemas.openxmlformats.org/officeDocument/2006/math" xmlns:v="urn:schemas-microsoft-com:vml" xmlns:wp14="http://schemas.microsoft.com/office/word/2010/wordprocessingDrawing" xmlns:wp="http://schemas.openxmlformats.org/drawingml/2006/wordprocessingDrawing" xmlns:w="http://schemas.openxmlformats.org/wordprocessingml/2006/main" xmlns:w14="http://schemas.microsoft.com/office/word/2010/wordml" xmlns:w15="http://schemas.microsoft.com/office/word/2012/wordml" xmlns:w10="urn:schemas-microsoft-com:office:word" xmlns:wpg="http://schemas.microsoft.com/office/word/2010/wordprocessingGroup" xmlns:wpi="http://schemas.microsoft.com/office/word/2010/wordprocessingInk" xmlns:wne="http://schemas.microsoft.com/office/word/2006/wordml" xmlns:wps="http://schemas.microsoft.com/office/word/2010/wordprocessingShape" xmlns:wpsCustomData="http://www.wps.cn/officeDocument/2013/wpsCustomData" mc:Ignorable="w14 w15 wp14">
-  <w:footnote w:type="separator" w:id="0">
-    <w:p>
-      <w:pPr>
-        <w:spacing w:line="360" w:lineRule="auto"/>
-      </w:pPr>
-      <w:r>
-        <w:separator/>
-      </w:r>
-    </w:p>
-  </w:footnote>
-  <w:footnote w:type="continuationSeparator" w:id="1">
-    <w:p>
-      <w:pPr>
-        <w:spacing w:line="360" w:lineRule="auto"/>
-      </w:pPr>
-      <w:r>
-        <w:continuationSeparator/>
-      </w:r>
-    </w:p>
-  </w:footnote>
-</w:footnotes>
-</file>
-
 <file path=word/numbering.xml><?xml version="1.0" encoding="utf-8"?>
-<w:numbering xmlns:wpc="http://schemas.microsoft.com/office/word/2010/wordprocessingCanvas" xmlns:mc="http://schemas.openxmlformats.org/markup-compatibility/2006" xmlns:o="urn:schemas-microsoft-com:office:office" xmlns:r="http://schemas.openxmlformats.org/officeDocument/2006/relationships" xmlns:m="http://schemas.openxmlformats.org/officeDocument/2006/math" xmlns:v="urn:schemas-microsoft-com:vml" xmlns:wp14="http://schemas.microsoft.com/office/word/2010/wordprocessingDrawing" xmlns:wp="http://schemas.openxmlformats.org/drawingml/2006/wordprocessingDrawing" xmlns:w10="urn:schemas-microsoft-com:office:word" xmlns:w="http://schemas.openxmlformats.org/wordprocessingml/2006/main" xmlns:w14="http://schemas.microsoft.com/office/word/2010/wordml" xmlns:wpg="http://schemas.microsoft.com/office/word/2010/wordprocessingGroup" xmlns:wpi="http://schemas.microsoft.com/office/word/2010/wordprocessingInk" xmlns:wne="http://schemas.microsoft.com/office/word/2006/wordml" xmlns:wps="http://schemas.microsoft.com/office/word/2010/wordprocessingShape" xmlns:wpsCustomData="http://www.wps.cn/officeDocument/2013/wpsCustomData" mc:Ignorable="w14 wp14">
+<w:numbering xmlns:wpc="http://schemas.microsoft.com/office/word/2010/wordprocessingCanvas" xmlns:mc="http://schemas.openxmlformats.org/markup-compatibility/2006" xmlns:o="urn:schemas-microsoft-com:office:office" xmlns:r="http://schemas.openxmlformats.org/officeDocument/2006/relationships" xmlns:m="http://schemas.openxmlformats.org/officeDocument/2006/math" xmlns:v="urn:schemas-microsoft-com:vml" xmlns:wp14="http://schemas.microsoft.com/office/word/2010/wordprocessingDrawing" xmlns:wp="http://schemas.openxmlformats.org/drawingml/2006/wordprocessingDrawing" xmlns:w10="urn:schemas-microsoft-com:office:word" xmlns:w="http://schemas.openxmlformats.org/wordprocessingml/2006/main" xmlns:w14="http://schemas.microsoft.com/office/word/2010/wordml" xmlns:w15="http://schemas.microsoft.com/office/word/2012/wordml" xmlns:wne="http://schemas.microsoft.com/office/word/2006/wordml" xmlns:wpg="http://schemas.microsoft.com/office/word/2010/wordprocessingGroup" xmlns:wpi="http://schemas.microsoft.com/office/word/2010/wordprocessingInk" xmlns:wps="http://schemas.microsoft.com/office/word/2010/wordprocessingShape" mc:Ignorable="w14 w15 wp14">
   <w:abstractNum w:abstractNumId="0">
     <w:nsid w:val="8E964DCE"/>
     <w:multiLevelType w:val="multilevel"/>
     <w:tmpl w:val="8E964DCE"/>
-    <w:lvl w:ilvl="0" w:tentative="0">
+    <w:lvl w:ilvl="0">
       <w:start w:val="1"/>
       <w:numFmt w:val="decimal"/>
-      <w:pStyle w:val="2"/>
+      <w:pStyle w:val="Heading1"/>
       <w:lvlText w:val="%1."/>
       <w:lvlJc w:val="left"/>
       <w:pPr>
@@ -5273,10 +5195,10 @@
         <w:rFonts w:hint="default"/>
       </w:rPr>
     </w:lvl>
-    <w:lvl w:ilvl="1" w:tentative="0">
+    <w:lvl w:ilvl="1">
       <w:start w:val="1"/>
       <w:numFmt w:val="decimal"/>
-      <w:pStyle w:val="3"/>
+      <w:pStyle w:val="Heading2"/>
       <w:lvlText w:val="%1.%2."/>
       <w:lvlJc w:val="left"/>
       <w:pPr>
@@ -5286,10 +5208,10 @@
         <w:rFonts w:hint="default"/>
       </w:rPr>
     </w:lvl>
-    <w:lvl w:ilvl="2" w:tentative="0">
+    <w:lvl w:ilvl="2">
       <w:start w:val="1"/>
       <w:numFmt w:val="decimal"/>
-      <w:pStyle w:val="4"/>
+      <w:pStyle w:val="Heading3"/>
       <w:lvlText w:val="%1.%2.%3."/>
       <w:lvlJc w:val="left"/>
       <w:pPr>
@@ -5299,10 +5221,10 @@
         <w:rFonts w:hint="default"/>
       </w:rPr>
     </w:lvl>
-    <w:lvl w:ilvl="3" w:tentative="0">
+    <w:lvl w:ilvl="3">
       <w:start w:val="1"/>
       <w:numFmt w:val="decimal"/>
-      <w:pStyle w:val="5"/>
+      <w:pStyle w:val="Heading4"/>
       <w:lvlText w:val="%1.%2.%3.%4."/>
       <w:lvlJc w:val="left"/>
       <w:pPr>
@@ -5312,10 +5234,10 @@
         <w:rFonts w:hint="default"/>
       </w:rPr>
     </w:lvl>
-    <w:lvl w:ilvl="4" w:tentative="0">
+    <w:lvl w:ilvl="4">
       <w:start w:val="1"/>
       <w:numFmt w:val="decimal"/>
-      <w:pStyle w:val="6"/>
+      <w:pStyle w:val="Heading5"/>
       <w:lvlText w:val="%1.%2.%3.%4.%5."/>
       <w:lvlJc w:val="left"/>
       <w:pPr>
@@ -5325,10 +5247,10 @@
         <w:rFonts w:hint="default"/>
       </w:rPr>
     </w:lvl>
-    <w:lvl w:ilvl="5" w:tentative="0">
+    <w:lvl w:ilvl="5">
       <w:start w:val="1"/>
       <w:numFmt w:val="decimal"/>
-      <w:pStyle w:val="7"/>
+      <w:pStyle w:val="Heading6"/>
       <w:lvlText w:val="%1.%2.%3.%4.%5.%6."/>
       <w:lvlJc w:val="left"/>
       <w:pPr>
@@ -5338,10 +5260,10 @@
         <w:rFonts w:hint="default"/>
       </w:rPr>
     </w:lvl>
-    <w:lvl w:ilvl="6" w:tentative="0">
+    <w:lvl w:ilvl="6">
       <w:start w:val="1"/>
       <w:numFmt w:val="decimal"/>
-      <w:pStyle w:val="8"/>
+      <w:pStyle w:val="Heading7"/>
       <w:lvlText w:val="%1.%2.%3.%4.%5.%6.%7."/>
       <w:lvlJc w:val="left"/>
       <w:pPr>
@@ -5351,10 +5273,10 @@
         <w:rFonts w:hint="default"/>
       </w:rPr>
     </w:lvl>
-    <w:lvl w:ilvl="7" w:tentative="0">
+    <w:lvl w:ilvl="7">
       <w:start w:val="1"/>
       <w:numFmt w:val="decimal"/>
-      <w:pStyle w:val="9"/>
+      <w:pStyle w:val="Heading8"/>
       <w:lvlText w:val="%1.%2.%3.%4.%5.%6.%7.%8."/>
       <w:lvlJc w:val="left"/>
       <w:pPr>
@@ -5364,10 +5286,10 @@
         <w:rFonts w:hint="default"/>
       </w:rPr>
     </w:lvl>
-    <w:lvl w:ilvl="8" w:tentative="0">
+    <w:lvl w:ilvl="8">
       <w:start w:val="1"/>
       <w:numFmt w:val="decimal"/>
-      <w:pStyle w:val="10"/>
+      <w:pStyle w:val="Heading9"/>
       <w:lvlText w:val="%1.%2.%3.%4.%5.%6.%7.%8.%9."/>
       <w:lvlJc w:val="left"/>
       <w:pPr>
@@ -5382,7 +5304,7 @@
     <w:nsid w:val="BEDABC0C"/>
     <w:multiLevelType w:val="singleLevel"/>
     <w:tmpl w:val="BEDABC0C"/>
-    <w:lvl w:ilvl="0" w:tentative="0">
+    <w:lvl w:ilvl="0">
       <w:start w:val="1"/>
       <w:numFmt w:val="decimal"/>
       <w:lvlText w:val="%1."/>
@@ -5399,7 +5321,7 @@
     <w:nsid w:val="ECB165DC"/>
     <w:multiLevelType w:val="singleLevel"/>
     <w:tmpl w:val="ECB165DC"/>
-    <w:lvl w:ilvl="0" w:tentative="0">
+    <w:lvl w:ilvl="0">
       <w:start w:val="1"/>
       <w:numFmt w:val="decimal"/>
       <w:lvlText w:val="%1."/>
@@ -5416,7 +5338,7 @@
     <w:nsid w:val="F2541ECA"/>
     <w:multiLevelType w:val="singleLevel"/>
     <w:tmpl w:val="F2541ECA"/>
-    <w:lvl w:ilvl="0" w:tentative="0">
+    <w:lvl w:ilvl="0">
       <w:start w:val="1"/>
       <w:numFmt w:val="decimal"/>
       <w:lvlText w:val="%1."/>
@@ -5433,7 +5355,7 @@
     <w:nsid w:val="22650AA1"/>
     <w:multiLevelType w:val="singleLevel"/>
     <w:tmpl w:val="22650AA1"/>
-    <w:lvl w:ilvl="0" w:tentative="0">
+    <w:lvl w:ilvl="0">
       <w:start w:val="1"/>
       <w:numFmt w:val="decimal"/>
       <w:lvlText w:val="%1."/>
@@ -5450,7 +5372,7 @@
     <w:nsid w:val="23B67A83"/>
     <w:multiLevelType w:val="singleLevel"/>
     <w:tmpl w:val="23B67A83"/>
-    <w:lvl w:ilvl="0" w:tentative="0">
+    <w:lvl w:ilvl="0">
       <w:start w:val="1"/>
       <w:numFmt w:val="decimal"/>
       <w:lvlText w:val="%1."/>
@@ -5467,7 +5389,7 @@
     <w:nsid w:val="2863E8C0"/>
     <w:multiLevelType w:val="singleLevel"/>
     <w:tmpl w:val="2863E8C0"/>
-    <w:lvl w:ilvl="0" w:tentative="0">
+    <w:lvl w:ilvl="0">
       <w:start w:val="1"/>
       <w:numFmt w:val="decimal"/>
       <w:lvlText w:val="%1."/>
@@ -5484,7 +5406,7 @@
     <w:nsid w:val="2AC29474"/>
     <w:multiLevelType w:val="singleLevel"/>
     <w:tmpl w:val="2AC29474"/>
-    <w:lvl w:ilvl="0" w:tentative="0">
+    <w:lvl w:ilvl="0">
       <w:start w:val="1"/>
       <w:numFmt w:val="decimal"/>
       <w:lvlText w:val="%1."/>
@@ -5501,7 +5423,7 @@
     <w:nsid w:val="308EA70A"/>
     <w:multiLevelType w:val="singleLevel"/>
     <w:tmpl w:val="308EA70A"/>
-    <w:lvl w:ilvl="0" w:tentative="0">
+    <w:lvl w:ilvl="0">
       <w:start w:val="1"/>
       <w:numFmt w:val="decimal"/>
       <w:lvlText w:val="%1."/>
@@ -5518,7 +5440,7 @@
     <w:nsid w:val="46920CF0"/>
     <w:multiLevelType w:val="singleLevel"/>
     <w:tmpl w:val="46920CF0"/>
-    <w:lvl w:ilvl="0" w:tentative="0">
+    <w:lvl w:ilvl="0">
       <w:start w:val="1"/>
       <w:numFmt w:val="decimal"/>
       <w:lvlText w:val="%1."/>
@@ -5535,7 +5457,7 @@
     <w:nsid w:val="540DD02E"/>
     <w:multiLevelType w:val="singleLevel"/>
     <w:tmpl w:val="540DD02E"/>
-    <w:lvl w:ilvl="0" w:tentative="0">
+    <w:lvl w:ilvl="0">
       <w:start w:val="1"/>
       <w:numFmt w:val="decimal"/>
       <w:lvlText w:val="%1."/>
@@ -5552,7 +5474,7 @@
     <w:nsid w:val="60ADC81D"/>
     <w:multiLevelType w:val="singleLevel"/>
     <w:tmpl w:val="60ADC81D"/>
-    <w:lvl w:ilvl="0" w:tentative="0">
+    <w:lvl w:ilvl="0">
       <w:start w:val="1"/>
       <w:numFmt w:val="decimal"/>
       <w:lvlText w:val="%1."/>
@@ -5605,269 +5527,267 @@
 </file>
 
 <file path=word/styles.xml><?xml version="1.0" encoding="utf-8"?>
-<w:styles xmlns:mc="http://schemas.openxmlformats.org/markup-compatibility/2006" xmlns:o="urn:schemas-microsoft-com:office:office" xmlns:r="http://schemas.openxmlformats.org/officeDocument/2006/relationships" xmlns:m="http://schemas.openxmlformats.org/officeDocument/2006/math" xmlns:v="urn:schemas-microsoft-com:vml" xmlns:w="http://schemas.openxmlformats.org/wordprocessingml/2006/main" xmlns:w14="http://schemas.microsoft.com/office/word/2010/wordml" xmlns:w10="urn:schemas-microsoft-com:office:word" xmlns:sl="http://schemas.openxmlformats.org/schemaLibrary/2006/main" xmlns:wpsCustomData="http://www.wps.cn/officeDocument/2013/wpsCustomData" mc:Ignorable="w14">
+<w:styles xmlns:mc="http://schemas.openxmlformats.org/markup-compatibility/2006" xmlns:r="http://schemas.openxmlformats.org/officeDocument/2006/relationships" xmlns:w="http://schemas.openxmlformats.org/wordprocessingml/2006/main" xmlns:w14="http://schemas.microsoft.com/office/word/2010/wordml" xmlns:w15="http://schemas.microsoft.com/office/word/2012/wordml" mc:Ignorable="w14 w15">
   <w:docDefaults>
     <w:rPrDefault>
       <w:rPr>
-        <w:rFonts w:ascii="Arial" w:hAnsi="Arial" w:eastAsia="Arial" w:cs="Arial"/>
+        <w:rFonts w:ascii="Arial" w:eastAsia="Arial" w:hAnsi="Arial" w:cs="Arial"/>
       </w:rPr>
     </w:rPrDefault>
     <w:pPrDefault/>
   </w:docDefaults>
-  <w:latentStyles w:count="260" w:defQFormat="0" w:defUnhideWhenUsed="1" w:defSemiHidden="1" w:defUIPriority="99" w:defLockedState="0">
-    <w:lsdException w:qFormat="1" w:unhideWhenUsed="0" w:uiPriority="0" w:semiHidden="0" w:name="Normal"/>
-    <w:lsdException w:qFormat="1" w:unhideWhenUsed="0" w:uiPriority="0" w:semiHidden="0" w:name="heading 1"/>
-    <w:lsdException w:qFormat="1" w:uiPriority="0" w:semiHidden="0" w:name="heading 2"/>
-    <w:lsdException w:qFormat="1" w:uiPriority="0" w:name="heading 3"/>
-    <w:lsdException w:qFormat="1" w:uiPriority="0" w:semiHidden="0" w:name="heading 4"/>
-    <w:lsdException w:qFormat="1" w:uiPriority="0" w:name="heading 5"/>
-    <w:lsdException w:qFormat="1" w:uiPriority="0" w:name="heading 6"/>
-    <w:lsdException w:qFormat="1" w:uiPriority="0" w:name="heading 7"/>
-    <w:lsdException w:qFormat="1" w:uiPriority="0" w:name="heading 8"/>
-    <w:lsdException w:qFormat="1" w:uiPriority="0" w:name="heading 9"/>
-    <w:lsdException w:unhideWhenUsed="0" w:uiPriority="0" w:semiHidden="0" w:name="index 1"/>
-    <w:lsdException w:unhideWhenUsed="0" w:uiPriority="0" w:semiHidden="0" w:name="index 2"/>
-    <w:lsdException w:unhideWhenUsed="0" w:uiPriority="0" w:semiHidden="0" w:name="index 3"/>
-    <w:lsdException w:unhideWhenUsed="0" w:uiPriority="0" w:semiHidden="0" w:name="index 4"/>
-    <w:lsdException w:unhideWhenUsed="0" w:uiPriority="0" w:semiHidden="0" w:name="index 5"/>
-    <w:lsdException w:unhideWhenUsed="0" w:uiPriority="0" w:semiHidden="0" w:name="index 6"/>
-    <w:lsdException w:unhideWhenUsed="0" w:uiPriority="0" w:semiHidden="0" w:name="index 7"/>
-    <w:lsdException w:unhideWhenUsed="0" w:uiPriority="0" w:semiHidden="0" w:name="index 8"/>
-    <w:lsdException w:unhideWhenUsed="0" w:uiPriority="0" w:semiHidden="0" w:name="index 9"/>
-    <w:lsdException w:qFormat="1" w:unhideWhenUsed="0" w:uiPriority="0" w:semiHidden="0" w:name="toc 1"/>
-    <w:lsdException w:qFormat="1" w:unhideWhenUsed="0" w:uiPriority="0" w:semiHidden="0" w:name="toc 2"/>
-    <w:lsdException w:qFormat="1" w:unhideWhenUsed="0" w:uiPriority="0" w:semiHidden="0" w:name="toc 3"/>
-    <w:lsdException w:unhideWhenUsed="0" w:uiPriority="0" w:semiHidden="0" w:name="toc 4"/>
-    <w:lsdException w:unhideWhenUsed="0" w:uiPriority="0" w:semiHidden="0" w:name="toc 5"/>
-    <w:lsdException w:unhideWhenUsed="0" w:uiPriority="0" w:semiHidden="0" w:name="toc 6"/>
-    <w:lsdException w:unhideWhenUsed="0" w:uiPriority="0" w:semiHidden="0" w:name="toc 7"/>
-    <w:lsdException w:unhideWhenUsed="0" w:uiPriority="0" w:semiHidden="0" w:name="toc 8"/>
-    <w:lsdException w:unhideWhenUsed="0" w:uiPriority="0" w:semiHidden="0" w:name="toc 9"/>
-    <w:lsdException w:unhideWhenUsed="0" w:uiPriority="0" w:semiHidden="0" w:name="Normal Indent"/>
-    <w:lsdException w:unhideWhenUsed="0" w:uiPriority="0" w:semiHidden="0" w:name="footnote text"/>
-    <w:lsdException w:qFormat="1" w:unhideWhenUsed="0" w:uiPriority="0" w:semiHidden="0" w:name="annotation text"/>
-    <w:lsdException w:qFormat="1" w:unhideWhenUsed="0" w:uiPriority="0" w:semiHidden="0" w:name="header"/>
-    <w:lsdException w:qFormat="1" w:unhideWhenUsed="0" w:uiPriority="0" w:semiHidden="0" w:name="footer"/>
-    <w:lsdException w:unhideWhenUsed="0" w:uiPriority="0" w:semiHidden="0" w:name="index heading"/>
-    <w:lsdException w:qFormat="1" w:uiPriority="0" w:name="caption"/>
-    <w:lsdException w:unhideWhenUsed="0" w:uiPriority="0" w:semiHidden="0" w:name="table of figures"/>
-    <w:lsdException w:unhideWhenUsed="0" w:uiPriority="0" w:semiHidden="0" w:name="envelope address"/>
-    <w:lsdException w:unhideWhenUsed="0" w:uiPriority="0" w:semiHidden="0" w:name="envelope return"/>
-    <w:lsdException w:unhideWhenUsed="0" w:uiPriority="0" w:semiHidden="0" w:name="footnote reference"/>
-    <w:lsdException w:unhideWhenUsed="0" w:uiPriority="0" w:semiHidden="0" w:name="annotation reference"/>
-    <w:lsdException w:unhideWhenUsed="0" w:uiPriority="0" w:semiHidden="0" w:name="line number"/>
-    <w:lsdException w:unhideWhenUsed="0" w:uiPriority="0" w:semiHidden="0" w:name="page number"/>
-    <w:lsdException w:unhideWhenUsed="0" w:uiPriority="0" w:semiHidden="0" w:name="endnote reference"/>
-    <w:lsdException w:unhideWhenUsed="0" w:uiPriority="0" w:semiHidden="0" w:name="endnote text"/>
-    <w:lsdException w:unhideWhenUsed="0" w:uiPriority="0" w:semiHidden="0" w:name="table of authorities"/>
-    <w:lsdException w:unhideWhenUsed="0" w:uiPriority="0" w:semiHidden="0" w:name="macro"/>
-    <w:lsdException w:unhideWhenUsed="0" w:uiPriority="0" w:semiHidden="0" w:name="toa heading"/>
-    <w:lsdException w:unhideWhenUsed="0" w:uiPriority="0" w:semiHidden="0" w:name="List"/>
-    <w:lsdException w:unhideWhenUsed="0" w:uiPriority="0" w:semiHidden="0" w:name="List Bullet"/>
-    <w:lsdException w:unhideWhenUsed="0" w:uiPriority="0" w:semiHidden="0" w:name="List Number"/>
-    <w:lsdException w:unhideWhenUsed="0" w:uiPriority="0" w:semiHidden="0" w:name="List 2"/>
-    <w:lsdException w:unhideWhenUsed="0" w:uiPriority="0" w:semiHidden="0" w:name="List 3"/>
-    <w:lsdException w:unhideWhenUsed="0" w:uiPriority="0" w:semiHidden="0" w:name="List 4"/>
-    <w:lsdException w:unhideWhenUsed="0" w:uiPriority="0" w:semiHidden="0" w:name="List 5"/>
-    <w:lsdException w:unhideWhenUsed="0" w:uiPriority="0" w:semiHidden="0" w:name="List Bullet 2"/>
-    <w:lsdException w:unhideWhenUsed="0" w:uiPriority="0" w:semiHidden="0" w:name="List Bullet 3"/>
-    <w:lsdException w:unhideWhenUsed="0" w:uiPriority="0" w:semiHidden="0" w:name="List Bullet 4"/>
-    <w:lsdException w:unhideWhenUsed="0" w:uiPriority="0" w:semiHidden="0" w:name="List Bullet 5"/>
-    <w:lsdException w:unhideWhenUsed="0" w:uiPriority="0" w:semiHidden="0" w:name="List Number 2"/>
-    <w:lsdException w:unhideWhenUsed="0" w:uiPriority="0" w:semiHidden="0" w:name="List Number 3"/>
-    <w:lsdException w:unhideWhenUsed="0" w:uiPriority="0" w:semiHidden="0" w:name="List Number 4"/>
-    <w:lsdException w:unhideWhenUsed="0" w:uiPriority="0" w:semiHidden="0" w:name="List Number 5"/>
-    <w:lsdException w:qFormat="1" w:unhideWhenUsed="0" w:uiPriority="0" w:semiHidden="0" w:name="Title"/>
-    <w:lsdException w:unhideWhenUsed="0" w:uiPriority="0" w:semiHidden="0" w:name="Closing"/>
-    <w:lsdException w:unhideWhenUsed="0" w:uiPriority="0" w:semiHidden="0" w:name="Signature"/>
-    <w:lsdException w:qFormat="1" w:unhideWhenUsed="0" w:uiPriority="0" w:name="Default Paragraph Font"/>
-    <w:lsdException w:qFormat="1" w:unhideWhenUsed="0" w:uiPriority="0" w:name="Body Text"/>
-    <w:lsdException w:unhideWhenUsed="0" w:uiPriority="0" w:semiHidden="0" w:name="Body Text Indent"/>
-    <w:lsdException w:unhideWhenUsed="0" w:uiPriority="0" w:semiHidden="0" w:name="List Continue"/>
-    <w:lsdException w:unhideWhenUsed="0" w:uiPriority="0" w:semiHidden="0" w:name="List Continue 2"/>
-    <w:lsdException w:unhideWhenUsed="0" w:uiPriority="0" w:semiHidden="0" w:name="List Continue 3"/>
-    <w:lsdException w:unhideWhenUsed="0" w:uiPriority="0" w:semiHidden="0" w:name="List Continue 4"/>
-    <w:lsdException w:unhideWhenUsed="0" w:uiPriority="0" w:semiHidden="0" w:name="List Continue 5"/>
-    <w:lsdException w:unhideWhenUsed="0" w:uiPriority="0" w:semiHidden="0" w:name="Message Header"/>
-    <w:lsdException w:qFormat="1" w:unhideWhenUsed="0" w:uiPriority="0" w:semiHidden="0" w:name="Subtitle"/>
-    <w:lsdException w:unhideWhenUsed="0" w:uiPriority="0" w:semiHidden="0" w:name="Salutation"/>
-    <w:lsdException w:unhideWhenUsed="0" w:uiPriority="0" w:semiHidden="0" w:name="Date"/>
-    <w:lsdException w:unhideWhenUsed="0" w:uiPriority="0" w:semiHidden="0" w:name="Body Text First Indent"/>
-    <w:lsdException w:unhideWhenUsed="0" w:uiPriority="0" w:semiHidden="0" w:name="Body Text First Indent 2"/>
-    <w:lsdException w:uiPriority="99" w:name="Note Heading"/>
-    <w:lsdException w:unhideWhenUsed="0" w:uiPriority="0" w:semiHidden="0" w:name="Body Text 2"/>
-    <w:lsdException w:unhideWhenUsed="0" w:uiPriority="0" w:semiHidden="0" w:name="Body Text 3"/>
-    <w:lsdException w:unhideWhenUsed="0" w:uiPriority="0" w:semiHidden="0" w:name="Body Text Indent 2"/>
-    <w:lsdException w:unhideWhenUsed="0" w:uiPriority="0" w:semiHidden="0" w:name="Body Text Indent 3"/>
-    <w:lsdException w:unhideWhenUsed="0" w:uiPriority="0" w:semiHidden="0" w:name="Block Text"/>
-    <w:lsdException w:unhideWhenUsed="0" w:uiPriority="0" w:semiHidden="0" w:name="Hyperlink"/>
-    <w:lsdException w:unhideWhenUsed="0" w:uiPriority="0" w:semiHidden="0" w:name="FollowedHyperlink"/>
-    <w:lsdException w:qFormat="1" w:unhideWhenUsed="0" w:uiPriority="0" w:semiHidden="0" w:name="Strong"/>
-    <w:lsdException w:qFormat="1" w:unhideWhenUsed="0" w:uiPriority="0" w:semiHidden="0" w:name="Emphasis"/>
-    <w:lsdException w:unhideWhenUsed="0" w:uiPriority="0" w:semiHidden="0" w:name="Document Map"/>
-    <w:lsdException w:unhideWhenUsed="0" w:uiPriority="0" w:semiHidden="0" w:name="Plain Text"/>
-    <w:lsdException w:unhideWhenUsed="0" w:uiPriority="0" w:semiHidden="0" w:name="E-mail Signature"/>
-    <w:lsdException w:qFormat="1" w:unhideWhenUsed="0" w:uiPriority="0" w:semiHidden="0" w:name="Normal (Web)"/>
-    <w:lsdException w:unhideWhenUsed="0" w:uiPriority="0" w:semiHidden="0" w:name="HTML Acronym"/>
-    <w:lsdException w:unhideWhenUsed="0" w:uiPriority="0" w:semiHidden="0" w:name="HTML Address"/>
-    <w:lsdException w:unhideWhenUsed="0" w:uiPriority="0" w:semiHidden="0" w:name="HTML Cite"/>
-    <w:lsdException w:unhideWhenUsed="0" w:uiPriority="0" w:semiHidden="0" w:name="HTML Code"/>
-    <w:lsdException w:unhideWhenUsed="0" w:uiPriority="0" w:semiHidden="0" w:name="HTML Definition"/>
-    <w:lsdException w:unhideWhenUsed="0" w:uiPriority="0" w:semiHidden="0" w:name="HTML Keyboard"/>
-    <w:lsdException w:unhideWhenUsed="0" w:uiPriority="0" w:semiHidden="0" w:name="HTML Preformatted"/>
-    <w:lsdException w:unhideWhenUsed="0" w:uiPriority="0" w:semiHidden="0" w:name="HTML Sample"/>
-    <w:lsdException w:unhideWhenUsed="0" w:uiPriority="0" w:semiHidden="0" w:name="HTML Typewriter"/>
-    <w:lsdException w:unhideWhenUsed="0" w:uiPriority="0" w:semiHidden="0" w:name="HTML Variable"/>
-    <w:lsdException w:qFormat="1" w:unhideWhenUsed="0" w:uiPriority="0" w:name="Normal Table"/>
-    <w:lsdException w:unhideWhenUsed="0" w:uiPriority="0" w:semiHidden="0" w:name="annotation subject"/>
-    <w:lsdException w:unhideWhenUsed="0" w:uiPriority="0" w:semiHidden="0" w:name="Table Simple 1"/>
-    <w:lsdException w:unhideWhenUsed="0" w:uiPriority="0" w:semiHidden="0" w:name="Table Simple 2"/>
-    <w:lsdException w:unhideWhenUsed="0" w:uiPriority="0" w:semiHidden="0" w:name="Table Simple 3"/>
-    <w:lsdException w:unhideWhenUsed="0" w:uiPriority="0" w:semiHidden="0" w:name="Table Classic 1"/>
-    <w:lsdException w:unhideWhenUsed="0" w:uiPriority="0" w:semiHidden="0" w:name="Table Classic 2"/>
-    <w:lsdException w:unhideWhenUsed="0" w:uiPriority="0" w:semiHidden="0" w:name="Table Classic 3"/>
-    <w:lsdException w:unhideWhenUsed="0" w:uiPriority="0" w:semiHidden="0" w:name="Table Classic 4"/>
-    <w:lsdException w:unhideWhenUsed="0" w:uiPriority="0" w:semiHidden="0" w:name="Table Colorful 1"/>
-    <w:lsdException w:unhideWhenUsed="0" w:uiPriority="0" w:semiHidden="0" w:name="Table Colorful 2"/>
-    <w:lsdException w:unhideWhenUsed="0" w:uiPriority="0" w:semiHidden="0" w:name="Table Colorful 3"/>
-    <w:lsdException w:unhideWhenUsed="0" w:uiPriority="0" w:semiHidden="0" w:name="Table Columns 1"/>
-    <w:lsdException w:unhideWhenUsed="0" w:uiPriority="0" w:semiHidden="0" w:name="Table Columns 2"/>
-    <w:lsdException w:unhideWhenUsed="0" w:uiPriority="0" w:semiHidden="0" w:name="Table Columns 3"/>
-    <w:lsdException w:unhideWhenUsed="0" w:uiPriority="0" w:semiHidden="0" w:name="Table Columns 4"/>
-    <w:lsdException w:unhideWhenUsed="0" w:uiPriority="0" w:semiHidden="0" w:name="Table Columns 5"/>
-    <w:lsdException w:unhideWhenUsed="0" w:uiPriority="0" w:semiHidden="0" w:name="Table Grid 1"/>
-    <w:lsdException w:unhideWhenUsed="0" w:uiPriority="0" w:semiHidden="0" w:name="Table Grid 2"/>
-    <w:lsdException w:unhideWhenUsed="0" w:uiPriority="0" w:semiHidden="0" w:name="Table Grid 3"/>
-    <w:lsdException w:unhideWhenUsed="0" w:uiPriority="0" w:semiHidden="0" w:name="Table Grid 4"/>
-    <w:lsdException w:unhideWhenUsed="0" w:uiPriority="0" w:semiHidden="0" w:name="Table Grid 5"/>
-    <w:lsdException w:unhideWhenUsed="0" w:uiPriority="0" w:semiHidden="0" w:name="Table Grid 6"/>
-    <w:lsdException w:unhideWhenUsed="0" w:uiPriority="0" w:semiHidden="0" w:name="Table Grid 7"/>
-    <w:lsdException w:unhideWhenUsed="0" w:uiPriority="0" w:semiHidden="0" w:name="Table Grid 8"/>
-    <w:lsdException w:unhideWhenUsed="0" w:uiPriority="0" w:semiHidden="0" w:name="Table List 1"/>
-    <w:lsdException w:unhideWhenUsed="0" w:uiPriority="0" w:semiHidden="0" w:name="Table List 2"/>
-    <w:lsdException w:unhideWhenUsed="0" w:uiPriority="0" w:semiHidden="0" w:name="Table List 3"/>
-    <w:lsdException w:unhideWhenUsed="0" w:uiPriority="0" w:semiHidden="0" w:name="Table List 4"/>
-    <w:lsdException w:unhideWhenUsed="0" w:uiPriority="0" w:semiHidden="0" w:name="Table List 5"/>
-    <w:lsdException w:unhideWhenUsed="0" w:uiPriority="0" w:semiHidden="0" w:name="Table List 6"/>
-    <w:lsdException w:unhideWhenUsed="0" w:uiPriority="0" w:semiHidden="0" w:name="Table List 7"/>
-    <w:lsdException w:unhideWhenUsed="0" w:uiPriority="0" w:semiHidden="0" w:name="Table List 8"/>
-    <w:lsdException w:unhideWhenUsed="0" w:uiPriority="0" w:semiHidden="0" w:name="Table 3D effects 1"/>
-    <w:lsdException w:unhideWhenUsed="0" w:uiPriority="0" w:semiHidden="0" w:name="Table 3D effects 2"/>
-    <w:lsdException w:unhideWhenUsed="0" w:uiPriority="0" w:semiHidden="0" w:name="Table 3D effects 3"/>
-    <w:lsdException w:unhideWhenUsed="0" w:uiPriority="0" w:semiHidden="0" w:name="Table Contemporary"/>
-    <w:lsdException w:unhideWhenUsed="0" w:uiPriority="0" w:semiHidden="0" w:name="Table Elegant"/>
-    <w:lsdException w:unhideWhenUsed="0" w:uiPriority="0" w:semiHidden="0" w:name="Table Professional"/>
-    <w:lsdException w:unhideWhenUsed="0" w:uiPriority="0" w:semiHidden="0" w:name="Table Subtle 1"/>
-    <w:lsdException w:unhideWhenUsed="0" w:uiPriority="0" w:semiHidden="0" w:name="Table Subtle 2"/>
-    <w:lsdException w:unhideWhenUsed="0" w:uiPriority="0" w:semiHidden="0" w:name="Table Web 1"/>
-    <w:lsdException w:unhideWhenUsed="0" w:uiPriority="0" w:semiHidden="0" w:name="Table Web 2"/>
-    <w:lsdException w:unhideWhenUsed="0" w:uiPriority="0" w:semiHidden="0" w:name="Table Web 3"/>
-    <w:lsdException w:unhideWhenUsed="0" w:uiPriority="0" w:semiHidden="0" w:name="Balloon Text"/>
-    <w:lsdException w:qFormat="1" w:unhideWhenUsed="0" w:uiPriority="0" w:semiHidden="0" w:name="Table Grid"/>
-    <w:lsdException w:unhideWhenUsed="0" w:uiPriority="0" w:semiHidden="0" w:name="Table Theme"/>
-    <w:lsdException w:unhideWhenUsed="0" w:uiPriority="60" w:semiHidden="0" w:name="Light Shading"/>
-    <w:lsdException w:unhideWhenUsed="0" w:uiPriority="61" w:semiHidden="0" w:name="Light List"/>
-    <w:lsdException w:unhideWhenUsed="0" w:uiPriority="62" w:semiHidden="0" w:name="Light Grid"/>
-    <w:lsdException w:unhideWhenUsed="0" w:uiPriority="63" w:semiHidden="0" w:name="Medium Shading 1"/>
-    <w:lsdException w:unhideWhenUsed="0" w:uiPriority="64" w:semiHidden="0" w:name="Medium Shading 2"/>
-    <w:lsdException w:unhideWhenUsed="0" w:uiPriority="65" w:semiHidden="0" w:name="Medium List 1"/>
-    <w:lsdException w:unhideWhenUsed="0" w:uiPriority="66" w:semiHidden="0" w:name="Medium List 2"/>
-    <w:lsdException w:unhideWhenUsed="0" w:uiPriority="67" w:semiHidden="0" w:name="Medium Grid 1"/>
-    <w:lsdException w:unhideWhenUsed="0" w:uiPriority="68" w:semiHidden="0" w:name="Medium Grid 2"/>
-    <w:lsdException w:unhideWhenUsed="0" w:uiPriority="69" w:semiHidden="0" w:name="Medium Grid 3"/>
-    <w:lsdException w:unhideWhenUsed="0" w:uiPriority="70" w:semiHidden="0" w:name="Dark List"/>
-    <w:lsdException w:unhideWhenUsed="0" w:uiPriority="71" w:semiHidden="0" w:name="Colorful Shading"/>
-    <w:lsdException w:unhideWhenUsed="0" w:uiPriority="72" w:semiHidden="0" w:name="Colorful List"/>
-    <w:lsdException w:unhideWhenUsed="0" w:uiPriority="73" w:semiHidden="0" w:name="Colorful Grid"/>
-    <w:lsdException w:unhideWhenUsed="0" w:uiPriority="60" w:semiHidden="0" w:name="Light Shading Accent 1"/>
-    <w:lsdException w:unhideWhenUsed="0" w:uiPriority="61" w:semiHidden="0" w:name="Light List Accent 1"/>
-    <w:lsdException w:unhideWhenUsed="0" w:uiPriority="62" w:semiHidden="0" w:name="Light Grid Accent 1"/>
-    <w:lsdException w:unhideWhenUsed="0" w:uiPriority="63" w:semiHidden="0" w:name="Medium Shading 1 Accent 1"/>
-    <w:lsdException w:unhideWhenUsed="0" w:uiPriority="64" w:semiHidden="0" w:name="Medium Shading 2 Accent 1"/>
-    <w:lsdException w:unhideWhenUsed="0" w:uiPriority="65" w:semiHidden="0" w:name="Medium List 1 Accent 1"/>
-    <w:lsdException w:unhideWhenUsed="0" w:uiPriority="66" w:semiHidden="0" w:name="Medium List 2 Accent 1"/>
-    <w:lsdException w:unhideWhenUsed="0" w:uiPriority="67" w:semiHidden="0" w:name="Medium Grid 1 Accent 1"/>
-    <w:lsdException w:unhideWhenUsed="0" w:uiPriority="68" w:semiHidden="0" w:name="Medium Grid 2 Accent 1"/>
-    <w:lsdException w:unhideWhenUsed="0" w:uiPriority="69" w:semiHidden="0" w:name="Medium Grid 3 Accent 1"/>
-    <w:lsdException w:unhideWhenUsed="0" w:uiPriority="70" w:semiHidden="0" w:name="Dark List Accent 1"/>
-    <w:lsdException w:unhideWhenUsed="0" w:uiPriority="71" w:semiHidden="0" w:name="Colorful Shading Accent 1"/>
-    <w:lsdException w:unhideWhenUsed="0" w:uiPriority="72" w:semiHidden="0" w:name="Colorful List Accent 1"/>
-    <w:lsdException w:unhideWhenUsed="0" w:uiPriority="73" w:semiHidden="0" w:name="Colorful Grid Accent 1"/>
-    <w:lsdException w:unhideWhenUsed="0" w:uiPriority="60" w:semiHidden="0" w:name="Light Shading Accent 2"/>
-    <w:lsdException w:unhideWhenUsed="0" w:uiPriority="61" w:semiHidden="0" w:name="Light List Accent 2"/>
-    <w:lsdException w:unhideWhenUsed="0" w:uiPriority="62" w:semiHidden="0" w:name="Light Grid Accent 2"/>
-    <w:lsdException w:unhideWhenUsed="0" w:uiPriority="63" w:semiHidden="0" w:name="Medium Shading 1 Accent 2"/>
-    <w:lsdException w:unhideWhenUsed="0" w:uiPriority="64" w:semiHidden="0" w:name="Medium Shading 2 Accent 2"/>
-    <w:lsdException w:unhideWhenUsed="0" w:uiPriority="65" w:semiHidden="0" w:name="Medium List 1 Accent 2"/>
-    <w:lsdException w:unhideWhenUsed="0" w:uiPriority="66" w:semiHidden="0" w:name="Medium List 2 Accent 2"/>
-    <w:lsdException w:unhideWhenUsed="0" w:uiPriority="67" w:semiHidden="0" w:name="Medium Grid 1 Accent 2"/>
-    <w:lsdException w:unhideWhenUsed="0" w:uiPriority="68" w:semiHidden="0" w:name="Medium Grid 2 Accent 2"/>
-    <w:lsdException w:unhideWhenUsed="0" w:uiPriority="69" w:semiHidden="0" w:name="Medium Grid 3 Accent 2"/>
-    <w:lsdException w:unhideWhenUsed="0" w:uiPriority="70" w:semiHidden="0" w:name="Dark List Accent 2"/>
-    <w:lsdException w:unhideWhenUsed="0" w:uiPriority="71" w:semiHidden="0" w:name="Colorful Shading Accent 2"/>
-    <w:lsdException w:unhideWhenUsed="0" w:uiPriority="72" w:semiHidden="0" w:name="Colorful List Accent 2"/>
-    <w:lsdException w:unhideWhenUsed="0" w:uiPriority="73" w:semiHidden="0" w:name="Colorful Grid Accent 2"/>
-    <w:lsdException w:unhideWhenUsed="0" w:uiPriority="60" w:semiHidden="0" w:name="Light Shading Accent 3"/>
-    <w:lsdException w:unhideWhenUsed="0" w:uiPriority="61" w:semiHidden="0" w:name="Light List Accent 3"/>
-    <w:lsdException w:unhideWhenUsed="0" w:uiPriority="62" w:semiHidden="0" w:name="Light Grid Accent 3"/>
-    <w:lsdException w:unhideWhenUsed="0" w:uiPriority="63" w:semiHidden="0" w:name="Medium Shading 1 Accent 3"/>
-    <w:lsdException w:unhideWhenUsed="0" w:uiPriority="64" w:semiHidden="0" w:name="Medium Shading 2 Accent 3"/>
-    <w:lsdException w:unhideWhenUsed="0" w:uiPriority="65" w:semiHidden="0" w:name="Medium List 1 Accent 3"/>
-    <w:lsdException w:unhideWhenUsed="0" w:uiPriority="66" w:semiHidden="0" w:name="Medium List 2 Accent 3"/>
-    <w:lsdException w:unhideWhenUsed="0" w:uiPriority="67" w:semiHidden="0" w:name="Medium Grid 1 Accent 3"/>
-    <w:lsdException w:unhideWhenUsed="0" w:uiPriority="68" w:semiHidden="0" w:name="Medium Grid 2 Accent 3"/>
-    <w:lsdException w:unhideWhenUsed="0" w:uiPriority="69" w:semiHidden="0" w:name="Medium Grid 3 Accent 3"/>
-    <w:lsdException w:unhideWhenUsed="0" w:uiPriority="70" w:semiHidden="0" w:name="Dark List Accent 3"/>
-    <w:lsdException w:unhideWhenUsed="0" w:uiPriority="71" w:semiHidden="0" w:name="Colorful Shading Accent 3"/>
-    <w:lsdException w:unhideWhenUsed="0" w:uiPriority="72" w:semiHidden="0" w:name="Colorful List Accent 3"/>
-    <w:lsdException w:unhideWhenUsed="0" w:uiPriority="73" w:semiHidden="0" w:name="Colorful Grid Accent 3"/>
-    <w:lsdException w:unhideWhenUsed="0" w:uiPriority="60" w:semiHidden="0" w:name="Light Shading Accent 4"/>
-    <w:lsdException w:unhideWhenUsed="0" w:uiPriority="61" w:semiHidden="0" w:name="Light List Accent 4"/>
-    <w:lsdException w:unhideWhenUsed="0" w:uiPriority="62" w:semiHidden="0" w:name="Light Grid Accent 4"/>
-    <w:lsdException w:unhideWhenUsed="0" w:uiPriority="63" w:semiHidden="0" w:name="Medium Shading 1 Accent 4"/>
-    <w:lsdException w:unhideWhenUsed="0" w:uiPriority="64" w:semiHidden="0" w:name="Medium Shading 2 Accent 4"/>
-    <w:lsdException w:unhideWhenUsed="0" w:uiPriority="65" w:semiHidden="0" w:name="Medium List 1 Accent 4"/>
-    <w:lsdException w:unhideWhenUsed="0" w:uiPriority="66" w:semiHidden="0" w:name="Medium List 2 Accent 4"/>
-    <w:lsdException w:unhideWhenUsed="0" w:uiPriority="67" w:semiHidden="0" w:name="Medium Grid 1 Accent 4"/>
-    <w:lsdException w:unhideWhenUsed="0" w:uiPriority="68" w:semiHidden="0" w:name="Medium Grid 2 Accent 4"/>
-    <w:lsdException w:unhideWhenUsed="0" w:uiPriority="69" w:semiHidden="0" w:name="Medium Grid 3 Accent 4"/>
-    <w:lsdException w:unhideWhenUsed="0" w:uiPriority="70" w:semiHidden="0" w:name="Dark List Accent 4"/>
-    <w:lsdException w:unhideWhenUsed="0" w:uiPriority="71" w:semiHidden="0" w:name="Colorful Shading Accent 4"/>
-    <w:lsdException w:unhideWhenUsed="0" w:uiPriority="72" w:semiHidden="0" w:name="Colorful List Accent 4"/>
-    <w:lsdException w:unhideWhenUsed="0" w:uiPriority="73" w:semiHidden="0" w:name="Colorful Grid Accent 4"/>
-    <w:lsdException w:unhideWhenUsed="0" w:uiPriority="60" w:semiHidden="0" w:name="Light Shading Accent 5"/>
-    <w:lsdException w:unhideWhenUsed="0" w:uiPriority="61" w:semiHidden="0" w:name="Light List Accent 5"/>
-    <w:lsdException w:unhideWhenUsed="0" w:uiPriority="62" w:semiHidden="0" w:name="Light Grid Accent 5"/>
-    <w:lsdException w:unhideWhenUsed="0" w:uiPriority="63" w:semiHidden="0" w:name="Medium Shading 1 Accent 5"/>
-    <w:lsdException w:unhideWhenUsed="0" w:uiPriority="64" w:semiHidden="0" w:name="Medium Shading 2 Accent 5"/>
-    <w:lsdException w:unhideWhenUsed="0" w:uiPriority="65" w:semiHidden="0" w:name="Medium List 1 Accent 5"/>
-    <w:lsdException w:unhideWhenUsed="0" w:uiPriority="66" w:semiHidden="0" w:name="Medium List 2 Accent 5"/>
-    <w:lsdException w:unhideWhenUsed="0" w:uiPriority="67" w:semiHidden="0" w:name="Medium Grid 1 Accent 5"/>
-    <w:lsdException w:unhideWhenUsed="0" w:uiPriority="68" w:semiHidden="0" w:name="Medium Grid 2 Accent 5"/>
-    <w:lsdException w:unhideWhenUsed="0" w:uiPriority="69" w:semiHidden="0" w:name="Medium Grid 3 Accent 5"/>
-    <w:lsdException w:unhideWhenUsed="0" w:uiPriority="70" w:semiHidden="0" w:name="Dark List Accent 5"/>
-    <w:lsdException w:unhideWhenUsed="0" w:uiPriority="71" w:semiHidden="0" w:name="Colorful Shading Accent 5"/>
-    <w:lsdException w:unhideWhenUsed="0" w:uiPriority="72" w:semiHidden="0" w:name="Colorful List Accent 5"/>
-    <w:lsdException w:unhideWhenUsed="0" w:uiPriority="73" w:semiHidden="0" w:name="Colorful Grid Accent 5"/>
-    <w:lsdException w:unhideWhenUsed="0" w:uiPriority="60" w:semiHidden="0" w:name="Light Shading Accent 6"/>
-    <w:lsdException w:unhideWhenUsed="0" w:uiPriority="61" w:semiHidden="0" w:name="Light List Accent 6"/>
-    <w:lsdException w:unhideWhenUsed="0" w:uiPriority="62" w:semiHidden="0" w:name="Light Grid Accent 6"/>
-    <w:lsdException w:unhideWhenUsed="0" w:uiPriority="63" w:semiHidden="0" w:name="Medium Shading 1 Accent 6"/>
-    <w:lsdException w:unhideWhenUsed="0" w:uiPriority="64" w:semiHidden="0" w:name="Medium Shading 2 Accent 6"/>
-    <w:lsdException w:unhideWhenUsed="0" w:uiPriority="65" w:semiHidden="0" w:name="Medium List 1 Accent 6"/>
-    <w:lsdException w:unhideWhenUsed="0" w:uiPriority="66" w:semiHidden="0" w:name="Medium List 2 Accent 6"/>
-    <w:lsdException w:unhideWhenUsed="0" w:uiPriority="67" w:semiHidden="0" w:name="Medium Grid 1 Accent 6"/>
-    <w:lsdException w:unhideWhenUsed="0" w:uiPriority="68" w:semiHidden="0" w:name="Medium Grid 2 Accent 6"/>
-    <w:lsdException w:unhideWhenUsed="0" w:uiPriority="69" w:semiHidden="0" w:name="Medium Grid 3 Accent 6"/>
-    <w:lsdException w:unhideWhenUsed="0" w:uiPriority="70" w:semiHidden="0" w:name="Dark List Accent 6"/>
-    <w:lsdException w:unhideWhenUsed="0" w:uiPriority="71" w:semiHidden="0" w:name="Colorful Shading Accent 6"/>
-    <w:lsdException w:unhideWhenUsed="0" w:uiPriority="72" w:semiHidden="0" w:name="Colorful List Accent 6"/>
-    <w:lsdException w:unhideWhenUsed="0" w:uiPriority="73" w:semiHidden="0" w:name="Colorful Grid Accent 6"/>
+  <w:latentStyles w:defLockedState="0" w:defUIPriority="99" w:defSemiHidden="1" w:defUnhideWhenUsed="1" w:defQFormat="0" w:count="260">
+    <w:lsdException w:name="Normal" w:semiHidden="0" w:uiPriority="0" w:unhideWhenUsed="0" w:qFormat="1"/>
+    <w:lsdException w:name="heading 1" w:semiHidden="0" w:uiPriority="0" w:unhideWhenUsed="0" w:qFormat="1"/>
+    <w:lsdException w:name="heading 2" w:semiHidden="0" w:uiPriority="0" w:qFormat="1"/>
+    <w:lsdException w:name="heading 3" w:uiPriority="0" w:qFormat="1"/>
+    <w:lsdException w:name="heading 4" w:semiHidden="0" w:uiPriority="0" w:qFormat="1"/>
+    <w:lsdException w:name="heading 5" w:uiPriority="0" w:qFormat="1"/>
+    <w:lsdException w:name="heading 6" w:uiPriority="0" w:qFormat="1"/>
+    <w:lsdException w:name="heading 7" w:uiPriority="0" w:qFormat="1"/>
+    <w:lsdException w:name="heading 8" w:uiPriority="0" w:qFormat="1"/>
+    <w:lsdException w:name="heading 9" w:uiPriority="0" w:qFormat="1"/>
+    <w:lsdException w:name="index 1" w:semiHidden="0" w:uiPriority="0" w:unhideWhenUsed="0"/>
+    <w:lsdException w:name="index 2" w:semiHidden="0" w:uiPriority="0" w:unhideWhenUsed="0"/>
+    <w:lsdException w:name="index 3" w:semiHidden="0" w:uiPriority="0" w:unhideWhenUsed="0"/>
+    <w:lsdException w:name="index 4" w:semiHidden="0" w:uiPriority="0" w:unhideWhenUsed="0"/>
+    <w:lsdException w:name="index 5" w:semiHidden="0" w:uiPriority="0" w:unhideWhenUsed="0"/>
+    <w:lsdException w:name="index 6" w:semiHidden="0" w:uiPriority="0" w:unhideWhenUsed="0"/>
+    <w:lsdException w:name="index 7" w:semiHidden="0" w:uiPriority="0" w:unhideWhenUsed="0"/>
+    <w:lsdException w:name="index 8" w:semiHidden="0" w:uiPriority="0" w:unhideWhenUsed="0"/>
+    <w:lsdException w:name="index 9" w:semiHidden="0" w:uiPriority="0" w:unhideWhenUsed="0"/>
+    <w:lsdException w:name="toc 1" w:semiHidden="0" w:uiPriority="0" w:unhideWhenUsed="0" w:qFormat="1"/>
+    <w:lsdException w:name="toc 2" w:semiHidden="0" w:uiPriority="0" w:unhideWhenUsed="0" w:qFormat="1"/>
+    <w:lsdException w:name="toc 3" w:semiHidden="0" w:uiPriority="0" w:unhideWhenUsed="0" w:qFormat="1"/>
+    <w:lsdException w:name="toc 4" w:semiHidden="0" w:uiPriority="0" w:unhideWhenUsed="0"/>
+    <w:lsdException w:name="toc 5" w:semiHidden="0" w:uiPriority="0" w:unhideWhenUsed="0"/>
+    <w:lsdException w:name="toc 6" w:semiHidden="0" w:uiPriority="0" w:unhideWhenUsed="0"/>
+    <w:lsdException w:name="toc 7" w:semiHidden="0" w:uiPriority="0" w:unhideWhenUsed="0"/>
+    <w:lsdException w:name="toc 8" w:semiHidden="0" w:uiPriority="0" w:unhideWhenUsed="0"/>
+    <w:lsdException w:name="toc 9" w:semiHidden="0" w:uiPriority="0" w:unhideWhenUsed="0"/>
+    <w:lsdException w:name="Normal Indent" w:semiHidden="0" w:uiPriority="0" w:unhideWhenUsed="0"/>
+    <w:lsdException w:name="footnote text" w:semiHidden="0" w:uiPriority="0" w:unhideWhenUsed="0"/>
+    <w:lsdException w:name="annotation text" w:semiHidden="0" w:uiPriority="0" w:unhideWhenUsed="0" w:qFormat="1"/>
+    <w:lsdException w:name="header" w:semiHidden="0" w:uiPriority="0" w:unhideWhenUsed="0" w:qFormat="1"/>
+    <w:lsdException w:name="footer" w:semiHidden="0" w:uiPriority="0" w:unhideWhenUsed="0" w:qFormat="1"/>
+    <w:lsdException w:name="index heading" w:semiHidden="0" w:uiPriority="0" w:unhideWhenUsed="0"/>
+    <w:lsdException w:name="caption" w:uiPriority="0" w:qFormat="1"/>
+    <w:lsdException w:name="table of figures" w:semiHidden="0" w:uiPriority="0" w:unhideWhenUsed="0"/>
+    <w:lsdException w:name="envelope address" w:semiHidden="0" w:uiPriority="0" w:unhideWhenUsed="0"/>
+    <w:lsdException w:name="envelope return" w:semiHidden="0" w:uiPriority="0" w:unhideWhenUsed="0"/>
+    <w:lsdException w:name="footnote reference" w:semiHidden="0" w:uiPriority="0" w:unhideWhenUsed="0"/>
+    <w:lsdException w:name="annotation reference" w:semiHidden="0" w:uiPriority="0" w:unhideWhenUsed="0"/>
+    <w:lsdException w:name="line number" w:semiHidden="0" w:uiPriority="0" w:unhideWhenUsed="0"/>
+    <w:lsdException w:name="page number" w:semiHidden="0" w:uiPriority="0" w:unhideWhenUsed="0"/>
+    <w:lsdException w:name="endnote reference" w:semiHidden="0" w:uiPriority="0" w:unhideWhenUsed="0"/>
+    <w:lsdException w:name="endnote text" w:semiHidden="0" w:uiPriority="0" w:unhideWhenUsed="0"/>
+    <w:lsdException w:name="table of authorities" w:semiHidden="0" w:uiPriority="0" w:unhideWhenUsed="0"/>
+    <w:lsdException w:name="macro" w:semiHidden="0" w:uiPriority="0" w:unhideWhenUsed="0"/>
+    <w:lsdException w:name="toa heading" w:semiHidden="0" w:uiPriority="0" w:unhideWhenUsed="0"/>
+    <w:lsdException w:name="List" w:semiHidden="0" w:uiPriority="0" w:unhideWhenUsed="0"/>
+    <w:lsdException w:name="List Bullet" w:semiHidden="0" w:uiPriority="0" w:unhideWhenUsed="0"/>
+    <w:lsdException w:name="List Number" w:semiHidden="0" w:uiPriority="0" w:unhideWhenUsed="0"/>
+    <w:lsdException w:name="List 2" w:semiHidden="0" w:uiPriority="0" w:unhideWhenUsed="0"/>
+    <w:lsdException w:name="List 3" w:semiHidden="0" w:uiPriority="0" w:unhideWhenUsed="0"/>
+    <w:lsdException w:name="List 4" w:semiHidden="0" w:uiPriority="0" w:unhideWhenUsed="0"/>
+    <w:lsdException w:name="List 5" w:semiHidden="0" w:uiPriority="0" w:unhideWhenUsed="0"/>
+    <w:lsdException w:name="List Bullet 2" w:semiHidden="0" w:uiPriority="0" w:unhideWhenUsed="0"/>
+    <w:lsdException w:name="List Bullet 3" w:semiHidden="0" w:uiPriority="0" w:unhideWhenUsed="0"/>
+    <w:lsdException w:name="List Bullet 4" w:semiHidden="0" w:uiPriority="0" w:unhideWhenUsed="0"/>
+    <w:lsdException w:name="List Bullet 5" w:semiHidden="0" w:uiPriority="0" w:unhideWhenUsed="0"/>
+    <w:lsdException w:name="List Number 2" w:semiHidden="0" w:uiPriority="0" w:unhideWhenUsed="0"/>
+    <w:lsdException w:name="List Number 3" w:semiHidden="0" w:uiPriority="0" w:unhideWhenUsed="0"/>
+    <w:lsdException w:name="List Number 4" w:semiHidden="0" w:uiPriority="0" w:unhideWhenUsed="0"/>
+    <w:lsdException w:name="List Number 5" w:semiHidden="0" w:uiPriority="0" w:unhideWhenUsed="0"/>
+    <w:lsdException w:name="Title" w:semiHidden="0" w:uiPriority="0" w:unhideWhenUsed="0" w:qFormat="1"/>
+    <w:lsdException w:name="Closing" w:semiHidden="0" w:uiPriority="0" w:unhideWhenUsed="0"/>
+    <w:lsdException w:name="Signature" w:semiHidden="0" w:uiPriority="0" w:unhideWhenUsed="0"/>
+    <w:lsdException w:name="Default Paragraph Font" w:uiPriority="0" w:unhideWhenUsed="0" w:qFormat="1"/>
+    <w:lsdException w:name="Body Text" w:uiPriority="0" w:unhideWhenUsed="0" w:qFormat="1"/>
+    <w:lsdException w:name="Body Text Indent" w:semiHidden="0" w:uiPriority="0" w:unhideWhenUsed="0"/>
+    <w:lsdException w:name="List Continue" w:semiHidden="0" w:uiPriority="0" w:unhideWhenUsed="0"/>
+    <w:lsdException w:name="List Continue 2" w:semiHidden="0" w:uiPriority="0" w:unhideWhenUsed="0"/>
+    <w:lsdException w:name="List Continue 3" w:semiHidden="0" w:uiPriority="0" w:unhideWhenUsed="0"/>
+    <w:lsdException w:name="List Continue 4" w:semiHidden="0" w:uiPriority="0" w:unhideWhenUsed="0"/>
+    <w:lsdException w:name="List Continue 5" w:semiHidden="0" w:uiPriority="0" w:unhideWhenUsed="0"/>
+    <w:lsdException w:name="Message Header" w:semiHidden="0" w:uiPriority="0" w:unhideWhenUsed="0"/>
+    <w:lsdException w:name="Subtitle" w:semiHidden="0" w:uiPriority="0" w:unhideWhenUsed="0" w:qFormat="1"/>
+    <w:lsdException w:name="Salutation" w:semiHidden="0" w:uiPriority="0" w:unhideWhenUsed="0"/>
+    <w:lsdException w:name="Date" w:semiHidden="0" w:uiPriority="0" w:unhideWhenUsed="0"/>
+    <w:lsdException w:name="Body Text First Indent" w:semiHidden="0" w:uiPriority="0" w:unhideWhenUsed="0"/>
+    <w:lsdException w:name="Body Text First Indent 2" w:semiHidden="0" w:uiPriority="0" w:unhideWhenUsed="0"/>
+    <w:lsdException w:name="Body Text 2" w:semiHidden="0" w:uiPriority="0" w:unhideWhenUsed="0"/>
+    <w:lsdException w:name="Body Text 3" w:semiHidden="0" w:uiPriority="0" w:unhideWhenUsed="0"/>
+    <w:lsdException w:name="Body Text Indent 2" w:semiHidden="0" w:uiPriority="0" w:unhideWhenUsed="0"/>
+    <w:lsdException w:name="Body Text Indent 3" w:semiHidden="0" w:uiPriority="0" w:unhideWhenUsed="0"/>
+    <w:lsdException w:name="Block Text" w:semiHidden="0" w:uiPriority="0" w:unhideWhenUsed="0"/>
+    <w:lsdException w:name="Hyperlink" w:semiHidden="0" w:uiPriority="0" w:unhideWhenUsed="0"/>
+    <w:lsdException w:name="FollowedHyperlink" w:semiHidden="0" w:uiPriority="0" w:unhideWhenUsed="0"/>
+    <w:lsdException w:name="Strong" w:semiHidden="0" w:uiPriority="0" w:unhideWhenUsed="0" w:qFormat="1"/>
+    <w:lsdException w:name="Emphasis" w:semiHidden="0" w:uiPriority="0" w:unhideWhenUsed="0" w:qFormat="1"/>
+    <w:lsdException w:name="Document Map" w:semiHidden="0" w:uiPriority="0" w:unhideWhenUsed="0"/>
+    <w:lsdException w:name="Plain Text" w:semiHidden="0" w:uiPriority="0" w:unhideWhenUsed="0"/>
+    <w:lsdException w:name="E-mail Signature" w:semiHidden="0" w:uiPriority="0" w:unhideWhenUsed="0"/>
+    <w:lsdException w:name="Normal (Web)" w:semiHidden="0" w:uiPriority="0" w:unhideWhenUsed="0" w:qFormat="1"/>
+    <w:lsdException w:name="HTML Acronym" w:semiHidden="0" w:uiPriority="0" w:unhideWhenUsed="0"/>
+    <w:lsdException w:name="HTML Address" w:semiHidden="0" w:uiPriority="0" w:unhideWhenUsed="0"/>
+    <w:lsdException w:name="HTML Cite" w:semiHidden="0" w:uiPriority="0" w:unhideWhenUsed="0"/>
+    <w:lsdException w:name="HTML Code" w:semiHidden="0" w:uiPriority="0" w:unhideWhenUsed="0"/>
+    <w:lsdException w:name="HTML Definition" w:semiHidden="0" w:uiPriority="0" w:unhideWhenUsed="0"/>
+    <w:lsdException w:name="HTML Keyboard" w:semiHidden="0" w:uiPriority="0" w:unhideWhenUsed="0"/>
+    <w:lsdException w:name="HTML Preformatted" w:semiHidden="0" w:uiPriority="0" w:unhideWhenUsed="0"/>
+    <w:lsdException w:name="HTML Sample" w:semiHidden="0" w:uiPriority="0" w:unhideWhenUsed="0"/>
+    <w:lsdException w:name="HTML Typewriter" w:semiHidden="0" w:uiPriority="0" w:unhideWhenUsed="0"/>
+    <w:lsdException w:name="HTML Variable" w:semiHidden="0" w:uiPriority="0" w:unhideWhenUsed="0"/>
+    <w:lsdException w:name="Normal Table" w:uiPriority="0" w:unhideWhenUsed="0" w:qFormat="1"/>
+    <w:lsdException w:name="annotation subject" w:semiHidden="0" w:uiPriority="0" w:unhideWhenUsed="0"/>
+    <w:lsdException w:name="Table Simple 1" w:semiHidden="0" w:uiPriority="0" w:unhideWhenUsed="0"/>
+    <w:lsdException w:name="Table Simple 2" w:semiHidden="0" w:uiPriority="0" w:unhideWhenUsed="0"/>
+    <w:lsdException w:name="Table Simple 3" w:semiHidden="0" w:uiPriority="0" w:unhideWhenUsed="0"/>
+    <w:lsdException w:name="Table Classic 1" w:semiHidden="0" w:uiPriority="0" w:unhideWhenUsed="0"/>
+    <w:lsdException w:name="Table Classic 2" w:semiHidden="0" w:uiPriority="0" w:unhideWhenUsed="0"/>
+    <w:lsdException w:name="Table Classic 3" w:semiHidden="0" w:uiPriority="0" w:unhideWhenUsed="0"/>
+    <w:lsdException w:name="Table Classic 4" w:semiHidden="0" w:uiPriority="0" w:unhideWhenUsed="0"/>
+    <w:lsdException w:name="Table Colorful 1" w:semiHidden="0" w:uiPriority="0" w:unhideWhenUsed="0"/>
+    <w:lsdException w:name="Table Colorful 2" w:semiHidden="0" w:uiPriority="0" w:unhideWhenUsed="0"/>
+    <w:lsdException w:name="Table Colorful 3" w:semiHidden="0" w:uiPriority="0" w:unhideWhenUsed="0"/>
+    <w:lsdException w:name="Table Columns 1" w:semiHidden="0" w:uiPriority="0" w:unhideWhenUsed="0"/>
+    <w:lsdException w:name="Table Columns 2" w:semiHidden="0" w:uiPriority="0" w:unhideWhenUsed="0"/>
+    <w:lsdException w:name="Table Columns 3" w:semiHidden="0" w:uiPriority="0" w:unhideWhenUsed="0"/>
+    <w:lsdException w:name="Table Columns 4" w:semiHidden="0" w:uiPriority="0" w:unhideWhenUsed="0"/>
+    <w:lsdException w:name="Table Columns 5" w:semiHidden="0" w:uiPriority="0" w:unhideWhenUsed="0"/>
+    <w:lsdException w:name="Table Grid 1" w:semiHidden="0" w:uiPriority="0" w:unhideWhenUsed="0"/>
+    <w:lsdException w:name="Table Grid 2" w:semiHidden="0" w:uiPriority="0" w:unhideWhenUsed="0"/>
+    <w:lsdException w:name="Table Grid 3" w:semiHidden="0" w:uiPriority="0" w:unhideWhenUsed="0"/>
+    <w:lsdException w:name="Table Grid 4" w:semiHidden="0" w:uiPriority="0" w:unhideWhenUsed="0"/>
+    <w:lsdException w:name="Table Grid 5" w:semiHidden="0" w:uiPriority="0" w:unhideWhenUsed="0"/>
+    <w:lsdException w:name="Table Grid 6" w:semiHidden="0" w:uiPriority="0" w:unhideWhenUsed="0"/>
+    <w:lsdException w:name="Table Grid 7" w:semiHidden="0" w:uiPriority="0" w:unhideWhenUsed="0"/>
+    <w:lsdException w:name="Table Grid 8" w:semiHidden="0" w:uiPriority="0" w:unhideWhenUsed="0"/>
+    <w:lsdException w:name="Table List 1" w:semiHidden="0" w:uiPriority="0" w:unhideWhenUsed="0"/>
+    <w:lsdException w:name="Table List 2" w:semiHidden="0" w:uiPriority="0" w:unhideWhenUsed="0"/>
+    <w:lsdException w:name="Table List 3" w:semiHidden="0" w:uiPriority="0" w:unhideWhenUsed="0"/>
+    <w:lsdException w:name="Table List 4" w:semiHidden="0" w:uiPriority="0" w:unhideWhenUsed="0"/>
+    <w:lsdException w:name="Table List 5" w:semiHidden="0" w:uiPriority="0" w:unhideWhenUsed="0"/>
+    <w:lsdException w:name="Table List 6" w:semiHidden="0" w:uiPriority="0" w:unhideWhenUsed="0"/>
+    <w:lsdException w:name="Table List 7" w:semiHidden="0" w:uiPriority="0" w:unhideWhenUsed="0"/>
+    <w:lsdException w:name="Table List 8" w:semiHidden="0" w:uiPriority="0" w:unhideWhenUsed="0"/>
+    <w:lsdException w:name="Table 3D effects 1" w:semiHidden="0" w:uiPriority="0" w:unhideWhenUsed="0"/>
+    <w:lsdException w:name="Table 3D effects 2" w:semiHidden="0" w:uiPriority="0" w:unhideWhenUsed="0"/>
+    <w:lsdException w:name="Table 3D effects 3" w:semiHidden="0" w:uiPriority="0" w:unhideWhenUsed="0"/>
+    <w:lsdException w:name="Table Contemporary" w:semiHidden="0" w:uiPriority="0" w:unhideWhenUsed="0"/>
+    <w:lsdException w:name="Table Elegant" w:semiHidden="0" w:uiPriority="0" w:unhideWhenUsed="0"/>
+    <w:lsdException w:name="Table Professional" w:semiHidden="0" w:uiPriority="0" w:unhideWhenUsed="0"/>
+    <w:lsdException w:name="Table Subtle 1" w:semiHidden="0" w:uiPriority="0" w:unhideWhenUsed="0"/>
+    <w:lsdException w:name="Table Subtle 2" w:semiHidden="0" w:uiPriority="0" w:unhideWhenUsed="0"/>
+    <w:lsdException w:name="Table Web 1" w:semiHidden="0" w:uiPriority="0" w:unhideWhenUsed="0"/>
+    <w:lsdException w:name="Table Web 2" w:semiHidden="0" w:uiPriority="0" w:unhideWhenUsed="0"/>
+    <w:lsdException w:name="Table Web 3" w:semiHidden="0" w:uiPriority="0" w:unhideWhenUsed="0"/>
+    <w:lsdException w:name="Balloon Text" w:semiHidden="0" w:uiPriority="0" w:unhideWhenUsed="0"/>
+    <w:lsdException w:name="Table Grid" w:semiHidden="0" w:uiPriority="0" w:unhideWhenUsed="0" w:qFormat="1"/>
+    <w:lsdException w:name="Table Theme" w:semiHidden="0" w:uiPriority="0" w:unhideWhenUsed="0"/>
+    <w:lsdException w:name="Light Shading" w:semiHidden="0" w:uiPriority="60" w:unhideWhenUsed="0"/>
+    <w:lsdException w:name="Light List" w:semiHidden="0" w:uiPriority="61" w:unhideWhenUsed="0"/>
+    <w:lsdException w:name="Light Grid" w:semiHidden="0" w:uiPriority="62" w:unhideWhenUsed="0"/>
+    <w:lsdException w:name="Medium Shading 1" w:semiHidden="0" w:uiPriority="63" w:unhideWhenUsed="0"/>
+    <w:lsdException w:name="Medium Shading 2" w:semiHidden="0" w:uiPriority="64" w:unhideWhenUsed="0"/>
+    <w:lsdException w:name="Medium List 1" w:semiHidden="0" w:uiPriority="65" w:unhideWhenUsed="0"/>
+    <w:lsdException w:name="Medium List 2" w:semiHidden="0" w:uiPriority="66" w:unhideWhenUsed="0"/>
+    <w:lsdException w:name="Medium Grid 1" w:semiHidden="0" w:uiPriority="67" w:unhideWhenUsed="0"/>
+    <w:lsdException w:name="Medium Grid 2" w:semiHidden="0" w:uiPriority="68" w:unhideWhenUsed="0"/>
+    <w:lsdException w:name="Medium Grid 3" w:semiHidden="0" w:uiPriority="69" w:unhideWhenUsed="0"/>
+    <w:lsdException w:name="Dark List" w:semiHidden="0" w:uiPriority="70" w:unhideWhenUsed="0"/>
+    <w:lsdException w:name="Colorful Shading" w:semiHidden="0" w:uiPriority="71" w:unhideWhenUsed="0"/>
+    <w:lsdException w:name="Colorful List" w:semiHidden="0" w:uiPriority="72" w:unhideWhenUsed="0"/>
+    <w:lsdException w:name="Colorful Grid" w:semiHidden="0" w:uiPriority="73" w:unhideWhenUsed="0"/>
+    <w:lsdException w:name="Light Shading Accent 1" w:semiHidden="0" w:uiPriority="60" w:unhideWhenUsed="0"/>
+    <w:lsdException w:name="Light List Accent 1" w:semiHidden="0" w:uiPriority="61" w:unhideWhenUsed="0"/>
+    <w:lsdException w:name="Light Grid Accent 1" w:semiHidden="0" w:uiPriority="62" w:unhideWhenUsed="0"/>
+    <w:lsdException w:name="Medium Shading 1 Accent 1" w:semiHidden="0" w:uiPriority="63" w:unhideWhenUsed="0"/>
+    <w:lsdException w:name="Medium Shading 2 Accent 1" w:semiHidden="0" w:uiPriority="64" w:unhideWhenUsed="0"/>
+    <w:lsdException w:name="Medium List 1 Accent 1" w:semiHidden="0" w:uiPriority="65" w:unhideWhenUsed="0"/>
+    <w:lsdException w:name="Medium List 2 Accent 1" w:semiHidden="0" w:uiPriority="66" w:unhideWhenUsed="0"/>
+    <w:lsdException w:name="Medium Grid 1 Accent 1" w:semiHidden="0" w:uiPriority="67" w:unhideWhenUsed="0"/>
+    <w:lsdException w:name="Medium Grid 2 Accent 1" w:semiHidden="0" w:uiPriority="68" w:unhideWhenUsed="0"/>
+    <w:lsdException w:name="Medium Grid 3 Accent 1" w:semiHidden="0" w:uiPriority="69" w:unhideWhenUsed="0"/>
+    <w:lsdException w:name="Dark List Accent 1" w:semiHidden="0" w:uiPriority="70" w:unhideWhenUsed="0"/>
+    <w:lsdException w:name="Colorful Shading Accent 1" w:semiHidden="0" w:uiPriority="71" w:unhideWhenUsed="0"/>
+    <w:lsdException w:name="Colorful List Accent 1" w:semiHidden="0" w:uiPriority="72" w:unhideWhenUsed="0"/>
+    <w:lsdException w:name="Colorful Grid Accent 1" w:semiHidden="0" w:uiPriority="73" w:unhideWhenUsed="0"/>
+    <w:lsdException w:name="Light Shading Accent 2" w:semiHidden="0" w:uiPriority="60" w:unhideWhenUsed="0"/>
+    <w:lsdException w:name="Light List Accent 2" w:semiHidden="0" w:uiPriority="61" w:unhideWhenUsed="0"/>
+    <w:lsdException w:name="Light Grid Accent 2" w:semiHidden="0" w:uiPriority="62" w:unhideWhenUsed="0"/>
+    <w:lsdException w:name="Medium Shading 1 Accent 2" w:semiHidden="0" w:uiPriority="63" w:unhideWhenUsed="0"/>
+    <w:lsdException w:name="Medium Shading 2 Accent 2" w:semiHidden="0" w:uiPriority="64" w:unhideWhenUsed="0"/>
+    <w:lsdException w:name="Medium List 1 Accent 2" w:semiHidden="0" w:uiPriority="65" w:unhideWhenUsed="0"/>
+    <w:lsdException w:name="Medium List 2 Accent 2" w:semiHidden="0" w:uiPriority="66" w:unhideWhenUsed="0"/>
+    <w:lsdException w:name="Medium Grid 1 Accent 2" w:semiHidden="0" w:uiPriority="67" w:unhideWhenUsed="0"/>
+    <w:lsdException w:name="Medium Grid 2 Accent 2" w:semiHidden="0" w:uiPriority="68" w:unhideWhenUsed="0"/>
+    <w:lsdException w:name="Medium Grid 3 Accent 2" w:semiHidden="0" w:uiPriority="69" w:unhideWhenUsed="0"/>
+    <w:lsdException w:name="Dark List Accent 2" w:semiHidden="0" w:uiPriority="70" w:unhideWhenUsed="0"/>
+    <w:lsdException w:name="Colorful Shading Accent 2" w:semiHidden="0" w:uiPriority="71" w:unhideWhenUsed="0"/>
+    <w:lsdException w:name="Colorful List Accent 2" w:semiHidden="0" w:uiPriority="72" w:unhideWhenUsed="0"/>
+    <w:lsdException w:name="Colorful Grid Accent 2" w:semiHidden="0" w:uiPriority="73" w:unhideWhenUsed="0"/>
+    <w:lsdException w:name="Light Shading Accent 3" w:semiHidden="0" w:uiPriority="60" w:unhideWhenUsed="0"/>
+    <w:lsdException w:name="Light List Accent 3" w:semiHidden="0" w:uiPriority="61" w:unhideWhenUsed="0"/>
+    <w:lsdException w:name="Light Grid Accent 3" w:semiHidden="0" w:uiPriority="62" w:unhideWhenUsed="0"/>
+    <w:lsdException w:name="Medium Shading 1 Accent 3" w:semiHidden="0" w:uiPriority="63" w:unhideWhenUsed="0"/>
+    <w:lsdException w:name="Medium Shading 2 Accent 3" w:semiHidden="0" w:uiPriority="64" w:unhideWhenUsed="0"/>
+    <w:lsdException w:name="Medium List 1 Accent 3" w:semiHidden="0" w:uiPriority="65" w:unhideWhenUsed="0"/>
+    <w:lsdException w:name="Medium List 2 Accent 3" w:semiHidden="0" w:uiPriority="66" w:unhideWhenUsed="0"/>
+    <w:lsdException w:name="Medium Grid 1 Accent 3" w:semiHidden="0" w:uiPriority="67" w:unhideWhenUsed="0"/>
+    <w:lsdException w:name="Medium Grid 2 Accent 3" w:semiHidden="0" w:uiPriority="68" w:unhideWhenUsed="0"/>
+    <w:lsdException w:name="Medium Grid 3 Accent 3" w:semiHidden="0" w:uiPriority="69" w:unhideWhenUsed="0"/>
+    <w:lsdException w:name="Dark List Accent 3" w:semiHidden="0" w:uiPriority="70" w:unhideWhenUsed="0"/>
+    <w:lsdException w:name="Colorful Shading Accent 3" w:semiHidden="0" w:uiPriority="71" w:unhideWhenUsed="0"/>
+    <w:lsdException w:name="Colorful List Accent 3" w:semiHidden="0" w:uiPriority="72" w:unhideWhenUsed="0"/>
+    <w:lsdException w:name="Colorful Grid Accent 3" w:semiHidden="0" w:uiPriority="73" w:unhideWhenUsed="0"/>
+    <w:lsdException w:name="Light Shading Accent 4" w:semiHidden="0" w:uiPriority="60" w:unhideWhenUsed="0"/>
+    <w:lsdException w:name="Light List Accent 4" w:semiHidden="0" w:uiPriority="61" w:unhideWhenUsed="0"/>
+    <w:lsdException w:name="Light Grid Accent 4" w:semiHidden="0" w:uiPriority="62" w:unhideWhenUsed="0"/>
+    <w:lsdException w:name="Medium Shading 1 Accent 4" w:semiHidden="0" w:uiPriority="63" w:unhideWhenUsed="0"/>
+    <w:lsdException w:name="Medium Shading 2 Accent 4" w:semiHidden="0" w:uiPriority="64" w:unhideWhenUsed="0"/>
+    <w:lsdException w:name="Medium List 1 Accent 4" w:semiHidden="0" w:uiPriority="65" w:unhideWhenUsed="0"/>
+    <w:lsdException w:name="Medium List 2 Accent 4" w:semiHidden="0" w:uiPriority="66" w:unhideWhenUsed="0"/>
+    <w:lsdException w:name="Medium Grid 1 Accent 4" w:semiHidden="0" w:uiPriority="67" w:unhideWhenUsed="0"/>
+    <w:lsdException w:name="Medium Grid 2 Accent 4" w:semiHidden="0" w:uiPriority="68" w:unhideWhenUsed="0"/>
+    <w:lsdException w:name="Medium Grid 3 Accent 4" w:semiHidden="0" w:uiPriority="69" w:unhideWhenUsed="0"/>
+    <w:lsdException w:name="Dark List Accent 4" w:semiHidden="0" w:uiPriority="70" w:unhideWhenUsed="0"/>
+    <w:lsdException w:name="Colorful Shading Accent 4" w:semiHidden="0" w:uiPriority="71" w:unhideWhenUsed="0"/>
+    <w:lsdException w:name="Colorful List Accent 4" w:semiHidden="0" w:uiPriority="72" w:unhideWhenUsed="0"/>
+    <w:lsdException w:name="Colorful Grid Accent 4" w:semiHidden="0" w:uiPriority="73" w:unhideWhenUsed="0"/>
+    <w:lsdException w:name="Light Shading Accent 5" w:semiHidden="0" w:uiPriority="60" w:unhideWhenUsed="0"/>
+    <w:lsdException w:name="Light List Accent 5" w:semiHidden="0" w:uiPriority="61" w:unhideWhenUsed="0"/>
+    <w:lsdException w:name="Light Grid Accent 5" w:semiHidden="0" w:uiPriority="62" w:unhideWhenUsed="0"/>
+    <w:lsdException w:name="Medium Shading 1 Accent 5" w:semiHidden="0" w:uiPriority="63" w:unhideWhenUsed="0"/>
+    <w:lsdException w:name="Medium Shading 2 Accent 5" w:semiHidden="0" w:uiPriority="64" w:unhideWhenUsed="0"/>
+    <w:lsdException w:name="Medium List 1 Accent 5" w:semiHidden="0" w:uiPriority="65" w:unhideWhenUsed="0"/>
+    <w:lsdException w:name="Medium List 2 Accent 5" w:semiHidden="0" w:uiPriority="66" w:unhideWhenUsed="0"/>
+    <w:lsdException w:name="Medium Grid 1 Accent 5" w:semiHidden="0" w:uiPriority="67" w:unhideWhenUsed="0"/>
+    <w:lsdException w:name="Medium Grid 2 Accent 5" w:semiHidden="0" w:uiPriority="68" w:unhideWhenUsed="0"/>
+    <w:lsdException w:name="Medium Grid 3 Accent 5" w:semiHidden="0" w:uiPriority="69" w:unhideWhenUsed="0"/>
+    <w:lsdException w:name="Dark List Accent 5" w:semiHidden="0" w:uiPriority="70" w:unhideWhenUsed="0"/>
+    <w:lsdException w:name="Colorful Shading Accent 5" w:semiHidden="0" w:uiPriority="71" w:unhideWhenUsed="0"/>
+    <w:lsdException w:name="Colorful List Accent 5" w:semiHidden="0" w:uiPriority="72" w:unhideWhenUsed="0"/>
+    <w:lsdException w:name="Colorful Grid Accent 5" w:semiHidden="0" w:uiPriority="73" w:unhideWhenUsed="0"/>
+    <w:lsdException w:name="Light Shading Accent 6" w:semiHidden="0" w:uiPriority="60" w:unhideWhenUsed="0"/>
+    <w:lsdException w:name="Light List Accent 6" w:semiHidden="0" w:uiPriority="61" w:unhideWhenUsed="0"/>
+    <w:lsdException w:name="Light Grid Accent 6" w:semiHidden="0" w:uiPriority="62" w:unhideWhenUsed="0"/>
+    <w:lsdException w:name="Medium Shading 1 Accent 6" w:semiHidden="0" w:uiPriority="63" w:unhideWhenUsed="0"/>
+    <w:lsdException w:name="Medium Shading 2 Accent 6" w:semiHidden="0" w:uiPriority="64" w:unhideWhenUsed="0"/>
+    <w:lsdException w:name="Medium List 1 Accent 6" w:semiHidden="0" w:uiPriority="65" w:unhideWhenUsed="0"/>
+    <w:lsdException w:name="Medium List 2 Accent 6" w:semiHidden="0" w:uiPriority="66" w:unhideWhenUsed="0"/>
+    <w:lsdException w:name="Medium Grid 1 Accent 6" w:semiHidden="0" w:uiPriority="67" w:unhideWhenUsed="0"/>
+    <w:lsdException w:name="Medium Grid 2 Accent 6" w:semiHidden="0" w:uiPriority="68" w:unhideWhenUsed="0"/>
+    <w:lsdException w:name="Medium Grid 3 Accent 6" w:semiHidden="0" w:uiPriority="69" w:unhideWhenUsed="0"/>
+    <w:lsdException w:name="Dark List Accent 6" w:semiHidden="0" w:uiPriority="70" w:unhideWhenUsed="0"/>
+    <w:lsdException w:name="Colorful Shading Accent 6" w:semiHidden="0" w:uiPriority="71" w:unhideWhenUsed="0"/>
+    <w:lsdException w:name="Colorful List Accent 6" w:semiHidden="0" w:uiPriority="72" w:unhideWhenUsed="0"/>
+    <w:lsdException w:name="Colorful Grid Accent 6" w:semiHidden="0" w:uiPriority="73" w:unhideWhenUsed="0"/>
   </w:latentStyles>
-  <w:style w:type="paragraph" w:default="1" w:styleId="1">
+  <w:style w:type="paragraph" w:default="1" w:styleId="Normal">
     <w:name w:val="Normal"/>
     <w:qFormat/>
-    <w:uiPriority w:val="0"/>
     <w:pPr>
       <w:kinsoku w:val="0"/>
       <w:autoSpaceDE w:val="0"/>
@@ -5879,7 +5799,7 @@
       <w:textAlignment w:val="baseline"/>
     </w:pPr>
     <w:rPr>
-      <w:rFonts w:ascii="Arial" w:hAnsi="Arial" w:eastAsia="宋体" w:cs="Arial"/>
+      <w:rFonts w:ascii="Arial" w:eastAsia="宋体" w:hAnsi="Arial" w:cs="Arial"/>
       <w:snapToGrid w:val="0"/>
       <w:color w:val="000000"/>
       <w:kern w:val="0"/>
@@ -5888,12 +5808,11 @@
       <w:lang w:val="en-US" w:eastAsia="en-US" w:bidi="ar-SA"/>
     </w:rPr>
   </w:style>
-  <w:style w:type="paragraph" w:styleId="2">
+  <w:style w:type="paragraph" w:styleId="Heading1">
     <w:name w:val="heading 1"/>
-    <w:basedOn w:val="1"/>
-    <w:next w:val="1"/>
+    <w:basedOn w:val="Normal"/>
+    <w:next w:val="Normal"/>
     <w:qFormat/>
-    <w:uiPriority w:val="0"/>
     <w:pPr>
       <w:keepNext/>
       <w:keepLines/>
@@ -5911,13 +5830,12 @@
       <w:sz w:val="44"/>
     </w:rPr>
   </w:style>
-  <w:style w:type="paragraph" w:styleId="3">
+  <w:style w:type="paragraph" w:styleId="Heading2">
     <w:name w:val="heading 2"/>
-    <w:basedOn w:val="1"/>
-    <w:next w:val="1"/>
+    <w:basedOn w:val="Normal"/>
+    <w:next w:val="Normal"/>
     <w:unhideWhenUsed/>
     <w:qFormat/>
-    <w:uiPriority w:val="0"/>
     <w:pPr>
       <w:keepNext/>
       <w:keepLines/>
@@ -5930,19 +5848,18 @@
       <w:outlineLvl w:val="1"/>
     </w:pPr>
     <w:rPr>
-      <w:rFonts w:ascii="Arial" w:hAnsi="Arial" w:eastAsia="黑体"/>
+      <w:rFonts w:ascii="Arial" w:eastAsia="黑体" w:hAnsi="Arial"/>
       <w:b/>
       <w:sz w:val="32"/>
     </w:rPr>
   </w:style>
-  <w:style w:type="paragraph" w:styleId="4">
+  <w:style w:type="paragraph" w:styleId="Heading3">
     <w:name w:val="heading 3"/>
-    <w:basedOn w:val="1"/>
-    <w:next w:val="1"/>
+    <w:basedOn w:val="Normal"/>
+    <w:next w:val="Normal"/>
     <w:semiHidden/>
     <w:unhideWhenUsed/>
     <w:qFormat/>
-    <w:uiPriority w:val="0"/>
     <w:pPr>
       <w:keepNext/>
       <w:keepLines/>
@@ -5959,13 +5876,12 @@
       <w:sz w:val="32"/>
     </w:rPr>
   </w:style>
-  <w:style w:type="paragraph" w:styleId="5">
+  <w:style w:type="paragraph" w:styleId="Heading4">
     <w:name w:val="heading 4"/>
-    <w:basedOn w:val="1"/>
-    <w:next w:val="1"/>
+    <w:basedOn w:val="Normal"/>
+    <w:next w:val="Normal"/>
     <w:unhideWhenUsed/>
     <w:qFormat/>
-    <w:uiPriority w:val="0"/>
     <w:pPr>
       <w:keepNext/>
       <w:keepLines/>
@@ -5978,19 +5894,18 @@
       <w:outlineLvl w:val="3"/>
     </w:pPr>
     <w:rPr>
-      <w:rFonts w:ascii="Arial" w:hAnsi="Arial" w:eastAsia="黑体"/>
+      <w:rFonts w:ascii="Arial" w:eastAsia="黑体" w:hAnsi="Arial"/>
       <w:b/>
       <w:sz w:val="28"/>
     </w:rPr>
   </w:style>
-  <w:style w:type="paragraph" w:styleId="6">
+  <w:style w:type="paragraph" w:styleId="Heading5">
     <w:name w:val="heading 5"/>
-    <w:basedOn w:val="1"/>
-    <w:next w:val="1"/>
+    <w:basedOn w:val="Normal"/>
+    <w:next w:val="Normal"/>
     <w:semiHidden/>
     <w:unhideWhenUsed/>
     <w:qFormat/>
-    <w:uiPriority w:val="0"/>
     <w:pPr>
       <w:keepNext/>
       <w:keepLines/>
@@ -6007,14 +5922,13 @@
       <w:sz w:val="28"/>
     </w:rPr>
   </w:style>
-  <w:style w:type="paragraph" w:styleId="7">
+  <w:style w:type="paragraph" w:styleId="Heading6">
     <w:name w:val="heading 6"/>
-    <w:basedOn w:val="1"/>
-    <w:next w:val="1"/>
+    <w:basedOn w:val="Normal"/>
+    <w:next w:val="Normal"/>
     <w:semiHidden/>
     <w:unhideWhenUsed/>
     <w:qFormat/>
-    <w:uiPriority w:val="0"/>
     <w:pPr>
       <w:keepNext/>
       <w:keepLines/>
@@ -6027,19 +5941,18 @@
       <w:outlineLvl w:val="5"/>
     </w:pPr>
     <w:rPr>
-      <w:rFonts w:ascii="Arial" w:hAnsi="Arial" w:eastAsia="黑体"/>
+      <w:rFonts w:ascii="Arial" w:eastAsia="黑体" w:hAnsi="Arial"/>
       <w:b/>
       <w:sz w:val="24"/>
     </w:rPr>
   </w:style>
-  <w:style w:type="paragraph" w:styleId="8">
+  <w:style w:type="paragraph" w:styleId="Heading7">
     <w:name w:val="heading 7"/>
-    <w:basedOn w:val="1"/>
-    <w:next w:val="1"/>
+    <w:basedOn w:val="Normal"/>
+    <w:next w:val="Normal"/>
     <w:semiHidden/>
     <w:unhideWhenUsed/>
     <w:qFormat/>
-    <w:uiPriority w:val="0"/>
     <w:pPr>
       <w:keepNext/>
       <w:keepLines/>
@@ -6056,14 +5969,13 @@
       <w:sz w:val="24"/>
     </w:rPr>
   </w:style>
-  <w:style w:type="paragraph" w:styleId="9">
+  <w:style w:type="paragraph" w:styleId="Heading8">
     <w:name w:val="heading 8"/>
-    <w:basedOn w:val="1"/>
-    <w:next w:val="1"/>
+    <w:basedOn w:val="Normal"/>
+    <w:next w:val="Normal"/>
     <w:semiHidden/>
     <w:unhideWhenUsed/>
     <w:qFormat/>
-    <w:uiPriority w:val="0"/>
     <w:pPr>
       <w:keepNext/>
       <w:keepLines/>
@@ -6076,18 +5988,17 @@
       <w:outlineLvl w:val="7"/>
     </w:pPr>
     <w:rPr>
-      <w:rFonts w:ascii="Arial" w:hAnsi="Arial" w:eastAsia="黑体"/>
+      <w:rFonts w:ascii="Arial" w:eastAsia="黑体" w:hAnsi="Arial"/>
       <w:sz w:val="24"/>
     </w:rPr>
   </w:style>
-  <w:style w:type="paragraph" w:styleId="10">
+  <w:style w:type="paragraph" w:styleId="Heading9">
     <w:name w:val="heading 9"/>
-    <w:basedOn w:val="1"/>
-    <w:next w:val="1"/>
+    <w:basedOn w:val="Normal"/>
+    <w:next w:val="Normal"/>
     <w:semiHidden/>
     <w:unhideWhenUsed/>
     <w:qFormat/>
-    <w:uiPriority w:val="0"/>
     <w:pPr>
       <w:keepNext/>
       <w:keepLines/>
@@ -6100,21 +6011,19 @@
       <w:outlineLvl w:val="8"/>
     </w:pPr>
     <w:rPr>
-      <w:rFonts w:ascii="Arial" w:hAnsi="Arial" w:eastAsia="黑体"/>
+      <w:rFonts w:ascii="Arial" w:eastAsia="黑体" w:hAnsi="Arial"/>
       <w:sz w:val="21"/>
     </w:rPr>
   </w:style>
-  <w:style w:type="character" w:default="1" w:styleId="22">
+  <w:style w:type="character" w:default="1" w:styleId="DefaultParagraphFont">
     <w:name w:val="Default Paragraph Font"/>
     <w:semiHidden/>
     <w:qFormat/>
-    <w:uiPriority w:val="0"/>
   </w:style>
-  <w:style w:type="table" w:default="1" w:styleId="20">
+  <w:style w:type="table" w:default="1" w:styleId="TableNormal">
     <w:name w:val="Normal Table"/>
     <w:semiHidden/>
     <w:qFormat/>
-    <w:uiPriority w:val="0"/>
     <w:tblPr>
       <w:tblCellMar>
         <w:top w:w="0" w:type="dxa"/>
@@ -6124,43 +6033,39 @@
       </w:tblCellMar>
     </w:tblPr>
   </w:style>
-  <w:style w:type="paragraph" w:styleId="11">
+  <w:style w:type="paragraph" w:styleId="CommentText">
     <w:name w:val="annotation text"/>
-    <w:basedOn w:val="1"/>
+    <w:basedOn w:val="Normal"/>
     <w:qFormat/>
-    <w:uiPriority w:val="0"/>
     <w:pPr>
       <w:jc w:val="left"/>
     </w:pPr>
   </w:style>
-  <w:style w:type="paragraph" w:styleId="12">
+  <w:style w:type="paragraph" w:styleId="BodyText">
     <w:name w:val="Body Text"/>
-    <w:basedOn w:val="1"/>
+    <w:basedOn w:val="Normal"/>
     <w:semiHidden/>
     <w:qFormat/>
-    <w:uiPriority w:val="0"/>
     <w:rPr>
-      <w:rFonts w:ascii="Arial" w:hAnsi="Arial" w:eastAsia="Arial" w:cs="Arial"/>
+      <w:rFonts w:ascii="Arial" w:eastAsia="Arial" w:hAnsi="Arial" w:cs="Arial"/>
       <w:sz w:val="21"/>
       <w:szCs w:val="21"/>
       <w:lang w:val="en-US" w:eastAsia="en-US" w:bidi="ar-SA"/>
     </w:rPr>
   </w:style>
-  <w:style w:type="paragraph" w:styleId="13">
+  <w:style w:type="paragraph" w:styleId="TOC3">
     <w:name w:val="toc 3"/>
-    <w:basedOn w:val="1"/>
-    <w:next w:val="1"/>
+    <w:basedOn w:val="Normal"/>
+    <w:next w:val="Normal"/>
     <w:qFormat/>
-    <w:uiPriority w:val="0"/>
     <w:pPr>
       <w:ind w:left="840" w:leftChars="400"/>
     </w:pPr>
   </w:style>
-  <w:style w:type="paragraph" w:styleId="14">
+  <w:style w:type="paragraph" w:styleId="Footer">
     <w:name w:val="footer"/>
-    <w:basedOn w:val="1"/>
+    <w:basedOn w:val="Normal"/>
     <w:qFormat/>
-    <w:uiPriority w:val="0"/>
     <w:pPr>
       <w:tabs>
         <w:tab w:val="center" w:pos="4153"/>
@@ -6173,17 +6078,16 @@
       <w:sz w:val="18"/>
     </w:rPr>
   </w:style>
-  <w:style w:type="paragraph" w:styleId="15">
+  <w:style w:type="paragraph" w:styleId="Header">
     <w:name w:val="header"/>
-    <w:basedOn w:val="1"/>
+    <w:basedOn w:val="Normal"/>
     <w:qFormat/>
-    <w:uiPriority w:val="0"/>
     <w:pPr>
       <w:pBdr>
-        <w:top w:val="none" w:color="auto" w:sz="0" w:space="0"/>
-        <w:left w:val="none" w:color="auto" w:sz="0" w:space="0"/>
-        <w:bottom w:val="none" w:color="auto" w:sz="0" w:space="0"/>
-        <w:right w:val="none" w:color="auto" w:sz="0" w:space="0"/>
+        <w:top w:val="nil"/>
+        <w:left w:val="nil"/>
+        <w:bottom w:val="nil"/>
+        <w:right w:val="nil"/>
       </w:pBdr>
       <w:tabs>
         <w:tab w:val="center" w:pos="4153"/>
@@ -6198,41 +6102,37 @@
       <w:sz w:val="18"/>
     </w:rPr>
   </w:style>
-  <w:style w:type="paragraph" w:styleId="16">
+  <w:style w:type="paragraph" w:styleId="TOC1">
     <w:name w:val="toc 1"/>
-    <w:basedOn w:val="1"/>
-    <w:next w:val="1"/>
+    <w:basedOn w:val="Normal"/>
+    <w:next w:val="Normal"/>
     <w:qFormat/>
-    <w:uiPriority w:val="0"/>
     <w:rPr>
-      <w:rFonts w:ascii="Arial" w:hAnsi="Arial" w:eastAsia="Microsoft JhengHei"/>
+      <w:rFonts w:ascii="Arial" w:eastAsia="Microsoft JhengHei" w:hAnsi="Arial"/>
       <w:sz w:val="24"/>
     </w:rPr>
   </w:style>
-  <w:style w:type="paragraph" w:styleId="17">
+  <w:style w:type="paragraph" w:styleId="TOC2">
     <w:name w:val="toc 2"/>
-    <w:basedOn w:val="1"/>
-    <w:next w:val="1"/>
+    <w:basedOn w:val="Normal"/>
+    <w:next w:val="Normal"/>
     <w:qFormat/>
-    <w:uiPriority w:val="0"/>
     <w:pPr>
       <w:ind w:left="420" w:leftChars="200"/>
     </w:pPr>
   </w:style>
-  <w:style w:type="paragraph" w:styleId="18">
+  <w:style w:type="paragraph" w:styleId="NormalWeb">
     <w:name w:val="Normal (Web)"/>
-    <w:basedOn w:val="1"/>
+    <w:basedOn w:val="Normal"/>
     <w:qFormat/>
-    <w:uiPriority w:val="0"/>
     <w:rPr>
       <w:sz w:val="24"/>
     </w:rPr>
   </w:style>
-  <w:style w:type="paragraph" w:styleId="19">
+  <w:style w:type="paragraph" w:styleId="Title">
     <w:name w:val="Title"/>
-    <w:basedOn w:val="1"/>
+    <w:basedOn w:val="Normal"/>
     <w:qFormat/>
-    <w:uiPriority w:val="0"/>
     <w:pPr>
       <w:spacing w:before="240" w:beforeLines="0" w:beforeAutospacing="0" w:after="60" w:afterLines="0" w:afterAutospacing="0"/>
       <w:jc w:val="center"/>
@@ -6244,41 +6144,38 @@
       <w:sz w:val="32"/>
     </w:rPr>
   </w:style>
-  <w:style w:type="table" w:styleId="21">
+  <w:style w:type="table" w:styleId="TableGrid">
     <w:name w:val="Table Grid"/>
-    <w:basedOn w:val="20"/>
+    <w:basedOn w:val="TableNormal"/>
     <w:qFormat/>
-    <w:uiPriority w:val="0"/>
     <w:pPr>
       <w:widowControl w:val="0"/>
       <w:jc w:val="both"/>
     </w:pPr>
     <w:tblPr>
       <w:tblBorders>
-        <w:top w:val="single" w:color="auto" w:sz="4" w:space="0"/>
-        <w:left w:val="single" w:color="auto" w:sz="4" w:space="0"/>
-        <w:bottom w:val="single" w:color="auto" w:sz="4" w:space="0"/>
-        <w:right w:val="single" w:color="auto" w:sz="4" w:space="0"/>
-        <w:insideH w:val="single" w:color="auto" w:sz="4" w:space="0"/>
-        <w:insideV w:val="single" w:color="auto" w:sz="4" w:space="0"/>
+        <w:top w:val="single" w:sz="4" w:space="0" w:color="auto"/>
+        <w:left w:val="single" w:sz="4" w:space="0" w:color="auto"/>
+        <w:bottom w:val="single" w:sz="4" w:space="0" w:color="auto"/>
+        <w:right w:val="single" w:sz="4" w:space="0" w:color="auto"/>
+        <w:insideH w:val="single" w:sz="4" w:space="0" w:color="auto"/>
+        <w:insideV w:val="single" w:sz="4" w:space="0" w:color="auto"/>
       </w:tblBorders>
     </w:tblPr>
   </w:style>
-  <w:style w:type="character" w:styleId="23">
+  <w:style w:type="character" w:styleId="Strong">
     <w:name w:val="Strong"/>
-    <w:basedOn w:val="22"/>
+    <w:basedOn w:val="DefaultParagraphFont"/>
     <w:qFormat/>
-    <w:uiPriority w:val="0"/>
     <w:rPr>
       <w:b/>
     </w:rPr>
   </w:style>
-  <w:style w:type="table" w:customStyle="1" w:styleId="24">
+  <w:style w:type="table" w:customStyle="1" w:styleId="TableNormal0">
     <w:name w:val="Table Normal_0"/>
     <w:semiHidden/>
     <w:unhideWhenUsed/>
     <w:qFormat/>
-    <w:uiPriority w:val="0"/>
     <w:tblPr>
       <w:tblCellMar>
         <w:top w:w="0" w:type="dxa"/>
@@ -6288,87 +6185,81 @@
       </w:tblCellMar>
     </w:tblPr>
   </w:style>
-  <w:style w:type="paragraph" w:customStyle="1" w:styleId="25">
+  <w:style w:type="paragraph" w:customStyle="1" w:styleId="TableText">
     <w:name w:val="Table Text"/>
-    <w:basedOn w:val="1"/>
+    <w:basedOn w:val="Normal"/>
     <w:semiHidden/>
     <w:qFormat/>
-    <w:uiPriority w:val="0"/>
     <w:rPr>
-      <w:rFonts w:ascii="宋体" w:hAnsi="宋体" w:eastAsia="宋体" w:cs="宋体"/>
+      <w:rFonts w:ascii="宋体" w:eastAsia="宋体" w:hAnsi="宋体" w:cs="宋体"/>
       <w:sz w:val="21"/>
       <w:szCs w:val="21"/>
       <w:lang w:val="en-US" w:eastAsia="en-US" w:bidi="ar-SA"/>
     </w:rPr>
   </w:style>
-  <w:style w:type="paragraph" w:customStyle="1" w:styleId="26">
+  <w:style w:type="paragraph" w:customStyle="1" w:styleId="1">
     <w:name w:val="柴_标题1"/>
-    <w:basedOn w:val="2"/>
-    <w:next w:val="27"/>
-    <w:link w:val="38"/>
+    <w:basedOn w:val="Heading1"/>
+    <w:next w:val="a"/>
+    <w:link w:val="1Char"/>
     <w:qFormat/>
-    <w:uiPriority w:val="0"/>
     <w:pPr>
       <w:spacing w:before="100" w:after="90" w:line="360" w:lineRule="auto"/>
     </w:pPr>
     <w:rPr>
-      <w:rFonts w:ascii="Arial" w:hAnsi="Arial" w:eastAsia="宋体"/>
+      <w:rFonts w:ascii="Arial" w:eastAsia="宋体" w:hAnsi="Arial"/>
       <w:sz w:val="32"/>
     </w:rPr>
   </w:style>
-  <w:style w:type="paragraph" w:customStyle="1" w:styleId="27">
+  <w:style w:type="paragraph" w:customStyle="1" w:styleId="a">
     <w:name w:val="柴_正文"/>
-    <w:basedOn w:val="12"/>
-    <w:link w:val="41"/>
+    <w:basedOn w:val="BodyText"/>
+    <w:link w:val="Char"/>
     <w:qFormat/>
-    <w:uiPriority w:val="0"/>
     <w:pPr>
       <w:spacing w:line="360" w:lineRule="auto"/>
       <w:ind w:firstLine="470" w:firstLineChars="200"/>
     </w:pPr>
     <w:rPr>
-      <w:rFonts w:ascii="Arial" w:hAnsi="Arial" w:eastAsia="宋体"/>
+      <w:rFonts w:ascii="Arial" w:eastAsia="宋体" w:hAnsi="Arial"/>
       <w:sz w:val="24"/>
       <w:lang w:eastAsia="zh-CN"/>
     </w:rPr>
   </w:style>
-  <w:style w:type="paragraph" w:customStyle="1" w:styleId="28">
+  <w:style w:type="paragraph" w:customStyle="1" w:styleId="2">
     <w:name w:val="柴_标题2"/>
-    <w:basedOn w:val="3"/>
-    <w:next w:val="27"/>
+    <w:basedOn w:val="Heading2"/>
+    <w:next w:val="a"/>
     <w:qFormat/>
-    <w:uiPriority w:val="0"/>
     <w:pPr>
       <w:spacing w:line="360" w:lineRule="auto"/>
     </w:pPr>
     <w:rPr>
-      <w:rFonts w:ascii="Arial" w:hAnsi="Arial" w:eastAsia="宋体"/>
+      <w:rFonts w:ascii="Arial" w:eastAsia="宋体" w:hAnsi="Arial"/>
       <w:sz w:val="28"/>
     </w:rPr>
   </w:style>
-  <w:style w:type="paragraph" w:customStyle="1" w:styleId="29">
+  <w:style w:type="paragraph" w:customStyle="1" w:styleId="3">
     <w:name w:val="柴_标题3"/>
-    <w:basedOn w:val="4"/>
-    <w:next w:val="27"/>
+    <w:basedOn w:val="Heading3"/>
+    <w:next w:val="a"/>
     <w:qFormat/>
-    <w:uiPriority w:val="0"/>
     <w:pPr>
       <w:spacing w:line="360" w:lineRule="auto"/>
       <w:ind w:left="0" w:firstLine="472" w:firstLineChars="200"/>
     </w:pPr>
     <w:rPr>
-      <w:rFonts w:ascii="宋体" w:hAnsi="宋体" w:eastAsia="宋体" w:cs="宋体"/>
+      <w:rFonts w:ascii="宋体" w:eastAsia="宋体" w:hAnsi="宋体" w:cs="宋体"/>
       <w:spacing w:val="-2"/>
       <w:sz w:val="24"/>
       <w:szCs w:val="24"/>
     </w:rPr>
   </w:style>
-  <w:style w:type="paragraph" w:customStyle="1" w:styleId="30">
+  <w:style w:type="paragraph" w:customStyle="1" w:styleId="a0">
     <w:name w:val="柴_目录"/>
-    <w:basedOn w:val="1"/>
-    <w:next w:val="12"/>
+    <w:basedOn w:val="Normal"/>
+    <w:next w:val="BodyText"/>
     <w:qFormat/>
-    <w:uiPriority w:val="0"/>
     <w:pPr>
       <w:tabs>
         <w:tab w:val="right" w:leader="dot" w:pos="8442"/>
@@ -6376,96 +6267,89 @@
       <w:ind w:left="0" w:leftChars="0"/>
     </w:pPr>
     <w:rPr>
-      <w:rFonts w:ascii="Arial" w:hAnsi="Arial" w:eastAsia="Microsoft JhengHei"/>
+      <w:rFonts w:ascii="Arial" w:eastAsia="Microsoft JhengHei" w:hAnsi="Arial"/>
       <w:sz w:val="24"/>
     </w:rPr>
   </w:style>
-  <w:style w:type="paragraph" w:customStyle="1" w:styleId="31">
+  <w:style w:type="paragraph" w:customStyle="1" w:styleId="a1">
     <w:name w:val="柴_公司名"/>
-    <w:basedOn w:val="19"/>
+    <w:basedOn w:val="Title"/>
     <w:qFormat/>
-    <w:uiPriority w:val="0"/>
     <w:pPr>
       <w:spacing w:after="600" w:afterLines="600"/>
     </w:pPr>
     <w:rPr>
-      <w:rFonts w:hint="eastAsia" w:ascii="宋体" w:hAnsi="宋体" w:eastAsia="宋体" w:cs="宋体"/>
+      <w:rFonts w:ascii="宋体" w:eastAsia="宋体" w:hAnsi="宋体" w:cs="宋体" w:hint="eastAsia"/>
       <w:bCs/>
       <w:spacing w:val="-6"/>
       <w:sz w:val="52"/>
       <w:szCs w:val="52"/>
     </w:rPr>
   </w:style>
-  <w:style w:type="paragraph" w:customStyle="1" w:styleId="32">
+  <w:style w:type="paragraph" w:customStyle="1" w:styleId="a2">
     <w:name w:val="柴_文档名"/>
-    <w:basedOn w:val="19"/>
+    <w:basedOn w:val="Title"/>
     <w:qFormat/>
-    <w:uiPriority w:val="0"/>
     <w:pPr>
       <w:spacing w:after="900" w:afterLines="900"/>
     </w:pPr>
     <w:rPr>
-      <w:rFonts w:ascii="黑体" w:hAnsi="黑体" w:eastAsia="黑体" w:cs="黑体"/>
+      <w:rFonts w:ascii="黑体" w:eastAsia="黑体" w:hAnsi="黑体" w:cs="黑体"/>
       <w:bCs/>
       <w:spacing w:val="-7"/>
       <w:sz w:val="52"/>
       <w:szCs w:val="52"/>
     </w:rPr>
   </w:style>
-  <w:style w:type="paragraph" w:customStyle="1" w:styleId="33">
+  <w:style w:type="paragraph" w:customStyle="1" w:styleId="WPSOffice1">
     <w:name w:val="WPSOffice手动目录 1"/>
     <w:qFormat/>
-    <w:uiPriority w:val="0"/>
     <w:pPr>
       <w:ind w:leftChars="0"/>
     </w:pPr>
     <w:rPr>
-      <w:rFonts w:ascii="Times New Roman" w:hAnsi="Times New Roman" w:eastAsia="宋体" w:cs="Times New Roman"/>
+      <w:rFonts w:ascii="Times New Roman" w:eastAsia="宋体" w:hAnsi="Times New Roman" w:cs="Times New Roman"/>
       <w:sz w:val="20"/>
       <w:szCs w:val="20"/>
     </w:rPr>
   </w:style>
-  <w:style w:type="paragraph" w:customStyle="1" w:styleId="34">
+  <w:style w:type="paragraph" w:customStyle="1" w:styleId="WPSOffice2">
     <w:name w:val="WPSOffice手动目录 2"/>
     <w:qFormat/>
-    <w:uiPriority w:val="0"/>
     <w:pPr>
       <w:ind w:leftChars="200"/>
     </w:pPr>
     <w:rPr>
-      <w:rFonts w:ascii="Times New Roman" w:hAnsi="Times New Roman" w:eastAsia="宋体" w:cs="Times New Roman"/>
+      <w:rFonts w:ascii="Times New Roman" w:eastAsia="宋体" w:hAnsi="Times New Roman" w:cs="Times New Roman"/>
       <w:sz w:val="20"/>
       <w:szCs w:val="20"/>
     </w:rPr>
   </w:style>
-  <w:style w:type="paragraph" w:customStyle="1" w:styleId="35">
+  <w:style w:type="paragraph" w:customStyle="1" w:styleId="WPSOffice3">
     <w:name w:val="WPSOffice手动目录 3"/>
     <w:qFormat/>
-    <w:uiPriority w:val="0"/>
     <w:pPr>
       <w:ind w:leftChars="400"/>
     </w:pPr>
     <w:rPr>
-      <w:rFonts w:ascii="Times New Roman" w:hAnsi="Times New Roman" w:eastAsia="宋体" w:cs="Times New Roman"/>
+      <w:rFonts w:ascii="Times New Roman" w:eastAsia="宋体" w:hAnsi="Times New Roman" w:cs="Times New Roman"/>
       <w:sz w:val="20"/>
       <w:szCs w:val="20"/>
     </w:rPr>
   </w:style>
-  <w:style w:type="paragraph" w:customStyle="1" w:styleId="36">
+  <w:style w:type="paragraph" w:customStyle="1" w:styleId="Compact">
     <w:name w:val="Compact"/>
-    <w:basedOn w:val="12"/>
+    <w:basedOn w:val="BodyText"/>
     <w:qFormat/>
-    <w:uiPriority w:val="0"/>
     <w:pPr>
       <w:spacing w:before="36" w:after="36"/>
     </w:pPr>
   </w:style>
-  <w:style w:type="table" w:customStyle="1" w:styleId="37">
+  <w:style w:type="table" w:customStyle="1" w:styleId="Table">
     <w:name w:val="Table"/>
     <w:semiHidden/>
     <w:unhideWhenUsed/>
     <w:qFormat/>
-    <w:uiPriority w:val="0"/>
     <w:tblPr>
       <w:tblCellMar>
         <w:top w:w="0" w:type="dxa"/>
@@ -6477,27 +6361,25 @@
     <w:tblStylePr w:type="firstRow">
       <w:tcPr>
         <w:tcBorders>
-          <w:bottom w:val="single" w:color="auto" w:sz="0" w:space="0"/>
+          <w:bottom w:val="single" w:sz="0" w:space="0" w:color="auto"/>
         </w:tcBorders>
         <w:vAlign w:val="bottom"/>
       </w:tcPr>
     </w:tblStylePr>
   </w:style>
-  <w:style w:type="character" w:customStyle="1" w:styleId="38">
+  <w:style w:type="character" w:customStyle="1" w:styleId="1Char">
     <w:name w:val="柴_标题1 Char"/>
-    <w:link w:val="26"/>
+    <w:link w:val="1"/>
     <w:qFormat/>
-    <w:uiPriority w:val="0"/>
     <w:rPr>
-      <w:rFonts w:ascii="Arial" w:hAnsi="Arial" w:eastAsia="宋体"/>
+      <w:rFonts w:ascii="Arial" w:eastAsia="宋体" w:hAnsi="Arial"/>
       <w:sz w:val="32"/>
     </w:rPr>
   </w:style>
-  <w:style w:type="paragraph" w:customStyle="1" w:styleId="39">
+  <w:style w:type="paragraph" w:customStyle="1" w:styleId="a3">
     <w:name w:val="柴_正文_无缩进"/>
-    <w:basedOn w:val="1"/>
+    <w:basedOn w:val="Normal"/>
     <w:qFormat/>
-    <w:uiPriority w:val="0"/>
     <w:pPr>
       <w:ind w:firstLine="0" w:firstLineChars="0"/>
     </w:pPr>
@@ -6507,31 +6389,29 @@
       <w:lang w:eastAsia="zh-CN"/>
     </w:rPr>
   </w:style>
-  <w:style w:type="paragraph" w:customStyle="1" w:styleId="40">
+  <w:style w:type="paragraph" w:customStyle="1" w:styleId="4">
     <w:name w:val="柴_标题4"/>
-    <w:basedOn w:val="5"/>
-    <w:next w:val="1"/>
+    <w:basedOn w:val="Heading4"/>
+    <w:next w:val="Normal"/>
     <w:qFormat/>
-    <w:uiPriority w:val="0"/>
     <w:pPr>
       <w:widowControl w:val="0"/>
       <w:spacing w:before="160" w:line="360" w:lineRule="auto"/>
-      <w:ind w:left="981" w:leftChars="300" w:hanging="862"/>
+      <w:ind w:left="981" w:hanging="862" w:leftChars="300"/>
     </w:pPr>
     <w:rPr>
-      <w:rFonts w:hint="eastAsia" w:ascii="Calibri" w:hAnsi="Calibri" w:eastAsia="宋体" w:cs="宋体"/>
+      <w:rFonts w:ascii="Calibri" w:eastAsia="宋体" w:hAnsi="Calibri" w:cs="宋体" w:hint="eastAsia"/>
       <w:sz w:val="24"/>
       <w:szCs w:val="24"/>
       <w:lang w:eastAsia="zh-CN" w:bidi="zh-CN"/>
     </w:rPr>
   </w:style>
-  <w:style w:type="character" w:customStyle="1" w:styleId="41">
+  <w:style w:type="character" w:customStyle="1" w:styleId="Char">
     <w:name w:val="柴_正文 Char"/>
-    <w:link w:val="27"/>
+    <w:link w:val="a"/>
     <w:qFormat/>
-    <w:uiPriority w:val="0"/>
     <w:rPr>
-      <w:rFonts w:ascii="Arial" w:hAnsi="Arial" w:eastAsia="宋体"/>
+      <w:rFonts w:ascii="Arial" w:eastAsia="宋体" w:hAnsi="Arial"/>
       <w:sz w:val="24"/>
       <w:lang w:eastAsia="zh-CN"/>
     </w:rPr>

--- a/2-运维相关组织架构及职责说明/010101-公司组织架构及职责说明.docx
+++ b/2-运维相关组织架构及职责说明/010101-公司组织架构及职责说明.docx
@@ -1,44 +1,41 @@
 
 <file path=word/document.xml><?xml version="1.0" encoding="utf-8"?>
-<w:document xmlns:wpc="http://schemas.microsoft.com/office/word/2010/wordprocessingCanvas" xmlns:mc="http://schemas.openxmlformats.org/markup-compatibility/2006" xmlns:o="urn:schemas-microsoft-com:office:office" xmlns:r="http://schemas.openxmlformats.org/officeDocument/2006/relationships" xmlns:m="http://schemas.openxmlformats.org/officeDocument/2006/math" xmlns:v="urn:schemas-microsoft-com:vml" xmlns:wp14="http://schemas.microsoft.com/office/word/2010/wordprocessingDrawing" xmlns:wp="http://schemas.openxmlformats.org/drawingml/2006/wordprocessingDrawing" xmlns:w10="urn:schemas-microsoft-com:office:word" xmlns:w="http://schemas.openxmlformats.org/wordprocessingml/2006/main" xmlns:w14="http://schemas.microsoft.com/office/word/2010/wordml" xmlns:w15="http://schemas.microsoft.com/office/word/2012/wordml" xmlns:wne="http://schemas.microsoft.com/office/word/2006/wordml" xmlns:wpg="http://schemas.microsoft.com/office/word/2010/wordprocessingGroup" xmlns:wpi="http://schemas.microsoft.com/office/word/2010/wordprocessingInk" xmlns:wps="http://schemas.microsoft.com/office/word/2010/wordprocessingShape" mc:Ignorable="w14 w15 wp14">
-  <!-- Generated by Aspose.Words for .NET 13.3.0.1 -->
+<w:document xmlns:wpc="http://schemas.microsoft.com/office/word/2010/wordprocessingCanvas" xmlns:mc="http://schemas.openxmlformats.org/markup-compatibility/2006" xmlns:o="urn:schemas-microsoft-com:office:office" xmlns:r="http://schemas.openxmlformats.org/officeDocument/2006/relationships" xmlns:m="http://schemas.openxmlformats.org/officeDocument/2006/math" xmlns:v="urn:schemas-microsoft-com:vml" xmlns:wp14="http://schemas.microsoft.com/office/word/2010/wordprocessingDrawing" xmlns:wp="http://schemas.openxmlformats.org/drawingml/2006/wordprocessingDrawing" xmlns:w="http://schemas.openxmlformats.org/wordprocessingml/2006/main" xmlns:w14="http://schemas.microsoft.com/office/word/2010/wordml" xmlns:w10="urn:schemas-microsoft-com:office:word" xmlns:w15="http://schemas.microsoft.com/office/word/2012/wordml" xmlns:wpg="http://schemas.microsoft.com/office/word/2010/wordprocessingGroup" xmlns:wpi="http://schemas.microsoft.com/office/word/2010/wordprocessingInk" xmlns:wne="http://schemas.microsoft.com/office/word/2006/wordml" xmlns:wps="http://schemas.microsoft.com/office/word/2010/wordprocessingShape" xmlns:wpsCustomData="http://www.wps.cn/officeDocument/2013/wpsCustomData" mc:Ignorable="w14 w15 wp14">
   <w:body>
     <w:p>
       <w:pPr>
-        <w:pStyle w:val="a1"/>
-        <w:bidi w:val="0"/>
-      </w:pPr>
-      <w:bookmarkStart w:id="0" w:name="_Toc27794"/>
-    </w:p>
-    <w:p>
-      <w:pPr>
-        <w:pStyle w:val="a1"/>
-        <w:bidi w:val="0"/>
-      </w:pPr>
-      <w:bookmarkStart w:id="1" w:name="_GoBack"/>
+        <w:pStyle w:val="31"/>
+        <w:bidi w:val="0"/>
+      </w:pPr>
+    </w:p>
+    <w:p>
+      <w:pPr>
+        <w:pStyle w:val="31"/>
+        <w:bidi w:val="0"/>
+      </w:pPr>
+      <w:bookmarkStart w:id="0" w:name="_Toc17850"/>
+      <w:r>
+        <w:t>公司组织架构及职责说明</w:t>
+      </w:r>
+      <w:bookmarkEnd w:id="0"/>
+    </w:p>
+    <w:p>
+      <w:pPr>
+        <w:pStyle w:val="32"/>
+        <w:bidi w:val="0"/>
+      </w:pPr>
+      <w:bookmarkStart w:id="1" w:name="_Toc8701"/>
+      <w:r>
+        <w:t>中达丰集团有限公司</w:t>
+      </w:r>
       <w:bookmarkEnd w:id="1"/>
-      <w:r>
-        <w:t>公司组织架构及职责说明</w:t>
-      </w:r>
-      <w:bookmarkEnd w:id="0"/>
-    </w:p>
-    <w:p>
-      <w:pPr>
-        <w:pStyle w:val="a2"/>
-        <w:bidi w:val="0"/>
-      </w:pPr>
-      <w:bookmarkStart w:id="2" w:name="_Toc17829"/>
-      <w:r>
-        <w:t>中达丰集团有限公司</w:t>
-      </w:r>
-      <w:bookmarkEnd w:id="2"/>
     </w:p>
     <w:p>
       <w:pPr>
         <w:spacing w:line="219" w:lineRule="auto"/>
         <w:jc w:val="center"/>
         <w:rPr>
-          <w:rFonts w:ascii="宋体" w:eastAsia="宋体" w:hAnsi="宋体" w:cs="宋体" w:hint="default"/>
+          <w:rFonts w:hint="default" w:ascii="宋体" w:hAnsi="宋体" w:eastAsia="宋体" w:cs="宋体"/>
           <w:sz w:val="36"/>
           <w:szCs w:val="36"/>
           <w:lang w:val="en-US" w:eastAsia="zh-CN"/>
@@ -46,17 +43,17 @@
         <w:sectPr>
           <w:pgSz w:w="11912" w:h="16841"/>
           <w:pgMar w:top="1431" w:right="1786" w:bottom="2683" w:left="1786" w:header="0" w:footer="2255" w:gutter="0"/>
-          <w:cols w:num="1" w:space="720"/>
+          <w:cols w:space="720" w:num="1"/>
         </w:sectPr>
       </w:pPr>
       <w:r>
         <w:rPr>
-          <w:rFonts w:ascii="宋体" w:eastAsia="宋体" w:hAnsi="宋体" w:cs="宋体" w:hint="eastAsia"/>
+          <w:rFonts w:hint="eastAsia" w:ascii="宋体" w:hAnsi="宋体" w:eastAsia="宋体" w:cs="宋体"/>
           <w:sz w:val="36"/>
           <w:szCs w:val="36"/>
           <w:lang w:val="en-US" w:eastAsia="zh-CN"/>
         </w:rPr>
-        <w:t>2025年7月4日</w:t>
+        <w:t>2025年4月4日</w:t>
       </w:r>
     </w:p>
     <w:p>
@@ -65,35 +62,35 @@
         <w:ind w:left="3626"/>
         <w:outlineLvl w:val="0"/>
         <w:rPr>
-          <w:rFonts w:ascii="宋体" w:eastAsia="宋体" w:hAnsi="宋体" w:cs="宋体"/>
+          <w:rFonts w:ascii="宋体" w:hAnsi="宋体" w:eastAsia="宋体" w:cs="宋体"/>
           <w:sz w:val="28"/>
           <w:szCs w:val="28"/>
         </w:rPr>
       </w:pPr>
-      <w:bookmarkStart w:id="3" w:name="_Toc3704"/>
-      <w:r>
-        <w:rPr>
-          <w:rFonts w:ascii="宋体" w:eastAsia="宋体" w:hAnsi="宋体" w:cs="宋体"/>
+      <w:bookmarkStart w:id="2" w:name="_Toc5227"/>
+      <w:r>
+        <w:rPr>
+          <w:rFonts w:ascii="宋体" w:hAnsi="宋体" w:eastAsia="宋体" w:cs="宋体"/>
           <w:spacing w:val="-2"/>
           <w:sz w:val="28"/>
           <w:szCs w:val="28"/>
         </w:rPr>
         <w:t>文档信息</w:t>
       </w:r>
-      <w:bookmarkEnd w:id="3"/>
+      <w:bookmarkEnd w:id="2"/>
     </w:p>
     <w:tbl>
       <w:tblPr>
-        <w:tblStyle w:val="TableNormal0"/>
+        <w:tblStyle w:val="24"/>
         <w:tblW w:w="8653" w:type="dxa"/>
         <w:tblInd w:w="27" w:type="dxa"/>
         <w:tblBorders>
-          <w:top w:val="single" w:sz="2" w:space="0" w:color="000000"/>
-          <w:left w:val="single" w:sz="2" w:space="0" w:color="000000"/>
-          <w:bottom w:val="single" w:sz="2" w:space="0" w:color="000000"/>
-          <w:right w:val="single" w:sz="2" w:space="0" w:color="000000"/>
-          <w:insideH w:val="single" w:sz="2" w:space="0" w:color="000000"/>
-          <w:insideV w:val="single" w:sz="2" w:space="0" w:color="000000"/>
+          <w:top w:val="single" w:color="000000" w:sz="2" w:space="0"/>
+          <w:left w:val="single" w:color="000000" w:sz="2" w:space="0"/>
+          <w:bottom w:val="single" w:color="000000" w:sz="2" w:space="0"/>
+          <w:right w:val="single" w:color="000000" w:sz="2" w:space="0"/>
+          <w:insideH w:val="single" w:color="000000" w:sz="2" w:space="0"/>
+          <w:insideV w:val="single" w:color="000000" w:sz="2" w:space="0"/>
         </w:tblBorders>
         <w:tblLayout w:type="fixed"/>
         <w:tblCellMar>
@@ -112,17 +109,14 @@
       </w:tblGrid>
       <w:tr>
         <w:tblPrEx>
-          <w:tblW w:w="8653" w:type="dxa"/>
-          <w:tblInd w:w="27" w:type="dxa"/>
           <w:tblBorders>
-            <w:top w:val="single" w:sz="2" w:space="0" w:color="000000"/>
-            <w:left w:val="single" w:sz="2" w:space="0" w:color="000000"/>
-            <w:bottom w:val="single" w:sz="2" w:space="0" w:color="000000"/>
-            <w:right w:val="single" w:sz="2" w:space="0" w:color="000000"/>
-            <w:insideH w:val="single" w:sz="2" w:space="0" w:color="000000"/>
-            <w:insideV w:val="single" w:sz="2" w:space="0" w:color="000000"/>
+            <w:top w:val="single" w:color="000000" w:sz="2" w:space="0"/>
+            <w:left w:val="single" w:color="000000" w:sz="2" w:space="0"/>
+            <w:bottom w:val="single" w:color="000000" w:sz="2" w:space="0"/>
+            <w:right w:val="single" w:color="000000" w:sz="2" w:space="0"/>
+            <w:insideH w:val="single" w:color="000000" w:sz="2" w:space="0"/>
+            <w:insideV w:val="single" w:color="000000" w:sz="2" w:space="0"/>
           </w:tblBorders>
-          <w:tblLayout w:type="fixed"/>
           <w:tblCellMar>
             <w:top w:w="0" w:type="dxa"/>
             <w:left w:w="0" w:type="dxa"/>
@@ -131,7 +125,7 @@
           </w:tblCellMar>
         </w:tblPrEx>
         <w:trPr>
-          <w:trHeight w:val="633"/>
+          <w:trHeight w:val="633" w:hRule="atLeast"/>
         </w:trPr>
         <w:tc>
           <w:tcPr>
@@ -139,7 +133,7 @@
           </w:tcPr>
           <w:p>
             <w:pPr>
-              <w:pStyle w:val="TableText"/>
+              <w:pStyle w:val="25"/>
               <w:spacing w:before="134" w:line="221" w:lineRule="auto"/>
               <w:ind w:left="232"/>
             </w:pPr>
@@ -158,7 +152,7 @@
           </w:tcPr>
           <w:p>
             <w:pPr>
-              <w:pStyle w:val="TableText"/>
+              <w:pStyle w:val="25"/>
               <w:spacing w:before="135" w:line="219" w:lineRule="auto"/>
               <w:ind w:left="123"/>
             </w:pPr>
@@ -176,9 +170,14 @@
       </w:tr>
       <w:tr>
         <w:tblPrEx>
-          <w:tblW w:w="8653" w:type="dxa"/>
-          <w:tblInd w:w="27" w:type="dxa"/>
-          <w:tblLayout w:type="fixed"/>
+          <w:tblBorders>
+            <w:top w:val="single" w:color="000000" w:sz="2" w:space="0"/>
+            <w:left w:val="single" w:color="000000" w:sz="2" w:space="0"/>
+            <w:bottom w:val="single" w:color="000000" w:sz="2" w:space="0"/>
+            <w:right w:val="single" w:color="000000" w:sz="2" w:space="0"/>
+            <w:insideH w:val="single" w:color="000000" w:sz="2" w:space="0"/>
+            <w:insideV w:val="single" w:color="000000" w:sz="2" w:space="0"/>
+          </w:tblBorders>
           <w:tblCellMar>
             <w:top w:w="0" w:type="dxa"/>
             <w:left w:w="0" w:type="dxa"/>
@@ -187,7 +186,7 @@
           </w:tblCellMar>
         </w:tblPrEx>
         <w:trPr>
-          <w:trHeight w:val="628"/>
+          <w:trHeight w:val="628" w:hRule="atLeast"/>
         </w:trPr>
         <w:tc>
           <w:tcPr>
@@ -195,7 +194,7 @@
           </w:tcPr>
           <w:p>
             <w:pPr>
-              <w:pStyle w:val="TableText"/>
+              <w:pStyle w:val="25"/>
               <w:spacing w:before="130" w:line="221" w:lineRule="auto"/>
               <w:ind w:left="444"/>
             </w:pPr>
@@ -214,7 +213,7 @@
           </w:tcPr>
           <w:p>
             <w:pPr>
-              <w:pStyle w:val="TableText"/>
+              <w:pStyle w:val="25"/>
               <w:spacing w:before="130" w:line="220" w:lineRule="auto"/>
               <w:ind w:left="117"/>
             </w:pPr>
@@ -229,9 +228,14 @@
       </w:tr>
       <w:tr>
         <w:tblPrEx>
-          <w:tblW w:w="8653" w:type="dxa"/>
-          <w:tblInd w:w="27" w:type="dxa"/>
-          <w:tblLayout w:type="fixed"/>
+          <w:tblBorders>
+            <w:top w:val="single" w:color="000000" w:sz="2" w:space="0"/>
+            <w:left w:val="single" w:color="000000" w:sz="2" w:space="0"/>
+            <w:bottom w:val="single" w:color="000000" w:sz="2" w:space="0"/>
+            <w:right w:val="single" w:color="000000" w:sz="2" w:space="0"/>
+            <w:insideH w:val="single" w:color="000000" w:sz="2" w:space="0"/>
+            <w:insideV w:val="single" w:color="000000" w:sz="2" w:space="0"/>
+          </w:tblBorders>
           <w:tblCellMar>
             <w:top w:w="0" w:type="dxa"/>
             <w:left w:w="0" w:type="dxa"/>
@@ -240,7 +244,7 @@
           </w:tblCellMar>
         </w:tblPrEx>
         <w:trPr>
-          <w:trHeight w:val="630"/>
+          <w:trHeight w:val="630" w:hRule="atLeast"/>
         </w:trPr>
         <w:tc>
           <w:tcPr>
@@ -248,7 +252,7 @@
           </w:tcPr>
           <w:p>
             <w:pPr>
-              <w:pStyle w:val="TableText"/>
+              <w:pStyle w:val="25"/>
               <w:spacing w:before="133" w:line="220" w:lineRule="auto"/>
               <w:ind w:left="444"/>
             </w:pPr>
@@ -266,7 +270,7 @@
           </w:tcPr>
           <w:p>
             <w:pPr>
-              <w:pStyle w:val="TableText"/>
+              <w:pStyle w:val="25"/>
               <w:spacing w:before="133" w:line="220" w:lineRule="auto"/>
               <w:ind w:left="370"/>
             </w:pPr>
@@ -284,7 +288,7 @@
           </w:tcPr>
           <w:p>
             <w:pPr>
-              <w:pStyle w:val="TableText"/>
+              <w:pStyle w:val="25"/>
               <w:spacing w:before="133" w:line="220" w:lineRule="auto"/>
               <w:ind w:left="654"/>
             </w:pPr>
@@ -302,7 +306,7 @@
           </w:tcPr>
           <w:p>
             <w:pPr>
-              <w:pStyle w:val="TableText"/>
+              <w:pStyle w:val="25"/>
               <w:spacing w:before="134" w:line="221" w:lineRule="auto"/>
               <w:ind w:left="600"/>
             </w:pPr>
@@ -332,7 +336,7 @@
           </w:tcPr>
           <w:p>
             <w:pPr>
-              <w:pStyle w:val="TableText"/>
+              <w:pStyle w:val="25"/>
               <w:spacing w:before="134" w:line="221" w:lineRule="auto"/>
               <w:ind w:left="592"/>
             </w:pPr>
@@ -347,9 +351,14 @@
       </w:tr>
       <w:tr>
         <w:tblPrEx>
-          <w:tblW w:w="8653" w:type="dxa"/>
-          <w:tblInd w:w="27" w:type="dxa"/>
-          <w:tblLayout w:type="fixed"/>
+          <w:tblBorders>
+            <w:top w:val="single" w:color="000000" w:sz="2" w:space="0"/>
+            <w:left w:val="single" w:color="000000" w:sz="2" w:space="0"/>
+            <w:bottom w:val="single" w:color="000000" w:sz="2" w:space="0"/>
+            <w:right w:val="single" w:color="000000" w:sz="2" w:space="0"/>
+            <w:insideH w:val="single" w:color="000000" w:sz="2" w:space="0"/>
+            <w:insideV w:val="single" w:color="000000" w:sz="2" w:space="0"/>
+          </w:tblBorders>
           <w:tblCellMar>
             <w:top w:w="0" w:type="dxa"/>
             <w:left w:w="0" w:type="dxa"/>
@@ -358,7 +367,7 @@
           </w:tblCellMar>
         </w:tblPrEx>
         <w:trPr>
-          <w:trHeight w:val="625"/>
+          <w:trHeight w:val="625" w:hRule="atLeast"/>
         </w:trPr>
         <w:tc>
           <w:tcPr>
@@ -366,7 +375,7 @@
           </w:tcPr>
           <w:p>
             <w:pPr>
-              <w:pStyle w:val="TableText"/>
+              <w:pStyle w:val="25"/>
               <w:spacing w:before="161"/>
               <w:ind w:left="646"/>
             </w:pPr>
@@ -384,7 +393,7 @@
           </w:tcPr>
           <w:p>
             <w:pPr>
-              <w:pStyle w:val="TableText"/>
+              <w:pStyle w:val="25"/>
               <w:spacing w:before="160" w:line="241" w:lineRule="auto"/>
               <w:ind w:left="372"/>
             </w:pPr>
@@ -392,7 +401,7 @@
               <w:rPr>
                 <w:spacing w:val="-2"/>
               </w:rPr>
-              <w:t>2025-7-4</w:t>
+              <w:t>2025-4-4</w:t>
             </w:r>
           </w:p>
         </w:tc>
@@ -402,7 +411,7 @@
           </w:tcPr>
           <w:p>
             <w:pPr>
-              <w:pStyle w:val="TableText"/>
+              <w:pStyle w:val="25"/>
               <w:spacing w:before="132" w:line="220" w:lineRule="auto"/>
               <w:ind w:left="656"/>
             </w:pPr>
@@ -420,11 +429,11 @@
           </w:tcPr>
           <w:p>
             <w:pPr>
-              <w:pStyle w:val="TableText"/>
+              <w:pStyle w:val="25"/>
               <w:spacing w:before="132" w:line="229" w:lineRule="auto"/>
               <w:ind w:left="653"/>
               <w:rPr>
-                <w:rFonts w:eastAsia="宋体" w:hint="eastAsia"/>
+                <w:rFonts w:hint="eastAsia" w:eastAsia="宋体"/>
                 <w:lang w:val="en-US" w:eastAsia="zh-CN"/>
               </w:rPr>
             </w:pPr>
@@ -443,7 +452,7 @@
           </w:tcPr>
           <w:p>
             <w:pPr>
-              <w:pStyle w:val="TableText"/>
+              <w:pStyle w:val="25"/>
               <w:spacing w:before="131" w:line="221" w:lineRule="auto"/>
               <w:ind w:left="480"/>
             </w:pPr>
@@ -458,9 +467,14 @@
       </w:tr>
       <w:tr>
         <w:tblPrEx>
-          <w:tblW w:w="8653" w:type="dxa"/>
-          <w:tblInd w:w="27" w:type="dxa"/>
-          <w:tblLayout w:type="fixed"/>
+          <w:tblBorders>
+            <w:top w:val="single" w:color="000000" w:sz="2" w:space="0"/>
+            <w:left w:val="single" w:color="000000" w:sz="2" w:space="0"/>
+            <w:bottom w:val="single" w:color="000000" w:sz="2" w:space="0"/>
+            <w:right w:val="single" w:color="000000" w:sz="2" w:space="0"/>
+            <w:insideH w:val="single" w:color="000000" w:sz="2" w:space="0"/>
+            <w:insideV w:val="single" w:color="000000" w:sz="2" w:space="0"/>
+          </w:tblBorders>
           <w:tblCellMar>
             <w:top w:w="0" w:type="dxa"/>
             <w:left w:w="0" w:type="dxa"/>
@@ -469,7 +483,7 @@
           </w:tblCellMar>
         </w:tblPrEx>
         <w:trPr>
-          <w:trHeight w:val="608"/>
+          <w:trHeight w:val="608" w:hRule="atLeast"/>
         </w:trPr>
         <w:tc>
           <w:tcPr>
@@ -539,9 +553,14 @@
       </w:tr>
       <w:tr>
         <w:tblPrEx>
-          <w:tblW w:w="8653" w:type="dxa"/>
-          <w:tblInd w:w="27" w:type="dxa"/>
-          <w:tblLayout w:type="fixed"/>
+          <w:tblBorders>
+            <w:top w:val="single" w:color="000000" w:sz="2" w:space="0"/>
+            <w:left w:val="single" w:color="000000" w:sz="2" w:space="0"/>
+            <w:bottom w:val="single" w:color="000000" w:sz="2" w:space="0"/>
+            <w:right w:val="single" w:color="000000" w:sz="2" w:space="0"/>
+            <w:insideH w:val="single" w:color="000000" w:sz="2" w:space="0"/>
+            <w:insideV w:val="single" w:color="000000" w:sz="2" w:space="0"/>
+          </w:tblBorders>
           <w:tblCellMar>
             <w:top w:w="0" w:type="dxa"/>
             <w:left w:w="0" w:type="dxa"/>
@@ -550,7 +569,7 @@
           </w:tblCellMar>
         </w:tblPrEx>
         <w:trPr>
-          <w:trHeight w:val="628"/>
+          <w:trHeight w:val="628" w:hRule="atLeast"/>
         </w:trPr>
         <w:tc>
           <w:tcPr>
@@ -620,9 +639,14 @@
       </w:tr>
       <w:tr>
         <w:tblPrEx>
-          <w:tblW w:w="8653" w:type="dxa"/>
-          <w:tblInd w:w="27" w:type="dxa"/>
-          <w:tblLayout w:type="fixed"/>
+          <w:tblBorders>
+            <w:top w:val="single" w:color="000000" w:sz="2" w:space="0"/>
+            <w:left w:val="single" w:color="000000" w:sz="2" w:space="0"/>
+            <w:bottom w:val="single" w:color="000000" w:sz="2" w:space="0"/>
+            <w:right w:val="single" w:color="000000" w:sz="2" w:space="0"/>
+            <w:insideH w:val="single" w:color="000000" w:sz="2" w:space="0"/>
+            <w:insideV w:val="single" w:color="000000" w:sz="2" w:space="0"/>
+          </w:tblBorders>
           <w:tblCellMar>
             <w:top w:w="0" w:type="dxa"/>
             <w:left w:w="0" w:type="dxa"/>
@@ -631,7 +655,7 @@
           </w:tblCellMar>
         </w:tblPrEx>
         <w:trPr>
-          <w:trHeight w:val="683"/>
+          <w:trHeight w:val="683" w:hRule="atLeast"/>
         </w:trPr>
         <w:tc>
           <w:tcPr>
@@ -702,23 +726,23 @@
     </w:tbl>
     <w:p>
       <w:pPr>
-        <w:pStyle w:val="BodyText"/>
+        <w:pStyle w:val="12"/>
       </w:pPr>
     </w:p>
     <w:p>
       <w:pPr>
         <w:sectPr>
-          <w:footerReference w:type="default" r:id="rId5"/>
+          <w:footerReference r:id="rId5" w:type="default"/>
           <w:pgSz w:w="11912" w:h="16841"/>
           <w:pgMar w:top="1431" w:right="1459" w:bottom="1714" w:left="1768" w:header="0" w:footer="1438" w:gutter="0"/>
-          <w:cols w:num="1" w:space="720"/>
+          <w:cols w:space="720" w:num="1"/>
         </w:sectPr>
       </w:pPr>
     </w:p>
     <w:sdt>
       <w:sdtPr>
         <w:rPr>
-          <w:rFonts w:ascii="宋体" w:eastAsia="宋体" w:hAnsi="宋体" w:cs="Arial"/>
+          <w:rFonts w:ascii="宋体" w:hAnsi="宋体" w:eastAsia="宋体" w:cs="Arial"/>
           <w:snapToGrid w:val="0"/>
           <w:color w:val="000000"/>
           <w:kern w:val="0"/>
@@ -734,7 +758,7 @@
       </w:sdtPr>
       <w:sdtEndPr>
         <w:rPr>
-          <w:rFonts w:ascii="Times New Roman" w:eastAsia="Times New Roman" w:hAnsi="Times New Roman" w:cs="Times New Roman"/>
+          <w:rFonts w:ascii="Times New Roman" w:hAnsi="Times New Roman" w:eastAsia="Times New Roman" w:cs="Times New Roman"/>
           <w:snapToGrid w:val="0"/>
           <w:color w:val="000000"/>
           <w:kern w:val="0"/>
@@ -747,12 +771,12 @@
         <w:p>
           <w:pPr>
             <w:spacing w:before="0" w:beforeLines="0" w:after="0" w:afterLines="0" w:line="240" w:lineRule="auto"/>
-            <w:ind w:left="0" w:right="0" w:firstLine="0" w:leftChars="0" w:rightChars="0" w:firstLineChars="0"/>
+            <w:ind w:left="0" w:leftChars="0" w:right="0" w:rightChars="0" w:firstLine="0" w:firstLineChars="0"/>
             <w:jc w:val="center"/>
           </w:pPr>
           <w:r>
             <w:rPr>
-              <w:rFonts w:ascii="宋体" w:eastAsia="宋体" w:hAnsi="宋体"/>
+              <w:rFonts w:ascii="宋体" w:hAnsi="宋体" w:eastAsia="宋体"/>
               <w:sz w:val="21"/>
             </w:rPr>
             <w:t>目录</w:t>
@@ -760,14 +784,14 @@
         </w:p>
         <w:p>
           <w:pPr>
-            <w:pStyle w:val="TOC1"/>
+            <w:pStyle w:val="16"/>
             <w:tabs>
               <w:tab w:val="right" w:leader="dot" w:pos="8442"/>
             </w:tabs>
           </w:pPr>
           <w:r>
             <w:rPr>
-              <w:rFonts w:ascii="Times New Roman" w:eastAsia="Times New Roman" w:hAnsi="Times New Roman" w:cs="Times New Roman"/>
+              <w:rFonts w:ascii="Times New Roman" w:hAnsi="Times New Roman" w:eastAsia="Times New Roman" w:cs="Times New Roman"/>
               <w:sz w:val="24"/>
               <w:szCs w:val="24"/>
             </w:rPr>
@@ -775,7 +799,7 @@
           </w:r>
           <w:r>
             <w:rPr>
-              <w:rFonts w:ascii="Times New Roman" w:eastAsia="Times New Roman" w:hAnsi="Times New Roman" w:cs="Times New Roman"/>
+              <w:rFonts w:ascii="Times New Roman" w:hAnsi="Times New Roman" w:eastAsia="Times New Roman" w:cs="Times New Roman"/>
               <w:sz w:val="24"/>
               <w:szCs w:val="24"/>
             </w:rPr>
@@ -783,7 +807,7 @@
           </w:r>
           <w:r>
             <w:rPr>
-              <w:rFonts w:ascii="Times New Roman" w:eastAsia="Times New Roman" w:hAnsi="Times New Roman" w:cs="Times New Roman"/>
+              <w:rFonts w:ascii="Times New Roman" w:hAnsi="Times New Roman" w:eastAsia="Times New Roman" w:cs="Times New Roman"/>
               <w:sz w:val="24"/>
               <w:szCs w:val="24"/>
             </w:rPr>
@@ -791,21 +815,21 @@
           </w:r>
           <w:r>
             <w:rPr>
-              <w:rFonts w:ascii="Times New Roman" w:eastAsia="Times New Roman" w:hAnsi="Times New Roman" w:cs="Times New Roman"/>
+              <w:rFonts w:ascii="Times New Roman" w:hAnsi="Times New Roman" w:eastAsia="Times New Roman" w:cs="Times New Roman"/>
               <w:szCs w:val="24"/>
             </w:rPr>
             <w:fldChar w:fldCharType="begin"/>
           </w:r>
           <w:r>
             <w:rPr>
-              <w:rFonts w:ascii="Times New Roman" w:eastAsia="Times New Roman" w:hAnsi="Times New Roman" w:cs="Times New Roman"/>
-              <w:szCs w:val="24"/>
-            </w:rPr>
-            <w:instrText xml:space="preserve"> HYPERLINK \l _Toc27794 </w:instrText>
-          </w:r>
-          <w:r>
-            <w:rPr>
-              <w:rFonts w:ascii="Times New Roman" w:eastAsia="Times New Roman" w:hAnsi="Times New Roman" w:cs="Times New Roman"/>
+              <w:rFonts w:ascii="Times New Roman" w:hAnsi="Times New Roman" w:eastAsia="Times New Roman" w:cs="Times New Roman"/>
+              <w:szCs w:val="24"/>
+            </w:rPr>
+            <w:instrText xml:space="preserve"> HYPERLINK \l _Toc17850 </w:instrText>
+          </w:r>
+          <w:r>
+            <w:rPr>
+              <w:rFonts w:ascii="Times New Roman" w:hAnsi="Times New Roman" w:eastAsia="Times New Roman" w:cs="Times New Roman"/>
               <w:szCs w:val="24"/>
             </w:rPr>
             <w:fldChar w:fldCharType="separate"/>
@@ -820,7 +844,7 @@
             <w:fldChar w:fldCharType="begin"/>
           </w:r>
           <w:r>
-            <w:instrText xml:space="preserve"> PAGEREF _Toc27794 \h </w:instrText>
+            <w:instrText xml:space="preserve"> PAGEREF _Toc17850 \h </w:instrText>
           </w:r>
           <w:r>
             <w:fldChar w:fldCharType="separate"/>
@@ -833,7 +857,7 @@
           </w:r>
           <w:r>
             <w:rPr>
-              <w:rFonts w:ascii="Times New Roman" w:eastAsia="Times New Roman" w:hAnsi="Times New Roman" w:cs="Times New Roman"/>
+              <w:rFonts w:ascii="Times New Roman" w:hAnsi="Times New Roman" w:eastAsia="Times New Roman" w:cs="Times New Roman"/>
               <w:szCs w:val="24"/>
             </w:rPr>
             <w:fldChar w:fldCharType="end"/>
@@ -841,28 +865,28 @@
         </w:p>
         <w:p>
           <w:pPr>
-            <w:pStyle w:val="TOC1"/>
+            <w:pStyle w:val="16"/>
             <w:tabs>
               <w:tab w:val="right" w:leader="dot" w:pos="8442"/>
             </w:tabs>
           </w:pPr>
           <w:r>
             <w:rPr>
-              <w:rFonts w:ascii="Times New Roman" w:eastAsia="Times New Roman" w:hAnsi="Times New Roman" w:cs="Times New Roman"/>
+              <w:rFonts w:ascii="Times New Roman" w:hAnsi="Times New Roman" w:eastAsia="Times New Roman" w:cs="Times New Roman"/>
               <w:szCs w:val="24"/>
             </w:rPr>
             <w:fldChar w:fldCharType="begin"/>
           </w:r>
           <w:r>
             <w:rPr>
-              <w:rFonts w:ascii="Times New Roman" w:eastAsia="Times New Roman" w:hAnsi="Times New Roman" w:cs="Times New Roman"/>
-              <w:szCs w:val="24"/>
-            </w:rPr>
-            <w:instrText xml:space="preserve"> HYPERLINK \l _Toc17829 </w:instrText>
-          </w:r>
-          <w:r>
-            <w:rPr>
-              <w:rFonts w:ascii="Times New Roman" w:eastAsia="Times New Roman" w:hAnsi="Times New Roman" w:cs="Times New Roman"/>
+              <w:rFonts w:ascii="Times New Roman" w:hAnsi="Times New Roman" w:eastAsia="Times New Roman" w:cs="Times New Roman"/>
+              <w:szCs w:val="24"/>
+            </w:rPr>
+            <w:instrText xml:space="preserve"> HYPERLINK \l _Toc8701 </w:instrText>
+          </w:r>
+          <w:r>
+            <w:rPr>
+              <w:rFonts w:ascii="Times New Roman" w:hAnsi="Times New Roman" w:eastAsia="Times New Roman" w:cs="Times New Roman"/>
               <w:szCs w:val="24"/>
             </w:rPr>
             <w:fldChar w:fldCharType="separate"/>
@@ -877,7 +901,7 @@
             <w:fldChar w:fldCharType="begin"/>
           </w:r>
           <w:r>
-            <w:instrText xml:space="preserve"> PAGEREF _Toc17829 \h </w:instrText>
+            <w:instrText xml:space="preserve"> PAGEREF _Toc8701 \h </w:instrText>
           </w:r>
           <w:r>
             <w:fldChar w:fldCharType="separate"/>
@@ -890,7 +914,7 @@
           </w:r>
           <w:r>
             <w:rPr>
-              <w:rFonts w:ascii="Times New Roman" w:eastAsia="Times New Roman" w:hAnsi="Times New Roman" w:cs="Times New Roman"/>
+              <w:rFonts w:ascii="Times New Roman" w:hAnsi="Times New Roman" w:eastAsia="Times New Roman" w:cs="Times New Roman"/>
               <w:szCs w:val="24"/>
             </w:rPr>
             <w:fldChar w:fldCharType="end"/>
@@ -898,35 +922,35 @@
         </w:p>
         <w:p>
           <w:pPr>
-            <w:pStyle w:val="TOC1"/>
+            <w:pStyle w:val="16"/>
             <w:tabs>
               <w:tab w:val="right" w:leader="dot" w:pos="8442"/>
             </w:tabs>
           </w:pPr>
           <w:r>
             <w:rPr>
-              <w:rFonts w:ascii="Times New Roman" w:eastAsia="Times New Roman" w:hAnsi="Times New Roman" w:cs="Times New Roman"/>
+              <w:rFonts w:ascii="Times New Roman" w:hAnsi="Times New Roman" w:eastAsia="Times New Roman" w:cs="Times New Roman"/>
               <w:szCs w:val="24"/>
             </w:rPr>
             <w:fldChar w:fldCharType="begin"/>
           </w:r>
           <w:r>
             <w:rPr>
-              <w:rFonts w:ascii="Times New Roman" w:eastAsia="Times New Roman" w:hAnsi="Times New Roman" w:cs="Times New Roman"/>
-              <w:szCs w:val="24"/>
-            </w:rPr>
-            <w:instrText xml:space="preserve"> HYPERLINK \l _Toc3704 </w:instrText>
-          </w:r>
-          <w:r>
-            <w:rPr>
-              <w:rFonts w:ascii="Times New Roman" w:eastAsia="Times New Roman" w:hAnsi="Times New Roman" w:cs="Times New Roman"/>
+              <w:rFonts w:ascii="Times New Roman" w:hAnsi="Times New Roman" w:eastAsia="Times New Roman" w:cs="Times New Roman"/>
+              <w:szCs w:val="24"/>
+            </w:rPr>
+            <w:instrText xml:space="preserve"> HYPERLINK \l _Toc5227 </w:instrText>
+          </w:r>
+          <w:r>
+            <w:rPr>
+              <w:rFonts w:ascii="Times New Roman" w:hAnsi="Times New Roman" w:eastAsia="Times New Roman" w:cs="Times New Roman"/>
               <w:szCs w:val="24"/>
             </w:rPr>
             <w:fldChar w:fldCharType="separate"/>
           </w:r>
           <w:r>
             <w:rPr>
-              <w:rFonts w:ascii="宋体" w:eastAsia="宋体" w:hAnsi="宋体" w:cs="宋体"/>
+              <w:rFonts w:ascii="宋体" w:hAnsi="宋体" w:eastAsia="宋体" w:cs="宋体"/>
               <w:spacing w:val="-2"/>
               <w:szCs w:val="28"/>
             </w:rPr>
@@ -939,7 +963,7 @@
             <w:fldChar w:fldCharType="begin"/>
           </w:r>
           <w:r>
-            <w:instrText xml:space="preserve"> PAGEREF _Toc3704 \h </w:instrText>
+            <w:instrText xml:space="preserve"> PAGEREF _Toc5227 \h </w:instrText>
           </w:r>
           <w:r>
             <w:fldChar w:fldCharType="separate"/>
@@ -952,7 +976,7 @@
           </w:r>
           <w:r>
             <w:rPr>
-              <w:rFonts w:ascii="Times New Roman" w:eastAsia="Times New Roman" w:hAnsi="Times New Roman" w:cs="Times New Roman"/>
+              <w:rFonts w:ascii="Times New Roman" w:hAnsi="Times New Roman" w:eastAsia="Times New Roman" w:cs="Times New Roman"/>
               <w:szCs w:val="24"/>
             </w:rPr>
             <w:fldChar w:fldCharType="end"/>
@@ -960,28 +984,28 @@
         </w:p>
         <w:p>
           <w:pPr>
-            <w:pStyle w:val="TOC1"/>
+            <w:pStyle w:val="16"/>
             <w:tabs>
               <w:tab w:val="right" w:leader="dot" w:pos="8442"/>
             </w:tabs>
           </w:pPr>
           <w:r>
             <w:rPr>
-              <w:rFonts w:ascii="Times New Roman" w:eastAsia="Times New Roman" w:hAnsi="Times New Roman" w:cs="Times New Roman"/>
+              <w:rFonts w:ascii="Times New Roman" w:hAnsi="Times New Roman" w:eastAsia="Times New Roman" w:cs="Times New Roman"/>
               <w:szCs w:val="24"/>
             </w:rPr>
             <w:fldChar w:fldCharType="begin"/>
           </w:r>
           <w:r>
             <w:rPr>
-              <w:rFonts w:ascii="Times New Roman" w:eastAsia="Times New Roman" w:hAnsi="Times New Roman" w:cs="Times New Roman"/>
-              <w:szCs w:val="24"/>
-            </w:rPr>
-            <w:instrText xml:space="preserve"> HYPERLINK \l _Toc22600 </w:instrText>
-          </w:r>
-          <w:r>
-            <w:rPr>
-              <w:rFonts w:ascii="Times New Roman" w:eastAsia="Times New Roman" w:hAnsi="Times New Roman" w:cs="Times New Roman"/>
+              <w:rFonts w:ascii="Times New Roman" w:hAnsi="Times New Roman" w:eastAsia="Times New Roman" w:cs="Times New Roman"/>
+              <w:szCs w:val="24"/>
+            </w:rPr>
+            <w:instrText xml:space="preserve"> HYPERLINK \l _Toc15919 </w:instrText>
+          </w:r>
+          <w:r>
+            <w:rPr>
+              <w:rFonts w:ascii="Times New Roman" w:hAnsi="Times New Roman" w:eastAsia="Times New Roman" w:cs="Times New Roman"/>
               <w:szCs w:val="24"/>
             </w:rPr>
             <w:fldChar w:fldCharType="separate"/>
@@ -1002,7 +1026,7 @@
             <w:fldChar w:fldCharType="begin"/>
           </w:r>
           <w:r>
-            <w:instrText xml:space="preserve"> PAGEREF _Toc22600 \h </w:instrText>
+            <w:instrText xml:space="preserve"> PAGEREF _Toc15919 \h </w:instrText>
           </w:r>
           <w:r>
             <w:fldChar w:fldCharType="separate"/>
@@ -1015,7 +1039,7 @@
           </w:r>
           <w:r>
             <w:rPr>
-              <w:rFonts w:ascii="Times New Roman" w:eastAsia="Times New Roman" w:hAnsi="Times New Roman" w:cs="Times New Roman"/>
+              <w:rFonts w:ascii="Times New Roman" w:hAnsi="Times New Roman" w:eastAsia="Times New Roman" w:cs="Times New Roman"/>
               <w:szCs w:val="24"/>
             </w:rPr>
             <w:fldChar w:fldCharType="end"/>
@@ -1023,28 +1047,28 @@
         </w:p>
         <w:p>
           <w:pPr>
-            <w:pStyle w:val="TOC1"/>
+            <w:pStyle w:val="16"/>
             <w:tabs>
               <w:tab w:val="right" w:leader="dot" w:pos="8442"/>
             </w:tabs>
           </w:pPr>
           <w:r>
             <w:rPr>
-              <w:rFonts w:ascii="Times New Roman" w:eastAsia="Times New Roman" w:hAnsi="Times New Roman" w:cs="Times New Roman"/>
+              <w:rFonts w:ascii="Times New Roman" w:hAnsi="Times New Roman" w:eastAsia="Times New Roman" w:cs="Times New Roman"/>
               <w:szCs w:val="24"/>
             </w:rPr>
             <w:fldChar w:fldCharType="begin"/>
           </w:r>
           <w:r>
             <w:rPr>
-              <w:rFonts w:ascii="Times New Roman" w:eastAsia="Times New Roman" w:hAnsi="Times New Roman" w:cs="Times New Roman"/>
-              <w:szCs w:val="24"/>
-            </w:rPr>
-            <w:instrText xml:space="preserve"> HYPERLINK \l _Toc27825 </w:instrText>
-          </w:r>
-          <w:r>
-            <w:rPr>
-              <w:rFonts w:ascii="Times New Roman" w:eastAsia="Times New Roman" w:hAnsi="Times New Roman" w:cs="Times New Roman"/>
+              <w:rFonts w:ascii="Times New Roman" w:hAnsi="Times New Roman" w:eastAsia="Times New Roman" w:cs="Times New Roman"/>
+              <w:szCs w:val="24"/>
+            </w:rPr>
+            <w:instrText xml:space="preserve"> HYPERLINK \l _Toc14760 </w:instrText>
+          </w:r>
+          <w:r>
+            <w:rPr>
+              <w:rFonts w:ascii="Times New Roman" w:hAnsi="Times New Roman" w:eastAsia="Times New Roman" w:cs="Times New Roman"/>
               <w:szCs w:val="24"/>
             </w:rPr>
             <w:fldChar w:fldCharType="separate"/>
@@ -1065,7 +1089,7 @@
             <w:fldChar w:fldCharType="begin"/>
           </w:r>
           <w:r>
-            <w:instrText xml:space="preserve"> PAGEREF _Toc27825 \h </w:instrText>
+            <w:instrText xml:space="preserve"> PAGEREF _Toc14760 \h </w:instrText>
           </w:r>
           <w:r>
             <w:fldChar w:fldCharType="separate"/>
@@ -1078,7 +1102,7 @@
           </w:r>
           <w:r>
             <w:rPr>
-              <w:rFonts w:ascii="Times New Roman" w:eastAsia="Times New Roman" w:hAnsi="Times New Roman" w:cs="Times New Roman"/>
+              <w:rFonts w:ascii="Times New Roman" w:hAnsi="Times New Roman" w:eastAsia="Times New Roman" w:cs="Times New Roman"/>
               <w:szCs w:val="24"/>
             </w:rPr>
             <w:fldChar w:fldCharType="end"/>
@@ -1086,28 +1110,28 @@
         </w:p>
         <w:p>
           <w:pPr>
-            <w:pStyle w:val="TOC2"/>
+            <w:pStyle w:val="17"/>
             <w:tabs>
               <w:tab w:val="right" w:leader="dot" w:pos="8442"/>
             </w:tabs>
           </w:pPr>
           <w:r>
             <w:rPr>
-              <w:rFonts w:ascii="Times New Roman" w:eastAsia="Times New Roman" w:hAnsi="Times New Roman" w:cs="Times New Roman"/>
+              <w:rFonts w:ascii="Times New Roman" w:hAnsi="Times New Roman" w:eastAsia="Times New Roman" w:cs="Times New Roman"/>
               <w:szCs w:val="24"/>
             </w:rPr>
             <w:fldChar w:fldCharType="begin"/>
           </w:r>
           <w:r>
             <w:rPr>
-              <w:rFonts w:ascii="Times New Roman" w:eastAsia="Times New Roman" w:hAnsi="Times New Roman" w:cs="Times New Roman"/>
-              <w:szCs w:val="24"/>
-            </w:rPr>
-            <w:instrText xml:space="preserve"> HYPERLINK \l _Toc32221 </w:instrText>
-          </w:r>
-          <w:r>
-            <w:rPr>
-              <w:rFonts w:ascii="Times New Roman" w:eastAsia="Times New Roman" w:hAnsi="Times New Roman" w:cs="Times New Roman"/>
+              <w:rFonts w:ascii="Times New Roman" w:hAnsi="Times New Roman" w:eastAsia="Times New Roman" w:cs="Times New Roman"/>
+              <w:szCs w:val="24"/>
+            </w:rPr>
+            <w:instrText xml:space="preserve"> HYPERLINK \l _Toc10524 </w:instrText>
+          </w:r>
+          <w:r>
+            <w:rPr>
+              <w:rFonts w:ascii="Times New Roman" w:hAnsi="Times New Roman" w:eastAsia="Times New Roman" w:cs="Times New Roman"/>
               <w:szCs w:val="24"/>
             </w:rPr>
             <w:fldChar w:fldCharType="separate"/>
@@ -1128,7 +1152,7 @@
             <w:fldChar w:fldCharType="begin"/>
           </w:r>
           <w:r>
-            <w:instrText xml:space="preserve"> PAGEREF _Toc32221 \h </w:instrText>
+            <w:instrText xml:space="preserve"> PAGEREF _Toc10524 \h </w:instrText>
           </w:r>
           <w:r>
             <w:fldChar w:fldCharType="separate"/>
@@ -1141,7 +1165,7 @@
           </w:r>
           <w:r>
             <w:rPr>
-              <w:rFonts w:ascii="Times New Roman" w:eastAsia="Times New Roman" w:hAnsi="Times New Roman" w:cs="Times New Roman"/>
+              <w:rFonts w:ascii="Times New Roman" w:hAnsi="Times New Roman" w:eastAsia="Times New Roman" w:cs="Times New Roman"/>
               <w:szCs w:val="24"/>
             </w:rPr>
             <w:fldChar w:fldCharType="end"/>
@@ -1149,28 +1173,28 @@
         </w:p>
         <w:p>
           <w:pPr>
-            <w:pStyle w:val="TOC2"/>
+            <w:pStyle w:val="17"/>
             <w:tabs>
               <w:tab w:val="right" w:leader="dot" w:pos="8442"/>
             </w:tabs>
           </w:pPr>
           <w:r>
             <w:rPr>
-              <w:rFonts w:ascii="Times New Roman" w:eastAsia="Times New Roman" w:hAnsi="Times New Roman" w:cs="Times New Roman"/>
+              <w:rFonts w:ascii="Times New Roman" w:hAnsi="Times New Roman" w:eastAsia="Times New Roman" w:cs="Times New Roman"/>
               <w:szCs w:val="24"/>
             </w:rPr>
             <w:fldChar w:fldCharType="begin"/>
           </w:r>
           <w:r>
             <w:rPr>
-              <w:rFonts w:ascii="Times New Roman" w:eastAsia="Times New Roman" w:hAnsi="Times New Roman" w:cs="Times New Roman"/>
-              <w:szCs w:val="24"/>
-            </w:rPr>
-            <w:instrText xml:space="preserve"> HYPERLINK \l _Toc13138 </w:instrText>
-          </w:r>
-          <w:r>
-            <w:rPr>
-              <w:rFonts w:ascii="Times New Roman" w:eastAsia="Times New Roman" w:hAnsi="Times New Roman" w:cs="Times New Roman"/>
+              <w:rFonts w:ascii="Times New Roman" w:hAnsi="Times New Roman" w:eastAsia="Times New Roman" w:cs="Times New Roman"/>
+              <w:szCs w:val="24"/>
+            </w:rPr>
+            <w:instrText xml:space="preserve"> HYPERLINK \l _Toc4240 </w:instrText>
+          </w:r>
+          <w:r>
+            <w:rPr>
+              <w:rFonts w:ascii="Times New Roman" w:hAnsi="Times New Roman" w:eastAsia="Times New Roman" w:cs="Times New Roman"/>
               <w:szCs w:val="24"/>
             </w:rPr>
             <w:fldChar w:fldCharType="separate"/>
@@ -1191,7 +1215,7 @@
             <w:fldChar w:fldCharType="begin"/>
           </w:r>
           <w:r>
-            <w:instrText xml:space="preserve"> PAGEREF _Toc13138 \h </w:instrText>
+            <w:instrText xml:space="preserve"> PAGEREF _Toc4240 \h </w:instrText>
           </w:r>
           <w:r>
             <w:fldChar w:fldCharType="separate"/>
@@ -1204,7 +1228,7 @@
           </w:r>
           <w:r>
             <w:rPr>
-              <w:rFonts w:ascii="Times New Roman" w:eastAsia="Times New Roman" w:hAnsi="Times New Roman" w:cs="Times New Roman"/>
+              <w:rFonts w:ascii="Times New Roman" w:hAnsi="Times New Roman" w:eastAsia="Times New Roman" w:cs="Times New Roman"/>
               <w:szCs w:val="24"/>
             </w:rPr>
             <w:fldChar w:fldCharType="end"/>
@@ -1212,28 +1236,28 @@
         </w:p>
         <w:p>
           <w:pPr>
-            <w:pStyle w:val="TOC2"/>
+            <w:pStyle w:val="17"/>
             <w:tabs>
               <w:tab w:val="right" w:leader="dot" w:pos="8442"/>
             </w:tabs>
           </w:pPr>
           <w:r>
             <w:rPr>
-              <w:rFonts w:ascii="Times New Roman" w:eastAsia="Times New Roman" w:hAnsi="Times New Roman" w:cs="Times New Roman"/>
+              <w:rFonts w:ascii="Times New Roman" w:hAnsi="Times New Roman" w:eastAsia="Times New Roman" w:cs="Times New Roman"/>
               <w:szCs w:val="24"/>
             </w:rPr>
             <w:fldChar w:fldCharType="begin"/>
           </w:r>
           <w:r>
             <w:rPr>
-              <w:rFonts w:ascii="Times New Roman" w:eastAsia="Times New Roman" w:hAnsi="Times New Roman" w:cs="Times New Roman"/>
-              <w:szCs w:val="24"/>
-            </w:rPr>
-            <w:instrText xml:space="preserve"> HYPERLINK \l _Toc7029 </w:instrText>
-          </w:r>
-          <w:r>
-            <w:rPr>
-              <w:rFonts w:ascii="Times New Roman" w:eastAsia="Times New Roman" w:hAnsi="Times New Roman" w:cs="Times New Roman"/>
+              <w:rFonts w:ascii="Times New Roman" w:hAnsi="Times New Roman" w:eastAsia="Times New Roman" w:cs="Times New Roman"/>
+              <w:szCs w:val="24"/>
+            </w:rPr>
+            <w:instrText xml:space="preserve"> HYPERLINK \l _Toc26230 </w:instrText>
+          </w:r>
+          <w:r>
+            <w:rPr>
+              <w:rFonts w:ascii="Times New Roman" w:hAnsi="Times New Roman" w:eastAsia="Times New Roman" w:cs="Times New Roman"/>
               <w:szCs w:val="24"/>
             </w:rPr>
             <w:fldChar w:fldCharType="separate"/>
@@ -1254,7 +1278,7 @@
             <w:fldChar w:fldCharType="begin"/>
           </w:r>
           <w:r>
-            <w:instrText xml:space="preserve"> PAGEREF _Toc7029 \h </w:instrText>
+            <w:instrText xml:space="preserve"> PAGEREF _Toc26230 \h </w:instrText>
           </w:r>
           <w:r>
             <w:fldChar w:fldCharType="separate"/>
@@ -1267,7 +1291,7 @@
           </w:r>
           <w:r>
             <w:rPr>
-              <w:rFonts w:ascii="Times New Roman" w:eastAsia="Times New Roman" w:hAnsi="Times New Roman" w:cs="Times New Roman"/>
+              <w:rFonts w:ascii="Times New Roman" w:hAnsi="Times New Roman" w:eastAsia="Times New Roman" w:cs="Times New Roman"/>
               <w:szCs w:val="24"/>
             </w:rPr>
             <w:fldChar w:fldCharType="end"/>
@@ -1275,28 +1299,28 @@
         </w:p>
         <w:p>
           <w:pPr>
-            <w:pStyle w:val="TOC3"/>
+            <w:pStyle w:val="13"/>
             <w:tabs>
               <w:tab w:val="right" w:leader="dot" w:pos="8442"/>
             </w:tabs>
           </w:pPr>
           <w:r>
             <w:rPr>
-              <w:rFonts w:ascii="Times New Roman" w:eastAsia="Times New Roman" w:hAnsi="Times New Roman" w:cs="Times New Roman"/>
+              <w:rFonts w:ascii="Times New Roman" w:hAnsi="Times New Roman" w:eastAsia="Times New Roman" w:cs="Times New Roman"/>
               <w:szCs w:val="24"/>
             </w:rPr>
             <w:fldChar w:fldCharType="begin"/>
           </w:r>
           <w:r>
             <w:rPr>
-              <w:rFonts w:ascii="Times New Roman" w:eastAsia="Times New Roman" w:hAnsi="Times New Roman" w:cs="Times New Roman"/>
-              <w:szCs w:val="24"/>
-            </w:rPr>
-            <w:instrText xml:space="preserve"> HYPERLINK \l _Toc16184 </w:instrText>
-          </w:r>
-          <w:r>
-            <w:rPr>
-              <w:rFonts w:ascii="Times New Roman" w:eastAsia="Times New Roman" w:hAnsi="Times New Roman" w:cs="Times New Roman"/>
+              <w:rFonts w:ascii="Times New Roman" w:hAnsi="Times New Roman" w:eastAsia="Times New Roman" w:cs="Times New Roman"/>
+              <w:szCs w:val="24"/>
+            </w:rPr>
+            <w:instrText xml:space="preserve"> HYPERLINK \l _Toc30450 </w:instrText>
+          </w:r>
+          <w:r>
+            <w:rPr>
+              <w:rFonts w:ascii="Times New Roman" w:hAnsi="Times New Roman" w:eastAsia="Times New Roman" w:cs="Times New Roman"/>
               <w:szCs w:val="24"/>
             </w:rPr>
             <w:fldChar w:fldCharType="separate"/>
@@ -1317,7 +1341,7 @@
             <w:fldChar w:fldCharType="begin"/>
           </w:r>
           <w:r>
-            <w:instrText xml:space="preserve"> PAGEREF _Toc16184 \h </w:instrText>
+            <w:instrText xml:space="preserve"> PAGEREF _Toc30450 \h </w:instrText>
           </w:r>
           <w:r>
             <w:fldChar w:fldCharType="separate"/>
@@ -1330,7 +1354,7 @@
           </w:r>
           <w:r>
             <w:rPr>
-              <w:rFonts w:ascii="Times New Roman" w:eastAsia="Times New Roman" w:hAnsi="Times New Roman" w:cs="Times New Roman"/>
+              <w:rFonts w:ascii="Times New Roman" w:hAnsi="Times New Roman" w:eastAsia="Times New Roman" w:cs="Times New Roman"/>
               <w:szCs w:val="24"/>
             </w:rPr>
             <w:fldChar w:fldCharType="end"/>
@@ -1338,28 +1362,28 @@
         </w:p>
         <w:p>
           <w:pPr>
-            <w:pStyle w:val="TOC2"/>
+            <w:pStyle w:val="17"/>
             <w:tabs>
               <w:tab w:val="right" w:leader="dot" w:pos="8442"/>
             </w:tabs>
           </w:pPr>
           <w:r>
             <w:rPr>
-              <w:rFonts w:ascii="Times New Roman" w:eastAsia="Times New Roman" w:hAnsi="Times New Roman" w:cs="Times New Roman"/>
+              <w:rFonts w:ascii="Times New Roman" w:hAnsi="Times New Roman" w:eastAsia="Times New Roman" w:cs="Times New Roman"/>
               <w:szCs w:val="24"/>
             </w:rPr>
             <w:fldChar w:fldCharType="begin"/>
           </w:r>
           <w:r>
             <w:rPr>
-              <w:rFonts w:ascii="Times New Roman" w:eastAsia="Times New Roman" w:hAnsi="Times New Roman" w:cs="Times New Roman"/>
-              <w:szCs w:val="24"/>
-            </w:rPr>
-            <w:instrText xml:space="preserve"> HYPERLINK \l _Toc7774 </w:instrText>
-          </w:r>
-          <w:r>
-            <w:rPr>
-              <w:rFonts w:ascii="Times New Roman" w:eastAsia="Times New Roman" w:hAnsi="Times New Roman" w:cs="Times New Roman"/>
+              <w:rFonts w:ascii="Times New Roman" w:hAnsi="Times New Roman" w:eastAsia="Times New Roman" w:cs="Times New Roman"/>
+              <w:szCs w:val="24"/>
+            </w:rPr>
+            <w:instrText xml:space="preserve"> HYPERLINK \l _Toc10791 </w:instrText>
+          </w:r>
+          <w:r>
+            <w:rPr>
+              <w:rFonts w:ascii="Times New Roman" w:hAnsi="Times New Roman" w:eastAsia="Times New Roman" w:cs="Times New Roman"/>
               <w:szCs w:val="24"/>
             </w:rPr>
             <w:fldChar w:fldCharType="separate"/>
@@ -1380,7 +1404,7 @@
             <w:fldChar w:fldCharType="begin"/>
           </w:r>
           <w:r>
-            <w:instrText xml:space="preserve"> PAGEREF _Toc7774 \h </w:instrText>
+            <w:instrText xml:space="preserve"> PAGEREF _Toc10791 \h </w:instrText>
           </w:r>
           <w:r>
             <w:fldChar w:fldCharType="separate"/>
@@ -1393,7 +1417,7 @@
           </w:r>
           <w:r>
             <w:rPr>
-              <w:rFonts w:ascii="Times New Roman" w:eastAsia="Times New Roman" w:hAnsi="Times New Roman" w:cs="Times New Roman"/>
+              <w:rFonts w:ascii="Times New Roman" w:hAnsi="Times New Roman" w:eastAsia="Times New Roman" w:cs="Times New Roman"/>
               <w:szCs w:val="24"/>
             </w:rPr>
             <w:fldChar w:fldCharType="end"/>
@@ -1401,28 +1425,28 @@
         </w:p>
         <w:p>
           <w:pPr>
-            <w:pStyle w:val="TOC2"/>
+            <w:pStyle w:val="17"/>
             <w:tabs>
               <w:tab w:val="right" w:leader="dot" w:pos="8442"/>
             </w:tabs>
           </w:pPr>
           <w:r>
             <w:rPr>
-              <w:rFonts w:ascii="Times New Roman" w:eastAsia="Times New Roman" w:hAnsi="Times New Roman" w:cs="Times New Roman"/>
+              <w:rFonts w:ascii="Times New Roman" w:hAnsi="Times New Roman" w:eastAsia="Times New Roman" w:cs="Times New Roman"/>
               <w:szCs w:val="24"/>
             </w:rPr>
             <w:fldChar w:fldCharType="begin"/>
           </w:r>
           <w:r>
             <w:rPr>
-              <w:rFonts w:ascii="Times New Roman" w:eastAsia="Times New Roman" w:hAnsi="Times New Roman" w:cs="Times New Roman"/>
-              <w:szCs w:val="24"/>
-            </w:rPr>
-            <w:instrText xml:space="preserve"> HYPERLINK \l _Toc17613 </w:instrText>
-          </w:r>
-          <w:r>
-            <w:rPr>
-              <w:rFonts w:ascii="Times New Roman" w:eastAsia="Times New Roman" w:hAnsi="Times New Roman" w:cs="Times New Roman"/>
+              <w:rFonts w:ascii="Times New Roman" w:hAnsi="Times New Roman" w:eastAsia="Times New Roman" w:cs="Times New Roman"/>
+              <w:szCs w:val="24"/>
+            </w:rPr>
+            <w:instrText xml:space="preserve"> HYPERLINK \l _Toc20734 </w:instrText>
+          </w:r>
+          <w:r>
+            <w:rPr>
+              <w:rFonts w:ascii="Times New Roman" w:hAnsi="Times New Roman" w:eastAsia="Times New Roman" w:cs="Times New Roman"/>
               <w:szCs w:val="24"/>
             </w:rPr>
             <w:fldChar w:fldCharType="separate"/>
@@ -1443,7 +1467,7 @@
             <w:fldChar w:fldCharType="begin"/>
           </w:r>
           <w:r>
-            <w:instrText xml:space="preserve"> PAGEREF _Toc17613 \h </w:instrText>
+            <w:instrText xml:space="preserve"> PAGEREF _Toc20734 \h </w:instrText>
           </w:r>
           <w:r>
             <w:fldChar w:fldCharType="separate"/>
@@ -1456,7 +1480,7 @@
           </w:r>
           <w:r>
             <w:rPr>
-              <w:rFonts w:ascii="Times New Roman" w:eastAsia="Times New Roman" w:hAnsi="Times New Roman" w:cs="Times New Roman"/>
+              <w:rFonts w:ascii="Times New Roman" w:hAnsi="Times New Roman" w:eastAsia="Times New Roman" w:cs="Times New Roman"/>
               <w:szCs w:val="24"/>
             </w:rPr>
             <w:fldChar w:fldCharType="end"/>
@@ -1464,28 +1488,28 @@
         </w:p>
         <w:p>
           <w:pPr>
-            <w:pStyle w:val="TOC3"/>
+            <w:pStyle w:val="13"/>
             <w:tabs>
               <w:tab w:val="right" w:leader="dot" w:pos="8442"/>
             </w:tabs>
           </w:pPr>
           <w:r>
             <w:rPr>
-              <w:rFonts w:ascii="Times New Roman" w:eastAsia="Times New Roman" w:hAnsi="Times New Roman" w:cs="Times New Roman"/>
+              <w:rFonts w:ascii="Times New Roman" w:hAnsi="Times New Roman" w:eastAsia="Times New Roman" w:cs="Times New Roman"/>
               <w:szCs w:val="24"/>
             </w:rPr>
             <w:fldChar w:fldCharType="begin"/>
           </w:r>
           <w:r>
             <w:rPr>
-              <w:rFonts w:ascii="Times New Roman" w:eastAsia="Times New Roman" w:hAnsi="Times New Roman" w:cs="Times New Roman"/>
-              <w:szCs w:val="24"/>
-            </w:rPr>
-            <w:instrText xml:space="preserve"> HYPERLINK \l _Toc23623 </w:instrText>
-          </w:r>
-          <w:r>
-            <w:rPr>
-              <w:rFonts w:ascii="Times New Roman" w:eastAsia="Times New Roman" w:hAnsi="Times New Roman" w:cs="Times New Roman"/>
+              <w:rFonts w:ascii="Times New Roman" w:hAnsi="Times New Roman" w:eastAsia="Times New Roman" w:cs="Times New Roman"/>
+              <w:szCs w:val="24"/>
+            </w:rPr>
+            <w:instrText xml:space="preserve"> HYPERLINK \l _Toc4041 </w:instrText>
+          </w:r>
+          <w:r>
+            <w:rPr>
+              <w:rFonts w:ascii="Times New Roman" w:hAnsi="Times New Roman" w:eastAsia="Times New Roman" w:cs="Times New Roman"/>
               <w:szCs w:val="24"/>
             </w:rPr>
             <w:fldChar w:fldCharType="separate"/>
@@ -1506,7 +1530,7 @@
             <w:fldChar w:fldCharType="begin"/>
           </w:r>
           <w:r>
-            <w:instrText xml:space="preserve"> PAGEREF _Toc23623 \h </w:instrText>
+            <w:instrText xml:space="preserve"> PAGEREF _Toc4041 \h </w:instrText>
           </w:r>
           <w:r>
             <w:fldChar w:fldCharType="separate"/>
@@ -1519,7 +1543,7 @@
           </w:r>
           <w:r>
             <w:rPr>
-              <w:rFonts w:ascii="Times New Roman" w:eastAsia="Times New Roman" w:hAnsi="Times New Roman" w:cs="Times New Roman"/>
+              <w:rFonts w:ascii="Times New Roman" w:hAnsi="Times New Roman" w:eastAsia="Times New Roman" w:cs="Times New Roman"/>
               <w:szCs w:val="24"/>
             </w:rPr>
             <w:fldChar w:fldCharType="end"/>
@@ -1527,28 +1551,28 @@
         </w:p>
         <w:p>
           <w:pPr>
-            <w:pStyle w:val="TOC3"/>
+            <w:pStyle w:val="13"/>
             <w:tabs>
               <w:tab w:val="right" w:leader="dot" w:pos="8442"/>
             </w:tabs>
           </w:pPr>
           <w:r>
             <w:rPr>
-              <w:rFonts w:ascii="Times New Roman" w:eastAsia="Times New Roman" w:hAnsi="Times New Roman" w:cs="Times New Roman"/>
+              <w:rFonts w:ascii="Times New Roman" w:hAnsi="Times New Roman" w:eastAsia="Times New Roman" w:cs="Times New Roman"/>
               <w:szCs w:val="24"/>
             </w:rPr>
             <w:fldChar w:fldCharType="begin"/>
           </w:r>
           <w:r>
             <w:rPr>
-              <w:rFonts w:ascii="Times New Roman" w:eastAsia="Times New Roman" w:hAnsi="Times New Roman" w:cs="Times New Roman"/>
-              <w:szCs w:val="24"/>
-            </w:rPr>
-            <w:instrText xml:space="preserve"> HYPERLINK \l _Toc12852 </w:instrText>
-          </w:r>
-          <w:r>
-            <w:rPr>
-              <w:rFonts w:ascii="Times New Roman" w:eastAsia="Times New Roman" w:hAnsi="Times New Roman" w:cs="Times New Roman"/>
+              <w:rFonts w:ascii="Times New Roman" w:hAnsi="Times New Roman" w:eastAsia="Times New Roman" w:cs="Times New Roman"/>
+              <w:szCs w:val="24"/>
+            </w:rPr>
+            <w:instrText xml:space="preserve"> HYPERLINK \l _Toc7015 </w:instrText>
+          </w:r>
+          <w:r>
+            <w:rPr>
+              <w:rFonts w:ascii="Times New Roman" w:hAnsi="Times New Roman" w:eastAsia="Times New Roman" w:cs="Times New Roman"/>
               <w:szCs w:val="24"/>
             </w:rPr>
             <w:fldChar w:fldCharType="separate"/>
@@ -1569,7 +1593,7 @@
             <w:fldChar w:fldCharType="begin"/>
           </w:r>
           <w:r>
-            <w:instrText xml:space="preserve"> PAGEREF _Toc12852 \h </w:instrText>
+            <w:instrText xml:space="preserve"> PAGEREF _Toc7015 \h </w:instrText>
           </w:r>
           <w:r>
             <w:fldChar w:fldCharType="separate"/>
@@ -1582,7 +1606,7 @@
           </w:r>
           <w:r>
             <w:rPr>
-              <w:rFonts w:ascii="Times New Roman" w:eastAsia="Times New Roman" w:hAnsi="Times New Roman" w:cs="Times New Roman"/>
+              <w:rFonts w:ascii="Times New Roman" w:hAnsi="Times New Roman" w:eastAsia="Times New Roman" w:cs="Times New Roman"/>
               <w:szCs w:val="24"/>
             </w:rPr>
             <w:fldChar w:fldCharType="end"/>
@@ -1590,28 +1614,28 @@
         </w:p>
         <w:p>
           <w:pPr>
-            <w:pStyle w:val="TOC3"/>
+            <w:pStyle w:val="13"/>
             <w:tabs>
               <w:tab w:val="right" w:leader="dot" w:pos="8442"/>
             </w:tabs>
           </w:pPr>
           <w:r>
             <w:rPr>
-              <w:rFonts w:ascii="Times New Roman" w:eastAsia="Times New Roman" w:hAnsi="Times New Roman" w:cs="Times New Roman"/>
+              <w:rFonts w:ascii="Times New Roman" w:hAnsi="Times New Roman" w:eastAsia="Times New Roman" w:cs="Times New Roman"/>
               <w:szCs w:val="24"/>
             </w:rPr>
             <w:fldChar w:fldCharType="begin"/>
           </w:r>
           <w:r>
             <w:rPr>
-              <w:rFonts w:ascii="Times New Roman" w:eastAsia="Times New Roman" w:hAnsi="Times New Roman" w:cs="Times New Roman"/>
-              <w:szCs w:val="24"/>
-            </w:rPr>
-            <w:instrText xml:space="preserve"> HYPERLINK \l _Toc25935 </w:instrText>
-          </w:r>
-          <w:r>
-            <w:rPr>
-              <w:rFonts w:ascii="Times New Roman" w:eastAsia="Times New Roman" w:hAnsi="Times New Roman" w:cs="Times New Roman"/>
+              <w:rFonts w:ascii="Times New Roman" w:hAnsi="Times New Roman" w:eastAsia="Times New Roman" w:cs="Times New Roman"/>
+              <w:szCs w:val="24"/>
+            </w:rPr>
+            <w:instrText xml:space="preserve"> HYPERLINK \l _Toc15035 </w:instrText>
+          </w:r>
+          <w:r>
+            <w:rPr>
+              <w:rFonts w:ascii="Times New Roman" w:hAnsi="Times New Roman" w:eastAsia="Times New Roman" w:cs="Times New Roman"/>
               <w:szCs w:val="24"/>
             </w:rPr>
             <w:fldChar w:fldCharType="separate"/>
@@ -1637,7 +1661,7 @@
             <w:fldChar w:fldCharType="begin"/>
           </w:r>
           <w:r>
-            <w:instrText xml:space="preserve"> PAGEREF _Toc25935 \h </w:instrText>
+            <w:instrText xml:space="preserve"> PAGEREF _Toc15035 \h </w:instrText>
           </w:r>
           <w:r>
             <w:fldChar w:fldCharType="separate"/>
@@ -1650,7 +1674,7 @@
           </w:r>
           <w:r>
             <w:rPr>
-              <w:rFonts w:ascii="Times New Roman" w:eastAsia="Times New Roman" w:hAnsi="Times New Roman" w:cs="Times New Roman"/>
+              <w:rFonts w:ascii="Times New Roman" w:hAnsi="Times New Roman" w:eastAsia="Times New Roman" w:cs="Times New Roman"/>
               <w:szCs w:val="24"/>
             </w:rPr>
             <w:fldChar w:fldCharType="end"/>
@@ -1658,28 +1682,28 @@
         </w:p>
         <w:p>
           <w:pPr>
-            <w:pStyle w:val="TOC2"/>
+            <w:pStyle w:val="17"/>
             <w:tabs>
               <w:tab w:val="right" w:leader="dot" w:pos="8442"/>
             </w:tabs>
           </w:pPr>
           <w:r>
             <w:rPr>
-              <w:rFonts w:ascii="Times New Roman" w:eastAsia="Times New Roman" w:hAnsi="Times New Roman" w:cs="Times New Roman"/>
+              <w:rFonts w:ascii="Times New Roman" w:hAnsi="Times New Roman" w:eastAsia="Times New Roman" w:cs="Times New Roman"/>
               <w:szCs w:val="24"/>
             </w:rPr>
             <w:fldChar w:fldCharType="begin"/>
           </w:r>
           <w:r>
             <w:rPr>
-              <w:rFonts w:ascii="Times New Roman" w:eastAsia="Times New Roman" w:hAnsi="Times New Roman" w:cs="Times New Roman"/>
-              <w:szCs w:val="24"/>
-            </w:rPr>
-            <w:instrText xml:space="preserve"> HYPERLINK \l _Toc20359 </w:instrText>
-          </w:r>
-          <w:r>
-            <w:rPr>
-              <w:rFonts w:ascii="Times New Roman" w:eastAsia="Times New Roman" w:hAnsi="Times New Roman" w:cs="Times New Roman"/>
+              <w:rFonts w:ascii="Times New Roman" w:hAnsi="Times New Roman" w:eastAsia="Times New Roman" w:cs="Times New Roman"/>
+              <w:szCs w:val="24"/>
+            </w:rPr>
+            <w:instrText xml:space="preserve"> HYPERLINK \l _Toc1960 </w:instrText>
+          </w:r>
+          <w:r>
+            <w:rPr>
+              <w:rFonts w:ascii="Times New Roman" w:hAnsi="Times New Roman" w:eastAsia="Times New Roman" w:cs="Times New Roman"/>
               <w:szCs w:val="24"/>
             </w:rPr>
             <w:fldChar w:fldCharType="separate"/>
@@ -1700,7 +1724,7 @@
             <w:fldChar w:fldCharType="begin"/>
           </w:r>
           <w:r>
-            <w:instrText xml:space="preserve"> PAGEREF _Toc20359 \h </w:instrText>
+            <w:instrText xml:space="preserve"> PAGEREF _Toc1960 \h </w:instrText>
           </w:r>
           <w:r>
             <w:fldChar w:fldCharType="separate"/>
@@ -1713,7 +1737,7 @@
           </w:r>
           <w:r>
             <w:rPr>
-              <w:rFonts w:ascii="Times New Roman" w:eastAsia="Times New Roman" w:hAnsi="Times New Roman" w:cs="Times New Roman"/>
+              <w:rFonts w:ascii="Times New Roman" w:hAnsi="Times New Roman" w:eastAsia="Times New Roman" w:cs="Times New Roman"/>
               <w:szCs w:val="24"/>
             </w:rPr>
             <w:fldChar w:fldCharType="end"/>
@@ -1721,28 +1745,28 @@
         </w:p>
         <w:p>
           <w:pPr>
-            <w:pStyle w:val="TOC2"/>
+            <w:pStyle w:val="17"/>
             <w:tabs>
               <w:tab w:val="right" w:leader="dot" w:pos="8442"/>
             </w:tabs>
           </w:pPr>
           <w:r>
             <w:rPr>
-              <w:rFonts w:ascii="Times New Roman" w:eastAsia="Times New Roman" w:hAnsi="Times New Roman" w:cs="Times New Roman"/>
+              <w:rFonts w:ascii="Times New Roman" w:hAnsi="Times New Roman" w:eastAsia="Times New Roman" w:cs="Times New Roman"/>
               <w:szCs w:val="24"/>
             </w:rPr>
             <w:fldChar w:fldCharType="begin"/>
           </w:r>
           <w:r>
             <w:rPr>
-              <w:rFonts w:ascii="Times New Roman" w:eastAsia="Times New Roman" w:hAnsi="Times New Roman" w:cs="Times New Roman"/>
-              <w:szCs w:val="24"/>
-            </w:rPr>
-            <w:instrText xml:space="preserve"> HYPERLINK \l _Toc24505 </w:instrText>
-          </w:r>
-          <w:r>
-            <w:rPr>
-              <w:rFonts w:ascii="Times New Roman" w:eastAsia="Times New Roman" w:hAnsi="Times New Roman" w:cs="Times New Roman"/>
+              <w:rFonts w:ascii="Times New Roman" w:hAnsi="Times New Roman" w:eastAsia="Times New Roman" w:cs="Times New Roman"/>
+              <w:szCs w:val="24"/>
+            </w:rPr>
+            <w:instrText xml:space="preserve"> HYPERLINK \l _Toc3035 </w:instrText>
+          </w:r>
+          <w:r>
+            <w:rPr>
+              <w:rFonts w:ascii="Times New Roman" w:hAnsi="Times New Roman" w:eastAsia="Times New Roman" w:cs="Times New Roman"/>
               <w:szCs w:val="24"/>
             </w:rPr>
             <w:fldChar w:fldCharType="separate"/>
@@ -1763,7 +1787,7 @@
             <w:fldChar w:fldCharType="begin"/>
           </w:r>
           <w:r>
-            <w:instrText xml:space="preserve"> PAGEREF _Toc24505 \h </w:instrText>
+            <w:instrText xml:space="preserve"> PAGEREF _Toc3035 \h </w:instrText>
           </w:r>
           <w:r>
             <w:fldChar w:fldCharType="separate"/>
@@ -1776,7 +1800,7 @@
           </w:r>
           <w:r>
             <w:rPr>
-              <w:rFonts w:ascii="Times New Roman" w:eastAsia="Times New Roman" w:hAnsi="Times New Roman" w:cs="Times New Roman"/>
+              <w:rFonts w:ascii="Times New Roman" w:hAnsi="Times New Roman" w:eastAsia="Times New Roman" w:cs="Times New Roman"/>
               <w:szCs w:val="24"/>
             </w:rPr>
             <w:fldChar w:fldCharType="end"/>
@@ -1784,28 +1808,28 @@
         </w:p>
         <w:p>
           <w:pPr>
-            <w:pStyle w:val="TOC2"/>
+            <w:pStyle w:val="17"/>
             <w:tabs>
               <w:tab w:val="right" w:leader="dot" w:pos="8442"/>
             </w:tabs>
           </w:pPr>
           <w:r>
             <w:rPr>
-              <w:rFonts w:ascii="Times New Roman" w:eastAsia="Times New Roman" w:hAnsi="Times New Roman" w:cs="Times New Roman"/>
+              <w:rFonts w:ascii="Times New Roman" w:hAnsi="Times New Roman" w:eastAsia="Times New Roman" w:cs="Times New Roman"/>
               <w:szCs w:val="24"/>
             </w:rPr>
             <w:fldChar w:fldCharType="begin"/>
           </w:r>
           <w:r>
             <w:rPr>
-              <w:rFonts w:ascii="Times New Roman" w:eastAsia="Times New Roman" w:hAnsi="Times New Roman" w:cs="Times New Roman"/>
-              <w:szCs w:val="24"/>
-            </w:rPr>
-            <w:instrText xml:space="preserve"> HYPERLINK \l _Toc30279 </w:instrText>
-          </w:r>
-          <w:r>
-            <w:rPr>
-              <w:rFonts w:ascii="Times New Roman" w:eastAsia="Times New Roman" w:hAnsi="Times New Roman" w:cs="Times New Roman"/>
+              <w:rFonts w:ascii="Times New Roman" w:hAnsi="Times New Roman" w:eastAsia="Times New Roman" w:cs="Times New Roman"/>
+              <w:szCs w:val="24"/>
+            </w:rPr>
+            <w:instrText xml:space="preserve"> HYPERLINK \l _Toc15170 </w:instrText>
+          </w:r>
+          <w:r>
+            <w:rPr>
+              <w:rFonts w:ascii="Times New Roman" w:hAnsi="Times New Roman" w:eastAsia="Times New Roman" w:cs="Times New Roman"/>
               <w:szCs w:val="24"/>
             </w:rPr>
             <w:fldChar w:fldCharType="separate"/>
@@ -1826,7 +1850,7 @@
             <w:fldChar w:fldCharType="begin"/>
           </w:r>
           <w:r>
-            <w:instrText xml:space="preserve"> PAGEREF _Toc30279 \h </w:instrText>
+            <w:instrText xml:space="preserve"> PAGEREF _Toc15170 \h </w:instrText>
           </w:r>
           <w:r>
             <w:fldChar w:fldCharType="separate"/>
@@ -1839,7 +1863,7 @@
           </w:r>
           <w:r>
             <w:rPr>
-              <w:rFonts w:ascii="Times New Roman" w:eastAsia="Times New Roman" w:hAnsi="Times New Roman" w:cs="Times New Roman"/>
+              <w:rFonts w:ascii="Times New Roman" w:hAnsi="Times New Roman" w:eastAsia="Times New Roman" w:cs="Times New Roman"/>
               <w:szCs w:val="24"/>
             </w:rPr>
             <w:fldChar w:fldCharType="end"/>
@@ -1849,7 +1873,7 @@
           <w:pPr>
             <w:spacing w:line="235" w:lineRule="auto"/>
             <w:rPr>
-              <w:rFonts w:ascii="Times New Roman" w:eastAsia="Times New Roman" w:hAnsi="Times New Roman" w:cs="Times New Roman"/>
+              <w:rFonts w:ascii="Times New Roman" w:hAnsi="Times New Roman" w:eastAsia="Times New Roman" w:cs="Times New Roman"/>
               <w:snapToGrid w:val="0"/>
               <w:color w:val="000000"/>
               <w:kern w:val="0"/>
@@ -1860,7 +1884,7 @@
           </w:pPr>
           <w:r>
             <w:rPr>
-              <w:rFonts w:ascii="Times New Roman" w:eastAsia="Times New Roman" w:hAnsi="Times New Roman" w:cs="Times New Roman"/>
+              <w:rFonts w:ascii="Times New Roman" w:hAnsi="Times New Roman" w:eastAsia="Times New Roman" w:cs="Times New Roman"/>
               <w:szCs w:val="24"/>
             </w:rPr>
             <w:fldChar w:fldCharType="end"/>
@@ -1872,7 +1896,7 @@
       <w:pPr>
         <w:spacing w:line="235" w:lineRule="auto"/>
         <w:rPr>
-          <w:rFonts w:ascii="Times New Roman" w:eastAsia="Times New Roman" w:hAnsi="Times New Roman" w:cs="Times New Roman"/>
+          <w:rFonts w:ascii="Times New Roman" w:hAnsi="Times New Roman" w:eastAsia="Times New Roman" w:cs="Times New Roman"/>
           <w:snapToGrid w:val="0"/>
           <w:color w:val="000000"/>
           <w:kern w:val="0"/>
@@ -1881,31 +1905,31 @@
           <w:lang w:val="en-US" w:eastAsia="en-US" w:bidi="ar-SA"/>
         </w:rPr>
         <w:sectPr>
-          <w:footerReference w:type="default" r:id="rId6"/>
+          <w:footerReference r:id="rId6" w:type="default"/>
           <w:pgSz w:w="11912" w:h="16841"/>
           <w:pgMar w:top="1431" w:right="1786" w:bottom="1714" w:left="1684" w:header="0" w:footer="1438" w:gutter="0"/>
-          <w:cols w:num="1" w:space="720"/>
+          <w:cols w:space="720" w:num="1"/>
         </w:sectPr>
       </w:pPr>
     </w:p>
     <w:p>
       <w:pPr>
-        <w:pStyle w:val="1"/>
-        <w:bidi w:val="0"/>
-      </w:pPr>
+        <w:pStyle w:val="26"/>
+        <w:bidi w:val="0"/>
+      </w:pPr>
+      <w:bookmarkStart w:id="3" w:name="bookmark1"/>
+      <w:bookmarkEnd w:id="3"/>
       <w:bookmarkStart w:id="4" w:name="bookmark13"/>
       <w:bookmarkEnd w:id="4"/>
-      <w:bookmarkStart w:id="5" w:name="bookmark1"/>
+      <w:bookmarkStart w:id="5" w:name="_Toc15919"/>
+      <w:r>
+        <w:t>公司组织架构</w:t>
+      </w:r>
       <w:bookmarkEnd w:id="5"/>
-      <w:bookmarkStart w:id="6" w:name="_Toc22600"/>
-      <w:r>
-        <w:t>公司组织架构</w:t>
-      </w:r>
-      <w:bookmarkEnd w:id="6"/>
-    </w:p>
-    <w:p>
-      <w:pPr>
-        <w:pStyle w:val="a"/>
+    </w:p>
+    <w:p>
+      <w:pPr>
+        <w:pStyle w:val="27"/>
         <w:bidi w:val="0"/>
       </w:pPr>
       <w:r>
@@ -1914,11 +1938,11 @@
     </w:p>
     <w:p>
       <w:pPr>
-        <w:pStyle w:val="a"/>
-        <w:bidi w:val="0"/>
-      </w:pPr>
-      <w:r>
-        <w:t>应急管理小组、综合管理部（下设人力资源部、财务部）、采购部、营销中心、运维部（下设服务台、备件库</w:t>
+        <w:pStyle w:val="27"/>
+        <w:bidi w:val="0"/>
+      </w:pPr>
+      <w:r>
+        <w:t>应急管理小组、综合管理部（下设人力资源部、财务部）、采购部、运维部（下设服务台、备件库</w:t>
       </w:r>
       <w:r>
         <w:rPr>
@@ -1953,7 +1977,7 @@
         <w:spacing w:before="185" w:line="366" w:lineRule="auto"/>
         <w:ind w:left="42" w:right="301" w:firstLine="478"/>
         <w:rPr>
-          <w:rFonts w:ascii="宋体" w:hAnsi="宋体" w:cs="宋体" w:hint="eastAsia"/>
+          <w:rFonts w:hint="eastAsia" w:ascii="宋体" w:hAnsi="宋体" w:cs="宋体"/>
           <w:spacing w:val="-6"/>
           <w:sz w:val="24"/>
           <w:szCs w:val="24"/>
@@ -1962,7 +1986,7 @@
       </w:pPr>
       <w:r>
         <w:rPr>
-          <w:rFonts w:ascii="宋体" w:hAnsi="宋体" w:cs="宋体" w:hint="eastAsia"/>
+          <w:rFonts w:hint="eastAsia" w:ascii="宋体" w:hAnsi="宋体" w:cs="宋体"/>
           <w:spacing w:val="-6"/>
           <w:sz w:val="24"/>
           <w:szCs w:val="24"/>
@@ -1976,7 +2000,7 @@
         <w:spacing w:before="185" w:line="366" w:lineRule="auto"/>
         <w:ind w:right="301"/>
         <w:rPr>
-          <w:rFonts w:ascii="宋体" w:hAnsi="宋体" w:cs="宋体" w:hint="default"/>
+          <w:rFonts w:hint="default" w:ascii="宋体" w:hAnsi="宋体" w:cs="宋体"/>
           <w:spacing w:val="-6"/>
           <w:sz w:val="24"/>
           <w:szCs w:val="24"/>
@@ -1985,177 +2009,164 @@
       </w:pPr>
       <w:r>
         <w:rPr>
-          <w:rFonts w:ascii="宋体" w:hAnsi="宋体" w:cs="宋体" w:hint="default"/>
+          <w:rFonts w:hint="default" w:ascii="宋体" w:hAnsi="宋体" w:cs="宋体"/>
           <w:spacing w:val="-6"/>
           <w:sz w:val="24"/>
           <w:szCs w:val="24"/>
           <w:lang w:val="en-US" w:eastAsia="zh-CN"/>
         </w:rPr>
         <w:object>
-          <v:shapetype id="_x0000_t75" coordsize="21600,21600" o:spt="75" o:preferrelative="t" path="m@4@5l@4@11@9@11@9@5xe" filled="f" stroked="f">
-            <v:stroke joinstyle="miter"/>
-            <v:formulas>
-              <v:f eqn="if lineDrawn pixelLineWidth 0"/>
-              <v:f eqn="sum @0 1 0"/>
-              <v:f eqn="sum 0 0 @1"/>
-              <v:f eqn="prod @2 1 2"/>
-              <v:f eqn="prod @3 21600 pixelWidth"/>
-              <v:f eqn="prod @3 21600 pixelHeight"/>
-              <v:f eqn="sum @0 0 1"/>
-              <v:f eqn="prod @6 1 2"/>
-              <v:f eqn="prod @7 21600 pixelWidth"/>
-              <v:f eqn="sum @8 21600 0"/>
-              <v:f eqn="prod @7 21600 pixelHeight"/>
-              <v:f eqn="sum @10 21600 0"/>
-            </v:formulas>
-            <v:path o:extrusionok="f" gradientshapeok="t" o:connecttype="rect"/>
+          <v:shape id="_x0000_i1025" o:spt="75" type="#_x0000_t75" style="height:172.75pt;width:466.85pt;" o:ole="t" filled="f" o:preferrelative="t" stroked="f" coordsize="21600,21600">
+            <v:path/>
+            <v:fill on="f" focussize="0,0"/>
+            <v:stroke on="f"/>
+            <v:imagedata r:id="rId10" o:title=""/>
             <o:lock v:ext="edit" aspectratio="t"/>
-          </v:shapetype>
-          <v:shape id="_x0000_i1025" type="#_x0000_t75" style="height:172.75pt;width:466.85pt" o:oleicon="f" o:ole="" coordsize="21600,21600" o:preferrelative="t" filled="f" stroked="f">
-            <v:imagedata r:id="rId7" o:title=""/>
-            <o:lock v:ext="edit" aspectratio="t"/>
+            <w10:wrap type="none"/>
             <w10:anchorlock/>
           </v:shape>
-          <o:OLEObject Type="Embed" ProgID="Visio.Drawing.15" ShapeID="_x0000_i1025" DrawAspect="Content" ObjectID="_1468075725" r:id="rId8"/>
+          <o:OLEObject Type="Embed" ProgID="Visio.Drawing.15" ShapeID="_x0000_i1025" DrawAspect="Content" ObjectID="_1468075725" r:id="rId9">
+            <o:LockedField>false</o:LockedField>
+          </o:OLEObject>
         </w:object>
       </w:r>
     </w:p>
     <w:p>
       <w:pPr>
-        <w:pStyle w:val="1"/>
-        <w:bidi w:val="0"/>
-      </w:pPr>
-      <w:bookmarkStart w:id="7" w:name="_Toc27825"/>
+        <w:pStyle w:val="26"/>
+        <w:bidi w:val="0"/>
+      </w:pPr>
+      <w:bookmarkStart w:id="6" w:name="_Toc14760"/>
       <w:r>
         <w:t>部门及职责</w:t>
       </w:r>
+      <w:bookmarkEnd w:id="6"/>
+    </w:p>
+    <w:p>
+      <w:pPr>
+        <w:pStyle w:val="28"/>
+        <w:bidi w:val="0"/>
+      </w:pPr>
+      <w:bookmarkStart w:id="7" w:name="_Toc10524"/>
+      <w:r>
+        <w:t>总经理职责</w:t>
+      </w:r>
       <w:bookmarkEnd w:id="7"/>
     </w:p>
     <w:p>
       <w:pPr>
-        <w:pStyle w:val="2"/>
-        <w:bidi w:val="0"/>
-      </w:pPr>
-      <w:bookmarkStart w:id="8" w:name="_Toc32221"/>
-      <w:r>
-        <w:t>总经理职责</w:t>
-      </w:r>
+        <w:pStyle w:val="27"/>
+        <w:numPr>
+          <w:ilvl w:val="0"/>
+          <w:numId w:val="2"/>
+        </w:numPr>
+        <w:ind w:left="425" w:leftChars="0" w:hanging="425" w:firstLineChars="0"/>
+        <w:rPr>
+          <w:rFonts w:hint="eastAsia"/>
+        </w:rPr>
+      </w:pPr>
+      <w:r>
+        <w:rPr>
+          <w:rFonts w:hint="eastAsia"/>
+        </w:rPr>
+        <w:t>依据公司发展战略，制定和实施公司中长期的发展战略，提升公司信息技术的应用水平和竞争优势，并建立与业务战略相匹配的应急管理战略与业务连续性计划。</w:t>
+      </w:r>
+    </w:p>
+    <w:p>
+      <w:pPr>
+        <w:pStyle w:val="27"/>
+        <w:numPr>
+          <w:ilvl w:val="0"/>
+          <w:numId w:val="2"/>
+        </w:numPr>
+        <w:ind w:left="425" w:leftChars="0" w:hanging="425" w:firstLineChars="0"/>
+        <w:rPr>
+          <w:rFonts w:hint="eastAsia"/>
+        </w:rPr>
+      </w:pPr>
+      <w:r>
+        <w:rPr>
+          <w:rFonts w:hint="eastAsia"/>
+        </w:rPr>
+        <w:t>负责制订并落实公司各项规章制度、改革方案、改革措施，组织制定、评审与演练信息技术应急预案及相关管理制度。</w:t>
+      </w:r>
+    </w:p>
+    <w:p>
+      <w:pPr>
+        <w:pStyle w:val="27"/>
+        <w:numPr>
+          <w:ilvl w:val="0"/>
+          <w:numId w:val="2"/>
+        </w:numPr>
+        <w:ind w:left="425" w:leftChars="0" w:hanging="425" w:firstLineChars="0"/>
+        <w:rPr>
+          <w:rFonts w:hint="eastAsia"/>
+        </w:rPr>
+      </w:pPr>
+      <w:r>
+        <w:rPr>
+          <w:rFonts w:hint="eastAsia"/>
+        </w:rPr>
+        <w:t>负责公司IT系统的整体规划、设计、组建、实施，通过必要的升级、新技术引进或整合等手段，组建实施及维护公司当前的系统，并保持公司系统对业务的有效支持；负责建设与维护灾备系统、应急响应机制，确保在突发事件中核心业务与数据的安全与快速恢复。</w:t>
+      </w:r>
+    </w:p>
+    <w:p>
+      <w:pPr>
+        <w:pStyle w:val="27"/>
+        <w:numPr>
+          <w:ilvl w:val="0"/>
+          <w:numId w:val="2"/>
+        </w:numPr>
+        <w:ind w:left="425" w:leftChars="0" w:hanging="425" w:firstLineChars="0"/>
+        <w:rPr>
+          <w:rFonts w:hint="eastAsia"/>
+        </w:rPr>
+      </w:pPr>
+      <w:r>
+        <w:rPr>
+          <w:rFonts w:hint="eastAsia"/>
+        </w:rPr>
+        <w:t>主导企业文化建设的基本方向，提出公司组织机构设置方案，倡导并融入风险防范与应急响应的组织文化，明确应急组织中的角色与职责。</w:t>
+      </w:r>
+    </w:p>
+    <w:p>
+      <w:pPr>
+        <w:pStyle w:val="27"/>
+        <w:numPr>
+          <w:ilvl w:val="0"/>
+          <w:numId w:val="2"/>
+        </w:numPr>
+        <w:ind w:left="425" w:leftChars="0" w:hanging="425" w:firstLineChars="0"/>
+      </w:pPr>
+      <w:r>
+        <w:rPr>
+          <w:rFonts w:hint="eastAsia"/>
+        </w:rPr>
+        <w:t>负责公司内部各部门的组织管理，实施在职能权责内的人力资源管理，对公司的经济效益负责，拥有经营指挥权和各种资源分配权；在发生重大信息技术事件或业务中断时，担任应急指挥核心，负责协调资源、决策处置方案并组织恢复，最大限度降低事件影响。</w:t>
+      </w:r>
+    </w:p>
+    <w:p>
+      <w:pPr>
+        <w:pStyle w:val="28"/>
+        <w:bidi w:val="0"/>
+      </w:pPr>
+      <w:bookmarkStart w:id="8" w:name="bookmark14"/>
       <w:bookmarkEnd w:id="8"/>
-    </w:p>
-    <w:p>
-      <w:pPr>
-        <w:pStyle w:val="a"/>
-        <w:numPr>
-          <w:ilvl w:val="0"/>
-          <w:numId w:val="2"/>
-        </w:numPr>
-        <w:ind w:left="425" w:hanging="425" w:leftChars="0" w:firstLineChars="0"/>
-        <w:rPr>
-          <w:rFonts w:hint="eastAsia"/>
-        </w:rPr>
-      </w:pPr>
-      <w:r>
-        <w:rPr>
-          <w:rFonts w:hint="eastAsia"/>
-        </w:rPr>
-        <w:t>依据公司发展战略，制定和实施公司中长期的发展战略，提升公司信息技术的应用水平和竞争优势，并建立与业务战略相匹配的应急管理战略与业务连续性计划。</w:t>
-      </w:r>
-    </w:p>
-    <w:p>
-      <w:pPr>
-        <w:pStyle w:val="a"/>
-        <w:numPr>
-          <w:ilvl w:val="0"/>
-          <w:numId w:val="2"/>
-        </w:numPr>
-        <w:ind w:left="425" w:hanging="425" w:leftChars="0" w:firstLineChars="0"/>
-        <w:rPr>
-          <w:rFonts w:hint="eastAsia"/>
-        </w:rPr>
-      </w:pPr>
-      <w:r>
-        <w:rPr>
-          <w:rFonts w:hint="eastAsia"/>
-        </w:rPr>
-        <w:t>负责制订并落实公司各项规章制度、改革方案、改革措施，组织制定、评审与演练信息技术应急预案及相关管理制度。</w:t>
-      </w:r>
-    </w:p>
-    <w:p>
-      <w:pPr>
-        <w:pStyle w:val="a"/>
-        <w:numPr>
-          <w:ilvl w:val="0"/>
-          <w:numId w:val="2"/>
-        </w:numPr>
-        <w:ind w:left="425" w:hanging="425" w:leftChars="0" w:firstLineChars="0"/>
-        <w:rPr>
-          <w:rFonts w:hint="eastAsia"/>
-        </w:rPr>
-      </w:pPr>
-      <w:r>
-        <w:rPr>
-          <w:rFonts w:hint="eastAsia"/>
-        </w:rPr>
-        <w:t>负责公司IT系统的整体规划、设计、组建、实施，通过必要的升级、新技术引进或整合等手段，组建实施及维护公司当前的系统，并保持公司系统对业务的有效支持；负责建设与维护灾备系统、应急响应机制，确保在突发事件中核心业务与数据的安全与快速恢复。</w:t>
-      </w:r>
-    </w:p>
-    <w:p>
-      <w:pPr>
-        <w:pStyle w:val="a"/>
-        <w:numPr>
-          <w:ilvl w:val="0"/>
-          <w:numId w:val="2"/>
-        </w:numPr>
-        <w:ind w:left="425" w:hanging="425" w:leftChars="0" w:firstLineChars="0"/>
-        <w:rPr>
-          <w:rFonts w:hint="eastAsia"/>
-        </w:rPr>
-      </w:pPr>
-      <w:r>
-        <w:rPr>
-          <w:rFonts w:hint="eastAsia"/>
-        </w:rPr>
-        <w:t>主导企业文化建设的基本方向，提出公司组织机构设置方案，倡导并融入风险防范与应急响应的组织文化，明确应急组织中的角色与职责。</w:t>
-      </w:r>
-    </w:p>
-    <w:p>
-      <w:pPr>
-        <w:pStyle w:val="a"/>
-        <w:numPr>
-          <w:ilvl w:val="0"/>
-          <w:numId w:val="2"/>
-        </w:numPr>
-        <w:ind w:left="425" w:hanging="425" w:leftChars="0" w:firstLineChars="0"/>
-      </w:pPr>
-      <w:r>
-        <w:rPr>
-          <w:rFonts w:hint="eastAsia"/>
-        </w:rPr>
-        <w:t>负责公司内部各部门的组织管理，实施在职能权责内的人力资源管理，对公司的经济效益负责，拥有经营指挥权和各种资源分配权；在发生重大信息技术事件或业务中断时，担任应急指挥核心，负责协调资源、决策处置方案并组织恢复，最大限度降低事件影响。</w:t>
-      </w:r>
-    </w:p>
-    <w:p>
-      <w:pPr>
-        <w:pStyle w:val="2"/>
-        <w:bidi w:val="0"/>
-      </w:pPr>
-      <w:bookmarkStart w:id="9" w:name="bookmark14"/>
+      <w:bookmarkStart w:id="9" w:name="_Toc4240"/>
+      <w:r>
+        <w:t>副总经理职责</w:t>
+      </w:r>
       <w:bookmarkEnd w:id="9"/>
-      <w:bookmarkStart w:id="10" w:name="_Toc13138"/>
-      <w:r>
-        <w:t>副总经理职责</w:t>
-      </w:r>
-      <w:bookmarkEnd w:id="10"/>
-    </w:p>
-    <w:p>
-      <w:pPr>
-        <w:pStyle w:val="a3"/>
+    </w:p>
+    <w:p>
+      <w:pPr>
+        <w:pStyle w:val="39"/>
         <w:numPr>
           <w:ilvl w:val="0"/>
           <w:numId w:val="3"/>
         </w:numPr>
         <w:bidi w:val="0"/>
-        <w:ind w:left="425" w:hanging="425" w:leftChars="0" w:firstLineChars="0"/>
+        <w:ind w:left="425" w:leftChars="0" w:hanging="425" w:firstLineChars="0"/>
       </w:pPr>
       <w:r>
         <w:t>负责项目实施和运维工作，组织项目实施计划、维护计划，项目实施团队建立和管理，项目实施进度和质量的监督和考核，项目执行过程中主要问题的协调和解决，维护体系的建立和执行；</w:t>
@@ -2163,13 +2174,13 @@
     </w:p>
     <w:p>
       <w:pPr>
-        <w:pStyle w:val="a3"/>
+        <w:pStyle w:val="39"/>
         <w:numPr>
           <w:ilvl w:val="0"/>
           <w:numId w:val="3"/>
         </w:numPr>
         <w:bidi w:val="0"/>
-        <w:ind w:left="425" w:hanging="425" w:leftChars="0" w:firstLineChars="0"/>
+        <w:ind w:left="425" w:leftChars="0" w:hanging="425" w:firstLineChars="0"/>
       </w:pPr>
       <w:r>
         <w:t>负责分管部门的业务管理、工作执行、目标达成和考核、组织团队规划协调和建设及分管部门定期汇报；</w:t>
@@ -2177,13 +2188,13 @@
     </w:p>
     <w:p>
       <w:pPr>
-        <w:pStyle w:val="a3"/>
+        <w:pStyle w:val="39"/>
         <w:numPr>
           <w:ilvl w:val="0"/>
           <w:numId w:val="3"/>
         </w:numPr>
         <w:bidi w:val="0"/>
-        <w:ind w:left="425" w:hanging="425" w:leftChars="0" w:firstLineChars="0"/>
+        <w:ind w:left="425" w:leftChars="0" w:hanging="425" w:firstLineChars="0"/>
       </w:pPr>
       <w:r>
         <w:t>负责内部项目型工作的规范体系建设，项目内部开展的协调沟通工作，以及项目规范管理工作的组织实施和检查、考核工作；监督管理，监管督促项目实施维护工作的贯彻与执行；客户服务，提供客户服务渠道协调相关人员解决问题；</w:t>
@@ -2191,13 +2202,13 @@
     </w:p>
     <w:p>
       <w:pPr>
-        <w:pStyle w:val="a3"/>
+        <w:pStyle w:val="39"/>
         <w:numPr>
           <w:ilvl w:val="0"/>
           <w:numId w:val="3"/>
         </w:numPr>
         <w:bidi w:val="0"/>
-        <w:ind w:left="425" w:hanging="425" w:leftChars="0" w:firstLineChars="0"/>
+        <w:ind w:left="425" w:leftChars="0" w:hanging="425" w:firstLineChars="0"/>
       </w:pPr>
       <w:r>
         <w:t>及时掌握项目实施、运维进展和情况，定期向总经理汇报并通报其他相关部门，提出建议和意见；</w:t>
@@ -2205,13 +2216,13 @@
     </w:p>
     <w:p>
       <w:pPr>
-        <w:pStyle w:val="a3"/>
+        <w:pStyle w:val="39"/>
         <w:numPr>
           <w:ilvl w:val="0"/>
           <w:numId w:val="3"/>
         </w:numPr>
         <w:bidi w:val="0"/>
-        <w:ind w:left="425" w:hanging="425" w:leftChars="0" w:firstLineChars="0"/>
+        <w:ind w:left="425" w:leftChars="0" w:hanging="425" w:firstLineChars="0"/>
       </w:pPr>
       <w:r>
         <w:t>负责编制项目费用预算、分管部门预算，经总经理审批后监督执行。</w:t>
@@ -2219,13 +2230,13 @@
     </w:p>
     <w:p>
       <w:pPr>
-        <w:pStyle w:val="a3"/>
+        <w:pStyle w:val="39"/>
         <w:numPr>
           <w:ilvl w:val="0"/>
           <w:numId w:val="3"/>
         </w:numPr>
         <w:bidi w:val="0"/>
-        <w:ind w:left="425" w:hanging="425" w:leftChars="0" w:firstLineChars="0"/>
+        <w:ind w:left="425" w:leftChars="0" w:hanging="425" w:firstLineChars="0"/>
         <w:rPr>
           <w:rFonts w:hint="default"/>
           <w:lang w:val="en-US" w:eastAsia="zh-CN"/>
@@ -2241,29 +2252,31 @@
     </w:p>
     <w:p>
       <w:pPr>
-        <w:pStyle w:val="2"/>
-        <w:bidi w:val="0"/>
-      </w:pPr>
-      <w:bookmarkStart w:id="11" w:name="_Toc7029"/>
+        <w:pStyle w:val="28"/>
+        <w:bidi w:val="0"/>
+      </w:pPr>
+      <w:bookmarkStart w:id="10" w:name="_Toc26230"/>
       <w:r>
         <w:t>综合管理部</w:t>
       </w:r>
+      <w:bookmarkEnd w:id="10"/>
+    </w:p>
+    <w:p>
+      <w:pPr>
+        <w:pStyle w:val="29"/>
+        <w:bidi w:val="0"/>
+      </w:pPr>
+      <w:bookmarkStart w:id="11" w:name="_Toc30450"/>
+      <w:bookmarkStart w:id="24" w:name="_GoBack"/>
+      <w:bookmarkEnd w:id="24"/>
+      <w:r>
+        <w:t>人力资源部</w:t>
+      </w:r>
       <w:bookmarkEnd w:id="11"/>
     </w:p>
     <w:p>
       <w:pPr>
-        <w:pStyle w:val="3"/>
-        <w:bidi w:val="0"/>
-      </w:pPr>
-      <w:bookmarkStart w:id="12" w:name="_Toc16184"/>
-      <w:r>
-        <w:t>人力资源部</w:t>
-      </w:r>
-      <w:bookmarkEnd w:id="12"/>
-    </w:p>
-    <w:p>
-      <w:pPr>
-        <w:pStyle w:val="a"/>
+        <w:pStyle w:val="27"/>
         <w:bidi w:val="0"/>
       </w:pPr>
       <w:r>
@@ -2290,10 +2303,10 @@
         <w:adjustRightInd w:val="0"/>
         <w:snapToGrid w:val="0"/>
         <w:spacing w:line="360" w:lineRule="auto"/>
-        <w:ind w:left="425" w:hanging="425" w:leftChars="0" w:firstLineChars="0"/>
+        <w:ind w:left="425" w:leftChars="0" w:hanging="425" w:firstLineChars="0"/>
         <w:textAlignment w:val="baseline"/>
         <w:rPr>
-          <w:rFonts w:ascii="宋体" w:eastAsia="宋体" w:hAnsi="宋体" w:cs="宋体"/>
+          <w:rFonts w:ascii="宋体" w:hAnsi="宋体" w:eastAsia="宋体" w:cs="宋体"/>
           <w:spacing w:val="-3"/>
           <w:sz w:val="24"/>
           <w:szCs w:val="24"/>
@@ -2301,7 +2314,7 @@
       </w:pPr>
       <w:r>
         <w:rPr>
-          <w:rFonts w:ascii="宋体" w:eastAsia="宋体" w:hAnsi="宋体" w:cs="宋体"/>
+          <w:rFonts w:ascii="宋体" w:hAnsi="宋体" w:eastAsia="宋体" w:cs="宋体"/>
           <w:spacing w:val="-3"/>
           <w:sz w:val="24"/>
           <w:szCs w:val="24"/>
@@ -2329,10 +2342,10 @@
         <w:adjustRightInd w:val="0"/>
         <w:snapToGrid w:val="0"/>
         <w:spacing w:line="360" w:lineRule="auto"/>
-        <w:ind w:left="425" w:hanging="425" w:leftChars="0" w:firstLineChars="0"/>
+        <w:ind w:left="425" w:leftChars="0" w:hanging="425" w:firstLineChars="0"/>
         <w:textAlignment w:val="baseline"/>
         <w:rPr>
-          <w:rFonts w:ascii="宋体" w:eastAsia="宋体" w:hAnsi="宋体" w:cs="宋体"/>
+          <w:rFonts w:ascii="宋体" w:hAnsi="宋体" w:eastAsia="宋体" w:cs="宋体"/>
           <w:spacing w:val="-3"/>
           <w:sz w:val="24"/>
           <w:szCs w:val="24"/>
@@ -2340,7 +2353,7 @@
       </w:pPr>
       <w:r>
         <w:rPr>
-          <w:rFonts w:ascii="宋体" w:eastAsia="宋体" w:hAnsi="宋体" w:cs="宋体"/>
+          <w:rFonts w:ascii="宋体" w:hAnsi="宋体" w:eastAsia="宋体" w:cs="宋体"/>
           <w:spacing w:val="-3"/>
           <w:sz w:val="24"/>
           <w:szCs w:val="24"/>
@@ -2368,10 +2381,10 @@
         <w:adjustRightInd w:val="0"/>
         <w:snapToGrid w:val="0"/>
         <w:spacing w:line="360" w:lineRule="auto"/>
-        <w:ind w:left="425" w:hanging="425" w:leftChars="0" w:firstLineChars="0"/>
+        <w:ind w:left="425" w:leftChars="0" w:hanging="425" w:firstLineChars="0"/>
         <w:textAlignment w:val="baseline"/>
         <w:rPr>
-          <w:rFonts w:ascii="宋体" w:eastAsia="宋体" w:hAnsi="宋体" w:cs="宋体"/>
+          <w:rFonts w:ascii="宋体" w:hAnsi="宋体" w:eastAsia="宋体" w:cs="宋体"/>
           <w:spacing w:val="-3"/>
           <w:sz w:val="24"/>
           <w:szCs w:val="24"/>
@@ -2379,7 +2392,7 @@
       </w:pPr>
       <w:r>
         <w:rPr>
-          <w:rFonts w:ascii="宋体" w:eastAsia="宋体" w:hAnsi="宋体" w:cs="宋体"/>
+          <w:rFonts w:ascii="宋体" w:hAnsi="宋体" w:eastAsia="宋体" w:cs="宋体"/>
           <w:spacing w:val="-3"/>
           <w:sz w:val="24"/>
           <w:szCs w:val="24"/>
@@ -2407,20 +2420,20 @@
         <w:adjustRightInd w:val="0"/>
         <w:snapToGrid w:val="0"/>
         <w:spacing w:line="360" w:lineRule="auto"/>
-        <w:ind w:left="425" w:hanging="425" w:leftChars="0" w:firstLineChars="0"/>
+        <w:ind w:left="425" w:leftChars="0" w:hanging="425" w:firstLineChars="0"/>
         <w:textAlignment w:val="baseline"/>
         <w:rPr>
-          <w:rFonts w:ascii="宋体" w:eastAsia="宋体" w:hAnsi="宋体" w:cs="宋体"/>
+          <w:rFonts w:ascii="宋体" w:hAnsi="宋体" w:eastAsia="宋体" w:cs="宋体"/>
           <w:spacing w:val="-3"/>
           <w:sz w:val="24"/>
           <w:szCs w:val="24"/>
         </w:rPr>
       </w:pPr>
-      <w:bookmarkStart w:id="13" w:name="bookmark15"/>
-      <w:bookmarkEnd w:id="13"/>
-      <w:r>
-        <w:rPr>
-          <w:rFonts w:ascii="宋体" w:eastAsia="宋体" w:hAnsi="宋体" w:cs="宋体"/>
+      <w:bookmarkStart w:id="12" w:name="bookmark15"/>
+      <w:bookmarkEnd w:id="12"/>
+      <w:r>
+        <w:rPr>
+          <w:rFonts w:ascii="宋体" w:hAnsi="宋体" w:eastAsia="宋体" w:cs="宋体"/>
           <w:spacing w:val="-3"/>
           <w:sz w:val="24"/>
           <w:szCs w:val="24"/>
@@ -2448,10 +2461,10 @@
         <w:adjustRightInd w:val="0"/>
         <w:snapToGrid w:val="0"/>
         <w:spacing w:line="360" w:lineRule="auto"/>
-        <w:ind w:left="425" w:hanging="425" w:leftChars="0" w:firstLineChars="0"/>
+        <w:ind w:left="425" w:leftChars="0" w:hanging="425" w:firstLineChars="0"/>
         <w:textAlignment w:val="baseline"/>
         <w:rPr>
-          <w:rFonts w:ascii="宋体" w:eastAsia="宋体" w:hAnsi="宋体" w:cs="宋体"/>
+          <w:rFonts w:ascii="宋体" w:hAnsi="宋体" w:eastAsia="宋体" w:cs="宋体"/>
           <w:spacing w:val="-3"/>
           <w:sz w:val="24"/>
           <w:szCs w:val="24"/>
@@ -2459,7 +2472,7 @@
       </w:pPr>
       <w:r>
         <w:rPr>
-          <w:rFonts w:ascii="宋体" w:eastAsia="宋体" w:hAnsi="宋体" w:cs="宋体"/>
+          <w:rFonts w:ascii="宋体" w:hAnsi="宋体" w:eastAsia="宋体" w:cs="宋体"/>
           <w:spacing w:val="-3"/>
           <w:sz w:val="24"/>
           <w:szCs w:val="24"/>
@@ -2487,10 +2500,10 @@
         <w:adjustRightInd w:val="0"/>
         <w:snapToGrid w:val="0"/>
         <w:spacing w:line="360" w:lineRule="auto"/>
-        <w:ind w:left="425" w:hanging="425" w:leftChars="0" w:firstLineChars="0"/>
+        <w:ind w:left="425" w:leftChars="0" w:hanging="425" w:firstLineChars="0"/>
         <w:textAlignment w:val="baseline"/>
         <w:rPr>
-          <w:rFonts w:ascii="宋体" w:eastAsia="宋体" w:hAnsi="宋体" w:cs="宋体"/>
+          <w:rFonts w:ascii="宋体" w:hAnsi="宋体" w:eastAsia="宋体" w:cs="宋体"/>
           <w:spacing w:val="-3"/>
           <w:sz w:val="24"/>
           <w:szCs w:val="24"/>
@@ -2498,7 +2511,7 @@
       </w:pPr>
       <w:r>
         <w:rPr>
-          <w:rFonts w:ascii="宋体" w:eastAsia="宋体" w:hAnsi="宋体" w:cs="宋体"/>
+          <w:rFonts w:ascii="宋体" w:hAnsi="宋体" w:eastAsia="宋体" w:cs="宋体"/>
           <w:spacing w:val="-3"/>
           <w:sz w:val="24"/>
           <w:szCs w:val="24"/>
@@ -2526,10 +2539,10 @@
         <w:adjustRightInd w:val="0"/>
         <w:snapToGrid w:val="0"/>
         <w:spacing w:line="360" w:lineRule="auto"/>
-        <w:ind w:left="425" w:hanging="425" w:leftChars="0" w:firstLineChars="0"/>
+        <w:ind w:left="425" w:leftChars="0" w:hanging="425" w:firstLineChars="0"/>
         <w:textAlignment w:val="baseline"/>
         <w:rPr>
-          <w:rFonts w:ascii="宋体" w:eastAsia="宋体" w:hAnsi="宋体" w:cs="宋体"/>
+          <w:rFonts w:ascii="宋体" w:hAnsi="宋体" w:eastAsia="宋体" w:cs="宋体"/>
           <w:spacing w:val="-3"/>
           <w:sz w:val="24"/>
           <w:szCs w:val="24"/>
@@ -2537,7 +2550,7 @@
       </w:pPr>
       <w:r>
         <w:rPr>
-          <w:rFonts w:ascii="宋体" w:eastAsia="宋体" w:hAnsi="宋体" w:cs="宋体"/>
+          <w:rFonts w:ascii="宋体" w:hAnsi="宋体" w:eastAsia="宋体" w:cs="宋体"/>
           <w:spacing w:val="-3"/>
           <w:sz w:val="24"/>
           <w:szCs w:val="24"/>
@@ -2565,10 +2578,10 @@
         <w:adjustRightInd w:val="0"/>
         <w:snapToGrid w:val="0"/>
         <w:spacing w:line="360" w:lineRule="auto"/>
-        <w:ind w:left="425" w:hanging="425" w:leftChars="0" w:firstLineChars="0"/>
+        <w:ind w:left="425" w:leftChars="0" w:hanging="425" w:firstLineChars="0"/>
         <w:textAlignment w:val="baseline"/>
         <w:rPr>
-          <w:rFonts w:ascii="宋体" w:eastAsia="宋体" w:hAnsi="宋体" w:cs="宋体"/>
+          <w:rFonts w:ascii="宋体" w:hAnsi="宋体" w:eastAsia="宋体" w:cs="宋体"/>
           <w:spacing w:val="-3"/>
           <w:sz w:val="24"/>
           <w:szCs w:val="24"/>
@@ -2576,7 +2589,7 @@
       </w:pPr>
       <w:r>
         <w:rPr>
-          <w:rFonts w:ascii="宋体" w:eastAsia="宋体" w:hAnsi="宋体" w:cs="宋体"/>
+          <w:rFonts w:ascii="宋体" w:hAnsi="宋体" w:eastAsia="宋体" w:cs="宋体"/>
           <w:spacing w:val="-3"/>
           <w:sz w:val="24"/>
           <w:szCs w:val="24"/>
@@ -2586,16 +2599,16 @@
     </w:p>
     <w:p>
       <w:pPr>
-        <w:pStyle w:val="2"/>
-        <w:bidi w:val="0"/>
-      </w:pPr>
-      <w:bookmarkStart w:id="14" w:name="bookmark16"/>
+        <w:pStyle w:val="28"/>
+        <w:bidi w:val="0"/>
+      </w:pPr>
+      <w:bookmarkStart w:id="13" w:name="bookmark16"/>
+      <w:bookmarkEnd w:id="13"/>
+      <w:bookmarkStart w:id="14" w:name="_Toc10791"/>
+      <w:r>
+        <w:t>采购部</w:t>
+      </w:r>
       <w:bookmarkEnd w:id="14"/>
-      <w:bookmarkStart w:id="15" w:name="_Toc7774"/>
-      <w:r>
-        <w:t>采购部</w:t>
-      </w:r>
-      <w:bookmarkEnd w:id="15"/>
     </w:p>
     <w:p>
       <w:pPr>
@@ -2617,10 +2630,10 @@
         <w:adjustRightInd w:val="0"/>
         <w:snapToGrid w:val="0"/>
         <w:spacing w:line="360" w:lineRule="auto"/>
-        <w:ind w:left="425" w:right="0" w:hanging="425" w:leftChars="0" w:firstLineChars="0"/>
+        <w:ind w:left="425" w:leftChars="0" w:right="0" w:hanging="425" w:firstLineChars="0"/>
         <w:textAlignment w:val="baseline"/>
         <w:rPr>
-          <w:rFonts w:ascii="宋体" w:eastAsia="宋体" w:hAnsi="宋体" w:cs="宋体"/>
+          <w:rFonts w:ascii="宋体" w:hAnsi="宋体" w:eastAsia="宋体" w:cs="宋体"/>
           <w:spacing w:val="-2"/>
           <w:sz w:val="24"/>
           <w:szCs w:val="24"/>
@@ -2628,7 +2641,7 @@
       </w:pPr>
       <w:r>
         <w:rPr>
-          <w:rFonts w:ascii="宋体" w:eastAsia="宋体" w:hAnsi="宋体" w:cs="宋体"/>
+          <w:rFonts w:ascii="宋体" w:hAnsi="宋体" w:eastAsia="宋体" w:cs="宋体"/>
           <w:spacing w:val="-2"/>
           <w:sz w:val="24"/>
           <w:szCs w:val="24"/>
@@ -2656,10 +2669,10 @@
         <w:adjustRightInd w:val="0"/>
         <w:snapToGrid w:val="0"/>
         <w:spacing w:line="360" w:lineRule="auto"/>
-        <w:ind w:left="425" w:right="0" w:hanging="425" w:leftChars="0" w:firstLineChars="0"/>
+        <w:ind w:left="425" w:leftChars="0" w:right="0" w:hanging="425" w:firstLineChars="0"/>
         <w:textAlignment w:val="baseline"/>
         <w:rPr>
-          <w:rFonts w:ascii="宋体" w:eastAsia="宋体" w:hAnsi="宋体" w:cs="宋体"/>
+          <w:rFonts w:ascii="宋体" w:hAnsi="宋体" w:eastAsia="宋体" w:cs="宋体"/>
           <w:spacing w:val="-2"/>
           <w:sz w:val="24"/>
           <w:szCs w:val="24"/>
@@ -2667,7 +2680,7 @@
       </w:pPr>
       <w:r>
         <w:rPr>
-          <w:rFonts w:ascii="宋体" w:eastAsia="宋体" w:hAnsi="宋体" w:cs="宋体"/>
+          <w:rFonts w:ascii="宋体" w:hAnsi="宋体" w:eastAsia="宋体" w:cs="宋体"/>
           <w:spacing w:val="-2"/>
           <w:sz w:val="24"/>
           <w:szCs w:val="24"/>
@@ -2695,10 +2708,10 @@
         <w:adjustRightInd w:val="0"/>
         <w:snapToGrid w:val="0"/>
         <w:spacing w:line="360" w:lineRule="auto"/>
-        <w:ind w:left="425" w:right="0" w:hanging="425" w:leftChars="0" w:firstLineChars="0"/>
+        <w:ind w:left="425" w:leftChars="0" w:right="0" w:hanging="425" w:firstLineChars="0"/>
         <w:textAlignment w:val="baseline"/>
         <w:rPr>
-          <w:rFonts w:ascii="宋体" w:eastAsia="宋体" w:hAnsi="宋体" w:cs="宋体"/>
+          <w:rFonts w:ascii="宋体" w:hAnsi="宋体" w:eastAsia="宋体" w:cs="宋体"/>
           <w:spacing w:val="-2"/>
           <w:sz w:val="24"/>
           <w:szCs w:val="24"/>
@@ -2706,7 +2719,7 @@
       </w:pPr>
       <w:r>
         <w:rPr>
-          <w:rFonts w:ascii="宋体" w:eastAsia="宋体" w:hAnsi="宋体" w:cs="宋体"/>
+          <w:rFonts w:ascii="宋体" w:hAnsi="宋体" w:eastAsia="宋体" w:cs="宋体"/>
           <w:spacing w:val="-2"/>
           <w:sz w:val="24"/>
           <w:szCs w:val="24"/>
@@ -2734,10 +2747,10 @@
         <w:adjustRightInd w:val="0"/>
         <w:snapToGrid w:val="0"/>
         <w:spacing w:line="360" w:lineRule="auto"/>
-        <w:ind w:left="425" w:right="0" w:hanging="425" w:leftChars="0" w:firstLineChars="0"/>
+        <w:ind w:left="425" w:leftChars="0" w:right="0" w:hanging="425" w:firstLineChars="0"/>
         <w:textAlignment w:val="baseline"/>
         <w:rPr>
-          <w:rFonts w:ascii="宋体" w:eastAsia="宋体" w:hAnsi="宋体" w:cs="宋体"/>
+          <w:rFonts w:ascii="宋体" w:hAnsi="宋体" w:eastAsia="宋体" w:cs="宋体"/>
           <w:spacing w:val="-2"/>
           <w:sz w:val="24"/>
           <w:szCs w:val="24"/>
@@ -2745,7 +2758,7 @@
       </w:pPr>
       <w:r>
         <w:rPr>
-          <w:rFonts w:ascii="宋体" w:eastAsia="宋体" w:hAnsi="宋体" w:cs="宋体"/>
+          <w:rFonts w:ascii="宋体" w:hAnsi="宋体" w:eastAsia="宋体" w:cs="宋体"/>
           <w:spacing w:val="-2"/>
           <w:sz w:val="24"/>
           <w:szCs w:val="24"/>
@@ -2773,10 +2786,10 @@
         <w:adjustRightInd w:val="0"/>
         <w:snapToGrid w:val="0"/>
         <w:spacing w:line="360" w:lineRule="auto"/>
-        <w:ind w:left="425" w:right="0" w:hanging="425" w:leftChars="0" w:firstLineChars="0"/>
+        <w:ind w:left="425" w:leftChars="0" w:right="0" w:hanging="425" w:firstLineChars="0"/>
         <w:textAlignment w:val="baseline"/>
         <w:rPr>
-          <w:rFonts w:ascii="宋体" w:eastAsia="宋体" w:hAnsi="宋体" w:cs="宋体"/>
+          <w:rFonts w:ascii="宋体" w:hAnsi="宋体" w:eastAsia="宋体" w:cs="宋体"/>
           <w:spacing w:val="-2"/>
           <w:sz w:val="24"/>
           <w:szCs w:val="24"/>
@@ -2784,7 +2797,7 @@
       </w:pPr>
       <w:r>
         <w:rPr>
-          <w:rFonts w:ascii="宋体" w:eastAsia="宋体" w:hAnsi="宋体" w:cs="宋体"/>
+          <w:rFonts w:ascii="宋体" w:hAnsi="宋体" w:eastAsia="宋体" w:cs="宋体"/>
           <w:spacing w:val="-2"/>
           <w:sz w:val="24"/>
           <w:szCs w:val="24"/>
@@ -2812,10 +2825,10 @@
         <w:adjustRightInd w:val="0"/>
         <w:snapToGrid w:val="0"/>
         <w:spacing w:line="360" w:lineRule="auto"/>
-        <w:ind w:left="425" w:right="0" w:hanging="425" w:leftChars="0" w:firstLineChars="0"/>
+        <w:ind w:left="425" w:leftChars="0" w:right="0" w:hanging="425" w:firstLineChars="0"/>
         <w:textAlignment w:val="baseline"/>
         <w:rPr>
-          <w:rFonts w:ascii="宋体" w:eastAsia="宋体" w:hAnsi="宋体" w:cs="宋体"/>
+          <w:rFonts w:ascii="宋体" w:hAnsi="宋体" w:eastAsia="宋体" w:cs="宋体"/>
           <w:spacing w:val="-2"/>
           <w:sz w:val="24"/>
           <w:szCs w:val="24"/>
@@ -2823,7 +2836,7 @@
       </w:pPr>
       <w:r>
         <w:rPr>
-          <w:rFonts w:ascii="宋体" w:eastAsia="宋体" w:hAnsi="宋体" w:cs="宋体"/>
+          <w:rFonts w:ascii="宋体" w:hAnsi="宋体" w:eastAsia="宋体" w:cs="宋体"/>
           <w:spacing w:val="-2"/>
           <w:sz w:val="24"/>
           <w:szCs w:val="24"/>
@@ -2851,10 +2864,10 @@
         <w:adjustRightInd w:val="0"/>
         <w:snapToGrid w:val="0"/>
         <w:spacing w:line="360" w:lineRule="auto"/>
-        <w:ind w:left="425" w:right="0" w:hanging="425" w:leftChars="0" w:firstLineChars="0"/>
+        <w:ind w:left="425" w:leftChars="0" w:right="0" w:hanging="425" w:firstLineChars="0"/>
         <w:textAlignment w:val="baseline"/>
         <w:rPr>
-          <w:rFonts w:ascii="宋体" w:eastAsia="宋体" w:hAnsi="宋体" w:cs="宋体"/>
+          <w:rFonts w:ascii="宋体" w:hAnsi="宋体" w:eastAsia="宋体" w:cs="宋体"/>
           <w:spacing w:val="-2"/>
           <w:sz w:val="24"/>
           <w:szCs w:val="24"/>
@@ -2862,7 +2875,7 @@
       </w:pPr>
       <w:r>
         <w:rPr>
-          <w:rFonts w:ascii="宋体" w:eastAsia="宋体" w:hAnsi="宋体" w:cs="宋体"/>
+          <w:rFonts w:ascii="宋体" w:hAnsi="宋体" w:eastAsia="宋体" w:cs="宋体"/>
           <w:spacing w:val="-2"/>
           <w:sz w:val="24"/>
           <w:szCs w:val="24"/>
@@ -2890,10 +2903,10 @@
         <w:adjustRightInd w:val="0"/>
         <w:snapToGrid w:val="0"/>
         <w:spacing w:line="360" w:lineRule="auto"/>
-        <w:ind w:left="425" w:right="0" w:hanging="425" w:leftChars="0" w:firstLineChars="0"/>
+        <w:ind w:left="425" w:leftChars="0" w:right="0" w:hanging="425" w:firstLineChars="0"/>
         <w:textAlignment w:val="baseline"/>
         <w:rPr>
-          <w:rFonts w:ascii="宋体" w:eastAsia="宋体" w:hAnsi="宋体" w:cs="宋体"/>
+          <w:rFonts w:ascii="宋体" w:hAnsi="宋体" w:eastAsia="宋体" w:cs="宋体"/>
           <w:spacing w:val="-2"/>
           <w:sz w:val="24"/>
           <w:szCs w:val="24"/>
@@ -2901,7 +2914,7 @@
       </w:pPr>
       <w:r>
         <w:rPr>
-          <w:rFonts w:ascii="宋体" w:eastAsia="宋体" w:hAnsi="宋体" w:cs="宋体"/>
+          <w:rFonts w:ascii="宋体" w:hAnsi="宋体" w:eastAsia="宋体" w:cs="宋体"/>
           <w:spacing w:val="-2"/>
           <w:sz w:val="24"/>
           <w:szCs w:val="24"/>
@@ -2929,10 +2942,10 @@
         <w:adjustRightInd w:val="0"/>
         <w:snapToGrid w:val="0"/>
         <w:spacing w:line="360" w:lineRule="auto"/>
-        <w:ind w:left="425" w:right="0" w:hanging="425" w:leftChars="0" w:firstLineChars="0"/>
+        <w:ind w:left="425" w:leftChars="0" w:right="0" w:hanging="425" w:firstLineChars="0"/>
         <w:textAlignment w:val="baseline"/>
         <w:rPr>
-          <w:rFonts w:ascii="宋体" w:eastAsia="宋体" w:hAnsi="宋体" w:cs="宋体"/>
+          <w:rFonts w:ascii="宋体" w:hAnsi="宋体" w:eastAsia="宋体" w:cs="宋体"/>
           <w:spacing w:val="-2"/>
           <w:sz w:val="24"/>
           <w:szCs w:val="24"/>
@@ -2940,7 +2953,7 @@
       </w:pPr>
       <w:r>
         <w:rPr>
-          <w:rFonts w:ascii="宋体" w:eastAsia="宋体" w:hAnsi="宋体" w:cs="宋体"/>
+          <w:rFonts w:ascii="宋体" w:hAnsi="宋体" w:eastAsia="宋体" w:cs="宋体"/>
           <w:spacing w:val="-2"/>
           <w:sz w:val="24"/>
           <w:szCs w:val="24"/>
@@ -2950,16 +2963,16 @@
     </w:p>
     <w:p>
       <w:pPr>
-        <w:pStyle w:val="2"/>
-        <w:bidi w:val="0"/>
-      </w:pPr>
-      <w:bookmarkStart w:id="16" w:name="bookmark17"/>
+        <w:pStyle w:val="28"/>
+        <w:bidi w:val="0"/>
+      </w:pPr>
+      <w:bookmarkStart w:id="15" w:name="bookmark17"/>
+      <w:bookmarkEnd w:id="15"/>
+      <w:bookmarkStart w:id="16" w:name="_Toc20734"/>
+      <w:r>
+        <w:t>运维部</w:t>
+      </w:r>
       <w:bookmarkEnd w:id="16"/>
-      <w:bookmarkStart w:id="17" w:name="_Toc17613"/>
-      <w:r>
-        <w:t>运维部</w:t>
-      </w:r>
-      <w:bookmarkEnd w:id="17"/>
     </w:p>
     <w:p>
       <w:pPr>
@@ -2977,17 +2990,17 @@
         <w:adjustRightInd w:val="0"/>
         <w:snapToGrid w:val="0"/>
         <w:spacing w:line="360" w:lineRule="auto"/>
-        <w:ind w:left="0" w:right="0" w:firstLine="420" w:firstLineChars="200"/>
+        <w:ind w:left="0" w:right="0" w:firstLine="480" w:firstLineChars="200"/>
         <w:textAlignment w:val="baseline"/>
         <w:rPr>
-          <w:rFonts w:ascii="宋体" w:eastAsia="宋体" w:hAnsi="宋体" w:cs="宋体"/>
-          <w:sz w:val="24"/>
-          <w:szCs w:val="24"/>
-        </w:rPr>
-      </w:pPr>
-      <w:r>
-        <w:rPr>
-          <w:rFonts w:ascii="宋体" w:eastAsia="宋体" w:hAnsi="宋体" w:cs="宋体"/>
+          <w:rFonts w:ascii="宋体" w:hAnsi="宋体" w:eastAsia="宋体" w:cs="宋体"/>
+          <w:sz w:val="24"/>
+          <w:szCs w:val="24"/>
+        </w:rPr>
+      </w:pPr>
+      <w:r>
+        <w:rPr>
+          <w:rFonts w:ascii="宋体" w:hAnsi="宋体" w:eastAsia="宋体" w:cs="宋体"/>
           <w:sz w:val="24"/>
           <w:szCs w:val="24"/>
         </w:rPr>
@@ -2995,7 +3008,7 @@
       </w:r>
       <w:r>
         <w:rPr>
-          <w:rFonts w:ascii="宋体" w:eastAsia="宋体" w:hAnsi="宋体" w:cs="宋体" w:hint="eastAsia"/>
+          <w:rFonts w:hint="eastAsia" w:ascii="宋体" w:hAnsi="宋体" w:eastAsia="宋体" w:cs="宋体"/>
           <w:sz w:val="24"/>
           <w:szCs w:val="24"/>
           <w:lang w:eastAsia="zh-CN"/>
@@ -3004,7 +3017,7 @@
       </w:r>
       <w:r>
         <w:rPr>
-          <w:rFonts w:ascii="宋体" w:eastAsia="宋体" w:hAnsi="宋体" w:cs="宋体" w:hint="eastAsia"/>
+          <w:rFonts w:hint="eastAsia" w:ascii="宋体" w:hAnsi="宋体" w:eastAsia="宋体" w:cs="宋体"/>
           <w:sz w:val="24"/>
           <w:szCs w:val="24"/>
           <w:lang w:val="en-US" w:eastAsia="zh-CN"/>
@@ -3013,7 +3026,7 @@
       </w:r>
       <w:r>
         <w:rPr>
-          <w:rFonts w:ascii="宋体" w:eastAsia="宋体" w:hAnsi="宋体" w:cs="宋体"/>
+          <w:rFonts w:ascii="宋体" w:hAnsi="宋体" w:eastAsia="宋体" w:cs="宋体"/>
           <w:sz w:val="24"/>
           <w:szCs w:val="24"/>
         </w:rPr>
@@ -3022,7 +3035,7 @@
     </w:p>
     <w:p>
       <w:pPr>
-        <w:pStyle w:val="a3"/>
+        <w:pStyle w:val="39"/>
         <w:numPr>
           <w:ilvl w:val="0"/>
           <w:numId w:val="6"/>
@@ -3045,7 +3058,7 @@
     </w:p>
     <w:p>
       <w:pPr>
-        <w:pStyle w:val="a3"/>
+        <w:pStyle w:val="39"/>
         <w:numPr>
           <w:ilvl w:val="0"/>
           <w:numId w:val="6"/>
@@ -3058,7 +3071,7 @@
     </w:p>
     <w:p>
       <w:pPr>
-        <w:pStyle w:val="a3"/>
+        <w:pStyle w:val="39"/>
         <w:numPr>
           <w:ilvl w:val="0"/>
           <w:numId w:val="6"/>
@@ -3075,7 +3088,7 @@
     </w:p>
     <w:p>
       <w:pPr>
-        <w:pStyle w:val="a3"/>
+        <w:pStyle w:val="39"/>
         <w:numPr>
           <w:ilvl w:val="0"/>
           <w:numId w:val="6"/>
@@ -3088,7 +3101,7 @@
     </w:p>
     <w:p>
       <w:pPr>
-        <w:pStyle w:val="a3"/>
+        <w:pStyle w:val="39"/>
         <w:numPr>
           <w:ilvl w:val="0"/>
           <w:numId w:val="6"/>
@@ -3101,7 +3114,7 @@
     </w:p>
     <w:p>
       <w:pPr>
-        <w:pStyle w:val="a3"/>
+        <w:pStyle w:val="39"/>
         <w:numPr>
           <w:ilvl w:val="0"/>
           <w:numId w:val="6"/>
@@ -3114,7 +3127,7 @@
     </w:p>
     <w:p>
       <w:pPr>
-        <w:pStyle w:val="a3"/>
+        <w:pStyle w:val="39"/>
         <w:numPr>
           <w:ilvl w:val="0"/>
           <w:numId w:val="6"/>
@@ -3127,7 +3140,7 @@
     </w:p>
     <w:p>
       <w:pPr>
-        <w:pStyle w:val="a3"/>
+        <w:pStyle w:val="39"/>
         <w:numPr>
           <w:ilvl w:val="0"/>
           <w:numId w:val="6"/>
@@ -3140,7 +3153,7 @@
     </w:p>
     <w:p>
       <w:pPr>
-        <w:pStyle w:val="a3"/>
+        <w:pStyle w:val="39"/>
         <w:numPr>
           <w:ilvl w:val="0"/>
           <w:numId w:val="6"/>
@@ -3153,7 +3166,7 @@
     </w:p>
     <w:p>
       <w:pPr>
-        <w:pStyle w:val="a3"/>
+        <w:pStyle w:val="39"/>
         <w:numPr>
           <w:ilvl w:val="0"/>
           <w:numId w:val="6"/>
@@ -3166,7 +3179,7 @@
     </w:p>
     <w:p>
       <w:pPr>
-        <w:pStyle w:val="a3"/>
+        <w:pStyle w:val="39"/>
         <w:numPr>
           <w:ilvl w:val="0"/>
           <w:numId w:val="6"/>
@@ -3187,7 +3200,7 @@
     </w:p>
     <w:p>
       <w:pPr>
-        <w:pStyle w:val="a3"/>
+        <w:pStyle w:val="39"/>
         <w:numPr>
           <w:ilvl w:val="0"/>
           <w:numId w:val="6"/>
@@ -3208,7 +3221,7 @@
     </w:p>
     <w:p>
       <w:pPr>
-        <w:pStyle w:val="a3"/>
+        <w:pStyle w:val="39"/>
         <w:numPr>
           <w:ilvl w:val="0"/>
           <w:numId w:val="6"/>
@@ -3229,7 +3242,7 @@
     </w:p>
     <w:p>
       <w:pPr>
-        <w:pStyle w:val="a3"/>
+        <w:pStyle w:val="39"/>
         <w:numPr>
           <w:ilvl w:val="0"/>
           <w:numId w:val="6"/>
@@ -3250,7 +3263,7 @@
     </w:p>
     <w:p>
       <w:pPr>
-        <w:pStyle w:val="a3"/>
+        <w:pStyle w:val="39"/>
         <w:numPr>
           <w:ilvl w:val="0"/>
           <w:numId w:val="6"/>
@@ -3271,7 +3284,7 @@
     </w:p>
     <w:p>
       <w:pPr>
-        <w:pStyle w:val="a3"/>
+        <w:pStyle w:val="39"/>
         <w:numPr>
           <w:ilvl w:val="0"/>
           <w:numId w:val="6"/>
@@ -3292,7 +3305,7 @@
     </w:p>
     <w:p>
       <w:pPr>
-        <w:pStyle w:val="a3"/>
+        <w:pStyle w:val="39"/>
         <w:numPr>
           <w:ilvl w:val="0"/>
           <w:numId w:val="6"/>
@@ -3313,7 +3326,7 @@
     </w:p>
     <w:p>
       <w:pPr>
-        <w:pStyle w:val="a3"/>
+        <w:pStyle w:val="39"/>
         <w:numPr>
           <w:ilvl w:val="0"/>
           <w:numId w:val="6"/>
@@ -3334,7 +3347,7 @@
     </w:p>
     <w:p>
       <w:pPr>
-        <w:pStyle w:val="a3"/>
+        <w:pStyle w:val="39"/>
         <w:numPr>
           <w:ilvl w:val="0"/>
           <w:numId w:val="6"/>
@@ -3355,7 +3368,7 @@
     </w:p>
     <w:p>
       <w:pPr>
-        <w:pStyle w:val="a3"/>
+        <w:pStyle w:val="39"/>
         <w:numPr>
           <w:ilvl w:val="0"/>
           <w:numId w:val="6"/>
@@ -3376,7 +3389,7 @@
     </w:p>
     <w:p>
       <w:pPr>
-        <w:pStyle w:val="a3"/>
+        <w:pStyle w:val="39"/>
         <w:numPr>
           <w:ilvl w:val="0"/>
           <w:numId w:val="6"/>
@@ -3397,7 +3410,7 @@
     </w:p>
     <w:p>
       <w:pPr>
-        <w:pStyle w:val="a3"/>
+        <w:pStyle w:val="39"/>
         <w:numPr>
           <w:ilvl w:val="0"/>
           <w:numId w:val="6"/>
@@ -3418,7 +3431,7 @@
     </w:p>
     <w:p>
       <w:pPr>
-        <w:pStyle w:val="a3"/>
+        <w:pStyle w:val="39"/>
         <w:numPr>
           <w:ilvl w:val="0"/>
           <w:numId w:val="6"/>
@@ -3439,7 +3452,7 @@
     </w:p>
     <w:p>
       <w:pPr>
-        <w:pStyle w:val="a3"/>
+        <w:pStyle w:val="39"/>
         <w:numPr>
           <w:ilvl w:val="0"/>
           <w:numId w:val="6"/>
@@ -3460,7 +3473,7 @@
     </w:p>
     <w:p>
       <w:pPr>
-        <w:pStyle w:val="a3"/>
+        <w:pStyle w:val="39"/>
         <w:numPr>
           <w:ilvl w:val="0"/>
           <w:numId w:val="6"/>
@@ -3481,14 +3494,14 @@
     </w:p>
     <w:p>
       <w:pPr>
-        <w:pStyle w:val="3"/>
-        <w:bidi w:val="0"/>
-      </w:pPr>
-      <w:bookmarkStart w:id="18" w:name="_Toc23623"/>
+        <w:pStyle w:val="29"/>
+        <w:bidi w:val="0"/>
+      </w:pPr>
+      <w:bookmarkStart w:id="17" w:name="_Toc4041"/>
       <w:r>
         <w:t>服务台</w:t>
       </w:r>
-      <w:bookmarkEnd w:id="18"/>
+      <w:bookmarkEnd w:id="17"/>
     </w:p>
     <w:p>
       <w:pPr>
@@ -3506,17 +3519,17 @@
         <w:adjustRightInd w:val="0"/>
         <w:snapToGrid w:val="0"/>
         <w:spacing w:line="360" w:lineRule="auto"/>
-        <w:ind w:left="0" w:right="0" w:firstLine="420" w:firstLineChars="200"/>
+        <w:ind w:left="0" w:right="0" w:firstLine="480" w:firstLineChars="200"/>
         <w:textAlignment w:val="baseline"/>
         <w:rPr>
-          <w:rFonts w:ascii="宋体" w:eastAsia="宋体" w:hAnsi="宋体" w:cs="宋体"/>
-          <w:sz w:val="24"/>
-          <w:szCs w:val="24"/>
-        </w:rPr>
-      </w:pPr>
-      <w:r>
-        <w:rPr>
-          <w:rFonts w:ascii="宋体" w:eastAsia="宋体" w:hAnsi="宋体" w:cs="宋体"/>
+          <w:rFonts w:ascii="宋体" w:hAnsi="宋体" w:eastAsia="宋体" w:cs="宋体"/>
+          <w:sz w:val="24"/>
+          <w:szCs w:val="24"/>
+        </w:rPr>
+      </w:pPr>
+      <w:r>
+        <w:rPr>
+          <w:rFonts w:ascii="宋体" w:hAnsi="宋体" w:eastAsia="宋体" w:cs="宋体"/>
           <w:sz w:val="24"/>
           <w:szCs w:val="24"/>
         </w:rPr>
@@ -3543,19 +3556,19 @@
         <w:adjustRightInd w:val="0"/>
         <w:snapToGrid w:val="0"/>
         <w:spacing w:line="360" w:lineRule="auto"/>
-        <w:ind w:left="425" w:right="0" w:hanging="425" w:leftChars="0" w:firstLineChars="0"/>
+        <w:ind w:left="425" w:leftChars="0" w:right="0" w:hanging="425" w:firstLineChars="0"/>
         <w:textAlignment w:val="baseline"/>
         <w:rPr>
-          <w:rFonts w:ascii="宋体" w:eastAsia="宋体" w:hAnsi="宋体" w:cs="宋体"/>
-          <w:sz w:val="24"/>
-          <w:szCs w:val="24"/>
-        </w:rPr>
-      </w:pPr>
-      <w:bookmarkStart w:id="19" w:name="bookmark18"/>
-      <w:bookmarkEnd w:id="19"/>
-      <w:r>
-        <w:rPr>
-          <w:rFonts w:ascii="宋体" w:eastAsia="宋体" w:hAnsi="宋体" w:cs="宋体"/>
+          <w:rFonts w:ascii="宋体" w:hAnsi="宋体" w:eastAsia="宋体" w:cs="宋体"/>
+          <w:sz w:val="24"/>
+          <w:szCs w:val="24"/>
+        </w:rPr>
+      </w:pPr>
+      <w:bookmarkStart w:id="18" w:name="bookmark18"/>
+      <w:bookmarkEnd w:id="18"/>
+      <w:r>
+        <w:rPr>
+          <w:rFonts w:ascii="宋体" w:hAnsi="宋体" w:eastAsia="宋体" w:cs="宋体"/>
           <w:sz w:val="24"/>
           <w:szCs w:val="24"/>
         </w:rPr>
@@ -3582,17 +3595,17 @@
         <w:adjustRightInd w:val="0"/>
         <w:snapToGrid w:val="0"/>
         <w:spacing w:line="360" w:lineRule="auto"/>
-        <w:ind w:left="425" w:right="0" w:hanging="425" w:leftChars="0" w:firstLineChars="0"/>
+        <w:ind w:left="425" w:leftChars="0" w:right="0" w:hanging="425" w:firstLineChars="0"/>
         <w:textAlignment w:val="baseline"/>
         <w:rPr>
-          <w:rFonts w:ascii="宋体" w:eastAsia="宋体" w:hAnsi="宋体" w:cs="宋体"/>
-          <w:sz w:val="24"/>
-          <w:szCs w:val="24"/>
-        </w:rPr>
-      </w:pPr>
-      <w:r>
-        <w:rPr>
-          <w:rFonts w:ascii="宋体" w:eastAsia="宋体" w:hAnsi="宋体" w:cs="宋体"/>
+          <w:rFonts w:ascii="宋体" w:hAnsi="宋体" w:eastAsia="宋体" w:cs="宋体"/>
+          <w:sz w:val="24"/>
+          <w:szCs w:val="24"/>
+        </w:rPr>
+      </w:pPr>
+      <w:r>
+        <w:rPr>
+          <w:rFonts w:ascii="宋体" w:hAnsi="宋体" w:eastAsia="宋体" w:cs="宋体"/>
           <w:sz w:val="24"/>
           <w:szCs w:val="24"/>
         </w:rPr>
@@ -3619,17 +3632,17 @@
         <w:adjustRightInd w:val="0"/>
         <w:snapToGrid w:val="0"/>
         <w:spacing w:line="360" w:lineRule="auto"/>
-        <w:ind w:left="425" w:right="0" w:hanging="425" w:leftChars="0" w:firstLineChars="0"/>
+        <w:ind w:left="425" w:leftChars="0" w:right="0" w:hanging="425" w:firstLineChars="0"/>
         <w:textAlignment w:val="baseline"/>
         <w:rPr>
-          <w:rFonts w:ascii="宋体" w:eastAsia="宋体" w:hAnsi="宋体" w:cs="宋体"/>
-          <w:sz w:val="24"/>
-          <w:szCs w:val="24"/>
-        </w:rPr>
-      </w:pPr>
-      <w:r>
-        <w:rPr>
-          <w:rFonts w:ascii="宋体" w:eastAsia="宋体" w:hAnsi="宋体" w:cs="宋体"/>
+          <w:rFonts w:ascii="宋体" w:hAnsi="宋体" w:eastAsia="宋体" w:cs="宋体"/>
+          <w:sz w:val="24"/>
+          <w:szCs w:val="24"/>
+        </w:rPr>
+      </w:pPr>
+      <w:r>
+        <w:rPr>
+          <w:rFonts w:ascii="宋体" w:hAnsi="宋体" w:eastAsia="宋体" w:cs="宋体"/>
           <w:sz w:val="24"/>
           <w:szCs w:val="24"/>
         </w:rPr>
@@ -3656,17 +3669,17 @@
         <w:adjustRightInd w:val="0"/>
         <w:snapToGrid w:val="0"/>
         <w:spacing w:line="360" w:lineRule="auto"/>
-        <w:ind w:left="425" w:right="0" w:hanging="425" w:leftChars="0" w:firstLineChars="0"/>
+        <w:ind w:left="425" w:leftChars="0" w:right="0" w:hanging="425" w:firstLineChars="0"/>
         <w:textAlignment w:val="baseline"/>
         <w:rPr>
-          <w:rFonts w:ascii="宋体" w:eastAsia="宋体" w:hAnsi="宋体" w:cs="宋体"/>
-          <w:sz w:val="24"/>
-          <w:szCs w:val="24"/>
-        </w:rPr>
-      </w:pPr>
-      <w:r>
-        <w:rPr>
-          <w:rFonts w:ascii="宋体" w:eastAsia="宋体" w:hAnsi="宋体" w:cs="宋体"/>
+          <w:rFonts w:ascii="宋体" w:hAnsi="宋体" w:eastAsia="宋体" w:cs="宋体"/>
+          <w:sz w:val="24"/>
+          <w:szCs w:val="24"/>
+        </w:rPr>
+      </w:pPr>
+      <w:r>
+        <w:rPr>
+          <w:rFonts w:ascii="宋体" w:hAnsi="宋体" w:eastAsia="宋体" w:cs="宋体"/>
           <w:sz w:val="24"/>
           <w:szCs w:val="24"/>
         </w:rPr>
@@ -3693,17 +3706,17 @@
         <w:adjustRightInd w:val="0"/>
         <w:snapToGrid w:val="0"/>
         <w:spacing w:line="360" w:lineRule="auto"/>
-        <w:ind w:left="425" w:right="0" w:hanging="425" w:leftChars="0" w:firstLineChars="0"/>
+        <w:ind w:left="425" w:leftChars="0" w:right="0" w:hanging="425" w:firstLineChars="0"/>
         <w:textAlignment w:val="baseline"/>
         <w:rPr>
-          <w:rFonts w:ascii="宋体" w:eastAsia="宋体" w:hAnsi="宋体" w:cs="宋体"/>
-          <w:sz w:val="24"/>
-          <w:szCs w:val="24"/>
-        </w:rPr>
-      </w:pPr>
-      <w:r>
-        <w:rPr>
-          <w:rFonts w:ascii="宋体" w:eastAsia="宋体" w:hAnsi="宋体" w:cs="宋体"/>
+          <w:rFonts w:ascii="宋体" w:hAnsi="宋体" w:eastAsia="宋体" w:cs="宋体"/>
+          <w:sz w:val="24"/>
+          <w:szCs w:val="24"/>
+        </w:rPr>
+      </w:pPr>
+      <w:r>
+        <w:rPr>
+          <w:rFonts w:ascii="宋体" w:hAnsi="宋体" w:eastAsia="宋体" w:cs="宋体"/>
           <w:sz w:val="24"/>
           <w:szCs w:val="24"/>
         </w:rPr>
@@ -3730,17 +3743,17 @@
         <w:adjustRightInd w:val="0"/>
         <w:snapToGrid w:val="0"/>
         <w:spacing w:line="360" w:lineRule="auto"/>
-        <w:ind w:left="425" w:right="0" w:hanging="425" w:leftChars="0" w:firstLineChars="0"/>
+        <w:ind w:left="425" w:leftChars="0" w:right="0" w:hanging="425" w:firstLineChars="0"/>
         <w:textAlignment w:val="baseline"/>
         <w:rPr>
-          <w:rFonts w:ascii="宋体" w:eastAsia="宋体" w:hAnsi="宋体" w:cs="宋体"/>
-          <w:sz w:val="24"/>
-          <w:szCs w:val="24"/>
-        </w:rPr>
-      </w:pPr>
-      <w:r>
-        <w:rPr>
-          <w:rFonts w:ascii="宋体" w:eastAsia="宋体" w:hAnsi="宋体" w:cs="宋体"/>
+          <w:rFonts w:ascii="宋体" w:hAnsi="宋体" w:eastAsia="宋体" w:cs="宋体"/>
+          <w:sz w:val="24"/>
+          <w:szCs w:val="24"/>
+        </w:rPr>
+      </w:pPr>
+      <w:r>
+        <w:rPr>
+          <w:rFonts w:ascii="宋体" w:hAnsi="宋体" w:eastAsia="宋体" w:cs="宋体"/>
           <w:sz w:val="24"/>
           <w:szCs w:val="24"/>
         </w:rPr>
@@ -3767,17 +3780,17 @@
         <w:adjustRightInd w:val="0"/>
         <w:snapToGrid w:val="0"/>
         <w:spacing w:line="360" w:lineRule="auto"/>
-        <w:ind w:left="425" w:right="0" w:hanging="425" w:leftChars="0" w:firstLineChars="0"/>
+        <w:ind w:left="425" w:leftChars="0" w:right="0" w:hanging="425" w:firstLineChars="0"/>
         <w:textAlignment w:val="baseline"/>
         <w:rPr>
-          <w:rFonts w:ascii="宋体" w:eastAsia="宋体" w:hAnsi="宋体" w:cs="宋体"/>
-          <w:sz w:val="24"/>
-          <w:szCs w:val="24"/>
-        </w:rPr>
-      </w:pPr>
-      <w:r>
-        <w:rPr>
-          <w:rFonts w:ascii="宋体" w:eastAsia="宋体" w:hAnsi="宋体" w:cs="宋体"/>
+          <w:rFonts w:ascii="宋体" w:hAnsi="宋体" w:eastAsia="宋体" w:cs="宋体"/>
+          <w:sz w:val="24"/>
+          <w:szCs w:val="24"/>
+        </w:rPr>
+      </w:pPr>
+      <w:r>
+        <w:rPr>
+          <w:rFonts w:ascii="宋体" w:hAnsi="宋体" w:eastAsia="宋体" w:cs="宋体"/>
           <w:sz w:val="24"/>
           <w:szCs w:val="24"/>
         </w:rPr>
@@ -3804,17 +3817,17 @@
         <w:adjustRightInd w:val="0"/>
         <w:snapToGrid w:val="0"/>
         <w:spacing w:line="360" w:lineRule="auto"/>
-        <w:ind w:left="425" w:right="0" w:hanging="425" w:leftChars="0" w:firstLineChars="0"/>
+        <w:ind w:left="425" w:leftChars="0" w:right="0" w:hanging="425" w:firstLineChars="0"/>
         <w:textAlignment w:val="baseline"/>
         <w:rPr>
-          <w:rFonts w:ascii="宋体" w:eastAsia="宋体" w:hAnsi="宋体" w:cs="宋体"/>
-          <w:sz w:val="24"/>
-          <w:szCs w:val="24"/>
-        </w:rPr>
-      </w:pPr>
-      <w:r>
-        <w:rPr>
-          <w:rFonts w:ascii="宋体" w:eastAsia="宋体" w:hAnsi="宋体" w:cs="宋体"/>
+          <w:rFonts w:ascii="宋体" w:hAnsi="宋体" w:eastAsia="宋体" w:cs="宋体"/>
+          <w:sz w:val="24"/>
+          <w:szCs w:val="24"/>
+        </w:rPr>
+      </w:pPr>
+      <w:r>
+        <w:rPr>
+          <w:rFonts w:ascii="宋体" w:hAnsi="宋体" w:eastAsia="宋体" w:cs="宋体"/>
           <w:sz w:val="24"/>
           <w:szCs w:val="24"/>
         </w:rPr>
@@ -3823,14 +3836,14 @@
     </w:p>
     <w:p>
       <w:pPr>
-        <w:pStyle w:val="3"/>
-        <w:bidi w:val="0"/>
-      </w:pPr>
-      <w:bookmarkStart w:id="20" w:name="_Toc12852"/>
+        <w:pStyle w:val="29"/>
+        <w:bidi w:val="0"/>
+      </w:pPr>
+      <w:bookmarkStart w:id="19" w:name="_Toc7015"/>
       <w:r>
         <w:t>备件库</w:t>
       </w:r>
-      <w:bookmarkEnd w:id="20"/>
+      <w:bookmarkEnd w:id="19"/>
     </w:p>
     <w:p>
       <w:pPr>
@@ -3852,17 +3865,17 @@
         <w:adjustRightInd w:val="0"/>
         <w:snapToGrid w:val="0"/>
         <w:spacing w:line="360" w:lineRule="auto"/>
-        <w:ind w:left="425" w:right="0" w:hanging="425" w:leftChars="0" w:firstLineChars="0"/>
+        <w:ind w:left="425" w:leftChars="0" w:right="0" w:hanging="425" w:firstLineChars="0"/>
         <w:textAlignment w:val="baseline"/>
         <w:rPr>
-          <w:rFonts w:ascii="宋体" w:eastAsia="宋体" w:hAnsi="宋体" w:cs="宋体"/>
-          <w:sz w:val="24"/>
-          <w:szCs w:val="24"/>
-        </w:rPr>
-      </w:pPr>
-      <w:r>
-        <w:rPr>
-          <w:rFonts w:ascii="宋体" w:eastAsia="宋体" w:hAnsi="宋体" w:cs="宋体"/>
+          <w:rFonts w:ascii="宋体" w:hAnsi="宋体" w:eastAsia="宋体" w:cs="宋体"/>
+          <w:sz w:val="24"/>
+          <w:szCs w:val="24"/>
+        </w:rPr>
+      </w:pPr>
+      <w:r>
+        <w:rPr>
+          <w:rFonts w:ascii="宋体" w:hAnsi="宋体" w:eastAsia="宋体" w:cs="宋体"/>
           <w:sz w:val="24"/>
           <w:szCs w:val="24"/>
         </w:rPr>
@@ -3889,17 +3902,17 @@
         <w:adjustRightInd w:val="0"/>
         <w:snapToGrid w:val="0"/>
         <w:spacing w:line="360" w:lineRule="auto"/>
-        <w:ind w:left="425" w:right="0" w:hanging="425" w:leftChars="0" w:firstLineChars="0"/>
+        <w:ind w:left="425" w:leftChars="0" w:right="0" w:hanging="425" w:firstLineChars="0"/>
         <w:textAlignment w:val="baseline"/>
         <w:rPr>
-          <w:rFonts w:ascii="宋体" w:eastAsia="宋体" w:hAnsi="宋体" w:cs="宋体"/>
-          <w:sz w:val="24"/>
-          <w:szCs w:val="24"/>
-        </w:rPr>
-      </w:pPr>
-      <w:r>
-        <w:rPr>
-          <w:rFonts w:ascii="宋体" w:eastAsia="宋体" w:hAnsi="宋体" w:cs="宋体"/>
+          <w:rFonts w:ascii="宋体" w:hAnsi="宋体" w:eastAsia="宋体" w:cs="宋体"/>
+          <w:sz w:val="24"/>
+          <w:szCs w:val="24"/>
+        </w:rPr>
+      </w:pPr>
+      <w:r>
+        <w:rPr>
+          <w:rFonts w:ascii="宋体" w:hAnsi="宋体" w:eastAsia="宋体" w:cs="宋体"/>
           <w:sz w:val="24"/>
           <w:szCs w:val="24"/>
         </w:rPr>
@@ -3926,17 +3939,17 @@
         <w:adjustRightInd w:val="0"/>
         <w:snapToGrid w:val="0"/>
         <w:spacing w:line="360" w:lineRule="auto"/>
-        <w:ind w:left="425" w:right="0" w:hanging="425" w:leftChars="0" w:firstLineChars="0"/>
+        <w:ind w:left="425" w:leftChars="0" w:right="0" w:hanging="425" w:firstLineChars="0"/>
         <w:textAlignment w:val="baseline"/>
         <w:rPr>
-          <w:rFonts w:ascii="宋体" w:eastAsia="宋体" w:hAnsi="宋体" w:cs="宋体"/>
-          <w:sz w:val="24"/>
-          <w:szCs w:val="24"/>
-        </w:rPr>
-      </w:pPr>
-      <w:r>
-        <w:rPr>
-          <w:rFonts w:ascii="宋体" w:eastAsia="宋体" w:hAnsi="宋体" w:cs="宋体"/>
+          <w:rFonts w:ascii="宋体" w:hAnsi="宋体" w:eastAsia="宋体" w:cs="宋体"/>
+          <w:sz w:val="24"/>
+          <w:szCs w:val="24"/>
+        </w:rPr>
+      </w:pPr>
+      <w:r>
+        <w:rPr>
+          <w:rFonts w:ascii="宋体" w:hAnsi="宋体" w:eastAsia="宋体" w:cs="宋体"/>
           <w:sz w:val="24"/>
           <w:szCs w:val="24"/>
         </w:rPr>
@@ -3963,17 +3976,17 @@
         <w:adjustRightInd w:val="0"/>
         <w:snapToGrid w:val="0"/>
         <w:spacing w:line="360" w:lineRule="auto"/>
-        <w:ind w:left="425" w:right="0" w:hanging="425" w:leftChars="0" w:firstLineChars="0"/>
+        <w:ind w:left="425" w:leftChars="0" w:right="0" w:hanging="425" w:firstLineChars="0"/>
         <w:textAlignment w:val="baseline"/>
         <w:rPr>
-          <w:rFonts w:ascii="宋体" w:eastAsia="宋体" w:hAnsi="宋体" w:cs="宋体"/>
-          <w:sz w:val="24"/>
-          <w:szCs w:val="24"/>
-        </w:rPr>
-      </w:pPr>
-      <w:r>
-        <w:rPr>
-          <w:rFonts w:ascii="宋体" w:eastAsia="宋体" w:hAnsi="宋体" w:cs="宋体"/>
+          <w:rFonts w:ascii="宋体" w:hAnsi="宋体" w:eastAsia="宋体" w:cs="宋体"/>
+          <w:sz w:val="24"/>
+          <w:szCs w:val="24"/>
+        </w:rPr>
+      </w:pPr>
+      <w:r>
+        <w:rPr>
+          <w:rFonts w:ascii="宋体" w:hAnsi="宋体" w:eastAsia="宋体" w:cs="宋体"/>
           <w:sz w:val="24"/>
           <w:szCs w:val="24"/>
         </w:rPr>
@@ -4000,17 +4013,17 @@
         <w:adjustRightInd w:val="0"/>
         <w:snapToGrid w:val="0"/>
         <w:spacing w:line="360" w:lineRule="auto"/>
-        <w:ind w:left="425" w:right="0" w:hanging="425" w:leftChars="0" w:firstLineChars="0"/>
+        <w:ind w:left="425" w:leftChars="0" w:right="0" w:hanging="425" w:firstLineChars="0"/>
         <w:textAlignment w:val="baseline"/>
         <w:rPr>
-          <w:rFonts w:ascii="宋体" w:eastAsia="宋体" w:hAnsi="宋体" w:cs="宋体"/>
-          <w:sz w:val="24"/>
-          <w:szCs w:val="24"/>
-        </w:rPr>
-      </w:pPr>
-      <w:r>
-        <w:rPr>
-          <w:rFonts w:ascii="宋体" w:eastAsia="宋体" w:hAnsi="宋体" w:cs="宋体"/>
+          <w:rFonts w:ascii="宋体" w:hAnsi="宋体" w:eastAsia="宋体" w:cs="宋体"/>
+          <w:sz w:val="24"/>
+          <w:szCs w:val="24"/>
+        </w:rPr>
+      </w:pPr>
+      <w:r>
+        <w:rPr>
+          <w:rFonts w:ascii="宋体" w:hAnsi="宋体" w:eastAsia="宋体" w:cs="宋体"/>
           <w:sz w:val="24"/>
           <w:szCs w:val="24"/>
         </w:rPr>
@@ -4037,17 +4050,17 @@
         <w:adjustRightInd w:val="0"/>
         <w:snapToGrid w:val="0"/>
         <w:spacing w:line="360" w:lineRule="auto"/>
-        <w:ind w:left="425" w:right="0" w:hanging="425" w:leftChars="0" w:firstLineChars="0"/>
+        <w:ind w:left="425" w:leftChars="0" w:right="0" w:hanging="425" w:firstLineChars="0"/>
         <w:textAlignment w:val="baseline"/>
         <w:rPr>
-          <w:rFonts w:ascii="宋体" w:eastAsia="宋体" w:hAnsi="宋体" w:cs="宋体"/>
-          <w:sz w:val="24"/>
-          <w:szCs w:val="24"/>
-        </w:rPr>
-      </w:pPr>
-      <w:r>
-        <w:rPr>
-          <w:rFonts w:ascii="宋体" w:eastAsia="宋体" w:hAnsi="宋体" w:cs="宋体"/>
+          <w:rFonts w:ascii="宋体" w:hAnsi="宋体" w:eastAsia="宋体" w:cs="宋体"/>
+          <w:sz w:val="24"/>
+          <w:szCs w:val="24"/>
+        </w:rPr>
+      </w:pPr>
+      <w:r>
+        <w:rPr>
+          <w:rFonts w:ascii="宋体" w:hAnsi="宋体" w:eastAsia="宋体" w:cs="宋体"/>
           <w:sz w:val="24"/>
           <w:szCs w:val="24"/>
         </w:rPr>
@@ -4056,14 +4069,14 @@
     </w:p>
     <w:p>
       <w:pPr>
-        <w:pStyle w:val="3"/>
+        <w:pStyle w:val="29"/>
         <w:bidi w:val="0"/>
         <w:rPr>
           <w:rFonts w:hint="default"/>
           <w:lang w:val="en-US"/>
         </w:rPr>
       </w:pPr>
-      <w:bookmarkStart w:id="21" w:name="_Toc25935"/>
+      <w:bookmarkStart w:id="20" w:name="_Toc15035"/>
       <w:r>
         <w:rPr>
           <w:rFonts w:hint="eastAsia"/>
@@ -4071,7 +4084,7 @@
         </w:rPr>
         <w:t>服务知识</w:t>
       </w:r>
-      <w:bookmarkEnd w:id="21"/>
+      <w:bookmarkEnd w:id="20"/>
     </w:p>
     <w:p>
       <w:pPr>
@@ -4093,10 +4106,10 @@
         <w:adjustRightInd w:val="0"/>
         <w:snapToGrid w:val="0"/>
         <w:spacing w:line="360" w:lineRule="auto"/>
-        <w:ind w:left="425" w:right="0" w:hanging="425" w:leftChars="0" w:firstLineChars="0"/>
+        <w:ind w:left="425" w:leftChars="0" w:right="0" w:hanging="425" w:firstLineChars="0"/>
         <w:textAlignment w:val="baseline"/>
         <w:rPr>
-          <w:rFonts w:ascii="宋体" w:eastAsia="宋体" w:hAnsi="宋体" w:cs="宋体" w:hint="eastAsia"/>
+          <w:rFonts w:hint="eastAsia" w:ascii="宋体" w:hAnsi="宋体" w:eastAsia="宋体" w:cs="宋体"/>
           <w:sz w:val="24"/>
           <w:szCs w:val="24"/>
           <w:lang w:val="en-US" w:eastAsia="zh-CN"/>
@@ -4104,7 +4117,7 @@
       </w:pPr>
       <w:r>
         <w:rPr>
-          <w:rFonts w:ascii="宋体" w:eastAsia="宋体" w:hAnsi="宋体" w:cs="宋体" w:hint="eastAsia"/>
+          <w:rFonts w:hint="eastAsia" w:ascii="宋体" w:hAnsi="宋体" w:eastAsia="宋体" w:cs="宋体"/>
           <w:sz w:val="24"/>
           <w:szCs w:val="24"/>
           <w:lang w:val="en-US" w:eastAsia="zh-CN"/>
@@ -4132,10 +4145,10 @@
         <w:adjustRightInd w:val="0"/>
         <w:snapToGrid w:val="0"/>
         <w:spacing w:line="360" w:lineRule="auto"/>
-        <w:ind w:left="425" w:right="0" w:hanging="425" w:leftChars="0" w:firstLineChars="0"/>
+        <w:ind w:left="425" w:leftChars="0" w:right="0" w:hanging="425" w:firstLineChars="0"/>
         <w:textAlignment w:val="baseline"/>
         <w:rPr>
-          <w:rFonts w:ascii="宋体" w:eastAsia="宋体" w:hAnsi="宋体" w:cs="宋体" w:hint="eastAsia"/>
+          <w:rFonts w:hint="eastAsia" w:ascii="宋体" w:hAnsi="宋体" w:eastAsia="宋体" w:cs="宋体"/>
           <w:sz w:val="24"/>
           <w:szCs w:val="24"/>
           <w:lang w:val="en-US" w:eastAsia="zh-CN"/>
@@ -4143,7 +4156,7 @@
       </w:pPr>
       <w:r>
         <w:rPr>
-          <w:rFonts w:ascii="宋体" w:eastAsia="宋体" w:hAnsi="宋体" w:cs="宋体" w:hint="eastAsia"/>
+          <w:rFonts w:hint="eastAsia" w:ascii="宋体" w:hAnsi="宋体" w:eastAsia="宋体" w:cs="宋体"/>
           <w:sz w:val="24"/>
           <w:szCs w:val="24"/>
           <w:lang w:val="en-US" w:eastAsia="zh-CN"/>
@@ -4171,10 +4184,10 @@
         <w:adjustRightInd w:val="0"/>
         <w:snapToGrid w:val="0"/>
         <w:spacing w:line="360" w:lineRule="auto"/>
-        <w:ind w:left="425" w:right="0" w:hanging="425" w:leftChars="0" w:firstLineChars="0"/>
+        <w:ind w:left="425" w:leftChars="0" w:right="0" w:hanging="425" w:firstLineChars="0"/>
         <w:textAlignment w:val="baseline"/>
         <w:rPr>
-          <w:rFonts w:ascii="宋体" w:eastAsia="宋体" w:hAnsi="宋体" w:cs="宋体" w:hint="eastAsia"/>
+          <w:rFonts w:hint="eastAsia" w:ascii="宋体" w:hAnsi="宋体" w:eastAsia="宋体" w:cs="宋体"/>
           <w:sz w:val="24"/>
           <w:szCs w:val="24"/>
           <w:lang w:val="en-US" w:eastAsia="zh-CN"/>
@@ -4182,7 +4195,7 @@
       </w:pPr>
       <w:r>
         <w:rPr>
-          <w:rFonts w:ascii="宋体" w:eastAsia="宋体" w:hAnsi="宋体" w:cs="宋体" w:hint="eastAsia"/>
+          <w:rFonts w:hint="eastAsia" w:ascii="宋体" w:hAnsi="宋体" w:eastAsia="宋体" w:cs="宋体"/>
           <w:sz w:val="24"/>
           <w:szCs w:val="24"/>
           <w:lang w:val="en-US" w:eastAsia="zh-CN"/>
@@ -4210,10 +4223,10 @@
         <w:adjustRightInd w:val="0"/>
         <w:snapToGrid w:val="0"/>
         <w:spacing w:line="360" w:lineRule="auto"/>
-        <w:ind w:left="425" w:right="0" w:hanging="425" w:leftChars="0" w:firstLineChars="0"/>
+        <w:ind w:left="425" w:leftChars="0" w:right="0" w:hanging="425" w:firstLineChars="0"/>
         <w:textAlignment w:val="baseline"/>
         <w:rPr>
-          <w:rFonts w:ascii="宋体" w:eastAsia="宋体" w:hAnsi="宋体" w:cs="宋体" w:hint="eastAsia"/>
+          <w:rFonts w:hint="eastAsia" w:ascii="宋体" w:hAnsi="宋体" w:eastAsia="宋体" w:cs="宋体"/>
           <w:sz w:val="24"/>
           <w:szCs w:val="24"/>
           <w:lang w:val="en-US" w:eastAsia="zh-CN"/>
@@ -4221,7 +4234,7 @@
       </w:pPr>
       <w:r>
         <w:rPr>
-          <w:rFonts w:ascii="宋体" w:eastAsia="宋体" w:hAnsi="宋体" w:cs="宋体" w:hint="eastAsia"/>
+          <w:rFonts w:hint="eastAsia" w:ascii="宋体" w:hAnsi="宋体" w:eastAsia="宋体" w:cs="宋体"/>
           <w:sz w:val="24"/>
           <w:szCs w:val="24"/>
           <w:lang w:val="en-US" w:eastAsia="zh-CN"/>
@@ -4249,17 +4262,17 @@
         <w:adjustRightInd w:val="0"/>
         <w:snapToGrid w:val="0"/>
         <w:spacing w:line="360" w:lineRule="auto"/>
-        <w:ind w:left="425" w:right="0" w:hanging="425" w:leftChars="0" w:firstLineChars="0"/>
+        <w:ind w:left="425" w:leftChars="0" w:right="0" w:hanging="425" w:firstLineChars="0"/>
         <w:textAlignment w:val="baseline"/>
         <w:rPr>
-          <w:rFonts w:ascii="宋体" w:eastAsia="宋体" w:hAnsi="宋体" w:cs="宋体"/>
-          <w:sz w:val="24"/>
-          <w:szCs w:val="24"/>
-        </w:rPr>
-      </w:pPr>
-      <w:r>
-        <w:rPr>
-          <w:rFonts w:ascii="宋体" w:eastAsia="宋体" w:hAnsi="宋体" w:cs="宋体" w:hint="eastAsia"/>
+          <w:rFonts w:ascii="宋体" w:hAnsi="宋体" w:eastAsia="宋体" w:cs="宋体"/>
+          <w:sz w:val="24"/>
+          <w:szCs w:val="24"/>
+        </w:rPr>
+      </w:pPr>
+      <w:r>
+        <w:rPr>
+          <w:rFonts w:hint="eastAsia" w:ascii="宋体" w:hAnsi="宋体" w:eastAsia="宋体" w:cs="宋体"/>
           <w:sz w:val="24"/>
           <w:szCs w:val="24"/>
           <w:lang w:val="en-US" w:eastAsia="zh-CN"/>
@@ -4269,14 +4282,14 @@
     </w:p>
     <w:p>
       <w:pPr>
-        <w:pStyle w:val="2"/>
-        <w:bidi w:val="0"/>
-      </w:pPr>
-      <w:bookmarkStart w:id="22" w:name="_Toc20359"/>
+        <w:pStyle w:val="28"/>
+        <w:bidi w:val="0"/>
+      </w:pPr>
+      <w:bookmarkStart w:id="21" w:name="_Toc1960"/>
       <w:r>
         <w:t>质量部</w:t>
       </w:r>
-      <w:bookmarkEnd w:id="22"/>
+      <w:bookmarkEnd w:id="21"/>
     </w:p>
     <w:p>
       <w:pPr>
@@ -4294,17 +4307,17 @@
         <w:adjustRightInd w:val="0"/>
         <w:snapToGrid w:val="0"/>
         <w:spacing w:line="360" w:lineRule="auto"/>
-        <w:ind w:left="0" w:right="0" w:firstLine="420" w:firstLineChars="200"/>
+        <w:ind w:left="0" w:right="0" w:firstLine="480" w:firstLineChars="200"/>
         <w:textAlignment w:val="baseline"/>
         <w:rPr>
-          <w:rFonts w:ascii="宋体" w:eastAsia="宋体" w:hAnsi="宋体" w:cs="宋体"/>
-          <w:sz w:val="24"/>
-          <w:szCs w:val="24"/>
-        </w:rPr>
-      </w:pPr>
-      <w:r>
-        <w:rPr>
-          <w:rFonts w:ascii="宋体" w:eastAsia="宋体" w:hAnsi="宋体" w:cs="宋体"/>
+          <w:rFonts w:ascii="宋体" w:hAnsi="宋体" w:eastAsia="宋体" w:cs="宋体"/>
+          <w:sz w:val="24"/>
+          <w:szCs w:val="24"/>
+        </w:rPr>
+      </w:pPr>
+      <w:r>
+        <w:rPr>
+          <w:rFonts w:ascii="宋体" w:hAnsi="宋体" w:eastAsia="宋体" w:cs="宋体"/>
           <w:sz w:val="24"/>
           <w:szCs w:val="24"/>
         </w:rPr>
@@ -4331,17 +4344,17 @@
         <w:adjustRightInd w:val="0"/>
         <w:snapToGrid w:val="0"/>
         <w:spacing w:line="360" w:lineRule="auto"/>
-        <w:ind w:left="425" w:right="0" w:hanging="425" w:leftChars="0" w:firstLineChars="0"/>
+        <w:ind w:left="425" w:leftChars="0" w:right="0" w:hanging="425" w:firstLineChars="0"/>
         <w:textAlignment w:val="baseline"/>
         <w:rPr>
-          <w:rFonts w:ascii="宋体" w:eastAsia="宋体" w:hAnsi="宋体" w:cs="宋体"/>
-          <w:sz w:val="24"/>
-          <w:szCs w:val="24"/>
-        </w:rPr>
-      </w:pPr>
-      <w:r>
-        <w:rPr>
-          <w:rFonts w:ascii="宋体" w:eastAsia="宋体" w:hAnsi="宋体" w:cs="宋体"/>
+          <w:rFonts w:ascii="宋体" w:hAnsi="宋体" w:eastAsia="宋体" w:cs="宋体"/>
+          <w:sz w:val="24"/>
+          <w:szCs w:val="24"/>
+        </w:rPr>
+      </w:pPr>
+      <w:r>
+        <w:rPr>
+          <w:rFonts w:ascii="宋体" w:hAnsi="宋体" w:eastAsia="宋体" w:cs="宋体"/>
           <w:sz w:val="24"/>
           <w:szCs w:val="24"/>
         </w:rPr>
@@ -4368,17 +4381,17 @@
         <w:adjustRightInd w:val="0"/>
         <w:snapToGrid w:val="0"/>
         <w:spacing w:line="360" w:lineRule="auto"/>
-        <w:ind w:left="425" w:right="0" w:hanging="425" w:leftChars="0" w:firstLineChars="0"/>
+        <w:ind w:left="425" w:leftChars="0" w:right="0" w:hanging="425" w:firstLineChars="0"/>
         <w:textAlignment w:val="baseline"/>
         <w:rPr>
-          <w:rFonts w:ascii="宋体" w:eastAsia="宋体" w:hAnsi="宋体" w:cs="宋体"/>
-          <w:sz w:val="24"/>
-          <w:szCs w:val="24"/>
-        </w:rPr>
-      </w:pPr>
-      <w:r>
-        <w:rPr>
-          <w:rFonts w:ascii="宋体" w:eastAsia="宋体" w:hAnsi="宋体" w:cs="宋体"/>
+          <w:rFonts w:ascii="宋体" w:hAnsi="宋体" w:eastAsia="宋体" w:cs="宋体"/>
+          <w:sz w:val="24"/>
+          <w:szCs w:val="24"/>
+        </w:rPr>
+      </w:pPr>
+      <w:r>
+        <w:rPr>
+          <w:rFonts w:ascii="宋体" w:hAnsi="宋体" w:eastAsia="宋体" w:cs="宋体"/>
           <w:sz w:val="24"/>
           <w:szCs w:val="24"/>
         </w:rPr>
@@ -4405,17 +4418,17 @@
         <w:adjustRightInd w:val="0"/>
         <w:snapToGrid w:val="0"/>
         <w:spacing w:line="360" w:lineRule="auto"/>
-        <w:ind w:left="425" w:right="0" w:hanging="425" w:leftChars="0" w:firstLineChars="0"/>
+        <w:ind w:left="425" w:leftChars="0" w:right="0" w:hanging="425" w:firstLineChars="0"/>
         <w:textAlignment w:val="baseline"/>
         <w:rPr>
-          <w:rFonts w:ascii="宋体" w:eastAsia="宋体" w:hAnsi="宋体" w:cs="宋体"/>
-          <w:sz w:val="24"/>
-          <w:szCs w:val="24"/>
-        </w:rPr>
-      </w:pPr>
-      <w:r>
-        <w:rPr>
-          <w:rFonts w:ascii="宋体" w:eastAsia="宋体" w:hAnsi="宋体" w:cs="宋体"/>
+          <w:rFonts w:ascii="宋体" w:hAnsi="宋体" w:eastAsia="宋体" w:cs="宋体"/>
+          <w:sz w:val="24"/>
+          <w:szCs w:val="24"/>
+        </w:rPr>
+      </w:pPr>
+      <w:r>
+        <w:rPr>
+          <w:rFonts w:ascii="宋体" w:hAnsi="宋体" w:eastAsia="宋体" w:cs="宋体"/>
           <w:sz w:val="24"/>
           <w:szCs w:val="24"/>
         </w:rPr>
@@ -4442,17 +4455,17 @@
         <w:adjustRightInd w:val="0"/>
         <w:snapToGrid w:val="0"/>
         <w:spacing w:line="360" w:lineRule="auto"/>
-        <w:ind w:left="425" w:right="0" w:hanging="425" w:leftChars="0" w:firstLineChars="0"/>
+        <w:ind w:left="425" w:leftChars="0" w:right="0" w:hanging="425" w:firstLineChars="0"/>
         <w:textAlignment w:val="baseline"/>
         <w:rPr>
-          <w:rFonts w:ascii="宋体" w:eastAsia="宋体" w:hAnsi="宋体" w:cs="宋体"/>
-          <w:sz w:val="24"/>
-          <w:szCs w:val="24"/>
-        </w:rPr>
-      </w:pPr>
-      <w:r>
-        <w:rPr>
-          <w:rFonts w:ascii="宋体" w:eastAsia="宋体" w:hAnsi="宋体" w:cs="宋体"/>
+          <w:rFonts w:ascii="宋体" w:hAnsi="宋体" w:eastAsia="宋体" w:cs="宋体"/>
+          <w:sz w:val="24"/>
+          <w:szCs w:val="24"/>
+        </w:rPr>
+      </w:pPr>
+      <w:r>
+        <w:rPr>
+          <w:rFonts w:ascii="宋体" w:hAnsi="宋体" w:eastAsia="宋体" w:cs="宋体"/>
           <w:sz w:val="24"/>
           <w:szCs w:val="24"/>
         </w:rPr>
@@ -4479,17 +4492,17 @@
         <w:adjustRightInd w:val="0"/>
         <w:snapToGrid w:val="0"/>
         <w:spacing w:line="360" w:lineRule="auto"/>
-        <w:ind w:left="425" w:right="0" w:hanging="425" w:leftChars="0" w:firstLineChars="0"/>
+        <w:ind w:left="425" w:leftChars="0" w:right="0" w:hanging="425" w:firstLineChars="0"/>
         <w:textAlignment w:val="baseline"/>
         <w:rPr>
-          <w:rFonts w:ascii="宋体" w:eastAsia="宋体" w:hAnsi="宋体" w:cs="宋体"/>
-          <w:sz w:val="24"/>
-          <w:szCs w:val="24"/>
-        </w:rPr>
-      </w:pPr>
-      <w:r>
-        <w:rPr>
-          <w:rFonts w:ascii="宋体" w:eastAsia="宋体" w:hAnsi="宋体" w:cs="宋体"/>
+          <w:rFonts w:ascii="宋体" w:hAnsi="宋体" w:eastAsia="宋体" w:cs="宋体"/>
+          <w:sz w:val="24"/>
+          <w:szCs w:val="24"/>
+        </w:rPr>
+      </w:pPr>
+      <w:r>
+        <w:rPr>
+          <w:rFonts w:ascii="宋体" w:hAnsi="宋体" w:eastAsia="宋体" w:cs="宋体"/>
           <w:sz w:val="24"/>
           <w:szCs w:val="24"/>
         </w:rPr>
@@ -4498,14 +4511,14 @@
     </w:p>
     <w:p>
       <w:pPr>
-        <w:pStyle w:val="2"/>
-        <w:bidi w:val="0"/>
-      </w:pPr>
-      <w:bookmarkStart w:id="23" w:name="_Toc24505"/>
+        <w:pStyle w:val="28"/>
+        <w:bidi w:val="0"/>
+      </w:pPr>
+      <w:bookmarkStart w:id="22" w:name="_Toc3035"/>
       <w:r>
         <w:t>研发部</w:t>
       </w:r>
-      <w:bookmarkEnd w:id="23"/>
+      <w:bookmarkEnd w:id="22"/>
     </w:p>
     <w:p>
       <w:pPr>
@@ -4523,17 +4536,17 @@
         <w:adjustRightInd w:val="0"/>
         <w:snapToGrid w:val="0"/>
         <w:spacing w:line="360" w:lineRule="auto"/>
-        <w:ind w:left="0" w:right="0" w:firstLine="420" w:firstLineChars="200"/>
+        <w:ind w:left="0" w:right="0" w:firstLine="480" w:firstLineChars="200"/>
         <w:textAlignment w:val="baseline"/>
         <w:rPr>
-          <w:rFonts w:ascii="宋体" w:eastAsia="宋体" w:hAnsi="宋体" w:cs="宋体"/>
-          <w:sz w:val="24"/>
-          <w:szCs w:val="24"/>
-        </w:rPr>
-      </w:pPr>
-      <w:r>
-        <w:rPr>
-          <w:rFonts w:ascii="宋体" w:eastAsia="宋体" w:hAnsi="宋体" w:cs="宋体"/>
+          <w:rFonts w:ascii="宋体" w:hAnsi="宋体" w:eastAsia="宋体" w:cs="宋体"/>
+          <w:sz w:val="24"/>
+          <w:szCs w:val="24"/>
+        </w:rPr>
+      </w:pPr>
+      <w:r>
+        <w:rPr>
+          <w:rFonts w:ascii="宋体" w:hAnsi="宋体" w:eastAsia="宋体" w:cs="宋体"/>
           <w:sz w:val="24"/>
           <w:szCs w:val="24"/>
         </w:rPr>
@@ -4560,17 +4573,17 @@
         <w:adjustRightInd w:val="0"/>
         <w:snapToGrid w:val="0"/>
         <w:spacing w:line="360" w:lineRule="auto"/>
-        <w:ind w:left="425" w:right="0" w:hanging="425" w:leftChars="0" w:firstLineChars="0"/>
+        <w:ind w:left="425" w:leftChars="0" w:right="0" w:hanging="425" w:firstLineChars="0"/>
         <w:textAlignment w:val="baseline"/>
         <w:rPr>
-          <w:rFonts w:ascii="宋体" w:eastAsia="宋体" w:hAnsi="宋体" w:cs="宋体"/>
-          <w:sz w:val="24"/>
-          <w:szCs w:val="24"/>
-        </w:rPr>
-      </w:pPr>
-      <w:r>
-        <w:rPr>
-          <w:rFonts w:ascii="宋体" w:eastAsia="宋体" w:hAnsi="宋体" w:cs="宋体"/>
+          <w:rFonts w:ascii="宋体" w:hAnsi="宋体" w:eastAsia="宋体" w:cs="宋体"/>
+          <w:sz w:val="24"/>
+          <w:szCs w:val="24"/>
+        </w:rPr>
+      </w:pPr>
+      <w:r>
+        <w:rPr>
+          <w:rFonts w:ascii="宋体" w:hAnsi="宋体" w:eastAsia="宋体" w:cs="宋体"/>
           <w:sz w:val="24"/>
           <w:szCs w:val="24"/>
         </w:rPr>
@@ -4597,17 +4610,17 @@
         <w:adjustRightInd w:val="0"/>
         <w:snapToGrid w:val="0"/>
         <w:spacing w:line="360" w:lineRule="auto"/>
-        <w:ind w:left="425" w:right="0" w:hanging="425" w:leftChars="0" w:firstLineChars="0"/>
+        <w:ind w:left="425" w:leftChars="0" w:right="0" w:hanging="425" w:firstLineChars="0"/>
         <w:textAlignment w:val="baseline"/>
         <w:rPr>
-          <w:rFonts w:ascii="宋体" w:eastAsia="宋体" w:hAnsi="宋体" w:cs="宋体"/>
-          <w:sz w:val="24"/>
-          <w:szCs w:val="24"/>
-        </w:rPr>
-      </w:pPr>
-      <w:r>
-        <w:rPr>
-          <w:rFonts w:ascii="宋体" w:eastAsia="宋体" w:hAnsi="宋体" w:cs="宋体"/>
+          <w:rFonts w:ascii="宋体" w:hAnsi="宋体" w:eastAsia="宋体" w:cs="宋体"/>
+          <w:sz w:val="24"/>
+          <w:szCs w:val="24"/>
+        </w:rPr>
+      </w:pPr>
+      <w:r>
+        <w:rPr>
+          <w:rFonts w:ascii="宋体" w:hAnsi="宋体" w:eastAsia="宋体" w:cs="宋体"/>
           <w:sz w:val="24"/>
           <w:szCs w:val="24"/>
         </w:rPr>
@@ -4634,17 +4647,17 @@
         <w:adjustRightInd w:val="0"/>
         <w:snapToGrid w:val="0"/>
         <w:spacing w:line="360" w:lineRule="auto"/>
-        <w:ind w:left="425" w:right="0" w:hanging="425" w:leftChars="0" w:firstLineChars="0"/>
+        <w:ind w:left="425" w:leftChars="0" w:right="0" w:hanging="425" w:firstLineChars="0"/>
         <w:textAlignment w:val="baseline"/>
         <w:rPr>
-          <w:rFonts w:ascii="宋体" w:eastAsia="宋体" w:hAnsi="宋体" w:cs="宋体"/>
-          <w:sz w:val="24"/>
-          <w:szCs w:val="24"/>
-        </w:rPr>
-      </w:pPr>
-      <w:r>
-        <w:rPr>
-          <w:rFonts w:ascii="宋体" w:eastAsia="宋体" w:hAnsi="宋体" w:cs="宋体"/>
+          <w:rFonts w:ascii="宋体" w:hAnsi="宋体" w:eastAsia="宋体" w:cs="宋体"/>
+          <w:sz w:val="24"/>
+          <w:szCs w:val="24"/>
+        </w:rPr>
+      </w:pPr>
+      <w:r>
+        <w:rPr>
+          <w:rFonts w:ascii="宋体" w:hAnsi="宋体" w:eastAsia="宋体" w:cs="宋体"/>
           <w:sz w:val="24"/>
           <w:szCs w:val="24"/>
         </w:rPr>
@@ -4671,17 +4684,17 @@
         <w:adjustRightInd w:val="0"/>
         <w:snapToGrid w:val="0"/>
         <w:spacing w:line="360" w:lineRule="auto"/>
-        <w:ind w:left="425" w:right="0" w:hanging="425" w:leftChars="0" w:firstLineChars="0"/>
+        <w:ind w:left="425" w:leftChars="0" w:right="0" w:hanging="425" w:firstLineChars="0"/>
         <w:textAlignment w:val="baseline"/>
         <w:rPr>
-          <w:rFonts w:ascii="宋体" w:eastAsia="宋体" w:hAnsi="宋体" w:cs="宋体"/>
-          <w:sz w:val="24"/>
-          <w:szCs w:val="24"/>
-        </w:rPr>
-      </w:pPr>
-      <w:r>
-        <w:rPr>
-          <w:rFonts w:ascii="宋体" w:eastAsia="宋体" w:hAnsi="宋体" w:cs="宋体"/>
+          <w:rFonts w:ascii="宋体" w:hAnsi="宋体" w:eastAsia="宋体" w:cs="宋体"/>
+          <w:sz w:val="24"/>
+          <w:szCs w:val="24"/>
+        </w:rPr>
+      </w:pPr>
+      <w:r>
+        <w:rPr>
+          <w:rFonts w:ascii="宋体" w:hAnsi="宋体" w:eastAsia="宋体" w:cs="宋体"/>
           <w:sz w:val="24"/>
           <w:szCs w:val="24"/>
         </w:rPr>
@@ -4708,17 +4721,17 @@
         <w:adjustRightInd w:val="0"/>
         <w:snapToGrid w:val="0"/>
         <w:spacing w:line="360" w:lineRule="auto"/>
-        <w:ind w:left="425" w:right="0" w:hanging="425" w:leftChars="0" w:firstLineChars="0"/>
+        <w:ind w:left="425" w:leftChars="0" w:right="0" w:hanging="425" w:firstLineChars="0"/>
         <w:textAlignment w:val="baseline"/>
         <w:rPr>
-          <w:rFonts w:ascii="宋体" w:eastAsia="宋体" w:hAnsi="宋体" w:cs="宋体"/>
-          <w:sz w:val="24"/>
-          <w:szCs w:val="24"/>
-        </w:rPr>
-      </w:pPr>
-      <w:r>
-        <w:rPr>
-          <w:rFonts w:ascii="宋体" w:eastAsia="宋体" w:hAnsi="宋体" w:cs="宋体"/>
+          <w:rFonts w:ascii="宋体" w:hAnsi="宋体" w:eastAsia="宋体" w:cs="宋体"/>
+          <w:sz w:val="24"/>
+          <w:szCs w:val="24"/>
+        </w:rPr>
+      </w:pPr>
+      <w:r>
+        <w:rPr>
+          <w:rFonts w:ascii="宋体" w:hAnsi="宋体" w:eastAsia="宋体" w:cs="宋体"/>
           <w:sz w:val="24"/>
           <w:szCs w:val="24"/>
         </w:rPr>
@@ -4745,17 +4758,17 @@
         <w:adjustRightInd w:val="0"/>
         <w:snapToGrid w:val="0"/>
         <w:spacing w:line="360" w:lineRule="auto"/>
-        <w:ind w:left="425" w:right="0" w:hanging="425" w:leftChars="0" w:firstLineChars="0"/>
+        <w:ind w:left="425" w:leftChars="0" w:right="0" w:hanging="425" w:firstLineChars="0"/>
         <w:textAlignment w:val="baseline"/>
         <w:rPr>
-          <w:rFonts w:ascii="宋体" w:eastAsia="宋体" w:hAnsi="宋体" w:cs="宋体"/>
-          <w:sz w:val="24"/>
-          <w:szCs w:val="24"/>
-        </w:rPr>
-      </w:pPr>
-      <w:r>
-        <w:rPr>
-          <w:rFonts w:ascii="宋体" w:eastAsia="宋体" w:hAnsi="宋体" w:cs="宋体"/>
+          <w:rFonts w:ascii="宋体" w:hAnsi="宋体" w:eastAsia="宋体" w:cs="宋体"/>
+          <w:sz w:val="24"/>
+          <w:szCs w:val="24"/>
+        </w:rPr>
+      </w:pPr>
+      <w:r>
+        <w:rPr>
+          <w:rFonts w:ascii="宋体" w:hAnsi="宋体" w:eastAsia="宋体" w:cs="宋体"/>
           <w:sz w:val="24"/>
           <w:szCs w:val="24"/>
         </w:rPr>
@@ -4782,17 +4795,17 @@
         <w:adjustRightInd w:val="0"/>
         <w:snapToGrid w:val="0"/>
         <w:spacing w:line="360" w:lineRule="auto"/>
-        <w:ind w:left="425" w:right="0" w:hanging="425" w:leftChars="0" w:firstLineChars="0"/>
+        <w:ind w:left="425" w:leftChars="0" w:right="0" w:hanging="425" w:firstLineChars="0"/>
         <w:textAlignment w:val="baseline"/>
         <w:rPr>
-          <w:rFonts w:ascii="宋体" w:eastAsia="宋体" w:hAnsi="宋体" w:cs="宋体"/>
-          <w:sz w:val="24"/>
-          <w:szCs w:val="24"/>
-        </w:rPr>
-      </w:pPr>
-      <w:r>
-        <w:rPr>
-          <w:rFonts w:ascii="宋体" w:eastAsia="宋体" w:hAnsi="宋体" w:cs="宋体"/>
+          <w:rFonts w:ascii="宋体" w:hAnsi="宋体" w:eastAsia="宋体" w:cs="宋体"/>
+          <w:sz w:val="24"/>
+          <w:szCs w:val="24"/>
+        </w:rPr>
+      </w:pPr>
+      <w:r>
+        <w:rPr>
+          <w:rFonts w:ascii="宋体" w:hAnsi="宋体" w:eastAsia="宋体" w:cs="宋体"/>
           <w:sz w:val="24"/>
           <w:szCs w:val="24"/>
         </w:rPr>
@@ -4801,14 +4814,14 @@
     </w:p>
     <w:p>
       <w:pPr>
-        <w:pStyle w:val="2"/>
-        <w:bidi w:val="0"/>
-      </w:pPr>
-      <w:bookmarkStart w:id="24" w:name="_Toc30279"/>
+        <w:pStyle w:val="28"/>
+        <w:bidi w:val="0"/>
+      </w:pPr>
+      <w:bookmarkStart w:id="23" w:name="_Toc15170"/>
       <w:r>
         <w:t>应急管理小组</w:t>
       </w:r>
-      <w:bookmarkEnd w:id="24"/>
+      <w:bookmarkEnd w:id="23"/>
     </w:p>
     <w:p>
       <w:pPr>
@@ -4826,17 +4839,17 @@
         <w:adjustRightInd w:val="0"/>
         <w:snapToGrid w:val="0"/>
         <w:spacing w:line="360" w:lineRule="auto"/>
-        <w:ind w:left="0" w:right="0" w:firstLine="420" w:firstLineChars="200"/>
+        <w:ind w:left="0" w:right="0" w:firstLine="480" w:firstLineChars="200"/>
         <w:textAlignment w:val="baseline"/>
         <w:rPr>
-          <w:rFonts w:ascii="宋体" w:eastAsia="宋体" w:hAnsi="宋体" w:cs="宋体"/>
-          <w:sz w:val="24"/>
-          <w:szCs w:val="24"/>
-        </w:rPr>
-      </w:pPr>
-      <w:r>
-        <w:rPr>
-          <w:rFonts w:ascii="宋体" w:eastAsia="宋体" w:hAnsi="宋体" w:cs="宋体" w:hint="eastAsia"/>
+          <w:rFonts w:ascii="宋体" w:hAnsi="宋体" w:eastAsia="宋体" w:cs="宋体"/>
+          <w:sz w:val="24"/>
+          <w:szCs w:val="24"/>
+        </w:rPr>
+      </w:pPr>
+      <w:r>
+        <w:rPr>
+          <w:rFonts w:hint="eastAsia" w:ascii="宋体" w:hAnsi="宋体" w:eastAsia="宋体" w:cs="宋体"/>
           <w:sz w:val="24"/>
           <w:szCs w:val="24"/>
           <w:lang w:val="en-US" w:eastAsia="zh-CN"/>
@@ -4845,7 +4858,7 @@
       </w:r>
       <w:r>
         <w:rPr>
-          <w:rFonts w:ascii="宋体" w:eastAsia="宋体" w:hAnsi="宋体" w:cs="宋体"/>
+          <w:rFonts w:ascii="宋体" w:hAnsi="宋体" w:eastAsia="宋体" w:cs="宋体"/>
           <w:sz w:val="24"/>
           <w:szCs w:val="24"/>
         </w:rPr>
@@ -4853,7 +4866,7 @@
       </w:r>
       <w:r>
         <w:rPr>
-          <w:rFonts w:ascii="宋体" w:eastAsia="宋体" w:hAnsi="宋体" w:cs="宋体" w:hint="eastAsia"/>
+          <w:rFonts w:hint="eastAsia" w:ascii="宋体" w:hAnsi="宋体" w:eastAsia="宋体" w:cs="宋体"/>
           <w:sz w:val="24"/>
           <w:szCs w:val="24"/>
           <w:lang w:val="en-US" w:eastAsia="zh-CN"/>
@@ -4862,7 +4875,7 @@
       </w:r>
       <w:r>
         <w:rPr>
-          <w:rFonts w:ascii="宋体" w:hAnsi="宋体" w:cs="宋体" w:hint="eastAsia"/>
+          <w:rFonts w:hint="eastAsia" w:ascii="宋体" w:hAnsi="宋体" w:cs="宋体"/>
           <w:sz w:val="24"/>
           <w:szCs w:val="24"/>
           <w:lang w:val="en-US" w:eastAsia="zh-CN"/>
@@ -4871,7 +4884,7 @@
       </w:r>
       <w:r>
         <w:rPr>
-          <w:rFonts w:ascii="宋体" w:eastAsia="宋体" w:hAnsi="宋体" w:cs="宋体" w:hint="eastAsia"/>
+          <w:rFonts w:hint="eastAsia" w:ascii="宋体" w:hAnsi="宋体" w:eastAsia="宋体" w:cs="宋体"/>
           <w:sz w:val="24"/>
           <w:szCs w:val="24"/>
           <w:lang w:val="en-US" w:eastAsia="zh-CN"/>
@@ -4880,7 +4893,7 @@
       </w:r>
       <w:r>
         <w:rPr>
-          <w:rFonts w:ascii="宋体" w:eastAsia="宋体" w:hAnsi="宋体" w:cs="宋体"/>
+          <w:rFonts w:ascii="宋体" w:hAnsi="宋体" w:eastAsia="宋体" w:cs="宋体"/>
           <w:sz w:val="24"/>
           <w:szCs w:val="24"/>
         </w:rPr>
@@ -4907,17 +4920,17 @@
         <w:adjustRightInd w:val="0"/>
         <w:snapToGrid w:val="0"/>
         <w:spacing w:line="360" w:lineRule="auto"/>
-        <w:ind w:left="425" w:right="0" w:hanging="425" w:leftChars="0" w:firstLineChars="0"/>
+        <w:ind w:left="425" w:leftChars="0" w:right="0" w:hanging="425" w:firstLineChars="0"/>
         <w:textAlignment w:val="baseline"/>
         <w:rPr>
-          <w:rFonts w:ascii="宋体" w:eastAsia="宋体" w:hAnsi="宋体" w:cs="宋体"/>
-          <w:sz w:val="24"/>
-          <w:szCs w:val="24"/>
-        </w:rPr>
-      </w:pPr>
-      <w:r>
-        <w:rPr>
-          <w:rFonts w:ascii="宋体" w:eastAsia="宋体" w:hAnsi="宋体" w:cs="宋体"/>
+          <w:rFonts w:ascii="宋体" w:hAnsi="宋体" w:eastAsia="宋体" w:cs="宋体"/>
+          <w:sz w:val="24"/>
+          <w:szCs w:val="24"/>
+        </w:rPr>
+      </w:pPr>
+      <w:r>
+        <w:rPr>
+          <w:rFonts w:ascii="宋体" w:hAnsi="宋体" w:eastAsia="宋体" w:cs="宋体"/>
           <w:sz w:val="24"/>
           <w:szCs w:val="24"/>
         </w:rPr>
@@ -4944,10 +4957,10 @@
         <w:adjustRightInd w:val="0"/>
         <w:snapToGrid w:val="0"/>
         <w:spacing w:line="360" w:lineRule="auto"/>
-        <w:ind w:left="425" w:right="0" w:hanging="425" w:leftChars="0" w:firstLineChars="0"/>
+        <w:ind w:left="425" w:leftChars="0" w:right="0" w:hanging="425" w:firstLineChars="0"/>
         <w:textAlignment w:val="baseline"/>
         <w:rPr>
-          <w:rFonts w:ascii="宋体" w:eastAsia="宋体" w:hAnsi="宋体" w:cs="宋体" w:hint="eastAsia"/>
+          <w:rFonts w:hint="eastAsia" w:ascii="宋体" w:hAnsi="宋体" w:eastAsia="宋体" w:cs="宋体"/>
           <w:sz w:val="24"/>
           <w:szCs w:val="24"/>
           <w:lang w:val="en-US" w:eastAsia="zh-CN"/>
@@ -4955,7 +4968,7 @@
       </w:pPr>
       <w:r>
         <w:rPr>
-          <w:rFonts w:ascii="宋体" w:eastAsia="宋体" w:hAnsi="宋体" w:cs="宋体"/>
+          <w:rFonts w:ascii="宋体" w:hAnsi="宋体" w:eastAsia="宋体" w:cs="宋体"/>
           <w:sz w:val="24"/>
           <w:szCs w:val="24"/>
         </w:rPr>
@@ -4982,10 +4995,10 @@
         <w:adjustRightInd w:val="0"/>
         <w:snapToGrid w:val="0"/>
         <w:spacing w:line="360" w:lineRule="auto"/>
-        <w:ind w:left="425" w:right="0" w:hanging="425" w:leftChars="0" w:firstLineChars="0"/>
+        <w:ind w:left="425" w:leftChars="0" w:right="0" w:hanging="425" w:firstLineChars="0"/>
         <w:textAlignment w:val="baseline"/>
         <w:rPr>
-          <w:rFonts w:ascii="宋体" w:eastAsia="宋体" w:hAnsi="宋体" w:cs="宋体" w:hint="default"/>
+          <w:rFonts w:hint="default" w:ascii="宋体" w:hAnsi="宋体" w:eastAsia="宋体" w:cs="宋体"/>
           <w:sz w:val="24"/>
           <w:szCs w:val="24"/>
           <w:lang w:val="en-US" w:eastAsia="zh-CN"/>
@@ -4993,7 +5006,7 @@
       </w:pPr>
       <w:r>
         <w:rPr>
-          <w:rFonts w:ascii="宋体" w:eastAsia="宋体" w:hAnsi="宋体" w:cs="宋体" w:hint="eastAsia"/>
+          <w:rFonts w:hint="eastAsia" w:ascii="宋体" w:hAnsi="宋体" w:eastAsia="宋体" w:cs="宋体"/>
           <w:sz w:val="24"/>
           <w:szCs w:val="24"/>
           <w:lang w:val="en-US" w:eastAsia="zh-CN"/>
@@ -5021,10 +5034,10 @@
         <w:adjustRightInd w:val="0"/>
         <w:snapToGrid w:val="0"/>
         <w:spacing w:line="360" w:lineRule="auto"/>
-        <w:ind w:left="425" w:right="0" w:hanging="425" w:leftChars="0" w:firstLineChars="0"/>
+        <w:ind w:left="425" w:leftChars="0" w:right="0" w:hanging="425" w:firstLineChars="0"/>
         <w:textAlignment w:val="baseline"/>
         <w:rPr>
-          <w:rFonts w:ascii="宋体" w:eastAsia="宋体" w:hAnsi="宋体" w:cs="宋体" w:hint="eastAsia"/>
+          <w:rFonts w:hint="eastAsia" w:ascii="宋体" w:hAnsi="宋体" w:eastAsia="宋体" w:cs="宋体"/>
           <w:sz w:val="24"/>
           <w:szCs w:val="24"/>
           <w:lang w:val="en-US" w:eastAsia="zh-CN"/>
@@ -5032,7 +5045,7 @@
       </w:pPr>
       <w:r>
         <w:rPr>
-          <w:rFonts w:ascii="宋体" w:eastAsia="宋体" w:hAnsi="宋体" w:cs="宋体" w:hint="eastAsia"/>
+          <w:rFonts w:hint="eastAsia" w:ascii="宋体" w:hAnsi="宋体" w:eastAsia="宋体" w:cs="宋体"/>
           <w:sz w:val="24"/>
           <w:szCs w:val="24"/>
           <w:lang w:val="en-US" w:eastAsia="zh-CN"/>
@@ -5060,10 +5073,10 @@
         <w:adjustRightInd w:val="0"/>
         <w:snapToGrid w:val="0"/>
         <w:spacing w:line="360" w:lineRule="auto"/>
-        <w:ind w:left="425" w:right="0" w:hanging="425" w:leftChars="0" w:firstLineChars="0"/>
+        <w:ind w:left="425" w:leftChars="0" w:right="0" w:hanging="425" w:firstLineChars="0"/>
         <w:textAlignment w:val="baseline"/>
         <w:rPr>
-          <w:rFonts w:ascii="宋体" w:eastAsia="宋体" w:hAnsi="宋体" w:cs="宋体" w:hint="default"/>
+          <w:rFonts w:hint="default" w:ascii="宋体" w:hAnsi="宋体" w:eastAsia="宋体" w:cs="宋体"/>
           <w:sz w:val="24"/>
           <w:szCs w:val="24"/>
           <w:lang w:val="en-US" w:eastAsia="zh-CN"/>
@@ -5071,7 +5084,7 @@
       </w:pPr>
       <w:r>
         <w:rPr>
-          <w:rFonts w:ascii="宋体" w:eastAsia="宋体" w:hAnsi="宋体" w:cs="宋体" w:hint="eastAsia"/>
+          <w:rFonts w:hint="eastAsia" w:ascii="宋体" w:hAnsi="宋体" w:eastAsia="宋体" w:cs="宋体"/>
           <w:sz w:val="24"/>
           <w:szCs w:val="24"/>
           <w:lang w:val="en-US" w:eastAsia="zh-CN"/>
@@ -5080,35 +5093,65 @@
       </w:r>
     </w:p>
     <w:sectPr>
-      <w:footerReference w:type="default" r:id="rId9"/>
+      <w:footerReference r:id="rId7" w:type="default"/>
       <w:pgSz w:w="11912" w:h="16841"/>
       <w:pgMar w:top="1385" w:right="1786" w:bottom="1714" w:left="1768" w:header="0" w:footer="1441" w:gutter="0"/>
-      <w:cols w:num="1" w:space="720"/>
+      <w:cols w:space="720" w:num="1"/>
     </w:sectPr>
   </w:body>
 </w:document>
 </file>
 
+<file path=word/endnotes.xml><?xml version="1.0" encoding="utf-8"?>
+<w:endnotes xmlns:wpc="http://schemas.microsoft.com/office/word/2010/wordprocessingCanvas" xmlns:mc="http://schemas.openxmlformats.org/markup-compatibility/2006" xmlns:o="urn:schemas-microsoft-com:office:office" xmlns:r="http://schemas.openxmlformats.org/officeDocument/2006/relationships" xmlns:m="http://schemas.openxmlformats.org/officeDocument/2006/math" xmlns:v="urn:schemas-microsoft-com:vml" xmlns:wp14="http://schemas.microsoft.com/office/word/2010/wordprocessingDrawing" xmlns:wp="http://schemas.openxmlformats.org/drawingml/2006/wordprocessingDrawing" xmlns:w="http://schemas.openxmlformats.org/wordprocessingml/2006/main" xmlns:w14="http://schemas.microsoft.com/office/word/2010/wordml" xmlns:w15="http://schemas.microsoft.com/office/word/2012/wordml" xmlns:w10="urn:schemas-microsoft-com:office:word" xmlns:wpg="http://schemas.microsoft.com/office/word/2010/wordprocessingGroup" xmlns:wpi="http://schemas.microsoft.com/office/word/2010/wordprocessingInk" xmlns:wne="http://schemas.microsoft.com/office/word/2006/wordml" xmlns:wps="http://schemas.microsoft.com/office/word/2010/wordprocessingShape" xmlns:wpsCustomData="http://www.wps.cn/officeDocument/2013/wpsCustomData" mc:Ignorable="w14 w15 wp14">
+  <w:endnote w:type="separator" w:id="0">
+    <w:p>
+      <w:pPr>
+        <w:spacing w:line="240" w:lineRule="auto"/>
+      </w:pPr>
+      <w:r>
+        <w:separator/>
+      </w:r>
+    </w:p>
+  </w:endnote>
+  <w:endnote w:type="continuationSeparator" w:id="1">
+    <w:p>
+      <w:pPr>
+        <w:spacing w:line="240" w:lineRule="auto"/>
+      </w:pPr>
+      <w:r>
+        <w:continuationSeparator/>
+      </w:r>
+    </w:p>
+  </w:endnote>
+</w:endnotes>
+</file>
+
 <file path=word/footer1.xml><?xml version="1.0" encoding="utf-8"?>
-<w:ftr xmlns:wpc="http://schemas.microsoft.com/office/word/2010/wordprocessingCanvas" xmlns:mc="http://schemas.openxmlformats.org/markup-compatibility/2006" xmlns:o="urn:schemas-microsoft-com:office:office" xmlns:r="http://schemas.openxmlformats.org/officeDocument/2006/relationships" xmlns:m="http://schemas.openxmlformats.org/officeDocument/2006/math" xmlns:v="urn:schemas-microsoft-com:vml" xmlns:wp14="http://schemas.microsoft.com/office/word/2010/wordprocessingDrawing" xmlns:wp="http://schemas.openxmlformats.org/drawingml/2006/wordprocessingDrawing" xmlns:w10="urn:schemas-microsoft-com:office:word" xmlns:w="http://schemas.openxmlformats.org/wordprocessingml/2006/main" xmlns:w14="http://schemas.microsoft.com/office/word/2010/wordml" xmlns:w15="http://schemas.microsoft.com/office/word/2012/wordml" xmlns:wne="http://schemas.microsoft.com/office/word/2006/wordml" xmlns:wpg="http://schemas.microsoft.com/office/word/2010/wordprocessingGroup" xmlns:wpi="http://schemas.microsoft.com/office/word/2010/wordprocessingInk" xmlns:wps="http://schemas.microsoft.com/office/word/2010/wordprocessingShape" mc:Ignorable="w14 w15 wp14">
+<w:ftr xmlns:wpc="http://schemas.microsoft.com/office/word/2010/wordprocessingCanvas" xmlns:mc="http://schemas.openxmlformats.org/markup-compatibility/2006" xmlns:o="urn:schemas-microsoft-com:office:office" xmlns:r="http://schemas.openxmlformats.org/officeDocument/2006/relationships" xmlns:m="http://schemas.openxmlformats.org/officeDocument/2006/math" xmlns:v="urn:schemas-microsoft-com:vml" xmlns:wp14="http://schemas.microsoft.com/office/word/2010/wordprocessingDrawing" xmlns:wp="http://schemas.openxmlformats.org/drawingml/2006/wordprocessingDrawing" xmlns:w10="urn:schemas-microsoft-com:office:word" xmlns:w="http://schemas.openxmlformats.org/wordprocessingml/2006/main" xmlns:w14="http://schemas.microsoft.com/office/word/2010/wordml" xmlns:w15="http://schemas.microsoft.com/office/word/2012/wordml" xmlns:wpg="http://schemas.microsoft.com/office/word/2010/wordprocessingGroup" xmlns:wpi="http://schemas.microsoft.com/office/word/2010/wordprocessingInk" xmlns:wne="http://schemas.microsoft.com/office/word/2006/wordml" xmlns:wps="http://schemas.microsoft.com/office/word/2010/wordprocessingShape" xmlns:wpsCustomData="http://www.wps.cn/officeDocument/2013/wpsCustomData" mc:Ignorable="w14 w15 wp14">
   <w:p>
     <w:pPr>
       <w:spacing w:before="73" w:line="223" w:lineRule="auto"/>
       <w:ind w:left="4146"/>
       <w:rPr>
-        <w:rFonts w:ascii="Times New Roman" w:eastAsia="Times New Roman" w:hAnsi="Times New Roman" w:cs="Times New Roman"/>
+        <w:rFonts w:ascii="Times New Roman" w:hAnsi="Times New Roman" w:eastAsia="Times New Roman" w:cs="Times New Roman"/>
         <w:sz w:val="18"/>
         <w:szCs w:val="18"/>
       </w:rPr>
     </w:pPr>
     <w:r>
       <w:pict>
-        <v:shape id="_x0000_s4097" o:spid="_x0000_s2049" style="height:0.5pt;margin-left:88.4pt;margin-top:756.3pt;mso-height-relative:page;mso-position-horizontal-relative:page;mso-position-vertical-relative:page;mso-width-relative:page;position:absolute;width:417pt;z-index:251658240" coordsize="8340,10" o:allowincell="f" path="m,5l8340,5e" filled="f" stroked="t"/>
+        <v:shape id="_x0000_s4097" o:spid="_x0000_s4097" style="position:absolute;left:0pt;margin-left:88.4pt;margin-top:756.3pt;height:0.5pt;width:417pt;mso-position-horizontal-relative:page;mso-position-vertical-relative:page;z-index:251659264;mso-width-relative:page;mso-height-relative:page;" filled="f" stroked="t" coordsize="8340,10" o:allowincell="f" path="m0,5l8340,5e">
+          <v:fill on="f" focussize="0,0"/>
+          <v:stroke/>
+          <v:imagedata o:title=""/>
+          <o:lock v:ext="edit"/>
+        </v:shape>
       </w:pict>
     </w:r>
     <w:r>
       <w:rPr>
-        <w:rFonts w:ascii="Times New Roman" w:eastAsia="Times New Roman" w:hAnsi="Times New Roman" w:cs="Times New Roman"/>
+        <w:rFonts w:ascii="Times New Roman" w:hAnsi="Times New Roman" w:eastAsia="Times New Roman" w:cs="Times New Roman"/>
         <w:sz w:val="18"/>
         <w:szCs w:val="18"/>
       </w:rPr>
@@ -5119,25 +5162,30 @@
 </file>
 
 <file path=word/footer2.xml><?xml version="1.0" encoding="utf-8"?>
-<w:ftr xmlns:wpc="http://schemas.microsoft.com/office/word/2010/wordprocessingCanvas" xmlns:mc="http://schemas.openxmlformats.org/markup-compatibility/2006" xmlns:o="urn:schemas-microsoft-com:office:office" xmlns:r="http://schemas.openxmlformats.org/officeDocument/2006/relationships" xmlns:m="http://schemas.openxmlformats.org/officeDocument/2006/math" xmlns:v="urn:schemas-microsoft-com:vml" xmlns:wp14="http://schemas.microsoft.com/office/word/2010/wordprocessingDrawing" xmlns:wp="http://schemas.openxmlformats.org/drawingml/2006/wordprocessingDrawing" xmlns:w10="urn:schemas-microsoft-com:office:word" xmlns:w="http://schemas.openxmlformats.org/wordprocessingml/2006/main" xmlns:w14="http://schemas.microsoft.com/office/word/2010/wordml" xmlns:w15="http://schemas.microsoft.com/office/word/2012/wordml" xmlns:wne="http://schemas.microsoft.com/office/word/2006/wordml" xmlns:wpg="http://schemas.microsoft.com/office/word/2010/wordprocessingGroup" xmlns:wpi="http://schemas.microsoft.com/office/word/2010/wordprocessingInk" xmlns:wps="http://schemas.microsoft.com/office/word/2010/wordprocessingShape" mc:Ignorable="w14 w15 wp14">
+<w:ftr xmlns:wpc="http://schemas.microsoft.com/office/word/2010/wordprocessingCanvas" xmlns:mc="http://schemas.openxmlformats.org/markup-compatibility/2006" xmlns:o="urn:schemas-microsoft-com:office:office" xmlns:r="http://schemas.openxmlformats.org/officeDocument/2006/relationships" xmlns:m="http://schemas.openxmlformats.org/officeDocument/2006/math" xmlns:v="urn:schemas-microsoft-com:vml" xmlns:wp14="http://schemas.microsoft.com/office/word/2010/wordprocessingDrawing" xmlns:wp="http://schemas.openxmlformats.org/drawingml/2006/wordprocessingDrawing" xmlns:w10="urn:schemas-microsoft-com:office:word" xmlns:w="http://schemas.openxmlformats.org/wordprocessingml/2006/main" xmlns:w14="http://schemas.microsoft.com/office/word/2010/wordml" xmlns:w15="http://schemas.microsoft.com/office/word/2012/wordml" xmlns:wpg="http://schemas.microsoft.com/office/word/2010/wordprocessingGroup" xmlns:wpi="http://schemas.microsoft.com/office/word/2010/wordprocessingInk" xmlns:wne="http://schemas.microsoft.com/office/word/2006/wordml" xmlns:wps="http://schemas.microsoft.com/office/word/2010/wordprocessingShape" xmlns:wpsCustomData="http://www.wps.cn/officeDocument/2013/wpsCustomData" mc:Ignorable="w14 w15 wp14">
   <w:p>
     <w:pPr>
       <w:spacing w:before="73" w:line="223" w:lineRule="auto"/>
       <w:ind w:left="4211"/>
       <w:rPr>
-        <w:rFonts w:ascii="Times New Roman" w:eastAsia="Times New Roman" w:hAnsi="Times New Roman" w:cs="Times New Roman"/>
+        <w:rFonts w:ascii="Times New Roman" w:hAnsi="Times New Roman" w:eastAsia="Times New Roman" w:cs="Times New Roman"/>
         <w:sz w:val="18"/>
         <w:szCs w:val="18"/>
       </w:rPr>
     </w:pPr>
     <w:r>
       <w:pict>
-        <v:shape id="_x0000_s4098" o:spid="_x0000_s2050" style="height:0.5pt;margin-left:88.4pt;margin-top:756.3pt;mso-height-relative:page;mso-position-horizontal-relative:page;mso-position-vertical-relative:page;mso-width-relative:page;position:absolute;width:417pt;z-index:251659264" coordsize="8340,10" o:allowincell="f" path="m,5l8340,5e" filled="f" stroked="t"/>
+        <v:shape id="_x0000_s4098" o:spid="_x0000_s4098" style="position:absolute;left:0pt;margin-left:88.4pt;margin-top:756.3pt;height:0.5pt;width:417pt;mso-position-horizontal-relative:page;mso-position-vertical-relative:page;z-index:251660288;mso-width-relative:page;mso-height-relative:page;" filled="f" stroked="t" coordsize="8340,10" o:allowincell="f" path="m0,5l8340,5e">
+          <v:fill on="f" focussize="0,0"/>
+          <v:stroke/>
+          <v:imagedata o:title=""/>
+          <o:lock v:ext="edit"/>
+        </v:shape>
       </w:pict>
     </w:r>
     <w:r>
       <w:rPr>
-        <w:rFonts w:ascii="Times New Roman" w:eastAsia="Times New Roman" w:hAnsi="Times New Roman" w:cs="Times New Roman"/>
+        <w:rFonts w:ascii="Times New Roman" w:hAnsi="Times New Roman" w:eastAsia="Times New Roman" w:cs="Times New Roman"/>
         <w:sz w:val="18"/>
         <w:szCs w:val="18"/>
       </w:rPr>
@@ -5148,25 +5196,30 @@
 </file>
 
 <file path=word/footer3.xml><?xml version="1.0" encoding="utf-8"?>
-<w:ftr xmlns:wpc="http://schemas.microsoft.com/office/word/2010/wordprocessingCanvas" xmlns:mc="http://schemas.openxmlformats.org/markup-compatibility/2006" xmlns:o="urn:schemas-microsoft-com:office:office" xmlns:r="http://schemas.openxmlformats.org/officeDocument/2006/relationships" xmlns:m="http://schemas.openxmlformats.org/officeDocument/2006/math" xmlns:v="urn:schemas-microsoft-com:vml" xmlns:wp14="http://schemas.microsoft.com/office/word/2010/wordprocessingDrawing" xmlns:wp="http://schemas.openxmlformats.org/drawingml/2006/wordprocessingDrawing" xmlns:w10="urn:schemas-microsoft-com:office:word" xmlns:w="http://schemas.openxmlformats.org/wordprocessingml/2006/main" xmlns:w14="http://schemas.microsoft.com/office/word/2010/wordml" xmlns:w15="http://schemas.microsoft.com/office/word/2012/wordml" xmlns:wne="http://schemas.microsoft.com/office/word/2006/wordml" xmlns:wpg="http://schemas.microsoft.com/office/word/2010/wordprocessingGroup" xmlns:wpi="http://schemas.microsoft.com/office/word/2010/wordprocessingInk" xmlns:wps="http://schemas.microsoft.com/office/word/2010/wordprocessingShape" mc:Ignorable="w14 w15 wp14">
+<w:ftr xmlns:wpc="http://schemas.microsoft.com/office/word/2010/wordprocessingCanvas" xmlns:mc="http://schemas.openxmlformats.org/markup-compatibility/2006" xmlns:o="urn:schemas-microsoft-com:office:office" xmlns:r="http://schemas.openxmlformats.org/officeDocument/2006/relationships" xmlns:m="http://schemas.openxmlformats.org/officeDocument/2006/math" xmlns:v="urn:schemas-microsoft-com:vml" xmlns:wp14="http://schemas.microsoft.com/office/word/2010/wordprocessingDrawing" xmlns:wp="http://schemas.openxmlformats.org/drawingml/2006/wordprocessingDrawing" xmlns:w10="urn:schemas-microsoft-com:office:word" xmlns:w="http://schemas.openxmlformats.org/wordprocessingml/2006/main" xmlns:w14="http://schemas.microsoft.com/office/word/2010/wordml" xmlns:w15="http://schemas.microsoft.com/office/word/2012/wordml" xmlns:wpg="http://schemas.microsoft.com/office/word/2010/wordprocessingGroup" xmlns:wpi="http://schemas.microsoft.com/office/word/2010/wordprocessingInk" xmlns:wne="http://schemas.microsoft.com/office/word/2006/wordml" xmlns:wps="http://schemas.microsoft.com/office/word/2010/wordprocessingShape" xmlns:wpsCustomData="http://www.wps.cn/officeDocument/2013/wpsCustomData" mc:Ignorable="w14 w15 wp14">
   <w:p>
     <w:pPr>
       <w:spacing w:before="73" w:line="220" w:lineRule="auto"/>
       <w:ind w:left="4132"/>
       <w:rPr>
-        <w:rFonts w:ascii="Times New Roman" w:eastAsia="Times New Roman" w:hAnsi="Times New Roman" w:cs="Times New Roman"/>
+        <w:rFonts w:ascii="Times New Roman" w:hAnsi="Times New Roman" w:eastAsia="Times New Roman" w:cs="Times New Roman"/>
         <w:sz w:val="18"/>
         <w:szCs w:val="18"/>
       </w:rPr>
     </w:pPr>
     <w:r>
       <w:pict>
-        <v:shape id="_x0000_s4099" o:spid="_x0000_s2051" style="height:0.5pt;margin-left:88.4pt;margin-top:756.3pt;mso-height-relative:page;mso-position-horizontal-relative:page;mso-position-vertical-relative:page;mso-width-relative:page;position:absolute;width:417pt;z-index:251660288" coordsize="8340,10" o:allowincell="f" path="m,5l8340,5e" filled="f" stroked="t"/>
+        <v:shape id="_x0000_s4099" o:spid="_x0000_s4099" style="position:absolute;left:0pt;margin-left:88.4pt;margin-top:756.3pt;height:0.5pt;width:417pt;mso-position-horizontal-relative:page;mso-position-vertical-relative:page;z-index:251661312;mso-width-relative:page;mso-height-relative:page;" filled="f" stroked="t" coordsize="8340,10" o:allowincell="f" path="m0,5l8340,5e">
+          <v:fill on="f" focussize="0,0"/>
+          <v:stroke/>
+          <v:imagedata o:title=""/>
+          <o:lock v:ext="edit"/>
+        </v:shape>
       </w:pict>
     </w:r>
     <w:r>
       <w:rPr>
-        <w:rFonts w:ascii="Times New Roman" w:eastAsia="Times New Roman" w:hAnsi="Times New Roman" w:cs="Times New Roman"/>
+        <w:rFonts w:ascii="Times New Roman" w:hAnsi="Times New Roman" w:eastAsia="Times New Roman" w:cs="Times New Roman"/>
         <w:sz w:val="18"/>
         <w:szCs w:val="18"/>
       </w:rPr>
@@ -5176,16 +5229,41 @@
 </w:ftr>
 </file>
 
+<file path=word/footnotes.xml><?xml version="1.0" encoding="utf-8"?>
+<w:footnotes xmlns:wpc="http://schemas.microsoft.com/office/word/2010/wordprocessingCanvas" xmlns:mc="http://schemas.openxmlformats.org/markup-compatibility/2006" xmlns:o="urn:schemas-microsoft-com:office:office" xmlns:r="http://schemas.openxmlformats.org/officeDocument/2006/relationships" xmlns:m="http://schemas.openxmlformats.org/officeDocument/2006/math" xmlns:v="urn:schemas-microsoft-com:vml" xmlns:wp14="http://schemas.microsoft.com/office/word/2010/wordprocessingDrawing" xmlns:wp="http://schemas.openxmlformats.org/drawingml/2006/wordprocessingDrawing" xmlns:w="http://schemas.openxmlformats.org/wordprocessingml/2006/main" xmlns:w14="http://schemas.microsoft.com/office/word/2010/wordml" xmlns:w15="http://schemas.microsoft.com/office/word/2012/wordml" xmlns:w10="urn:schemas-microsoft-com:office:word" xmlns:wpg="http://schemas.microsoft.com/office/word/2010/wordprocessingGroup" xmlns:wpi="http://schemas.microsoft.com/office/word/2010/wordprocessingInk" xmlns:wne="http://schemas.microsoft.com/office/word/2006/wordml" xmlns:wps="http://schemas.microsoft.com/office/word/2010/wordprocessingShape" xmlns:wpsCustomData="http://www.wps.cn/officeDocument/2013/wpsCustomData" mc:Ignorable="w14 w15 wp14">
+  <w:footnote w:type="separator" w:id="0">
+    <w:p>
+      <w:pPr>
+        <w:spacing w:line="360" w:lineRule="auto"/>
+      </w:pPr>
+      <w:r>
+        <w:separator/>
+      </w:r>
+    </w:p>
+  </w:footnote>
+  <w:footnote w:type="continuationSeparator" w:id="1">
+    <w:p>
+      <w:pPr>
+        <w:spacing w:line="360" w:lineRule="auto"/>
+      </w:pPr>
+      <w:r>
+        <w:continuationSeparator/>
+      </w:r>
+    </w:p>
+  </w:footnote>
+</w:footnotes>
+</file>
+
 <file path=word/numbering.xml><?xml version="1.0" encoding="utf-8"?>
-<w:numbering xmlns:wpc="http://schemas.microsoft.com/office/word/2010/wordprocessingCanvas" xmlns:mc="http://schemas.openxmlformats.org/markup-compatibility/2006" xmlns:o="urn:schemas-microsoft-com:office:office" xmlns:r="http://schemas.openxmlformats.org/officeDocument/2006/relationships" xmlns:m="http://schemas.openxmlformats.org/officeDocument/2006/math" xmlns:v="urn:schemas-microsoft-com:vml" xmlns:wp14="http://schemas.microsoft.com/office/word/2010/wordprocessingDrawing" xmlns:wp="http://schemas.openxmlformats.org/drawingml/2006/wordprocessingDrawing" xmlns:w10="urn:schemas-microsoft-com:office:word" xmlns:w="http://schemas.openxmlformats.org/wordprocessingml/2006/main" xmlns:w14="http://schemas.microsoft.com/office/word/2010/wordml" xmlns:w15="http://schemas.microsoft.com/office/word/2012/wordml" xmlns:wne="http://schemas.microsoft.com/office/word/2006/wordml" xmlns:wpg="http://schemas.microsoft.com/office/word/2010/wordprocessingGroup" xmlns:wpi="http://schemas.microsoft.com/office/word/2010/wordprocessingInk" xmlns:wps="http://schemas.microsoft.com/office/word/2010/wordprocessingShape" mc:Ignorable="w14 w15 wp14">
+<w:numbering xmlns:wpc="http://schemas.microsoft.com/office/word/2010/wordprocessingCanvas" xmlns:mc="http://schemas.openxmlformats.org/markup-compatibility/2006" xmlns:o="urn:schemas-microsoft-com:office:office" xmlns:r="http://schemas.openxmlformats.org/officeDocument/2006/relationships" xmlns:m="http://schemas.openxmlformats.org/officeDocument/2006/math" xmlns:v="urn:schemas-microsoft-com:vml" xmlns:wp14="http://schemas.microsoft.com/office/word/2010/wordprocessingDrawing" xmlns:wp="http://schemas.openxmlformats.org/drawingml/2006/wordprocessingDrawing" xmlns:w10="urn:schemas-microsoft-com:office:word" xmlns:w="http://schemas.openxmlformats.org/wordprocessingml/2006/main" xmlns:w14="http://schemas.microsoft.com/office/word/2010/wordml" xmlns:wpg="http://schemas.microsoft.com/office/word/2010/wordprocessingGroup" xmlns:wpi="http://schemas.microsoft.com/office/word/2010/wordprocessingInk" xmlns:wne="http://schemas.microsoft.com/office/word/2006/wordml" xmlns:wps="http://schemas.microsoft.com/office/word/2010/wordprocessingShape" xmlns:wpsCustomData="http://www.wps.cn/officeDocument/2013/wpsCustomData" mc:Ignorable="w14 wp14">
   <w:abstractNum w:abstractNumId="0">
     <w:nsid w:val="8E964DCE"/>
     <w:multiLevelType w:val="multilevel"/>
     <w:tmpl w:val="8E964DCE"/>
-    <w:lvl w:ilvl="0">
+    <w:lvl w:ilvl="0" w:tentative="0">
       <w:start w:val="1"/>
       <w:numFmt w:val="decimal"/>
-      <w:pStyle w:val="Heading1"/>
+      <w:pStyle w:val="2"/>
       <w:lvlText w:val="%1."/>
       <w:lvlJc w:val="left"/>
       <w:pPr>
@@ -5195,10 +5273,10 @@
         <w:rFonts w:hint="default"/>
       </w:rPr>
     </w:lvl>
-    <w:lvl w:ilvl="1">
+    <w:lvl w:ilvl="1" w:tentative="0">
       <w:start w:val="1"/>
       <w:numFmt w:val="decimal"/>
-      <w:pStyle w:val="Heading2"/>
+      <w:pStyle w:val="3"/>
       <w:lvlText w:val="%1.%2."/>
       <w:lvlJc w:val="left"/>
       <w:pPr>
@@ -5208,10 +5286,10 @@
         <w:rFonts w:hint="default"/>
       </w:rPr>
     </w:lvl>
-    <w:lvl w:ilvl="2">
+    <w:lvl w:ilvl="2" w:tentative="0">
       <w:start w:val="1"/>
       <w:numFmt w:val="decimal"/>
-      <w:pStyle w:val="Heading3"/>
+      <w:pStyle w:val="4"/>
       <w:lvlText w:val="%1.%2.%3."/>
       <w:lvlJc w:val="left"/>
       <w:pPr>
@@ -5221,10 +5299,10 @@
         <w:rFonts w:hint="default"/>
       </w:rPr>
     </w:lvl>
-    <w:lvl w:ilvl="3">
+    <w:lvl w:ilvl="3" w:tentative="0">
       <w:start w:val="1"/>
       <w:numFmt w:val="decimal"/>
-      <w:pStyle w:val="Heading4"/>
+      <w:pStyle w:val="5"/>
       <w:lvlText w:val="%1.%2.%3.%4."/>
       <w:lvlJc w:val="left"/>
       <w:pPr>
@@ -5234,10 +5312,10 @@
         <w:rFonts w:hint="default"/>
       </w:rPr>
     </w:lvl>
-    <w:lvl w:ilvl="4">
+    <w:lvl w:ilvl="4" w:tentative="0">
       <w:start w:val="1"/>
       <w:numFmt w:val="decimal"/>
-      <w:pStyle w:val="Heading5"/>
+      <w:pStyle w:val="6"/>
       <w:lvlText w:val="%1.%2.%3.%4.%5."/>
       <w:lvlJc w:val="left"/>
       <w:pPr>
@@ -5247,10 +5325,10 @@
         <w:rFonts w:hint="default"/>
       </w:rPr>
     </w:lvl>
-    <w:lvl w:ilvl="5">
+    <w:lvl w:ilvl="5" w:tentative="0">
       <w:start w:val="1"/>
       <w:numFmt w:val="decimal"/>
-      <w:pStyle w:val="Heading6"/>
+      <w:pStyle w:val="7"/>
       <w:lvlText w:val="%1.%2.%3.%4.%5.%6."/>
       <w:lvlJc w:val="left"/>
       <w:pPr>
@@ -5260,10 +5338,10 @@
         <w:rFonts w:hint="default"/>
       </w:rPr>
     </w:lvl>
-    <w:lvl w:ilvl="6">
+    <w:lvl w:ilvl="6" w:tentative="0">
       <w:start w:val="1"/>
       <w:numFmt w:val="decimal"/>
-      <w:pStyle w:val="Heading7"/>
+      <w:pStyle w:val="8"/>
       <w:lvlText w:val="%1.%2.%3.%4.%5.%6.%7."/>
       <w:lvlJc w:val="left"/>
       <w:pPr>
@@ -5273,10 +5351,10 @@
         <w:rFonts w:hint="default"/>
       </w:rPr>
     </w:lvl>
-    <w:lvl w:ilvl="7">
+    <w:lvl w:ilvl="7" w:tentative="0">
       <w:start w:val="1"/>
       <w:numFmt w:val="decimal"/>
-      <w:pStyle w:val="Heading8"/>
+      <w:pStyle w:val="9"/>
       <w:lvlText w:val="%1.%2.%3.%4.%5.%6.%7.%8."/>
       <w:lvlJc w:val="left"/>
       <w:pPr>
@@ -5286,10 +5364,10 @@
         <w:rFonts w:hint="default"/>
       </w:rPr>
     </w:lvl>
-    <w:lvl w:ilvl="8">
+    <w:lvl w:ilvl="8" w:tentative="0">
       <w:start w:val="1"/>
       <w:numFmt w:val="decimal"/>
-      <w:pStyle w:val="Heading9"/>
+      <w:pStyle w:val="10"/>
       <w:lvlText w:val="%1.%2.%3.%4.%5.%6.%7.%8.%9."/>
       <w:lvlJc w:val="left"/>
       <w:pPr>
@@ -5304,7 +5382,7 @@
     <w:nsid w:val="BEDABC0C"/>
     <w:multiLevelType w:val="singleLevel"/>
     <w:tmpl w:val="BEDABC0C"/>
-    <w:lvl w:ilvl="0">
+    <w:lvl w:ilvl="0" w:tentative="0">
       <w:start w:val="1"/>
       <w:numFmt w:val="decimal"/>
       <w:lvlText w:val="%1."/>
@@ -5321,7 +5399,7 @@
     <w:nsid w:val="ECB165DC"/>
     <w:multiLevelType w:val="singleLevel"/>
     <w:tmpl w:val="ECB165DC"/>
-    <w:lvl w:ilvl="0">
+    <w:lvl w:ilvl="0" w:tentative="0">
       <w:start w:val="1"/>
       <w:numFmt w:val="decimal"/>
       <w:lvlText w:val="%1."/>
@@ -5338,7 +5416,7 @@
     <w:nsid w:val="F2541ECA"/>
     <w:multiLevelType w:val="singleLevel"/>
     <w:tmpl w:val="F2541ECA"/>
-    <w:lvl w:ilvl="0">
+    <w:lvl w:ilvl="0" w:tentative="0">
       <w:start w:val="1"/>
       <w:numFmt w:val="decimal"/>
       <w:lvlText w:val="%1."/>
@@ -5355,7 +5433,7 @@
     <w:nsid w:val="22650AA1"/>
     <w:multiLevelType w:val="singleLevel"/>
     <w:tmpl w:val="22650AA1"/>
-    <w:lvl w:ilvl="0">
+    <w:lvl w:ilvl="0" w:tentative="0">
       <w:start w:val="1"/>
       <w:numFmt w:val="decimal"/>
       <w:lvlText w:val="%1."/>
@@ -5372,7 +5450,7 @@
     <w:nsid w:val="23B67A83"/>
     <w:multiLevelType w:val="singleLevel"/>
     <w:tmpl w:val="23B67A83"/>
-    <w:lvl w:ilvl="0">
+    <w:lvl w:ilvl="0" w:tentative="0">
       <w:start w:val="1"/>
       <w:numFmt w:val="decimal"/>
       <w:lvlText w:val="%1."/>
@@ -5389,7 +5467,7 @@
     <w:nsid w:val="2863E8C0"/>
     <w:multiLevelType w:val="singleLevel"/>
     <w:tmpl w:val="2863E8C0"/>
-    <w:lvl w:ilvl="0">
+    <w:lvl w:ilvl="0" w:tentative="0">
       <w:start w:val="1"/>
       <w:numFmt w:val="decimal"/>
       <w:lvlText w:val="%1."/>
@@ -5406,7 +5484,7 @@
     <w:nsid w:val="2AC29474"/>
     <w:multiLevelType w:val="singleLevel"/>
     <w:tmpl w:val="2AC29474"/>
-    <w:lvl w:ilvl="0">
+    <w:lvl w:ilvl="0" w:tentative="0">
       <w:start w:val="1"/>
       <w:numFmt w:val="decimal"/>
       <w:lvlText w:val="%1."/>
@@ -5423,7 +5501,7 @@
     <w:nsid w:val="308EA70A"/>
     <w:multiLevelType w:val="singleLevel"/>
     <w:tmpl w:val="308EA70A"/>
-    <w:lvl w:ilvl="0">
+    <w:lvl w:ilvl="0" w:tentative="0">
       <w:start w:val="1"/>
       <w:numFmt w:val="decimal"/>
       <w:lvlText w:val="%1."/>
@@ -5440,7 +5518,7 @@
     <w:nsid w:val="46920CF0"/>
     <w:multiLevelType w:val="singleLevel"/>
     <w:tmpl w:val="46920CF0"/>
-    <w:lvl w:ilvl="0">
+    <w:lvl w:ilvl="0" w:tentative="0">
       <w:start w:val="1"/>
       <w:numFmt w:val="decimal"/>
       <w:lvlText w:val="%1."/>
@@ -5457,7 +5535,7 @@
     <w:nsid w:val="540DD02E"/>
     <w:multiLevelType w:val="singleLevel"/>
     <w:tmpl w:val="540DD02E"/>
-    <w:lvl w:ilvl="0">
+    <w:lvl w:ilvl="0" w:tentative="0">
       <w:start w:val="1"/>
       <w:numFmt w:val="decimal"/>
       <w:lvlText w:val="%1."/>
@@ -5474,7 +5552,7 @@
     <w:nsid w:val="60ADC81D"/>
     <w:multiLevelType w:val="singleLevel"/>
     <w:tmpl w:val="60ADC81D"/>
-    <w:lvl w:ilvl="0">
+    <w:lvl w:ilvl="0" w:tentative="0">
       <w:start w:val="1"/>
       <w:numFmt w:val="decimal"/>
       <w:lvlText w:val="%1."/>
@@ -5527,267 +5605,269 @@
 </file>
 
 <file path=word/styles.xml><?xml version="1.0" encoding="utf-8"?>
-<w:styles xmlns:mc="http://schemas.openxmlformats.org/markup-compatibility/2006" xmlns:r="http://schemas.openxmlformats.org/officeDocument/2006/relationships" xmlns:w="http://schemas.openxmlformats.org/wordprocessingml/2006/main" xmlns:w14="http://schemas.microsoft.com/office/word/2010/wordml" xmlns:w15="http://schemas.microsoft.com/office/word/2012/wordml" mc:Ignorable="w14 w15">
+<w:styles xmlns:mc="http://schemas.openxmlformats.org/markup-compatibility/2006" xmlns:o="urn:schemas-microsoft-com:office:office" xmlns:r="http://schemas.openxmlformats.org/officeDocument/2006/relationships" xmlns:m="http://schemas.openxmlformats.org/officeDocument/2006/math" xmlns:v="urn:schemas-microsoft-com:vml" xmlns:w="http://schemas.openxmlformats.org/wordprocessingml/2006/main" xmlns:w14="http://schemas.microsoft.com/office/word/2010/wordml" xmlns:w10="urn:schemas-microsoft-com:office:word" xmlns:sl="http://schemas.openxmlformats.org/schemaLibrary/2006/main" xmlns:wpsCustomData="http://www.wps.cn/officeDocument/2013/wpsCustomData" mc:Ignorable="w14">
   <w:docDefaults>
     <w:rPrDefault>
       <w:rPr>
-        <w:rFonts w:ascii="Arial" w:eastAsia="Arial" w:hAnsi="Arial" w:cs="Arial"/>
+        <w:rFonts w:ascii="Arial" w:hAnsi="Arial" w:eastAsia="Arial" w:cs="Arial"/>
       </w:rPr>
     </w:rPrDefault>
     <w:pPrDefault/>
   </w:docDefaults>
-  <w:latentStyles w:defLockedState="0" w:defUIPriority="99" w:defSemiHidden="1" w:defUnhideWhenUsed="1" w:defQFormat="0" w:count="260">
-    <w:lsdException w:name="Normal" w:semiHidden="0" w:uiPriority="0" w:unhideWhenUsed="0" w:qFormat="1"/>
-    <w:lsdException w:name="heading 1" w:semiHidden="0" w:uiPriority="0" w:unhideWhenUsed="0" w:qFormat="1"/>
-    <w:lsdException w:name="heading 2" w:semiHidden="0" w:uiPriority="0" w:qFormat="1"/>
-    <w:lsdException w:name="heading 3" w:uiPriority="0" w:qFormat="1"/>
-    <w:lsdException w:name="heading 4" w:semiHidden="0" w:uiPriority="0" w:qFormat="1"/>
-    <w:lsdException w:name="heading 5" w:uiPriority="0" w:qFormat="1"/>
-    <w:lsdException w:name="heading 6" w:uiPriority="0" w:qFormat="1"/>
-    <w:lsdException w:name="heading 7" w:uiPriority="0" w:qFormat="1"/>
-    <w:lsdException w:name="heading 8" w:uiPriority="0" w:qFormat="1"/>
-    <w:lsdException w:name="heading 9" w:uiPriority="0" w:qFormat="1"/>
-    <w:lsdException w:name="index 1" w:semiHidden="0" w:uiPriority="0" w:unhideWhenUsed="0"/>
-    <w:lsdException w:name="index 2" w:semiHidden="0" w:uiPriority="0" w:unhideWhenUsed="0"/>
-    <w:lsdException w:name="index 3" w:semiHidden="0" w:uiPriority="0" w:unhideWhenUsed="0"/>
-    <w:lsdException w:name="index 4" w:semiHidden="0" w:uiPriority="0" w:unhideWhenUsed="0"/>
-    <w:lsdException w:name="index 5" w:semiHidden="0" w:uiPriority="0" w:unhideWhenUsed="0"/>
-    <w:lsdException w:name="index 6" w:semiHidden="0" w:uiPriority="0" w:unhideWhenUsed="0"/>
-    <w:lsdException w:name="index 7" w:semiHidden="0" w:uiPriority="0" w:unhideWhenUsed="0"/>
-    <w:lsdException w:name="index 8" w:semiHidden="0" w:uiPriority="0" w:unhideWhenUsed="0"/>
-    <w:lsdException w:name="index 9" w:semiHidden="0" w:uiPriority="0" w:unhideWhenUsed="0"/>
-    <w:lsdException w:name="toc 1" w:semiHidden="0" w:uiPriority="0" w:unhideWhenUsed="0" w:qFormat="1"/>
-    <w:lsdException w:name="toc 2" w:semiHidden="0" w:uiPriority="0" w:unhideWhenUsed="0" w:qFormat="1"/>
-    <w:lsdException w:name="toc 3" w:semiHidden="0" w:uiPriority="0" w:unhideWhenUsed="0" w:qFormat="1"/>
-    <w:lsdException w:name="toc 4" w:semiHidden="0" w:uiPriority="0" w:unhideWhenUsed="0"/>
-    <w:lsdException w:name="toc 5" w:semiHidden="0" w:uiPriority="0" w:unhideWhenUsed="0"/>
-    <w:lsdException w:name="toc 6" w:semiHidden="0" w:uiPriority="0" w:unhideWhenUsed="0"/>
-    <w:lsdException w:name="toc 7" w:semiHidden="0" w:uiPriority="0" w:unhideWhenUsed="0"/>
-    <w:lsdException w:name="toc 8" w:semiHidden="0" w:uiPriority="0" w:unhideWhenUsed="0"/>
-    <w:lsdException w:name="toc 9" w:semiHidden="0" w:uiPriority="0" w:unhideWhenUsed="0"/>
-    <w:lsdException w:name="Normal Indent" w:semiHidden="0" w:uiPriority="0" w:unhideWhenUsed="0"/>
-    <w:lsdException w:name="footnote text" w:semiHidden="0" w:uiPriority="0" w:unhideWhenUsed="0"/>
-    <w:lsdException w:name="annotation text" w:semiHidden="0" w:uiPriority="0" w:unhideWhenUsed="0" w:qFormat="1"/>
-    <w:lsdException w:name="header" w:semiHidden="0" w:uiPriority="0" w:unhideWhenUsed="0" w:qFormat="1"/>
-    <w:lsdException w:name="footer" w:semiHidden="0" w:uiPriority="0" w:unhideWhenUsed="0" w:qFormat="1"/>
-    <w:lsdException w:name="index heading" w:semiHidden="0" w:uiPriority="0" w:unhideWhenUsed="0"/>
-    <w:lsdException w:name="caption" w:uiPriority="0" w:qFormat="1"/>
-    <w:lsdException w:name="table of figures" w:semiHidden="0" w:uiPriority="0" w:unhideWhenUsed="0"/>
-    <w:lsdException w:name="envelope address" w:semiHidden="0" w:uiPriority="0" w:unhideWhenUsed="0"/>
-    <w:lsdException w:name="envelope return" w:semiHidden="0" w:uiPriority="0" w:unhideWhenUsed="0"/>
-    <w:lsdException w:name="footnote reference" w:semiHidden="0" w:uiPriority="0" w:unhideWhenUsed="0"/>
-    <w:lsdException w:name="annotation reference" w:semiHidden="0" w:uiPriority="0" w:unhideWhenUsed="0"/>
-    <w:lsdException w:name="line number" w:semiHidden="0" w:uiPriority="0" w:unhideWhenUsed="0"/>
-    <w:lsdException w:name="page number" w:semiHidden="0" w:uiPriority="0" w:unhideWhenUsed="0"/>
-    <w:lsdException w:name="endnote reference" w:semiHidden="0" w:uiPriority="0" w:unhideWhenUsed="0"/>
-    <w:lsdException w:name="endnote text" w:semiHidden="0" w:uiPriority="0" w:unhideWhenUsed="0"/>
-    <w:lsdException w:name="table of authorities" w:semiHidden="0" w:uiPriority="0" w:unhideWhenUsed="0"/>
-    <w:lsdException w:name="macro" w:semiHidden="0" w:uiPriority="0" w:unhideWhenUsed="0"/>
-    <w:lsdException w:name="toa heading" w:semiHidden="0" w:uiPriority="0" w:unhideWhenUsed="0"/>
-    <w:lsdException w:name="List" w:semiHidden="0" w:uiPriority="0" w:unhideWhenUsed="0"/>
-    <w:lsdException w:name="List Bullet" w:semiHidden="0" w:uiPriority="0" w:unhideWhenUsed="0"/>
-    <w:lsdException w:name="List Number" w:semiHidden="0" w:uiPriority="0" w:unhideWhenUsed="0"/>
-    <w:lsdException w:name="List 2" w:semiHidden="0" w:uiPriority="0" w:unhideWhenUsed="0"/>
-    <w:lsdException w:name="List 3" w:semiHidden="0" w:uiPriority="0" w:unhideWhenUsed="0"/>
-    <w:lsdException w:name="List 4" w:semiHidden="0" w:uiPriority="0" w:unhideWhenUsed="0"/>
-    <w:lsdException w:name="List 5" w:semiHidden="0" w:uiPriority="0" w:unhideWhenUsed="0"/>
-    <w:lsdException w:name="List Bullet 2" w:semiHidden="0" w:uiPriority="0" w:unhideWhenUsed="0"/>
-    <w:lsdException w:name="List Bullet 3" w:semiHidden="0" w:uiPriority="0" w:unhideWhenUsed="0"/>
-    <w:lsdException w:name="List Bullet 4" w:semiHidden="0" w:uiPriority="0" w:unhideWhenUsed="0"/>
-    <w:lsdException w:name="List Bullet 5" w:semiHidden="0" w:uiPriority="0" w:unhideWhenUsed="0"/>
-    <w:lsdException w:name="List Number 2" w:semiHidden="0" w:uiPriority="0" w:unhideWhenUsed="0"/>
-    <w:lsdException w:name="List Number 3" w:semiHidden="0" w:uiPriority="0" w:unhideWhenUsed="0"/>
-    <w:lsdException w:name="List Number 4" w:semiHidden="0" w:uiPriority="0" w:unhideWhenUsed="0"/>
-    <w:lsdException w:name="List Number 5" w:semiHidden="0" w:uiPriority="0" w:unhideWhenUsed="0"/>
-    <w:lsdException w:name="Title" w:semiHidden="0" w:uiPriority="0" w:unhideWhenUsed="0" w:qFormat="1"/>
-    <w:lsdException w:name="Closing" w:semiHidden="0" w:uiPriority="0" w:unhideWhenUsed="0"/>
-    <w:lsdException w:name="Signature" w:semiHidden="0" w:uiPriority="0" w:unhideWhenUsed="0"/>
-    <w:lsdException w:name="Default Paragraph Font" w:uiPriority="0" w:unhideWhenUsed="0" w:qFormat="1"/>
-    <w:lsdException w:name="Body Text" w:uiPriority="0" w:unhideWhenUsed="0" w:qFormat="1"/>
-    <w:lsdException w:name="Body Text Indent" w:semiHidden="0" w:uiPriority="0" w:unhideWhenUsed="0"/>
-    <w:lsdException w:name="List Continue" w:semiHidden="0" w:uiPriority="0" w:unhideWhenUsed="0"/>
-    <w:lsdException w:name="List Continue 2" w:semiHidden="0" w:uiPriority="0" w:unhideWhenUsed="0"/>
-    <w:lsdException w:name="List Continue 3" w:semiHidden="0" w:uiPriority="0" w:unhideWhenUsed="0"/>
-    <w:lsdException w:name="List Continue 4" w:semiHidden="0" w:uiPriority="0" w:unhideWhenUsed="0"/>
-    <w:lsdException w:name="List Continue 5" w:semiHidden="0" w:uiPriority="0" w:unhideWhenUsed="0"/>
-    <w:lsdException w:name="Message Header" w:semiHidden="0" w:uiPriority="0" w:unhideWhenUsed="0"/>
-    <w:lsdException w:name="Subtitle" w:semiHidden="0" w:uiPriority="0" w:unhideWhenUsed="0" w:qFormat="1"/>
-    <w:lsdException w:name="Salutation" w:semiHidden="0" w:uiPriority="0" w:unhideWhenUsed="0"/>
-    <w:lsdException w:name="Date" w:semiHidden="0" w:uiPriority="0" w:unhideWhenUsed="0"/>
-    <w:lsdException w:name="Body Text First Indent" w:semiHidden="0" w:uiPriority="0" w:unhideWhenUsed="0"/>
-    <w:lsdException w:name="Body Text First Indent 2" w:semiHidden="0" w:uiPriority="0" w:unhideWhenUsed="0"/>
-    <w:lsdException w:name="Body Text 2" w:semiHidden="0" w:uiPriority="0" w:unhideWhenUsed="0"/>
-    <w:lsdException w:name="Body Text 3" w:semiHidden="0" w:uiPriority="0" w:unhideWhenUsed="0"/>
-    <w:lsdException w:name="Body Text Indent 2" w:semiHidden="0" w:uiPriority="0" w:unhideWhenUsed="0"/>
-    <w:lsdException w:name="Body Text Indent 3" w:semiHidden="0" w:uiPriority="0" w:unhideWhenUsed="0"/>
-    <w:lsdException w:name="Block Text" w:semiHidden="0" w:uiPriority="0" w:unhideWhenUsed="0"/>
-    <w:lsdException w:name="Hyperlink" w:semiHidden="0" w:uiPriority="0" w:unhideWhenUsed="0"/>
-    <w:lsdException w:name="FollowedHyperlink" w:semiHidden="0" w:uiPriority="0" w:unhideWhenUsed="0"/>
-    <w:lsdException w:name="Strong" w:semiHidden="0" w:uiPriority="0" w:unhideWhenUsed="0" w:qFormat="1"/>
-    <w:lsdException w:name="Emphasis" w:semiHidden="0" w:uiPriority="0" w:unhideWhenUsed="0" w:qFormat="1"/>
-    <w:lsdException w:name="Document Map" w:semiHidden="0" w:uiPriority="0" w:unhideWhenUsed="0"/>
-    <w:lsdException w:name="Plain Text" w:semiHidden="0" w:uiPriority="0" w:unhideWhenUsed="0"/>
-    <w:lsdException w:name="E-mail Signature" w:semiHidden="0" w:uiPriority="0" w:unhideWhenUsed="0"/>
-    <w:lsdException w:name="Normal (Web)" w:semiHidden="0" w:uiPriority="0" w:unhideWhenUsed="0" w:qFormat="1"/>
-    <w:lsdException w:name="HTML Acronym" w:semiHidden="0" w:uiPriority="0" w:unhideWhenUsed="0"/>
-    <w:lsdException w:name="HTML Address" w:semiHidden="0" w:uiPriority="0" w:unhideWhenUsed="0"/>
-    <w:lsdException w:name="HTML Cite" w:semiHidden="0" w:uiPriority="0" w:unhideWhenUsed="0"/>
-    <w:lsdException w:name="HTML Code" w:semiHidden="0" w:uiPriority="0" w:unhideWhenUsed="0"/>
-    <w:lsdException w:name="HTML Definition" w:semiHidden="0" w:uiPriority="0" w:unhideWhenUsed="0"/>
-    <w:lsdException w:name="HTML Keyboard" w:semiHidden="0" w:uiPriority="0" w:unhideWhenUsed="0"/>
-    <w:lsdException w:name="HTML Preformatted" w:semiHidden="0" w:uiPriority="0" w:unhideWhenUsed="0"/>
-    <w:lsdException w:name="HTML Sample" w:semiHidden="0" w:uiPriority="0" w:unhideWhenUsed="0"/>
-    <w:lsdException w:name="HTML Typewriter" w:semiHidden="0" w:uiPriority="0" w:unhideWhenUsed="0"/>
-    <w:lsdException w:name="HTML Variable" w:semiHidden="0" w:uiPriority="0" w:unhideWhenUsed="0"/>
-    <w:lsdException w:name="Normal Table" w:uiPriority="0" w:unhideWhenUsed="0" w:qFormat="1"/>
-    <w:lsdException w:name="annotation subject" w:semiHidden="0" w:uiPriority="0" w:unhideWhenUsed="0"/>
-    <w:lsdException w:name="Table Simple 1" w:semiHidden="0" w:uiPriority="0" w:unhideWhenUsed="0"/>
-    <w:lsdException w:name="Table Simple 2" w:semiHidden="0" w:uiPriority="0" w:unhideWhenUsed="0"/>
-    <w:lsdException w:name="Table Simple 3" w:semiHidden="0" w:uiPriority="0" w:unhideWhenUsed="0"/>
-    <w:lsdException w:name="Table Classic 1" w:semiHidden="0" w:uiPriority="0" w:unhideWhenUsed="0"/>
-    <w:lsdException w:name="Table Classic 2" w:semiHidden="0" w:uiPriority="0" w:unhideWhenUsed="0"/>
-    <w:lsdException w:name="Table Classic 3" w:semiHidden="0" w:uiPriority="0" w:unhideWhenUsed="0"/>
-    <w:lsdException w:name="Table Classic 4" w:semiHidden="0" w:uiPriority="0" w:unhideWhenUsed="0"/>
-    <w:lsdException w:name="Table Colorful 1" w:semiHidden="0" w:uiPriority="0" w:unhideWhenUsed="0"/>
-    <w:lsdException w:name="Table Colorful 2" w:semiHidden="0" w:uiPriority="0" w:unhideWhenUsed="0"/>
-    <w:lsdException w:name="Table Colorful 3" w:semiHidden="0" w:uiPriority="0" w:unhideWhenUsed="0"/>
-    <w:lsdException w:name="Table Columns 1" w:semiHidden="0" w:uiPriority="0" w:unhideWhenUsed="0"/>
-    <w:lsdException w:name="Table Columns 2" w:semiHidden="0" w:uiPriority="0" w:unhideWhenUsed="0"/>
-    <w:lsdException w:name="Table Columns 3" w:semiHidden="0" w:uiPriority="0" w:unhideWhenUsed="0"/>
-    <w:lsdException w:name="Table Columns 4" w:semiHidden="0" w:uiPriority="0" w:unhideWhenUsed="0"/>
-    <w:lsdException w:name="Table Columns 5" w:semiHidden="0" w:uiPriority="0" w:unhideWhenUsed="0"/>
-    <w:lsdException w:name="Table Grid 1" w:semiHidden="0" w:uiPriority="0" w:unhideWhenUsed="0"/>
-    <w:lsdException w:name="Table Grid 2" w:semiHidden="0" w:uiPriority="0" w:unhideWhenUsed="0"/>
-    <w:lsdException w:name="Table Grid 3" w:semiHidden="0" w:uiPriority="0" w:unhideWhenUsed="0"/>
-    <w:lsdException w:name="Table Grid 4" w:semiHidden="0" w:uiPriority="0" w:unhideWhenUsed="0"/>
-    <w:lsdException w:name="Table Grid 5" w:semiHidden="0" w:uiPriority="0" w:unhideWhenUsed="0"/>
-    <w:lsdException w:name="Table Grid 6" w:semiHidden="0" w:uiPriority="0" w:unhideWhenUsed="0"/>
-    <w:lsdException w:name="Table Grid 7" w:semiHidden="0" w:uiPriority="0" w:unhideWhenUsed="0"/>
-    <w:lsdException w:name="Table Grid 8" w:semiHidden="0" w:uiPriority="0" w:unhideWhenUsed="0"/>
-    <w:lsdException w:name="Table List 1" w:semiHidden="0" w:uiPriority="0" w:unhideWhenUsed="0"/>
-    <w:lsdException w:name="Table List 2" w:semiHidden="0" w:uiPriority="0" w:unhideWhenUsed="0"/>
-    <w:lsdException w:name="Table List 3" w:semiHidden="0" w:uiPriority="0" w:unhideWhenUsed="0"/>
-    <w:lsdException w:name="Table List 4" w:semiHidden="0" w:uiPriority="0" w:unhideWhenUsed="0"/>
-    <w:lsdException w:name="Table List 5" w:semiHidden="0" w:uiPriority="0" w:unhideWhenUsed="0"/>
-    <w:lsdException w:name="Table List 6" w:semiHidden="0" w:uiPriority="0" w:unhideWhenUsed="0"/>
-    <w:lsdException w:name="Table List 7" w:semiHidden="0" w:uiPriority="0" w:unhideWhenUsed="0"/>
-    <w:lsdException w:name="Table List 8" w:semiHidden="0" w:uiPriority="0" w:unhideWhenUsed="0"/>
-    <w:lsdException w:name="Table 3D effects 1" w:semiHidden="0" w:uiPriority="0" w:unhideWhenUsed="0"/>
-    <w:lsdException w:name="Table 3D effects 2" w:semiHidden="0" w:uiPriority="0" w:unhideWhenUsed="0"/>
-    <w:lsdException w:name="Table 3D effects 3" w:semiHidden="0" w:uiPriority="0" w:unhideWhenUsed="0"/>
-    <w:lsdException w:name="Table Contemporary" w:semiHidden="0" w:uiPriority="0" w:unhideWhenUsed="0"/>
-    <w:lsdException w:name="Table Elegant" w:semiHidden="0" w:uiPriority="0" w:unhideWhenUsed="0"/>
-    <w:lsdException w:name="Table Professional" w:semiHidden="0" w:uiPriority="0" w:unhideWhenUsed="0"/>
-    <w:lsdException w:name="Table Subtle 1" w:semiHidden="0" w:uiPriority="0" w:unhideWhenUsed="0"/>
-    <w:lsdException w:name="Table Subtle 2" w:semiHidden="0" w:uiPriority="0" w:unhideWhenUsed="0"/>
-    <w:lsdException w:name="Table Web 1" w:semiHidden="0" w:uiPriority="0" w:unhideWhenUsed="0"/>
-    <w:lsdException w:name="Table Web 2" w:semiHidden="0" w:uiPriority="0" w:unhideWhenUsed="0"/>
-    <w:lsdException w:name="Table Web 3" w:semiHidden="0" w:uiPriority="0" w:unhideWhenUsed="0"/>
-    <w:lsdException w:name="Balloon Text" w:semiHidden="0" w:uiPriority="0" w:unhideWhenUsed="0"/>
-    <w:lsdException w:name="Table Grid" w:semiHidden="0" w:uiPriority="0" w:unhideWhenUsed="0" w:qFormat="1"/>
-    <w:lsdException w:name="Table Theme" w:semiHidden="0" w:uiPriority="0" w:unhideWhenUsed="0"/>
-    <w:lsdException w:name="Light Shading" w:semiHidden="0" w:uiPriority="60" w:unhideWhenUsed="0"/>
-    <w:lsdException w:name="Light List" w:semiHidden="0" w:uiPriority="61" w:unhideWhenUsed="0"/>
-    <w:lsdException w:name="Light Grid" w:semiHidden="0" w:uiPriority="62" w:unhideWhenUsed="0"/>
-    <w:lsdException w:name="Medium Shading 1" w:semiHidden="0" w:uiPriority="63" w:unhideWhenUsed="0"/>
-    <w:lsdException w:name="Medium Shading 2" w:semiHidden="0" w:uiPriority="64" w:unhideWhenUsed="0"/>
-    <w:lsdException w:name="Medium List 1" w:semiHidden="0" w:uiPriority="65" w:unhideWhenUsed="0"/>
-    <w:lsdException w:name="Medium List 2" w:semiHidden="0" w:uiPriority="66" w:unhideWhenUsed="0"/>
-    <w:lsdException w:name="Medium Grid 1" w:semiHidden="0" w:uiPriority="67" w:unhideWhenUsed="0"/>
-    <w:lsdException w:name="Medium Grid 2" w:semiHidden="0" w:uiPriority="68" w:unhideWhenUsed="0"/>
-    <w:lsdException w:name="Medium Grid 3" w:semiHidden="0" w:uiPriority="69" w:unhideWhenUsed="0"/>
-    <w:lsdException w:name="Dark List" w:semiHidden="0" w:uiPriority="70" w:unhideWhenUsed="0"/>
-    <w:lsdException w:name="Colorful Shading" w:semiHidden="0" w:uiPriority="71" w:unhideWhenUsed="0"/>
-    <w:lsdException w:name="Colorful List" w:semiHidden="0" w:uiPriority="72" w:unhideWhenUsed="0"/>
-    <w:lsdException w:name="Colorful Grid" w:semiHidden="0" w:uiPriority="73" w:unhideWhenUsed="0"/>
-    <w:lsdException w:name="Light Shading Accent 1" w:semiHidden="0" w:uiPriority="60" w:unhideWhenUsed="0"/>
-    <w:lsdException w:name="Light List Accent 1" w:semiHidden="0" w:uiPriority="61" w:unhideWhenUsed="0"/>
-    <w:lsdException w:name="Light Grid Accent 1" w:semiHidden="0" w:uiPriority="62" w:unhideWhenUsed="0"/>
-    <w:lsdException w:name="Medium Shading 1 Accent 1" w:semiHidden="0" w:uiPriority="63" w:unhideWhenUsed="0"/>
-    <w:lsdException w:name="Medium Shading 2 Accent 1" w:semiHidden="0" w:uiPriority="64" w:unhideWhenUsed="0"/>
-    <w:lsdException w:name="Medium List 1 Accent 1" w:semiHidden="0" w:uiPriority="65" w:unhideWhenUsed="0"/>
-    <w:lsdException w:name="Medium List 2 Accent 1" w:semiHidden="0" w:uiPriority="66" w:unhideWhenUsed="0"/>
-    <w:lsdException w:name="Medium Grid 1 Accent 1" w:semiHidden="0" w:uiPriority="67" w:unhideWhenUsed="0"/>
-    <w:lsdException w:name="Medium Grid 2 Accent 1" w:semiHidden="0" w:uiPriority="68" w:unhideWhenUsed="0"/>
-    <w:lsdException w:name="Medium Grid 3 Accent 1" w:semiHidden="0" w:uiPriority="69" w:unhideWhenUsed="0"/>
-    <w:lsdException w:name="Dark List Accent 1" w:semiHidden="0" w:uiPriority="70" w:unhideWhenUsed="0"/>
-    <w:lsdException w:name="Colorful Shading Accent 1" w:semiHidden="0" w:uiPriority="71" w:unhideWhenUsed="0"/>
-    <w:lsdException w:name="Colorful List Accent 1" w:semiHidden="0" w:uiPriority="72" w:unhideWhenUsed="0"/>
-    <w:lsdException w:name="Colorful Grid Accent 1" w:semiHidden="0" w:uiPriority="73" w:unhideWhenUsed="0"/>
-    <w:lsdException w:name="Light Shading Accent 2" w:semiHidden="0" w:uiPriority="60" w:unhideWhenUsed="0"/>
-    <w:lsdException w:name="Light List Accent 2" w:semiHidden="0" w:uiPriority="61" w:unhideWhenUsed="0"/>
-    <w:lsdException w:name="Light Grid Accent 2" w:semiHidden="0" w:uiPriority="62" w:unhideWhenUsed="0"/>
-    <w:lsdException w:name="Medium Shading 1 Accent 2" w:semiHidden="0" w:uiPriority="63" w:unhideWhenUsed="0"/>
-    <w:lsdException w:name="Medium Shading 2 Accent 2" w:semiHidden="0" w:uiPriority="64" w:unhideWhenUsed="0"/>
-    <w:lsdException w:name="Medium List 1 Accent 2" w:semiHidden="0" w:uiPriority="65" w:unhideWhenUsed="0"/>
-    <w:lsdException w:name="Medium List 2 Accent 2" w:semiHidden="0" w:uiPriority="66" w:unhideWhenUsed="0"/>
-    <w:lsdException w:name="Medium Grid 1 Accent 2" w:semiHidden="0" w:uiPriority="67" w:unhideWhenUsed="0"/>
-    <w:lsdException w:name="Medium Grid 2 Accent 2" w:semiHidden="0" w:uiPriority="68" w:unhideWhenUsed="0"/>
-    <w:lsdException w:name="Medium Grid 3 Accent 2" w:semiHidden="0" w:uiPriority="69" w:unhideWhenUsed="0"/>
-    <w:lsdException w:name="Dark List Accent 2" w:semiHidden="0" w:uiPriority="70" w:unhideWhenUsed="0"/>
-    <w:lsdException w:name="Colorful Shading Accent 2" w:semiHidden="0" w:uiPriority="71" w:unhideWhenUsed="0"/>
-    <w:lsdException w:name="Colorful List Accent 2" w:semiHidden="0" w:uiPriority="72" w:unhideWhenUsed="0"/>
-    <w:lsdException w:name="Colorful Grid Accent 2" w:semiHidden="0" w:uiPriority="73" w:unhideWhenUsed="0"/>
-    <w:lsdException w:name="Light Shading Accent 3" w:semiHidden="0" w:uiPriority="60" w:unhideWhenUsed="0"/>
-    <w:lsdException w:name="Light List Accent 3" w:semiHidden="0" w:uiPriority="61" w:unhideWhenUsed="0"/>
-    <w:lsdException w:name="Light Grid Accent 3" w:semiHidden="0" w:uiPriority="62" w:unhideWhenUsed="0"/>
-    <w:lsdException w:name="Medium Shading 1 Accent 3" w:semiHidden="0" w:uiPriority="63" w:unhideWhenUsed="0"/>
-    <w:lsdException w:name="Medium Shading 2 Accent 3" w:semiHidden="0" w:uiPriority="64" w:unhideWhenUsed="0"/>
-    <w:lsdException w:name="Medium List 1 Accent 3" w:semiHidden="0" w:uiPriority="65" w:unhideWhenUsed="0"/>
-    <w:lsdException w:name="Medium List 2 Accent 3" w:semiHidden="0" w:uiPriority="66" w:unhideWhenUsed="0"/>
-    <w:lsdException w:name="Medium Grid 1 Accent 3" w:semiHidden="0" w:uiPriority="67" w:unhideWhenUsed="0"/>
-    <w:lsdException w:name="Medium Grid 2 Accent 3" w:semiHidden="0" w:uiPriority="68" w:unhideWhenUsed="0"/>
-    <w:lsdException w:name="Medium Grid 3 Accent 3" w:semiHidden="0" w:uiPriority="69" w:unhideWhenUsed="0"/>
-    <w:lsdException w:name="Dark List Accent 3" w:semiHidden="0" w:uiPriority="70" w:unhideWhenUsed="0"/>
-    <w:lsdException w:name="Colorful Shading Accent 3" w:semiHidden="0" w:uiPriority="71" w:unhideWhenUsed="0"/>
-    <w:lsdException w:name="Colorful List Accent 3" w:semiHidden="0" w:uiPriority="72" w:unhideWhenUsed="0"/>
-    <w:lsdException w:name="Colorful Grid Accent 3" w:semiHidden="0" w:uiPriority="73" w:unhideWhenUsed="0"/>
-    <w:lsdException w:name="Light Shading Accent 4" w:semiHidden="0" w:uiPriority="60" w:unhideWhenUsed="0"/>
-    <w:lsdException w:name="Light List Accent 4" w:semiHidden="0" w:uiPriority="61" w:unhideWhenUsed="0"/>
-    <w:lsdException w:name="Light Grid Accent 4" w:semiHidden="0" w:uiPriority="62" w:unhideWhenUsed="0"/>
-    <w:lsdException w:name="Medium Shading 1 Accent 4" w:semiHidden="0" w:uiPriority="63" w:unhideWhenUsed="0"/>
-    <w:lsdException w:name="Medium Shading 2 Accent 4" w:semiHidden="0" w:uiPriority="64" w:unhideWhenUsed="0"/>
-    <w:lsdException w:name="Medium List 1 Accent 4" w:semiHidden="0" w:uiPriority="65" w:unhideWhenUsed="0"/>
-    <w:lsdException w:name="Medium List 2 Accent 4" w:semiHidden="0" w:uiPriority="66" w:unhideWhenUsed="0"/>
-    <w:lsdException w:name="Medium Grid 1 Accent 4" w:semiHidden="0" w:uiPriority="67" w:unhideWhenUsed="0"/>
-    <w:lsdException w:name="Medium Grid 2 Accent 4" w:semiHidden="0" w:uiPriority="68" w:unhideWhenUsed="0"/>
-    <w:lsdException w:name="Medium Grid 3 Accent 4" w:semiHidden="0" w:uiPriority="69" w:unhideWhenUsed="0"/>
-    <w:lsdException w:name="Dark List Accent 4" w:semiHidden="0" w:uiPriority="70" w:unhideWhenUsed="0"/>
-    <w:lsdException w:name="Colorful Shading Accent 4" w:semiHidden="0" w:uiPriority="71" w:unhideWhenUsed="0"/>
-    <w:lsdException w:name="Colorful List Accent 4" w:semiHidden="0" w:uiPriority="72" w:unhideWhenUsed="0"/>
-    <w:lsdException w:name="Colorful Grid Accent 4" w:semiHidden="0" w:uiPriority="73" w:unhideWhenUsed="0"/>
-    <w:lsdException w:name="Light Shading Accent 5" w:semiHidden="0" w:uiPriority="60" w:unhideWhenUsed="0"/>
-    <w:lsdException w:name="Light List Accent 5" w:semiHidden="0" w:uiPriority="61" w:unhideWhenUsed="0"/>
-    <w:lsdException w:name="Light Grid Accent 5" w:semiHidden="0" w:uiPriority="62" w:unhideWhenUsed="0"/>
-    <w:lsdException w:name="Medium Shading 1 Accent 5" w:semiHidden="0" w:uiPriority="63" w:unhideWhenUsed="0"/>
-    <w:lsdException w:name="Medium Shading 2 Accent 5" w:semiHidden="0" w:uiPriority="64" w:unhideWhenUsed="0"/>
-    <w:lsdException w:name="Medium List 1 Accent 5" w:semiHidden="0" w:uiPriority="65" w:unhideWhenUsed="0"/>
-    <w:lsdException w:name="Medium List 2 Accent 5" w:semiHidden="0" w:uiPriority="66" w:unhideWhenUsed="0"/>
-    <w:lsdException w:name="Medium Grid 1 Accent 5" w:semiHidden="0" w:uiPriority="67" w:unhideWhenUsed="0"/>
-    <w:lsdException w:name="Medium Grid 2 Accent 5" w:semiHidden="0" w:uiPriority="68" w:unhideWhenUsed="0"/>
-    <w:lsdException w:name="Medium Grid 3 Accent 5" w:semiHidden="0" w:uiPriority="69" w:unhideWhenUsed="0"/>
-    <w:lsdException w:name="Dark List Accent 5" w:semiHidden="0" w:uiPriority="70" w:unhideWhenUsed="0"/>
-    <w:lsdException w:name="Colorful Shading Accent 5" w:semiHidden="0" w:uiPriority="71" w:unhideWhenUsed="0"/>
-    <w:lsdException w:name="Colorful List Accent 5" w:semiHidden="0" w:uiPriority="72" w:unhideWhenUsed="0"/>
-    <w:lsdException w:name="Colorful Grid Accent 5" w:semiHidden="0" w:uiPriority="73" w:unhideWhenUsed="0"/>
-    <w:lsdException w:name="Light Shading Accent 6" w:semiHidden="0" w:uiPriority="60" w:unhideWhenUsed="0"/>
-    <w:lsdException w:name="Light List Accent 6" w:semiHidden="0" w:uiPriority="61" w:unhideWhenUsed="0"/>
-    <w:lsdException w:name="Light Grid Accent 6" w:semiHidden="0" w:uiPriority="62" w:unhideWhenUsed="0"/>
-    <w:lsdException w:name="Medium Shading 1 Accent 6" w:semiHidden="0" w:uiPriority="63" w:unhideWhenUsed="0"/>
-    <w:lsdException w:name="Medium Shading 2 Accent 6" w:semiHidden="0" w:uiPriority="64" w:unhideWhenUsed="0"/>
-    <w:lsdException w:name="Medium List 1 Accent 6" w:semiHidden="0" w:uiPriority="65" w:unhideWhenUsed="0"/>
-    <w:lsdException w:name="Medium List 2 Accent 6" w:semiHidden="0" w:uiPriority="66" w:unhideWhenUsed="0"/>
-    <w:lsdException w:name="Medium Grid 1 Accent 6" w:semiHidden="0" w:uiPriority="67" w:unhideWhenUsed="0"/>
-    <w:lsdException w:name="Medium Grid 2 Accent 6" w:semiHidden="0" w:uiPriority="68" w:unhideWhenUsed="0"/>
-    <w:lsdException w:name="Medium Grid 3 Accent 6" w:semiHidden="0" w:uiPriority="69" w:unhideWhenUsed="0"/>
-    <w:lsdException w:name="Dark List Accent 6" w:semiHidden="0" w:uiPriority="70" w:unhideWhenUsed="0"/>
-    <w:lsdException w:name="Colorful Shading Accent 6" w:semiHidden="0" w:uiPriority="71" w:unhideWhenUsed="0"/>
-    <w:lsdException w:name="Colorful List Accent 6" w:semiHidden="0" w:uiPriority="72" w:unhideWhenUsed="0"/>
-    <w:lsdException w:name="Colorful Grid Accent 6" w:semiHidden="0" w:uiPriority="73" w:unhideWhenUsed="0"/>
+  <w:latentStyles w:count="260" w:defQFormat="0" w:defUnhideWhenUsed="1" w:defSemiHidden="1" w:defUIPriority="99" w:defLockedState="0">
+    <w:lsdException w:qFormat="1" w:unhideWhenUsed="0" w:uiPriority="0" w:semiHidden="0" w:name="Normal"/>
+    <w:lsdException w:qFormat="1" w:unhideWhenUsed="0" w:uiPriority="0" w:semiHidden="0" w:name="heading 1"/>
+    <w:lsdException w:qFormat="1" w:uiPriority="0" w:semiHidden="0" w:name="heading 2"/>
+    <w:lsdException w:qFormat="1" w:uiPriority="0" w:name="heading 3"/>
+    <w:lsdException w:qFormat="1" w:uiPriority="0" w:semiHidden="0" w:name="heading 4"/>
+    <w:lsdException w:qFormat="1" w:uiPriority="0" w:name="heading 5"/>
+    <w:lsdException w:qFormat="1" w:uiPriority="0" w:name="heading 6"/>
+    <w:lsdException w:qFormat="1" w:uiPriority="0" w:name="heading 7"/>
+    <w:lsdException w:qFormat="1" w:uiPriority="0" w:name="heading 8"/>
+    <w:lsdException w:qFormat="1" w:uiPriority="0" w:name="heading 9"/>
+    <w:lsdException w:unhideWhenUsed="0" w:uiPriority="0" w:semiHidden="0" w:name="index 1"/>
+    <w:lsdException w:unhideWhenUsed="0" w:uiPriority="0" w:semiHidden="0" w:name="index 2"/>
+    <w:lsdException w:unhideWhenUsed="0" w:uiPriority="0" w:semiHidden="0" w:name="index 3"/>
+    <w:lsdException w:unhideWhenUsed="0" w:uiPriority="0" w:semiHidden="0" w:name="index 4"/>
+    <w:lsdException w:unhideWhenUsed="0" w:uiPriority="0" w:semiHidden="0" w:name="index 5"/>
+    <w:lsdException w:unhideWhenUsed="0" w:uiPriority="0" w:semiHidden="0" w:name="index 6"/>
+    <w:lsdException w:unhideWhenUsed="0" w:uiPriority="0" w:semiHidden="0" w:name="index 7"/>
+    <w:lsdException w:unhideWhenUsed="0" w:uiPriority="0" w:semiHidden="0" w:name="index 8"/>
+    <w:lsdException w:unhideWhenUsed="0" w:uiPriority="0" w:semiHidden="0" w:name="index 9"/>
+    <w:lsdException w:qFormat="1" w:unhideWhenUsed="0" w:uiPriority="0" w:semiHidden="0" w:name="toc 1"/>
+    <w:lsdException w:qFormat="1" w:unhideWhenUsed="0" w:uiPriority="0" w:semiHidden="0" w:name="toc 2"/>
+    <w:lsdException w:qFormat="1" w:unhideWhenUsed="0" w:uiPriority="0" w:semiHidden="0" w:name="toc 3"/>
+    <w:lsdException w:unhideWhenUsed="0" w:uiPriority="0" w:semiHidden="0" w:name="toc 4"/>
+    <w:lsdException w:unhideWhenUsed="0" w:uiPriority="0" w:semiHidden="0" w:name="toc 5"/>
+    <w:lsdException w:unhideWhenUsed="0" w:uiPriority="0" w:semiHidden="0" w:name="toc 6"/>
+    <w:lsdException w:unhideWhenUsed="0" w:uiPriority="0" w:semiHidden="0" w:name="toc 7"/>
+    <w:lsdException w:unhideWhenUsed="0" w:uiPriority="0" w:semiHidden="0" w:name="toc 8"/>
+    <w:lsdException w:unhideWhenUsed="0" w:uiPriority="0" w:semiHidden="0" w:name="toc 9"/>
+    <w:lsdException w:unhideWhenUsed="0" w:uiPriority="0" w:semiHidden="0" w:name="Normal Indent"/>
+    <w:lsdException w:unhideWhenUsed="0" w:uiPriority="0" w:semiHidden="0" w:name="footnote text"/>
+    <w:lsdException w:qFormat="1" w:unhideWhenUsed="0" w:uiPriority="0" w:semiHidden="0" w:name="annotation text"/>
+    <w:lsdException w:qFormat="1" w:unhideWhenUsed="0" w:uiPriority="0" w:semiHidden="0" w:name="header"/>
+    <w:lsdException w:qFormat="1" w:unhideWhenUsed="0" w:uiPriority="0" w:semiHidden="0" w:name="footer"/>
+    <w:lsdException w:unhideWhenUsed="0" w:uiPriority="0" w:semiHidden="0" w:name="index heading"/>
+    <w:lsdException w:qFormat="1" w:uiPriority="0" w:name="caption"/>
+    <w:lsdException w:unhideWhenUsed="0" w:uiPriority="0" w:semiHidden="0" w:name="table of figures"/>
+    <w:lsdException w:unhideWhenUsed="0" w:uiPriority="0" w:semiHidden="0" w:name="envelope address"/>
+    <w:lsdException w:unhideWhenUsed="0" w:uiPriority="0" w:semiHidden="0" w:name="envelope return"/>
+    <w:lsdException w:unhideWhenUsed="0" w:uiPriority="0" w:semiHidden="0" w:name="footnote reference"/>
+    <w:lsdException w:unhideWhenUsed="0" w:uiPriority="0" w:semiHidden="0" w:name="annotation reference"/>
+    <w:lsdException w:unhideWhenUsed="0" w:uiPriority="0" w:semiHidden="0" w:name="line number"/>
+    <w:lsdException w:unhideWhenUsed="0" w:uiPriority="0" w:semiHidden="0" w:name="page number"/>
+    <w:lsdException w:unhideWhenUsed="0" w:uiPriority="0" w:semiHidden="0" w:name="endnote reference"/>
+    <w:lsdException w:unhideWhenUsed="0" w:uiPriority="0" w:semiHidden="0" w:name="endnote text"/>
+    <w:lsdException w:unhideWhenUsed="0" w:uiPriority="0" w:semiHidden="0" w:name="table of authorities"/>
+    <w:lsdException w:unhideWhenUsed="0" w:uiPriority="0" w:semiHidden="0" w:name="macro"/>
+    <w:lsdException w:unhideWhenUsed="0" w:uiPriority="0" w:semiHidden="0" w:name="toa heading"/>
+    <w:lsdException w:unhideWhenUsed="0" w:uiPriority="0" w:semiHidden="0" w:name="List"/>
+    <w:lsdException w:unhideWhenUsed="0" w:uiPriority="0" w:semiHidden="0" w:name="List Bullet"/>
+    <w:lsdException w:unhideWhenUsed="0" w:uiPriority="0" w:semiHidden="0" w:name="List Number"/>
+    <w:lsdException w:unhideWhenUsed="0" w:uiPriority="0" w:semiHidden="0" w:name="List 2"/>
+    <w:lsdException w:unhideWhenUsed="0" w:uiPriority="0" w:semiHidden="0" w:name="List 3"/>
+    <w:lsdException w:unhideWhenUsed="0" w:uiPriority="0" w:semiHidden="0" w:name="List 4"/>
+    <w:lsdException w:unhideWhenUsed="0" w:uiPriority="0" w:semiHidden="0" w:name="List 5"/>
+    <w:lsdException w:unhideWhenUsed="0" w:uiPriority="0" w:semiHidden="0" w:name="List Bullet 2"/>
+    <w:lsdException w:unhideWhenUsed="0" w:uiPriority="0" w:semiHidden="0" w:name="List Bullet 3"/>
+    <w:lsdException w:unhideWhenUsed="0" w:uiPriority="0" w:semiHidden="0" w:name="List Bullet 4"/>
+    <w:lsdException w:unhideWhenUsed="0" w:uiPriority="0" w:semiHidden="0" w:name="List Bullet 5"/>
+    <w:lsdException w:unhideWhenUsed="0" w:uiPriority="0" w:semiHidden="0" w:name="List Number 2"/>
+    <w:lsdException w:unhideWhenUsed="0" w:uiPriority="0" w:semiHidden="0" w:name="List Number 3"/>
+    <w:lsdException w:unhideWhenUsed="0" w:uiPriority="0" w:semiHidden="0" w:name="List Number 4"/>
+    <w:lsdException w:unhideWhenUsed="0" w:uiPriority="0" w:semiHidden="0" w:name="List Number 5"/>
+    <w:lsdException w:qFormat="1" w:unhideWhenUsed="0" w:uiPriority="0" w:semiHidden="0" w:name="Title"/>
+    <w:lsdException w:unhideWhenUsed="0" w:uiPriority="0" w:semiHidden="0" w:name="Closing"/>
+    <w:lsdException w:unhideWhenUsed="0" w:uiPriority="0" w:semiHidden="0" w:name="Signature"/>
+    <w:lsdException w:qFormat="1" w:unhideWhenUsed="0" w:uiPriority="0" w:name="Default Paragraph Font"/>
+    <w:lsdException w:qFormat="1" w:unhideWhenUsed="0" w:uiPriority="0" w:name="Body Text"/>
+    <w:lsdException w:unhideWhenUsed="0" w:uiPriority="0" w:semiHidden="0" w:name="Body Text Indent"/>
+    <w:lsdException w:unhideWhenUsed="0" w:uiPriority="0" w:semiHidden="0" w:name="List Continue"/>
+    <w:lsdException w:unhideWhenUsed="0" w:uiPriority="0" w:semiHidden="0" w:name="List Continue 2"/>
+    <w:lsdException w:unhideWhenUsed="0" w:uiPriority="0" w:semiHidden="0" w:name="List Continue 3"/>
+    <w:lsdException w:unhideWhenUsed="0" w:uiPriority="0" w:semiHidden="0" w:name="List Continue 4"/>
+    <w:lsdException w:unhideWhenUsed="0" w:uiPriority="0" w:semiHidden="0" w:name="List Continue 5"/>
+    <w:lsdException w:unhideWhenUsed="0" w:uiPriority="0" w:semiHidden="0" w:name="Message Header"/>
+    <w:lsdException w:qFormat="1" w:unhideWhenUsed="0" w:uiPriority="0" w:semiHidden="0" w:name="Subtitle"/>
+    <w:lsdException w:unhideWhenUsed="0" w:uiPriority="0" w:semiHidden="0" w:name="Salutation"/>
+    <w:lsdException w:unhideWhenUsed="0" w:uiPriority="0" w:semiHidden="0" w:name="Date"/>
+    <w:lsdException w:unhideWhenUsed="0" w:uiPriority="0" w:semiHidden="0" w:name="Body Text First Indent"/>
+    <w:lsdException w:unhideWhenUsed="0" w:uiPriority="0" w:semiHidden="0" w:name="Body Text First Indent 2"/>
+    <w:lsdException w:uiPriority="99" w:name="Note Heading"/>
+    <w:lsdException w:unhideWhenUsed="0" w:uiPriority="0" w:semiHidden="0" w:name="Body Text 2"/>
+    <w:lsdException w:unhideWhenUsed="0" w:uiPriority="0" w:semiHidden="0" w:name="Body Text 3"/>
+    <w:lsdException w:unhideWhenUsed="0" w:uiPriority="0" w:semiHidden="0" w:name="Body Text Indent 2"/>
+    <w:lsdException w:unhideWhenUsed="0" w:uiPriority="0" w:semiHidden="0" w:name="Body Text Indent 3"/>
+    <w:lsdException w:unhideWhenUsed="0" w:uiPriority="0" w:semiHidden="0" w:name="Block Text"/>
+    <w:lsdException w:unhideWhenUsed="0" w:uiPriority="0" w:semiHidden="0" w:name="Hyperlink"/>
+    <w:lsdException w:unhideWhenUsed="0" w:uiPriority="0" w:semiHidden="0" w:name="FollowedHyperlink"/>
+    <w:lsdException w:qFormat="1" w:unhideWhenUsed="0" w:uiPriority="0" w:semiHidden="0" w:name="Strong"/>
+    <w:lsdException w:qFormat="1" w:unhideWhenUsed="0" w:uiPriority="0" w:semiHidden="0" w:name="Emphasis"/>
+    <w:lsdException w:unhideWhenUsed="0" w:uiPriority="0" w:semiHidden="0" w:name="Document Map"/>
+    <w:lsdException w:unhideWhenUsed="0" w:uiPriority="0" w:semiHidden="0" w:name="Plain Text"/>
+    <w:lsdException w:unhideWhenUsed="0" w:uiPriority="0" w:semiHidden="0" w:name="E-mail Signature"/>
+    <w:lsdException w:qFormat="1" w:unhideWhenUsed="0" w:uiPriority="0" w:semiHidden="0" w:name="Normal (Web)"/>
+    <w:lsdException w:unhideWhenUsed="0" w:uiPriority="0" w:semiHidden="0" w:name="HTML Acronym"/>
+    <w:lsdException w:unhideWhenUsed="0" w:uiPriority="0" w:semiHidden="0" w:name="HTML Address"/>
+    <w:lsdException w:unhideWhenUsed="0" w:uiPriority="0" w:semiHidden="0" w:name="HTML Cite"/>
+    <w:lsdException w:unhideWhenUsed="0" w:uiPriority="0" w:semiHidden="0" w:name="HTML Code"/>
+    <w:lsdException w:unhideWhenUsed="0" w:uiPriority="0" w:semiHidden="0" w:name="HTML Definition"/>
+    <w:lsdException w:unhideWhenUsed="0" w:uiPriority="0" w:semiHidden="0" w:name="HTML Keyboard"/>
+    <w:lsdException w:unhideWhenUsed="0" w:uiPriority="0" w:semiHidden="0" w:name="HTML Preformatted"/>
+    <w:lsdException w:unhideWhenUsed="0" w:uiPriority="0" w:semiHidden="0" w:name="HTML Sample"/>
+    <w:lsdException w:unhideWhenUsed="0" w:uiPriority="0" w:semiHidden="0" w:name="HTML Typewriter"/>
+    <w:lsdException w:unhideWhenUsed="0" w:uiPriority="0" w:semiHidden="0" w:name="HTML Variable"/>
+    <w:lsdException w:qFormat="1" w:unhideWhenUsed="0" w:uiPriority="0" w:name="Normal Table"/>
+    <w:lsdException w:unhideWhenUsed="0" w:uiPriority="0" w:semiHidden="0" w:name="annotation subject"/>
+    <w:lsdException w:unhideWhenUsed="0" w:uiPriority="0" w:semiHidden="0" w:name="Table Simple 1"/>
+    <w:lsdException w:unhideWhenUsed="0" w:uiPriority="0" w:semiHidden="0" w:name="Table Simple 2"/>
+    <w:lsdException w:unhideWhenUsed="0" w:uiPriority="0" w:semiHidden="0" w:name="Table Simple 3"/>
+    <w:lsdException w:unhideWhenUsed="0" w:uiPriority="0" w:semiHidden="0" w:name="Table Classic 1"/>
+    <w:lsdException w:unhideWhenUsed="0" w:uiPriority="0" w:semiHidden="0" w:name="Table Classic 2"/>
+    <w:lsdException w:unhideWhenUsed="0" w:uiPriority="0" w:semiHidden="0" w:name="Table Classic 3"/>
+    <w:lsdException w:unhideWhenUsed="0" w:uiPriority="0" w:semiHidden="0" w:name="Table Classic 4"/>
+    <w:lsdException w:unhideWhenUsed="0" w:uiPriority="0" w:semiHidden="0" w:name="Table Colorful 1"/>
+    <w:lsdException w:unhideWhenUsed="0" w:uiPriority="0" w:semiHidden="0" w:name="Table Colorful 2"/>
+    <w:lsdException w:unhideWhenUsed="0" w:uiPriority="0" w:semiHidden="0" w:name="Table Colorful 3"/>
+    <w:lsdException w:unhideWhenUsed="0" w:uiPriority="0" w:semiHidden="0" w:name="Table Columns 1"/>
+    <w:lsdException w:unhideWhenUsed="0" w:uiPriority="0" w:semiHidden="0" w:name="Table Columns 2"/>
+    <w:lsdException w:unhideWhenUsed="0" w:uiPriority="0" w:semiHidden="0" w:name="Table Columns 3"/>
+    <w:lsdException w:unhideWhenUsed="0" w:uiPriority="0" w:semiHidden="0" w:name="Table Columns 4"/>
+    <w:lsdException w:unhideWhenUsed="0" w:uiPriority="0" w:semiHidden="0" w:name="Table Columns 5"/>
+    <w:lsdException w:unhideWhenUsed="0" w:uiPriority="0" w:semiHidden="0" w:name="Table Grid 1"/>
+    <w:lsdException w:unhideWhenUsed="0" w:uiPriority="0" w:semiHidden="0" w:name="Table Grid 2"/>
+    <w:lsdException w:unhideWhenUsed="0" w:uiPriority="0" w:semiHidden="0" w:name="Table Grid 3"/>
+    <w:lsdException w:unhideWhenUsed="0" w:uiPriority="0" w:semiHidden="0" w:name="Table Grid 4"/>
+    <w:lsdException w:unhideWhenUsed="0" w:uiPriority="0" w:semiHidden="0" w:name="Table Grid 5"/>
+    <w:lsdException w:unhideWhenUsed="0" w:uiPriority="0" w:semiHidden="0" w:name="Table Grid 6"/>
+    <w:lsdException w:unhideWhenUsed="0" w:uiPriority="0" w:semiHidden="0" w:name="Table Grid 7"/>
+    <w:lsdException w:unhideWhenUsed="0" w:uiPriority="0" w:semiHidden="0" w:name="Table Grid 8"/>
+    <w:lsdException w:unhideWhenUsed="0" w:uiPriority="0" w:semiHidden="0" w:name="Table List 1"/>
+    <w:lsdException w:unhideWhenUsed="0" w:uiPriority="0" w:semiHidden="0" w:name="Table List 2"/>
+    <w:lsdException w:unhideWhenUsed="0" w:uiPriority="0" w:semiHidden="0" w:name="Table List 3"/>
+    <w:lsdException w:unhideWhenUsed="0" w:uiPriority="0" w:semiHidden="0" w:name="Table List 4"/>
+    <w:lsdException w:unhideWhenUsed="0" w:uiPriority="0" w:semiHidden="0" w:name="Table List 5"/>
+    <w:lsdException w:unhideWhenUsed="0" w:uiPriority="0" w:semiHidden="0" w:name="Table List 6"/>
+    <w:lsdException w:unhideWhenUsed="0" w:uiPriority="0" w:semiHidden="0" w:name="Table List 7"/>
+    <w:lsdException w:unhideWhenUsed="0" w:uiPriority="0" w:semiHidden="0" w:name="Table List 8"/>
+    <w:lsdException w:unhideWhenUsed="0" w:uiPriority="0" w:semiHidden="0" w:name="Table 3D effects 1"/>
+    <w:lsdException w:unhideWhenUsed="0" w:uiPriority="0" w:semiHidden="0" w:name="Table 3D effects 2"/>
+    <w:lsdException w:unhideWhenUsed="0" w:uiPriority="0" w:semiHidden="0" w:name="Table 3D effects 3"/>
+    <w:lsdException w:unhideWhenUsed="0" w:uiPriority="0" w:semiHidden="0" w:name="Table Contemporary"/>
+    <w:lsdException w:unhideWhenUsed="0" w:uiPriority="0" w:semiHidden="0" w:name="Table Elegant"/>
+    <w:lsdException w:unhideWhenUsed="0" w:uiPriority="0" w:semiHidden="0" w:name="Table Professional"/>
+    <w:lsdException w:unhideWhenUsed="0" w:uiPriority="0" w:semiHidden="0" w:name="Table Subtle 1"/>
+    <w:lsdException w:unhideWhenUsed="0" w:uiPriority="0" w:semiHidden="0" w:name="Table Subtle 2"/>
+    <w:lsdException w:unhideWhenUsed="0" w:uiPriority="0" w:semiHidden="0" w:name="Table Web 1"/>
+    <w:lsdException w:unhideWhenUsed="0" w:uiPriority="0" w:semiHidden="0" w:name="Table Web 2"/>
+    <w:lsdException w:unhideWhenUsed="0" w:uiPriority="0" w:semiHidden="0" w:name="Table Web 3"/>
+    <w:lsdException w:unhideWhenUsed="0" w:uiPriority="0" w:semiHidden="0" w:name="Balloon Text"/>
+    <w:lsdException w:qFormat="1" w:unhideWhenUsed="0" w:uiPriority="0" w:semiHidden="0" w:name="Table Grid"/>
+    <w:lsdException w:unhideWhenUsed="0" w:uiPriority="0" w:semiHidden="0" w:name="Table Theme"/>
+    <w:lsdException w:unhideWhenUsed="0" w:uiPriority="60" w:semiHidden="0" w:name="Light Shading"/>
+    <w:lsdException w:unhideWhenUsed="0" w:uiPriority="61" w:semiHidden="0" w:name="Light List"/>
+    <w:lsdException w:unhideWhenUsed="0" w:uiPriority="62" w:semiHidden="0" w:name="Light Grid"/>
+    <w:lsdException w:unhideWhenUsed="0" w:uiPriority="63" w:semiHidden="0" w:name="Medium Shading 1"/>
+    <w:lsdException w:unhideWhenUsed="0" w:uiPriority="64" w:semiHidden="0" w:name="Medium Shading 2"/>
+    <w:lsdException w:unhideWhenUsed="0" w:uiPriority="65" w:semiHidden="0" w:name="Medium List 1"/>
+    <w:lsdException w:unhideWhenUsed="0" w:uiPriority="66" w:semiHidden="0" w:name="Medium List 2"/>
+    <w:lsdException w:unhideWhenUsed="0" w:uiPriority="67" w:semiHidden="0" w:name="Medium Grid 1"/>
+    <w:lsdException w:unhideWhenUsed="0" w:uiPriority="68" w:semiHidden="0" w:name="Medium Grid 2"/>
+    <w:lsdException w:unhideWhenUsed="0" w:uiPriority="69" w:semiHidden="0" w:name="Medium Grid 3"/>
+    <w:lsdException w:unhideWhenUsed="0" w:uiPriority="70" w:semiHidden="0" w:name="Dark List"/>
+    <w:lsdException w:unhideWhenUsed="0" w:uiPriority="71" w:semiHidden="0" w:name="Colorful Shading"/>
+    <w:lsdException w:unhideWhenUsed="0" w:uiPriority="72" w:semiHidden="0" w:name="Colorful List"/>
+    <w:lsdException w:unhideWhenUsed="0" w:uiPriority="73" w:semiHidden="0" w:name="Colorful Grid"/>
+    <w:lsdException w:unhideWhenUsed="0" w:uiPriority="60" w:semiHidden="0" w:name="Light Shading Accent 1"/>
+    <w:lsdException w:unhideWhenUsed="0" w:uiPriority="61" w:semiHidden="0" w:name="Light List Accent 1"/>
+    <w:lsdException w:unhideWhenUsed="0" w:uiPriority="62" w:semiHidden="0" w:name="Light Grid Accent 1"/>
+    <w:lsdException w:unhideWhenUsed="0" w:uiPriority="63" w:semiHidden="0" w:name="Medium Shading 1 Accent 1"/>
+    <w:lsdException w:unhideWhenUsed="0" w:uiPriority="64" w:semiHidden="0" w:name="Medium Shading 2 Accent 1"/>
+    <w:lsdException w:unhideWhenUsed="0" w:uiPriority="65" w:semiHidden="0" w:name="Medium List 1 Accent 1"/>
+    <w:lsdException w:unhideWhenUsed="0" w:uiPriority="66" w:semiHidden="0" w:name="Medium List 2 Accent 1"/>
+    <w:lsdException w:unhideWhenUsed="0" w:uiPriority="67" w:semiHidden="0" w:name="Medium Grid 1 Accent 1"/>
+    <w:lsdException w:unhideWhenUsed="0" w:uiPriority="68" w:semiHidden="0" w:name="Medium Grid 2 Accent 1"/>
+    <w:lsdException w:unhideWhenUsed="0" w:uiPriority="69" w:semiHidden="0" w:name="Medium Grid 3 Accent 1"/>
+    <w:lsdException w:unhideWhenUsed="0" w:uiPriority="70" w:semiHidden="0" w:name="Dark List Accent 1"/>
+    <w:lsdException w:unhideWhenUsed="0" w:uiPriority="71" w:semiHidden="0" w:name="Colorful Shading Accent 1"/>
+    <w:lsdException w:unhideWhenUsed="0" w:uiPriority="72" w:semiHidden="0" w:name="Colorful List Accent 1"/>
+    <w:lsdException w:unhideWhenUsed="0" w:uiPriority="73" w:semiHidden="0" w:name="Colorful Grid Accent 1"/>
+    <w:lsdException w:unhideWhenUsed="0" w:uiPriority="60" w:semiHidden="0" w:name="Light Shading Accent 2"/>
+    <w:lsdException w:unhideWhenUsed="0" w:uiPriority="61" w:semiHidden="0" w:name="Light List Accent 2"/>
+    <w:lsdException w:unhideWhenUsed="0" w:uiPriority="62" w:semiHidden="0" w:name="Light Grid Accent 2"/>
+    <w:lsdException w:unhideWhenUsed="0" w:uiPriority="63" w:semiHidden="0" w:name="Medium Shading 1 Accent 2"/>
+    <w:lsdException w:unhideWhenUsed="0" w:uiPriority="64" w:semiHidden="0" w:name="Medium Shading 2 Accent 2"/>
+    <w:lsdException w:unhideWhenUsed="0" w:uiPriority="65" w:semiHidden="0" w:name="Medium List 1 Accent 2"/>
+    <w:lsdException w:unhideWhenUsed="0" w:uiPriority="66" w:semiHidden="0" w:name="Medium List 2 Accent 2"/>
+    <w:lsdException w:unhideWhenUsed="0" w:uiPriority="67" w:semiHidden="0" w:name="Medium Grid 1 Accent 2"/>
+    <w:lsdException w:unhideWhenUsed="0" w:uiPriority="68" w:semiHidden="0" w:name="Medium Grid 2 Accent 2"/>
+    <w:lsdException w:unhideWhenUsed="0" w:uiPriority="69" w:semiHidden="0" w:name="Medium Grid 3 Accent 2"/>
+    <w:lsdException w:unhideWhenUsed="0" w:uiPriority="70" w:semiHidden="0" w:name="Dark List Accent 2"/>
+    <w:lsdException w:unhideWhenUsed="0" w:uiPriority="71" w:semiHidden="0" w:name="Colorful Shading Accent 2"/>
+    <w:lsdException w:unhideWhenUsed="0" w:uiPriority="72" w:semiHidden="0" w:name="Colorful List Accent 2"/>
+    <w:lsdException w:unhideWhenUsed="0" w:uiPriority="73" w:semiHidden="0" w:name="Colorful Grid Accent 2"/>
+    <w:lsdException w:unhideWhenUsed="0" w:uiPriority="60" w:semiHidden="0" w:name="Light Shading Accent 3"/>
+    <w:lsdException w:unhideWhenUsed="0" w:uiPriority="61" w:semiHidden="0" w:name="Light List Accent 3"/>
+    <w:lsdException w:unhideWhenUsed="0" w:uiPriority="62" w:semiHidden="0" w:name="Light Grid Accent 3"/>
+    <w:lsdException w:unhideWhenUsed="0" w:uiPriority="63" w:semiHidden="0" w:name="Medium Shading 1 Accent 3"/>
+    <w:lsdException w:unhideWhenUsed="0" w:uiPriority="64" w:semiHidden="0" w:name="Medium Shading 2 Accent 3"/>
+    <w:lsdException w:unhideWhenUsed="0" w:uiPriority="65" w:semiHidden="0" w:name="Medium List 1 Accent 3"/>
+    <w:lsdException w:unhideWhenUsed="0" w:uiPriority="66" w:semiHidden="0" w:name="Medium List 2 Accent 3"/>
+    <w:lsdException w:unhideWhenUsed="0" w:uiPriority="67" w:semiHidden="0" w:name="Medium Grid 1 Accent 3"/>
+    <w:lsdException w:unhideWhenUsed="0" w:uiPriority="68" w:semiHidden="0" w:name="Medium Grid 2 Accent 3"/>
+    <w:lsdException w:unhideWhenUsed="0" w:uiPriority="69" w:semiHidden="0" w:name="Medium Grid 3 Accent 3"/>
+    <w:lsdException w:unhideWhenUsed="0" w:uiPriority="70" w:semiHidden="0" w:name="Dark List Accent 3"/>
+    <w:lsdException w:unhideWhenUsed="0" w:uiPriority="71" w:semiHidden="0" w:name="Colorful Shading Accent 3"/>
+    <w:lsdException w:unhideWhenUsed="0" w:uiPriority="72" w:semiHidden="0" w:name="Colorful List Accent 3"/>
+    <w:lsdException w:unhideWhenUsed="0" w:uiPriority="73" w:semiHidden="0" w:name="Colorful Grid Accent 3"/>
+    <w:lsdException w:unhideWhenUsed="0" w:uiPriority="60" w:semiHidden="0" w:name="Light Shading Accent 4"/>
+    <w:lsdException w:unhideWhenUsed="0" w:uiPriority="61" w:semiHidden="0" w:name="Light List Accent 4"/>
+    <w:lsdException w:unhideWhenUsed="0" w:uiPriority="62" w:semiHidden="0" w:name="Light Grid Accent 4"/>
+    <w:lsdException w:unhideWhenUsed="0" w:uiPriority="63" w:semiHidden="0" w:name="Medium Shading 1 Accent 4"/>
+    <w:lsdException w:unhideWhenUsed="0" w:uiPriority="64" w:semiHidden="0" w:name="Medium Shading 2 Accent 4"/>
+    <w:lsdException w:unhideWhenUsed="0" w:uiPriority="65" w:semiHidden="0" w:name="Medium List 1 Accent 4"/>
+    <w:lsdException w:unhideWhenUsed="0" w:uiPriority="66" w:semiHidden="0" w:name="Medium List 2 Accent 4"/>
+    <w:lsdException w:unhideWhenUsed="0" w:uiPriority="67" w:semiHidden="0" w:name="Medium Grid 1 Accent 4"/>
+    <w:lsdException w:unhideWhenUsed="0" w:uiPriority="68" w:semiHidden="0" w:name="Medium Grid 2 Accent 4"/>
+    <w:lsdException w:unhideWhenUsed="0" w:uiPriority="69" w:semiHidden="0" w:name="Medium Grid 3 Accent 4"/>
+    <w:lsdException w:unhideWhenUsed="0" w:uiPriority="70" w:semiHidden="0" w:name="Dark List Accent 4"/>
+    <w:lsdException w:unhideWhenUsed="0" w:uiPriority="71" w:semiHidden="0" w:name="Colorful Shading Accent 4"/>
+    <w:lsdException w:unhideWhenUsed="0" w:uiPriority="72" w:semiHidden="0" w:name="Colorful List Accent 4"/>
+    <w:lsdException w:unhideWhenUsed="0" w:uiPriority="73" w:semiHidden="0" w:name="Colorful Grid Accent 4"/>
+    <w:lsdException w:unhideWhenUsed="0" w:uiPriority="60" w:semiHidden="0" w:name="Light Shading Accent 5"/>
+    <w:lsdException w:unhideWhenUsed="0" w:uiPriority="61" w:semiHidden="0" w:name="Light List Accent 5"/>
+    <w:lsdException w:unhideWhenUsed="0" w:uiPriority="62" w:semiHidden="0" w:name="Light Grid Accent 5"/>
+    <w:lsdException w:unhideWhenUsed="0" w:uiPriority="63" w:semiHidden="0" w:name="Medium Shading 1 Accent 5"/>
+    <w:lsdException w:unhideWhenUsed="0" w:uiPriority="64" w:semiHidden="0" w:name="Medium Shading 2 Accent 5"/>
+    <w:lsdException w:unhideWhenUsed="0" w:uiPriority="65" w:semiHidden="0" w:name="Medium List 1 Accent 5"/>
+    <w:lsdException w:unhideWhenUsed="0" w:uiPriority="66" w:semiHidden="0" w:name="Medium List 2 Accent 5"/>
+    <w:lsdException w:unhideWhenUsed="0" w:uiPriority="67" w:semiHidden="0" w:name="Medium Grid 1 Accent 5"/>
+    <w:lsdException w:unhideWhenUsed="0" w:uiPriority="68" w:semiHidden="0" w:name="Medium Grid 2 Accent 5"/>
+    <w:lsdException w:unhideWhenUsed="0" w:uiPriority="69" w:semiHidden="0" w:name="Medium Grid 3 Accent 5"/>
+    <w:lsdException w:unhideWhenUsed="0" w:uiPriority="70" w:semiHidden="0" w:name="Dark List Accent 5"/>
+    <w:lsdException w:unhideWhenUsed="0" w:uiPriority="71" w:semiHidden="0" w:name="Colorful Shading Accent 5"/>
+    <w:lsdException w:unhideWhenUsed="0" w:uiPriority="72" w:semiHidden="0" w:name="Colorful List Accent 5"/>
+    <w:lsdException w:unhideWhenUsed="0" w:uiPriority="73" w:semiHidden="0" w:name="Colorful Grid Accent 5"/>
+    <w:lsdException w:unhideWhenUsed="0" w:uiPriority="60" w:semiHidden="0" w:name="Light Shading Accent 6"/>
+    <w:lsdException w:unhideWhenUsed="0" w:uiPriority="61" w:semiHidden="0" w:name="Light List Accent 6"/>
+    <w:lsdException w:unhideWhenUsed="0" w:uiPriority="62" w:semiHidden="0" w:name="Light Grid Accent 6"/>
+    <w:lsdException w:unhideWhenUsed="0" w:uiPriority="63" w:semiHidden="0" w:name="Medium Shading 1 Accent 6"/>
+    <w:lsdException w:unhideWhenUsed="0" w:uiPriority="64" w:semiHidden="0" w:name="Medium Shading 2 Accent 6"/>
+    <w:lsdException w:unhideWhenUsed="0" w:uiPriority="65" w:semiHidden="0" w:name="Medium List 1 Accent 6"/>
+    <w:lsdException w:unhideWhenUsed="0" w:uiPriority="66" w:semiHidden="0" w:name="Medium List 2 Accent 6"/>
+    <w:lsdException w:unhideWhenUsed="0" w:uiPriority="67" w:semiHidden="0" w:name="Medium Grid 1 Accent 6"/>
+    <w:lsdException w:unhideWhenUsed="0" w:uiPriority="68" w:semiHidden="0" w:name="Medium Grid 2 Accent 6"/>
+    <w:lsdException w:unhideWhenUsed="0" w:uiPriority="69" w:semiHidden="0" w:name="Medium Grid 3 Accent 6"/>
+    <w:lsdException w:unhideWhenUsed="0" w:uiPriority="70" w:semiHidden="0" w:name="Dark List Accent 6"/>
+    <w:lsdException w:unhideWhenUsed="0" w:uiPriority="71" w:semiHidden="0" w:name="Colorful Shading Accent 6"/>
+    <w:lsdException w:unhideWhenUsed="0" w:uiPriority="72" w:semiHidden="0" w:name="Colorful List Accent 6"/>
+    <w:lsdException w:unhideWhenUsed="0" w:uiPriority="73" w:semiHidden="0" w:name="Colorful Grid Accent 6"/>
   </w:latentStyles>
-  <w:style w:type="paragraph" w:default="1" w:styleId="Normal">
+  <w:style w:type="paragraph" w:default="1" w:styleId="1">
     <w:name w:val="Normal"/>
     <w:qFormat/>
+    <w:uiPriority w:val="0"/>
     <w:pPr>
       <w:kinsoku w:val="0"/>
       <w:autoSpaceDE w:val="0"/>
@@ -5799,7 +5879,7 @@
       <w:textAlignment w:val="baseline"/>
     </w:pPr>
     <w:rPr>
-      <w:rFonts w:ascii="Arial" w:eastAsia="宋体" w:hAnsi="Arial" w:cs="Arial"/>
+      <w:rFonts w:ascii="Arial" w:hAnsi="Arial" w:eastAsia="宋体" w:cs="Arial"/>
       <w:snapToGrid w:val="0"/>
       <w:color w:val="000000"/>
       <w:kern w:val="0"/>
@@ -5808,11 +5888,12 @@
       <w:lang w:val="en-US" w:eastAsia="en-US" w:bidi="ar-SA"/>
     </w:rPr>
   </w:style>
-  <w:style w:type="paragraph" w:styleId="Heading1">
+  <w:style w:type="paragraph" w:styleId="2">
     <w:name w:val="heading 1"/>
-    <w:basedOn w:val="Normal"/>
-    <w:next w:val="Normal"/>
+    <w:basedOn w:val="1"/>
+    <w:next w:val="1"/>
     <w:qFormat/>
+    <w:uiPriority w:val="0"/>
     <w:pPr>
       <w:keepNext/>
       <w:keepLines/>
@@ -5830,12 +5911,13 @@
       <w:sz w:val="44"/>
     </w:rPr>
   </w:style>
-  <w:style w:type="paragraph" w:styleId="Heading2">
+  <w:style w:type="paragraph" w:styleId="3">
     <w:name w:val="heading 2"/>
-    <w:basedOn w:val="Normal"/>
-    <w:next w:val="Normal"/>
+    <w:basedOn w:val="1"/>
+    <w:next w:val="1"/>
     <w:unhideWhenUsed/>
     <w:qFormat/>
+    <w:uiPriority w:val="0"/>
     <w:pPr>
       <w:keepNext/>
       <w:keepLines/>
@@ -5848,18 +5930,19 @@
       <w:outlineLvl w:val="1"/>
     </w:pPr>
     <w:rPr>
-      <w:rFonts w:ascii="Arial" w:eastAsia="黑体" w:hAnsi="Arial"/>
+      <w:rFonts w:ascii="Arial" w:hAnsi="Arial" w:eastAsia="黑体"/>
       <w:b/>
       <w:sz w:val="32"/>
     </w:rPr>
   </w:style>
-  <w:style w:type="paragraph" w:styleId="Heading3">
+  <w:style w:type="paragraph" w:styleId="4">
     <w:name w:val="heading 3"/>
-    <w:basedOn w:val="Normal"/>
-    <w:next w:val="Normal"/>
+    <w:basedOn w:val="1"/>
+    <w:next w:val="1"/>
     <w:semiHidden/>
     <w:unhideWhenUsed/>
     <w:qFormat/>
+    <w:uiPriority w:val="0"/>
     <w:pPr>
       <w:keepNext/>
       <w:keepLines/>
@@ -5876,12 +5959,13 @@
       <w:sz w:val="32"/>
     </w:rPr>
   </w:style>
-  <w:style w:type="paragraph" w:styleId="Heading4">
+  <w:style w:type="paragraph" w:styleId="5">
     <w:name w:val="heading 4"/>
-    <w:basedOn w:val="Normal"/>
-    <w:next w:val="Normal"/>
+    <w:basedOn w:val="1"/>
+    <w:next w:val="1"/>
     <w:unhideWhenUsed/>
     <w:qFormat/>
+    <w:uiPriority w:val="0"/>
     <w:pPr>
       <w:keepNext/>
       <w:keepLines/>
@@ -5894,18 +5978,19 @@
       <w:outlineLvl w:val="3"/>
     </w:pPr>
     <w:rPr>
-      <w:rFonts w:ascii="Arial" w:eastAsia="黑体" w:hAnsi="Arial"/>
+      <w:rFonts w:ascii="Arial" w:hAnsi="Arial" w:eastAsia="黑体"/>
       <w:b/>
       <w:sz w:val="28"/>
     </w:rPr>
   </w:style>
-  <w:style w:type="paragraph" w:styleId="Heading5">
+  <w:style w:type="paragraph" w:styleId="6">
     <w:name w:val="heading 5"/>
-    <w:basedOn w:val="Normal"/>
-    <w:next w:val="Normal"/>
+    <w:basedOn w:val="1"/>
+    <w:next w:val="1"/>
     <w:semiHidden/>
     <w:unhideWhenUsed/>
     <w:qFormat/>
+    <w:uiPriority w:val="0"/>
     <w:pPr>
       <w:keepNext/>
       <w:keepLines/>
@@ -5922,13 +6007,14 @@
       <w:sz w:val="28"/>
     </w:rPr>
   </w:style>
-  <w:style w:type="paragraph" w:styleId="Heading6">
+  <w:style w:type="paragraph" w:styleId="7">
     <w:name w:val="heading 6"/>
-    <w:basedOn w:val="Normal"/>
-    <w:next w:val="Normal"/>
+    <w:basedOn w:val="1"/>
+    <w:next w:val="1"/>
     <w:semiHidden/>
     <w:unhideWhenUsed/>
     <w:qFormat/>
+    <w:uiPriority w:val="0"/>
     <w:pPr>
       <w:keepNext/>
       <w:keepLines/>
@@ -5941,18 +6027,19 @@
       <w:outlineLvl w:val="5"/>
     </w:pPr>
     <w:rPr>
-      <w:rFonts w:ascii="Arial" w:eastAsia="黑体" w:hAnsi="Arial"/>
+      <w:rFonts w:ascii="Arial" w:hAnsi="Arial" w:eastAsia="黑体"/>
       <w:b/>
       <w:sz w:val="24"/>
     </w:rPr>
   </w:style>
-  <w:style w:type="paragraph" w:styleId="Heading7">
+  <w:style w:type="paragraph" w:styleId="8">
     <w:name w:val="heading 7"/>
-    <w:basedOn w:val="Normal"/>
-    <w:next w:val="Normal"/>
+    <w:basedOn w:val="1"/>
+    <w:next w:val="1"/>
     <w:semiHidden/>
     <w:unhideWhenUsed/>
     <w:qFormat/>
+    <w:uiPriority w:val="0"/>
     <w:pPr>
       <w:keepNext/>
       <w:keepLines/>
@@ -5969,13 +6056,14 @@
       <w:sz w:val="24"/>
     </w:rPr>
   </w:style>
-  <w:style w:type="paragraph" w:styleId="Heading8">
+  <w:style w:type="paragraph" w:styleId="9">
     <w:name w:val="heading 8"/>
-    <w:basedOn w:val="Normal"/>
-    <w:next w:val="Normal"/>
+    <w:basedOn w:val="1"/>
+    <w:next w:val="1"/>
     <w:semiHidden/>
     <w:unhideWhenUsed/>
     <w:qFormat/>
+    <w:uiPriority w:val="0"/>
     <w:pPr>
       <w:keepNext/>
       <w:keepLines/>
@@ -5988,17 +6076,18 @@
       <w:outlineLvl w:val="7"/>
     </w:pPr>
     <w:rPr>
-      <w:rFonts w:ascii="Arial" w:eastAsia="黑体" w:hAnsi="Arial"/>
+      <w:rFonts w:ascii="Arial" w:hAnsi="Arial" w:eastAsia="黑体"/>
       <w:sz w:val="24"/>
     </w:rPr>
   </w:style>
-  <w:style w:type="paragraph" w:styleId="Heading9">
+  <w:style w:type="paragraph" w:styleId="10">
     <w:name w:val="heading 9"/>
-    <w:basedOn w:val="Normal"/>
-    <w:next w:val="Normal"/>
+    <w:basedOn w:val="1"/>
+    <w:next w:val="1"/>
     <w:semiHidden/>
     <w:unhideWhenUsed/>
     <w:qFormat/>
+    <w:uiPriority w:val="0"/>
     <w:pPr>
       <w:keepNext/>
       <w:keepLines/>
@@ -6011,19 +6100,21 @@
       <w:outlineLvl w:val="8"/>
     </w:pPr>
     <w:rPr>
-      <w:rFonts w:ascii="Arial" w:eastAsia="黑体" w:hAnsi="Arial"/>
+      <w:rFonts w:ascii="Arial" w:hAnsi="Arial" w:eastAsia="黑体"/>
       <w:sz w:val="21"/>
     </w:rPr>
   </w:style>
-  <w:style w:type="character" w:default="1" w:styleId="DefaultParagraphFont">
+  <w:style w:type="character" w:default="1" w:styleId="22">
     <w:name w:val="Default Paragraph Font"/>
     <w:semiHidden/>
     <w:qFormat/>
+    <w:uiPriority w:val="0"/>
   </w:style>
-  <w:style w:type="table" w:default="1" w:styleId="TableNormal">
+  <w:style w:type="table" w:default="1" w:styleId="20">
     <w:name w:val="Normal Table"/>
     <w:semiHidden/>
     <w:qFormat/>
+    <w:uiPriority w:val="0"/>
     <w:tblPr>
       <w:tblCellMar>
         <w:top w:w="0" w:type="dxa"/>
@@ -6033,39 +6124,43 @@
       </w:tblCellMar>
     </w:tblPr>
   </w:style>
-  <w:style w:type="paragraph" w:styleId="CommentText">
+  <w:style w:type="paragraph" w:styleId="11">
     <w:name w:val="annotation text"/>
-    <w:basedOn w:val="Normal"/>
+    <w:basedOn w:val="1"/>
     <w:qFormat/>
+    <w:uiPriority w:val="0"/>
     <w:pPr>
       <w:jc w:val="left"/>
     </w:pPr>
   </w:style>
-  <w:style w:type="paragraph" w:styleId="BodyText">
+  <w:style w:type="paragraph" w:styleId="12">
     <w:name w:val="Body Text"/>
-    <w:basedOn w:val="Normal"/>
+    <w:basedOn w:val="1"/>
     <w:semiHidden/>
     <w:qFormat/>
+    <w:uiPriority w:val="0"/>
     <w:rPr>
-      <w:rFonts w:ascii="Arial" w:eastAsia="Arial" w:hAnsi="Arial" w:cs="Arial"/>
+      <w:rFonts w:ascii="Arial" w:hAnsi="Arial" w:eastAsia="Arial" w:cs="Arial"/>
       <w:sz w:val="21"/>
       <w:szCs w:val="21"/>
       <w:lang w:val="en-US" w:eastAsia="en-US" w:bidi="ar-SA"/>
     </w:rPr>
   </w:style>
-  <w:style w:type="paragraph" w:styleId="TOC3">
+  <w:style w:type="paragraph" w:styleId="13">
     <w:name w:val="toc 3"/>
-    <w:basedOn w:val="Normal"/>
-    <w:next w:val="Normal"/>
+    <w:basedOn w:val="1"/>
+    <w:next w:val="1"/>
     <w:qFormat/>
+    <w:uiPriority w:val="0"/>
     <w:pPr>
       <w:ind w:left="840" w:leftChars="400"/>
     </w:pPr>
   </w:style>
-  <w:style w:type="paragraph" w:styleId="Footer">
+  <w:style w:type="paragraph" w:styleId="14">
     <w:name w:val="footer"/>
-    <w:basedOn w:val="Normal"/>
+    <w:basedOn w:val="1"/>
     <w:qFormat/>
+    <w:uiPriority w:val="0"/>
     <w:pPr>
       <w:tabs>
         <w:tab w:val="center" w:pos="4153"/>
@@ -6078,16 +6173,17 @@
       <w:sz w:val="18"/>
     </w:rPr>
   </w:style>
-  <w:style w:type="paragraph" w:styleId="Header">
+  <w:style w:type="paragraph" w:styleId="15">
     <w:name w:val="header"/>
-    <w:basedOn w:val="Normal"/>
+    <w:basedOn w:val="1"/>
     <w:qFormat/>
+    <w:uiPriority w:val="0"/>
     <w:pPr>
       <w:pBdr>
-        <w:top w:val="nil"/>
-        <w:left w:val="nil"/>
-        <w:bottom w:val="nil"/>
-        <w:right w:val="nil"/>
+        <w:top w:val="none" w:color="auto" w:sz="0" w:space="0"/>
+        <w:left w:val="none" w:color="auto" w:sz="0" w:space="0"/>
+        <w:bottom w:val="none" w:color="auto" w:sz="0" w:space="0"/>
+        <w:right w:val="none" w:color="auto" w:sz="0" w:space="0"/>
       </w:pBdr>
       <w:tabs>
         <w:tab w:val="center" w:pos="4153"/>
@@ -6102,37 +6198,41 @@
       <w:sz w:val="18"/>
     </w:rPr>
   </w:style>
-  <w:style w:type="paragraph" w:styleId="TOC1">
+  <w:style w:type="paragraph" w:styleId="16">
     <w:name w:val="toc 1"/>
-    <w:basedOn w:val="Normal"/>
-    <w:next w:val="Normal"/>
+    <w:basedOn w:val="1"/>
+    <w:next w:val="1"/>
     <w:qFormat/>
+    <w:uiPriority w:val="0"/>
     <w:rPr>
-      <w:rFonts w:ascii="Arial" w:eastAsia="Microsoft JhengHei" w:hAnsi="Arial"/>
+      <w:rFonts w:ascii="Arial" w:hAnsi="Arial" w:eastAsia="Microsoft JhengHei"/>
       <w:sz w:val="24"/>
     </w:rPr>
   </w:style>
-  <w:style w:type="paragraph" w:styleId="TOC2">
+  <w:style w:type="paragraph" w:styleId="17">
     <w:name w:val="toc 2"/>
-    <w:basedOn w:val="Normal"/>
-    <w:next w:val="Normal"/>
+    <w:basedOn w:val="1"/>
+    <w:next w:val="1"/>
     <w:qFormat/>
+    <w:uiPriority w:val="0"/>
     <w:pPr>
       <w:ind w:left="420" w:leftChars="200"/>
     </w:pPr>
   </w:style>
-  <w:style w:type="paragraph" w:styleId="NormalWeb">
+  <w:style w:type="paragraph" w:styleId="18">
     <w:name w:val="Normal (Web)"/>
-    <w:basedOn w:val="Normal"/>
+    <w:basedOn w:val="1"/>
     <w:qFormat/>
+    <w:uiPriority w:val="0"/>
     <w:rPr>
       <w:sz w:val="24"/>
     </w:rPr>
   </w:style>
-  <w:style w:type="paragraph" w:styleId="Title">
+  <w:style w:type="paragraph" w:styleId="19">
     <w:name w:val="Title"/>
-    <w:basedOn w:val="Normal"/>
+    <w:basedOn w:val="1"/>
     <w:qFormat/>
+    <w:uiPriority w:val="0"/>
     <w:pPr>
       <w:spacing w:before="240" w:beforeLines="0" w:beforeAutospacing="0" w:after="60" w:afterLines="0" w:afterAutospacing="0"/>
       <w:jc w:val="center"/>
@@ -6144,38 +6244,41 @@
       <w:sz w:val="32"/>
     </w:rPr>
   </w:style>
-  <w:style w:type="table" w:styleId="TableGrid">
+  <w:style w:type="table" w:styleId="21">
     <w:name w:val="Table Grid"/>
-    <w:basedOn w:val="TableNormal"/>
+    <w:basedOn w:val="20"/>
     <w:qFormat/>
+    <w:uiPriority w:val="0"/>
     <w:pPr>
       <w:widowControl w:val="0"/>
       <w:jc w:val="both"/>
     </w:pPr>
     <w:tblPr>
       <w:tblBorders>
-        <w:top w:val="single" w:sz="4" w:space="0" w:color="auto"/>
-        <w:left w:val="single" w:sz="4" w:space="0" w:color="auto"/>
-        <w:bottom w:val="single" w:sz="4" w:space="0" w:color="auto"/>
-        <w:right w:val="single" w:sz="4" w:space="0" w:color="auto"/>
-        <w:insideH w:val="single" w:sz="4" w:space="0" w:color="auto"/>
-        <w:insideV w:val="single" w:sz="4" w:space="0" w:color="auto"/>
+        <w:top w:val="single" w:color="auto" w:sz="4" w:space="0"/>
+        <w:left w:val="single" w:color="auto" w:sz="4" w:space="0"/>
+        <w:bottom w:val="single" w:color="auto" w:sz="4" w:space="0"/>
+        <w:right w:val="single" w:color="auto" w:sz="4" w:space="0"/>
+        <w:insideH w:val="single" w:color="auto" w:sz="4" w:space="0"/>
+        <w:insideV w:val="single" w:color="auto" w:sz="4" w:space="0"/>
       </w:tblBorders>
     </w:tblPr>
   </w:style>
-  <w:style w:type="character" w:styleId="Strong">
+  <w:style w:type="character" w:styleId="23">
     <w:name w:val="Strong"/>
-    <w:basedOn w:val="DefaultParagraphFont"/>
+    <w:basedOn w:val="22"/>
     <w:qFormat/>
+    <w:uiPriority w:val="0"/>
     <w:rPr>
       <w:b/>
     </w:rPr>
   </w:style>
-  <w:style w:type="table" w:customStyle="1" w:styleId="TableNormal0">
+  <w:style w:type="table" w:customStyle="1" w:styleId="24">
     <w:name w:val="Table Normal_0"/>
     <w:semiHidden/>
     <w:unhideWhenUsed/>
     <w:qFormat/>
+    <w:uiPriority w:val="0"/>
     <w:tblPr>
       <w:tblCellMar>
         <w:top w:w="0" w:type="dxa"/>
@@ -6185,81 +6288,87 @@
       </w:tblCellMar>
     </w:tblPr>
   </w:style>
-  <w:style w:type="paragraph" w:customStyle="1" w:styleId="TableText">
+  <w:style w:type="paragraph" w:customStyle="1" w:styleId="25">
     <w:name w:val="Table Text"/>
-    <w:basedOn w:val="Normal"/>
+    <w:basedOn w:val="1"/>
     <w:semiHidden/>
     <w:qFormat/>
+    <w:uiPriority w:val="0"/>
     <w:rPr>
-      <w:rFonts w:ascii="宋体" w:eastAsia="宋体" w:hAnsi="宋体" w:cs="宋体"/>
+      <w:rFonts w:ascii="宋体" w:hAnsi="宋体" w:eastAsia="宋体" w:cs="宋体"/>
       <w:sz w:val="21"/>
       <w:szCs w:val="21"/>
       <w:lang w:val="en-US" w:eastAsia="en-US" w:bidi="ar-SA"/>
     </w:rPr>
   </w:style>
-  <w:style w:type="paragraph" w:customStyle="1" w:styleId="1">
+  <w:style w:type="paragraph" w:customStyle="1" w:styleId="26">
     <w:name w:val="柴_标题1"/>
-    <w:basedOn w:val="Heading1"/>
-    <w:next w:val="a"/>
-    <w:link w:val="1Char"/>
+    <w:basedOn w:val="2"/>
+    <w:next w:val="27"/>
+    <w:link w:val="38"/>
     <w:qFormat/>
+    <w:uiPriority w:val="0"/>
     <w:pPr>
       <w:spacing w:before="100" w:after="90" w:line="360" w:lineRule="auto"/>
     </w:pPr>
     <w:rPr>
-      <w:rFonts w:ascii="Arial" w:eastAsia="宋体" w:hAnsi="Arial"/>
+      <w:rFonts w:ascii="Arial" w:hAnsi="Arial" w:eastAsia="宋体"/>
       <w:sz w:val="32"/>
     </w:rPr>
   </w:style>
-  <w:style w:type="paragraph" w:customStyle="1" w:styleId="a">
+  <w:style w:type="paragraph" w:customStyle="1" w:styleId="27">
     <w:name w:val="柴_正文"/>
-    <w:basedOn w:val="BodyText"/>
-    <w:link w:val="Char"/>
+    <w:basedOn w:val="12"/>
+    <w:link w:val="41"/>
     <w:qFormat/>
+    <w:uiPriority w:val="0"/>
     <w:pPr>
       <w:spacing w:line="360" w:lineRule="auto"/>
       <w:ind w:firstLine="470" w:firstLineChars="200"/>
     </w:pPr>
     <w:rPr>
-      <w:rFonts w:ascii="Arial" w:eastAsia="宋体" w:hAnsi="Arial"/>
+      <w:rFonts w:ascii="Arial" w:hAnsi="Arial" w:eastAsia="宋体"/>
       <w:sz w:val="24"/>
       <w:lang w:eastAsia="zh-CN"/>
     </w:rPr>
   </w:style>
-  <w:style w:type="paragraph" w:customStyle="1" w:styleId="2">
+  <w:style w:type="paragraph" w:customStyle="1" w:styleId="28">
     <w:name w:val="柴_标题2"/>
-    <w:basedOn w:val="Heading2"/>
-    <w:next w:val="a"/>
+    <w:basedOn w:val="3"/>
+    <w:next w:val="27"/>
     <w:qFormat/>
+    <w:uiPriority w:val="0"/>
     <w:pPr>
       <w:spacing w:line="360" w:lineRule="auto"/>
     </w:pPr>
     <w:rPr>
-      <w:rFonts w:ascii="Arial" w:eastAsia="宋体" w:hAnsi="Arial"/>
+      <w:rFonts w:ascii="Arial" w:hAnsi="Arial" w:eastAsia="宋体"/>
       <w:sz w:val="28"/>
     </w:rPr>
   </w:style>
-  <w:style w:type="paragraph" w:customStyle="1" w:styleId="3">
+  <w:style w:type="paragraph" w:customStyle="1" w:styleId="29">
     <w:name w:val="柴_标题3"/>
-    <w:basedOn w:val="Heading3"/>
-    <w:next w:val="a"/>
+    <w:basedOn w:val="4"/>
+    <w:next w:val="27"/>
     <w:qFormat/>
+    <w:uiPriority w:val="0"/>
     <w:pPr>
       <w:spacing w:line="360" w:lineRule="auto"/>
       <w:ind w:left="0" w:firstLine="472" w:firstLineChars="200"/>
     </w:pPr>
     <w:rPr>
-      <w:rFonts w:ascii="宋体" w:eastAsia="宋体" w:hAnsi="宋体" w:cs="宋体"/>
+      <w:rFonts w:ascii="宋体" w:hAnsi="宋体" w:eastAsia="宋体" w:cs="宋体"/>
       <w:spacing w:val="-2"/>
       <w:sz w:val="24"/>
       <w:szCs w:val="24"/>
     </w:rPr>
   </w:style>
-  <w:style w:type="paragraph" w:customStyle="1" w:styleId="a0">
+  <w:style w:type="paragraph" w:customStyle="1" w:styleId="30">
     <w:name w:val="柴_目录"/>
-    <w:basedOn w:val="Normal"/>
-    <w:next w:val="BodyText"/>
+    <w:basedOn w:val="1"/>
+    <w:next w:val="12"/>
     <w:qFormat/>
+    <w:uiPriority w:val="0"/>
     <w:pPr>
       <w:tabs>
         <w:tab w:val="right" w:leader="dot" w:pos="8442"/>
@@ -6267,89 +6376,96 @@
       <w:ind w:left="0" w:leftChars="0"/>
     </w:pPr>
     <w:rPr>
-      <w:rFonts w:ascii="Arial" w:eastAsia="Microsoft JhengHei" w:hAnsi="Arial"/>
+      <w:rFonts w:ascii="Arial" w:hAnsi="Arial" w:eastAsia="Microsoft JhengHei"/>
       <w:sz w:val="24"/>
     </w:rPr>
   </w:style>
-  <w:style w:type="paragraph" w:customStyle="1" w:styleId="a1">
+  <w:style w:type="paragraph" w:customStyle="1" w:styleId="31">
     <w:name w:val="柴_公司名"/>
-    <w:basedOn w:val="Title"/>
+    <w:basedOn w:val="19"/>
     <w:qFormat/>
+    <w:uiPriority w:val="0"/>
     <w:pPr>
       <w:spacing w:after="600" w:afterLines="600"/>
     </w:pPr>
     <w:rPr>
-      <w:rFonts w:ascii="宋体" w:eastAsia="宋体" w:hAnsi="宋体" w:cs="宋体" w:hint="eastAsia"/>
+      <w:rFonts w:hint="eastAsia" w:ascii="宋体" w:hAnsi="宋体" w:eastAsia="宋体" w:cs="宋体"/>
       <w:bCs/>
       <w:spacing w:val="-6"/>
       <w:sz w:val="52"/>
       <w:szCs w:val="52"/>
     </w:rPr>
   </w:style>
-  <w:style w:type="paragraph" w:customStyle="1" w:styleId="a2">
+  <w:style w:type="paragraph" w:customStyle="1" w:styleId="32">
     <w:name w:val="柴_文档名"/>
-    <w:basedOn w:val="Title"/>
+    <w:basedOn w:val="19"/>
     <w:qFormat/>
+    <w:uiPriority w:val="0"/>
     <w:pPr>
       <w:spacing w:after="900" w:afterLines="900"/>
     </w:pPr>
     <w:rPr>
-      <w:rFonts w:ascii="黑体" w:eastAsia="黑体" w:hAnsi="黑体" w:cs="黑体"/>
+      <w:rFonts w:ascii="黑体" w:hAnsi="黑体" w:eastAsia="黑体" w:cs="黑体"/>
       <w:bCs/>
       <w:spacing w:val="-7"/>
       <w:sz w:val="52"/>
       <w:szCs w:val="52"/>
     </w:rPr>
   </w:style>
-  <w:style w:type="paragraph" w:customStyle="1" w:styleId="WPSOffice1">
+  <w:style w:type="paragraph" w:customStyle="1" w:styleId="33">
     <w:name w:val="WPSOffice手动目录 1"/>
     <w:qFormat/>
+    <w:uiPriority w:val="0"/>
     <w:pPr>
       <w:ind w:leftChars="0"/>
     </w:pPr>
     <w:rPr>
-      <w:rFonts w:ascii="Times New Roman" w:eastAsia="宋体" w:hAnsi="Times New Roman" w:cs="Times New Roman"/>
+      <w:rFonts w:ascii="Times New Roman" w:hAnsi="Times New Roman" w:eastAsia="宋体" w:cs="Times New Roman"/>
       <w:sz w:val="20"/>
       <w:szCs w:val="20"/>
     </w:rPr>
   </w:style>
-  <w:style w:type="paragraph" w:customStyle="1" w:styleId="WPSOffice2">
+  <w:style w:type="paragraph" w:customStyle="1" w:styleId="34">
     <w:name w:val="WPSOffice手动目录 2"/>
     <w:qFormat/>
+    <w:uiPriority w:val="0"/>
     <w:pPr>
       <w:ind w:leftChars="200"/>
     </w:pPr>
     <w:rPr>
-      <w:rFonts w:ascii="Times New Roman" w:eastAsia="宋体" w:hAnsi="Times New Roman" w:cs="Times New Roman"/>
+      <w:rFonts w:ascii="Times New Roman" w:hAnsi="Times New Roman" w:eastAsia="宋体" w:cs="Times New Roman"/>
       <w:sz w:val="20"/>
       <w:szCs w:val="20"/>
     </w:rPr>
   </w:style>
-  <w:style w:type="paragraph" w:customStyle="1" w:styleId="WPSOffice3">
+  <w:style w:type="paragraph" w:customStyle="1" w:styleId="35">
     <w:name w:val="WPSOffice手动目录 3"/>
     <w:qFormat/>
+    <w:uiPriority w:val="0"/>
     <w:pPr>
       <w:ind w:leftChars="400"/>
     </w:pPr>
     <w:rPr>
-      <w:rFonts w:ascii="Times New Roman" w:eastAsia="宋体" w:hAnsi="Times New Roman" w:cs="Times New Roman"/>
+      <w:rFonts w:ascii="Times New Roman" w:hAnsi="Times New Roman" w:eastAsia="宋体" w:cs="Times New Roman"/>
       <w:sz w:val="20"/>
       <w:szCs w:val="20"/>
     </w:rPr>
   </w:style>
-  <w:style w:type="paragraph" w:customStyle="1" w:styleId="Compact">
+  <w:style w:type="paragraph" w:customStyle="1" w:styleId="36">
     <w:name w:val="Compact"/>
-    <w:basedOn w:val="BodyText"/>
+    <w:basedOn w:val="12"/>
     <w:qFormat/>
+    <w:uiPriority w:val="0"/>
     <w:pPr>
       <w:spacing w:before="36" w:after="36"/>
     </w:pPr>
   </w:style>
-  <w:style w:type="table" w:customStyle="1" w:styleId="Table">
+  <w:style w:type="table" w:customStyle="1" w:styleId="37">
     <w:name w:val="Table"/>
     <w:semiHidden/>
     <w:unhideWhenUsed/>
     <w:qFormat/>
+    <w:uiPriority w:val="0"/>
     <w:tblPr>
       <w:tblCellMar>
         <w:top w:w="0" w:type="dxa"/>
@@ -6361,25 +6477,27 @@
     <w:tblStylePr w:type="firstRow">
       <w:tcPr>
         <w:tcBorders>
-          <w:bottom w:val="single" w:sz="0" w:space="0" w:color="auto"/>
+          <w:bottom w:val="single" w:color="auto" w:sz="0" w:space="0"/>
         </w:tcBorders>
         <w:vAlign w:val="bottom"/>
       </w:tcPr>
     </w:tblStylePr>
   </w:style>
-  <w:style w:type="character" w:customStyle="1" w:styleId="1Char">
+  <w:style w:type="character" w:customStyle="1" w:styleId="38">
     <w:name w:val="柴_标题1 Char"/>
-    <w:link w:val="1"/>
+    <w:link w:val="26"/>
     <w:qFormat/>
+    <w:uiPriority w:val="0"/>
     <w:rPr>
-      <w:rFonts w:ascii="Arial" w:eastAsia="宋体" w:hAnsi="Arial"/>
+      <w:rFonts w:ascii="Arial" w:hAnsi="Arial" w:eastAsia="宋体"/>
       <w:sz w:val="32"/>
     </w:rPr>
   </w:style>
-  <w:style w:type="paragraph" w:customStyle="1" w:styleId="a3">
+  <w:style w:type="paragraph" w:customStyle="1" w:styleId="39">
     <w:name w:val="柴_正文_无缩进"/>
-    <w:basedOn w:val="Normal"/>
+    <w:basedOn w:val="1"/>
     <w:qFormat/>
+    <w:uiPriority w:val="0"/>
     <w:pPr>
       <w:ind w:firstLine="0" w:firstLineChars="0"/>
     </w:pPr>
@@ -6389,29 +6507,31 @@
       <w:lang w:eastAsia="zh-CN"/>
     </w:rPr>
   </w:style>
-  <w:style w:type="paragraph" w:customStyle="1" w:styleId="4">
+  <w:style w:type="paragraph" w:customStyle="1" w:styleId="40">
     <w:name w:val="柴_标题4"/>
-    <w:basedOn w:val="Heading4"/>
-    <w:next w:val="Normal"/>
+    <w:basedOn w:val="5"/>
+    <w:next w:val="1"/>
     <w:qFormat/>
+    <w:uiPriority w:val="0"/>
     <w:pPr>
       <w:widowControl w:val="0"/>
       <w:spacing w:before="160" w:line="360" w:lineRule="auto"/>
-      <w:ind w:left="981" w:hanging="862" w:leftChars="300"/>
+      <w:ind w:left="981" w:leftChars="300" w:hanging="862"/>
     </w:pPr>
     <w:rPr>
-      <w:rFonts w:ascii="Calibri" w:eastAsia="宋体" w:hAnsi="Calibri" w:cs="宋体" w:hint="eastAsia"/>
+      <w:rFonts w:hint="eastAsia" w:ascii="Calibri" w:hAnsi="Calibri" w:eastAsia="宋体" w:cs="宋体"/>
       <w:sz w:val="24"/>
       <w:szCs w:val="24"/>
       <w:lang w:eastAsia="zh-CN" w:bidi="zh-CN"/>
     </w:rPr>
   </w:style>
-  <w:style w:type="character" w:customStyle="1" w:styleId="Char">
+  <w:style w:type="character" w:customStyle="1" w:styleId="41">
     <w:name w:val="柴_正文 Char"/>
-    <w:link w:val="a"/>
+    <w:link w:val="27"/>
     <w:qFormat/>
+    <w:uiPriority w:val="0"/>
     <w:rPr>
-      <w:rFonts w:ascii="Arial" w:eastAsia="宋体" w:hAnsi="Arial"/>
+      <w:rFonts w:ascii="Arial" w:hAnsi="Arial" w:eastAsia="宋体"/>
       <w:sz w:val="24"/>
       <w:lang w:eastAsia="zh-CN"/>
     </w:rPr>

--- a/2-运维相关组织架构及职责说明/010101-公司组织架构及职责说明.docx
+++ b/2-运维相关组织架构及职责说明/010101-公司组织架构及职责说明.docx
@@ -13,7 +13,7 @@
         <w:pStyle w:val="31"/>
         <w:bidi w:val="0"/>
       </w:pPr>
-      <w:bookmarkStart w:id="0" w:name="_Toc17850"/>
+      <w:bookmarkStart w:id="0" w:name="_Toc10320"/>
       <w:r>
         <w:t>公司组织架构及职责说明</w:t>
       </w:r>
@@ -24,7 +24,7 @@
         <w:pStyle w:val="32"/>
         <w:bidi w:val="0"/>
       </w:pPr>
-      <w:bookmarkStart w:id="1" w:name="_Toc8701"/>
+      <w:bookmarkStart w:id="1" w:name="_Toc10827"/>
       <w:r>
         <w:t>中达丰集团有限公司</w:t>
       </w:r>
@@ -67,7 +67,7 @@
           <w:szCs w:val="28"/>
         </w:rPr>
       </w:pPr>
-      <w:bookmarkStart w:id="2" w:name="_Toc5227"/>
+      <w:bookmarkStart w:id="2" w:name="_Toc23095"/>
       <w:r>
         <w:rPr>
           <w:rFonts w:ascii="宋体" w:hAnsi="宋体" w:eastAsia="宋体" w:cs="宋体"/>
@@ -789,6 +789,8 @@
               <w:tab w:val="right" w:leader="dot" w:pos="8442"/>
             </w:tabs>
           </w:pPr>
+          <w:bookmarkStart w:id="24" w:name="_GoBack"/>
+          <w:bookmarkEnd w:id="24"/>
           <w:r>
             <w:rPr>
               <w:rFonts w:ascii="Times New Roman" w:hAnsi="Times New Roman" w:eastAsia="Times New Roman" w:cs="Times New Roman"/>
@@ -825,7 +827,7 @@
               <w:rFonts w:ascii="Times New Roman" w:hAnsi="Times New Roman" w:eastAsia="Times New Roman" w:cs="Times New Roman"/>
               <w:szCs w:val="24"/>
             </w:rPr>
-            <w:instrText xml:space="preserve"> HYPERLINK \l _Toc17850 </w:instrText>
+            <w:instrText xml:space="preserve"> HYPERLINK \l _Toc10320 </w:instrText>
           </w:r>
           <w:r>
             <w:rPr>
@@ -844,7 +846,7 @@
             <w:fldChar w:fldCharType="begin"/>
           </w:r>
           <w:r>
-            <w:instrText xml:space="preserve"> PAGEREF _Toc17850 \h </w:instrText>
+            <w:instrText xml:space="preserve"> PAGEREF _Toc10320 \h </w:instrText>
           </w:r>
           <w:r>
             <w:fldChar w:fldCharType="separate"/>
@@ -882,7 +884,7 @@
               <w:rFonts w:ascii="Times New Roman" w:hAnsi="Times New Roman" w:eastAsia="Times New Roman" w:cs="Times New Roman"/>
               <w:szCs w:val="24"/>
             </w:rPr>
-            <w:instrText xml:space="preserve"> HYPERLINK \l _Toc8701 </w:instrText>
+            <w:instrText xml:space="preserve"> HYPERLINK \l _Toc10827 </w:instrText>
           </w:r>
           <w:r>
             <w:rPr>
@@ -901,7 +903,7 @@
             <w:fldChar w:fldCharType="begin"/>
           </w:r>
           <w:r>
-            <w:instrText xml:space="preserve"> PAGEREF _Toc8701 \h </w:instrText>
+            <w:instrText xml:space="preserve"> PAGEREF _Toc10827 \h </w:instrText>
           </w:r>
           <w:r>
             <w:fldChar w:fldCharType="separate"/>
@@ -939,7 +941,7 @@
               <w:rFonts w:ascii="Times New Roman" w:hAnsi="Times New Roman" w:eastAsia="Times New Roman" w:cs="Times New Roman"/>
               <w:szCs w:val="24"/>
             </w:rPr>
-            <w:instrText xml:space="preserve"> HYPERLINK \l _Toc5227 </w:instrText>
+            <w:instrText xml:space="preserve"> HYPERLINK \l _Toc23095 </w:instrText>
           </w:r>
           <w:r>
             <w:rPr>
@@ -963,7 +965,7 @@
             <w:fldChar w:fldCharType="begin"/>
           </w:r>
           <w:r>
-            <w:instrText xml:space="preserve"> PAGEREF _Toc5227 \h </w:instrText>
+            <w:instrText xml:space="preserve"> PAGEREF _Toc23095 \h </w:instrText>
           </w:r>
           <w:r>
             <w:fldChar w:fldCharType="separate"/>
@@ -1001,7 +1003,7 @@
               <w:rFonts w:ascii="Times New Roman" w:hAnsi="Times New Roman" w:eastAsia="Times New Roman" w:cs="Times New Roman"/>
               <w:szCs w:val="24"/>
             </w:rPr>
-            <w:instrText xml:space="preserve"> HYPERLINK \l _Toc15919 </w:instrText>
+            <w:instrText xml:space="preserve"> HYPERLINK \l _Toc1035 </w:instrText>
           </w:r>
           <w:r>
             <w:rPr>
@@ -1026,7 +1028,7 @@
             <w:fldChar w:fldCharType="begin"/>
           </w:r>
           <w:r>
-            <w:instrText xml:space="preserve"> PAGEREF _Toc15919 \h </w:instrText>
+            <w:instrText xml:space="preserve"> PAGEREF _Toc1035 \h </w:instrText>
           </w:r>
           <w:r>
             <w:fldChar w:fldCharType="separate"/>
@@ -1064,7 +1066,7 @@
               <w:rFonts w:ascii="Times New Roman" w:hAnsi="Times New Roman" w:eastAsia="Times New Roman" w:cs="Times New Roman"/>
               <w:szCs w:val="24"/>
             </w:rPr>
-            <w:instrText xml:space="preserve"> HYPERLINK \l _Toc14760 </w:instrText>
+            <w:instrText xml:space="preserve"> HYPERLINK \l _Toc2102 </w:instrText>
           </w:r>
           <w:r>
             <w:rPr>
@@ -1089,7 +1091,7 @@
             <w:fldChar w:fldCharType="begin"/>
           </w:r>
           <w:r>
-            <w:instrText xml:space="preserve"> PAGEREF _Toc14760 \h </w:instrText>
+            <w:instrText xml:space="preserve"> PAGEREF _Toc2102 \h </w:instrText>
           </w:r>
           <w:r>
             <w:fldChar w:fldCharType="separate"/>
@@ -1127,7 +1129,7 @@
               <w:rFonts w:ascii="Times New Roman" w:hAnsi="Times New Roman" w:eastAsia="Times New Roman" w:cs="Times New Roman"/>
               <w:szCs w:val="24"/>
             </w:rPr>
-            <w:instrText xml:space="preserve"> HYPERLINK \l _Toc10524 </w:instrText>
+            <w:instrText xml:space="preserve"> HYPERLINK \l _Toc11124 </w:instrText>
           </w:r>
           <w:r>
             <w:rPr>
@@ -1152,7 +1154,7 @@
             <w:fldChar w:fldCharType="begin"/>
           </w:r>
           <w:r>
-            <w:instrText xml:space="preserve"> PAGEREF _Toc10524 \h </w:instrText>
+            <w:instrText xml:space="preserve"> PAGEREF _Toc11124 \h </w:instrText>
           </w:r>
           <w:r>
             <w:fldChar w:fldCharType="separate"/>
@@ -1190,7 +1192,7 @@
               <w:rFonts w:ascii="Times New Roman" w:hAnsi="Times New Roman" w:eastAsia="Times New Roman" w:cs="Times New Roman"/>
               <w:szCs w:val="24"/>
             </w:rPr>
-            <w:instrText xml:space="preserve"> HYPERLINK \l _Toc4240 </w:instrText>
+            <w:instrText xml:space="preserve"> HYPERLINK \l _Toc21610 </w:instrText>
           </w:r>
           <w:r>
             <w:rPr>
@@ -1215,7 +1217,7 @@
             <w:fldChar w:fldCharType="begin"/>
           </w:r>
           <w:r>
-            <w:instrText xml:space="preserve"> PAGEREF _Toc4240 \h </w:instrText>
+            <w:instrText xml:space="preserve"> PAGEREF _Toc21610 \h </w:instrText>
           </w:r>
           <w:r>
             <w:fldChar w:fldCharType="separate"/>
@@ -1253,7 +1255,7 @@
               <w:rFonts w:ascii="Times New Roman" w:hAnsi="Times New Roman" w:eastAsia="Times New Roman" w:cs="Times New Roman"/>
               <w:szCs w:val="24"/>
             </w:rPr>
-            <w:instrText xml:space="preserve"> HYPERLINK \l _Toc26230 </w:instrText>
+            <w:instrText xml:space="preserve"> HYPERLINK \l _Toc31655 </w:instrText>
           </w:r>
           <w:r>
             <w:rPr>
@@ -1278,7 +1280,7 @@
             <w:fldChar w:fldCharType="begin"/>
           </w:r>
           <w:r>
-            <w:instrText xml:space="preserve"> PAGEREF _Toc26230 \h </w:instrText>
+            <w:instrText xml:space="preserve"> PAGEREF _Toc31655 \h </w:instrText>
           </w:r>
           <w:r>
             <w:fldChar w:fldCharType="separate"/>
@@ -1316,7 +1318,7 @@
               <w:rFonts w:ascii="Times New Roman" w:hAnsi="Times New Roman" w:eastAsia="Times New Roman" w:cs="Times New Roman"/>
               <w:szCs w:val="24"/>
             </w:rPr>
-            <w:instrText xml:space="preserve"> HYPERLINK \l _Toc30450 </w:instrText>
+            <w:instrText xml:space="preserve"> HYPERLINK \l _Toc20741 </w:instrText>
           </w:r>
           <w:r>
             <w:rPr>
@@ -1341,7 +1343,7 @@
             <w:fldChar w:fldCharType="begin"/>
           </w:r>
           <w:r>
-            <w:instrText xml:space="preserve"> PAGEREF _Toc30450 \h </w:instrText>
+            <w:instrText xml:space="preserve"> PAGEREF _Toc20741 \h </w:instrText>
           </w:r>
           <w:r>
             <w:fldChar w:fldCharType="separate"/>
@@ -1379,7 +1381,7 @@
               <w:rFonts w:ascii="Times New Roman" w:hAnsi="Times New Roman" w:eastAsia="Times New Roman" w:cs="Times New Roman"/>
               <w:szCs w:val="24"/>
             </w:rPr>
-            <w:instrText xml:space="preserve"> HYPERLINK \l _Toc10791 </w:instrText>
+            <w:instrText xml:space="preserve"> HYPERLINK \l _Toc6997 </w:instrText>
           </w:r>
           <w:r>
             <w:rPr>
@@ -1404,7 +1406,7 @@
             <w:fldChar w:fldCharType="begin"/>
           </w:r>
           <w:r>
-            <w:instrText xml:space="preserve"> PAGEREF _Toc10791 \h </w:instrText>
+            <w:instrText xml:space="preserve"> PAGEREF _Toc6997 \h </w:instrText>
           </w:r>
           <w:r>
             <w:fldChar w:fldCharType="separate"/>
@@ -1442,7 +1444,7 @@
               <w:rFonts w:ascii="Times New Roman" w:hAnsi="Times New Roman" w:eastAsia="Times New Roman" w:cs="Times New Roman"/>
               <w:szCs w:val="24"/>
             </w:rPr>
-            <w:instrText xml:space="preserve"> HYPERLINK \l _Toc20734 </w:instrText>
+            <w:instrText xml:space="preserve"> HYPERLINK \l _Toc6679 </w:instrText>
           </w:r>
           <w:r>
             <w:rPr>
@@ -1467,7 +1469,7 @@
             <w:fldChar w:fldCharType="begin"/>
           </w:r>
           <w:r>
-            <w:instrText xml:space="preserve"> PAGEREF _Toc20734 \h </w:instrText>
+            <w:instrText xml:space="preserve"> PAGEREF _Toc6679 \h </w:instrText>
           </w:r>
           <w:r>
             <w:fldChar w:fldCharType="separate"/>
@@ -1505,7 +1507,7 @@
               <w:rFonts w:ascii="Times New Roman" w:hAnsi="Times New Roman" w:eastAsia="Times New Roman" w:cs="Times New Roman"/>
               <w:szCs w:val="24"/>
             </w:rPr>
-            <w:instrText xml:space="preserve"> HYPERLINK \l _Toc4041 </w:instrText>
+            <w:instrText xml:space="preserve"> HYPERLINK \l _Toc3569 </w:instrText>
           </w:r>
           <w:r>
             <w:rPr>
@@ -1530,7 +1532,7 @@
             <w:fldChar w:fldCharType="begin"/>
           </w:r>
           <w:r>
-            <w:instrText xml:space="preserve"> PAGEREF _Toc4041 \h </w:instrText>
+            <w:instrText xml:space="preserve"> PAGEREF _Toc3569 \h </w:instrText>
           </w:r>
           <w:r>
             <w:fldChar w:fldCharType="separate"/>
@@ -1568,7 +1570,7 @@
               <w:rFonts w:ascii="Times New Roman" w:hAnsi="Times New Roman" w:eastAsia="Times New Roman" w:cs="Times New Roman"/>
               <w:szCs w:val="24"/>
             </w:rPr>
-            <w:instrText xml:space="preserve"> HYPERLINK \l _Toc7015 </w:instrText>
+            <w:instrText xml:space="preserve"> HYPERLINK \l _Toc1655 </w:instrText>
           </w:r>
           <w:r>
             <w:rPr>
@@ -1593,7 +1595,7 @@
             <w:fldChar w:fldCharType="begin"/>
           </w:r>
           <w:r>
-            <w:instrText xml:space="preserve"> PAGEREF _Toc7015 \h </w:instrText>
+            <w:instrText xml:space="preserve"> PAGEREF _Toc1655 \h </w:instrText>
           </w:r>
           <w:r>
             <w:fldChar w:fldCharType="separate"/>
@@ -1631,7 +1633,7 @@
               <w:rFonts w:ascii="Times New Roman" w:hAnsi="Times New Roman" w:eastAsia="Times New Roman" w:cs="Times New Roman"/>
               <w:szCs w:val="24"/>
             </w:rPr>
-            <w:instrText xml:space="preserve"> HYPERLINK \l _Toc15035 </w:instrText>
+            <w:instrText xml:space="preserve"> HYPERLINK \l _Toc29526 </w:instrText>
           </w:r>
           <w:r>
             <w:rPr>
@@ -1661,7 +1663,7 @@
             <w:fldChar w:fldCharType="begin"/>
           </w:r>
           <w:r>
-            <w:instrText xml:space="preserve"> PAGEREF _Toc15035 \h </w:instrText>
+            <w:instrText xml:space="preserve"> PAGEREF _Toc29526 \h </w:instrText>
           </w:r>
           <w:r>
             <w:fldChar w:fldCharType="separate"/>
@@ -1699,7 +1701,7 @@
               <w:rFonts w:ascii="Times New Roman" w:hAnsi="Times New Roman" w:eastAsia="Times New Roman" w:cs="Times New Roman"/>
               <w:szCs w:val="24"/>
             </w:rPr>
-            <w:instrText xml:space="preserve"> HYPERLINK \l _Toc1960 </w:instrText>
+            <w:instrText xml:space="preserve"> HYPERLINK \l _Toc29013 </w:instrText>
           </w:r>
           <w:r>
             <w:rPr>
@@ -1724,7 +1726,7 @@
             <w:fldChar w:fldCharType="begin"/>
           </w:r>
           <w:r>
-            <w:instrText xml:space="preserve"> PAGEREF _Toc1960 \h </w:instrText>
+            <w:instrText xml:space="preserve"> PAGEREF _Toc29013 \h </w:instrText>
           </w:r>
           <w:r>
             <w:fldChar w:fldCharType="separate"/>
@@ -1762,7 +1764,7 @@
               <w:rFonts w:ascii="Times New Roman" w:hAnsi="Times New Roman" w:eastAsia="Times New Roman" w:cs="Times New Roman"/>
               <w:szCs w:val="24"/>
             </w:rPr>
-            <w:instrText xml:space="preserve"> HYPERLINK \l _Toc3035 </w:instrText>
+            <w:instrText xml:space="preserve"> HYPERLINK \l _Toc4531 </w:instrText>
           </w:r>
           <w:r>
             <w:rPr>
@@ -1787,7 +1789,7 @@
             <w:fldChar w:fldCharType="begin"/>
           </w:r>
           <w:r>
-            <w:instrText xml:space="preserve"> PAGEREF _Toc3035 \h </w:instrText>
+            <w:instrText xml:space="preserve"> PAGEREF _Toc4531 \h </w:instrText>
           </w:r>
           <w:r>
             <w:fldChar w:fldCharType="separate"/>
@@ -1825,7 +1827,7 @@
               <w:rFonts w:ascii="Times New Roman" w:hAnsi="Times New Roman" w:eastAsia="Times New Roman" w:cs="Times New Roman"/>
               <w:szCs w:val="24"/>
             </w:rPr>
-            <w:instrText xml:space="preserve"> HYPERLINK \l _Toc15170 </w:instrText>
+            <w:instrText xml:space="preserve"> HYPERLINK \l _Toc26873 </w:instrText>
           </w:r>
           <w:r>
             <w:rPr>
@@ -1850,7 +1852,7 @@
             <w:fldChar w:fldCharType="begin"/>
           </w:r>
           <w:r>
-            <w:instrText xml:space="preserve"> PAGEREF _Toc15170 \h </w:instrText>
+            <w:instrText xml:space="preserve"> PAGEREF _Toc26873 \h </w:instrText>
           </w:r>
           <w:r>
             <w:fldChar w:fldCharType="separate"/>
@@ -1917,11 +1919,11 @@
         <w:pStyle w:val="26"/>
         <w:bidi w:val="0"/>
       </w:pPr>
-      <w:bookmarkStart w:id="3" w:name="bookmark1"/>
+      <w:bookmarkStart w:id="3" w:name="bookmark13"/>
       <w:bookmarkEnd w:id="3"/>
-      <w:bookmarkStart w:id="4" w:name="bookmark13"/>
+      <w:bookmarkStart w:id="4" w:name="bookmark1"/>
       <w:bookmarkEnd w:id="4"/>
-      <w:bookmarkStart w:id="5" w:name="_Toc15919"/>
+      <w:bookmarkStart w:id="5" w:name="_Toc1035"/>
       <w:r>
         <w:t>公司组织架构</w:t>
       </w:r>
@@ -2036,7 +2038,7 @@
         <w:pStyle w:val="26"/>
         <w:bidi w:val="0"/>
       </w:pPr>
-      <w:bookmarkStart w:id="6" w:name="_Toc14760"/>
+      <w:bookmarkStart w:id="6" w:name="_Toc2102"/>
       <w:r>
         <w:t>部门及职责</w:t>
       </w:r>
@@ -2047,7 +2049,7 @@
         <w:pStyle w:val="28"/>
         <w:bidi w:val="0"/>
       </w:pPr>
-      <w:bookmarkStart w:id="7" w:name="_Toc10524"/>
+      <w:bookmarkStart w:id="7" w:name="_Toc11124"/>
       <w:r>
         <w:t>总经理职责</w:t>
       </w:r>
@@ -2152,7 +2154,7 @@
       </w:pPr>
       <w:bookmarkStart w:id="8" w:name="bookmark14"/>
       <w:bookmarkEnd w:id="8"/>
-      <w:bookmarkStart w:id="9" w:name="_Toc4240"/>
+      <w:bookmarkStart w:id="9" w:name="_Toc21610"/>
       <w:r>
         <w:t>副总经理职责</w:t>
       </w:r>
@@ -2255,7 +2257,7 @@
         <w:pStyle w:val="28"/>
         <w:bidi w:val="0"/>
       </w:pPr>
-      <w:bookmarkStart w:id="10" w:name="_Toc26230"/>
+      <w:bookmarkStart w:id="10" w:name="_Toc31655"/>
       <w:r>
         <w:t>综合管理部</w:t>
       </w:r>
@@ -2266,9 +2268,7 @@
         <w:pStyle w:val="29"/>
         <w:bidi w:val="0"/>
       </w:pPr>
-      <w:bookmarkStart w:id="11" w:name="_Toc30450"/>
-      <w:bookmarkStart w:id="24" w:name="_GoBack"/>
-      <w:bookmarkEnd w:id="24"/>
+      <w:bookmarkStart w:id="11" w:name="_Toc20741"/>
       <w:r>
         <w:t>人力资源部</w:t>
       </w:r>
@@ -2604,7 +2604,7 @@
       </w:pPr>
       <w:bookmarkStart w:id="13" w:name="bookmark16"/>
       <w:bookmarkEnd w:id="13"/>
-      <w:bookmarkStart w:id="14" w:name="_Toc10791"/>
+      <w:bookmarkStart w:id="14" w:name="_Toc6997"/>
       <w:r>
         <w:t>采购部</w:t>
       </w:r>
@@ -2968,7 +2968,7 @@
       </w:pPr>
       <w:bookmarkStart w:id="15" w:name="bookmark17"/>
       <w:bookmarkEnd w:id="15"/>
-      <w:bookmarkStart w:id="16" w:name="_Toc20734"/>
+      <w:bookmarkStart w:id="16" w:name="_Toc6679"/>
       <w:r>
         <w:t>运维部</w:t>
       </w:r>
@@ -3497,7 +3497,7 @@
         <w:pStyle w:val="29"/>
         <w:bidi w:val="0"/>
       </w:pPr>
-      <w:bookmarkStart w:id="17" w:name="_Toc4041"/>
+      <w:bookmarkStart w:id="17" w:name="_Toc3569"/>
       <w:r>
         <w:t>服务台</w:t>
       </w:r>
@@ -3839,7 +3839,7 @@
         <w:pStyle w:val="29"/>
         <w:bidi w:val="0"/>
       </w:pPr>
-      <w:bookmarkStart w:id="19" w:name="_Toc7015"/>
+      <w:bookmarkStart w:id="19" w:name="_Toc1655"/>
       <w:r>
         <w:t>备件库</w:t>
       </w:r>
@@ -4076,7 +4076,7 @@
           <w:lang w:val="en-US"/>
         </w:rPr>
       </w:pPr>
-      <w:bookmarkStart w:id="20" w:name="_Toc15035"/>
+      <w:bookmarkStart w:id="20" w:name="_Toc29526"/>
       <w:r>
         <w:rPr>
           <w:rFonts w:hint="eastAsia"/>
@@ -4285,7 +4285,7 @@
         <w:pStyle w:val="28"/>
         <w:bidi w:val="0"/>
       </w:pPr>
-      <w:bookmarkStart w:id="21" w:name="_Toc1960"/>
+      <w:bookmarkStart w:id="21" w:name="_Toc29013"/>
       <w:r>
         <w:t>质量部</w:t>
       </w:r>
@@ -4514,7 +4514,7 @@
         <w:pStyle w:val="28"/>
         <w:bidi w:val="0"/>
       </w:pPr>
-      <w:bookmarkStart w:id="22" w:name="_Toc3035"/>
+      <w:bookmarkStart w:id="22" w:name="_Toc4531"/>
       <w:r>
         <w:t>研发部</w:t>
       </w:r>
@@ -4817,7 +4817,7 @@
         <w:pStyle w:val="28"/>
         <w:bidi w:val="0"/>
       </w:pPr>
-      <w:bookmarkStart w:id="23" w:name="_Toc15170"/>
+      <w:bookmarkStart w:id="23" w:name="_Toc26873"/>
       <w:r>
         <w:t>应急管理小组</w:t>
       </w:r>

--- a/2-运维相关组织架构及职责说明/010101-公司组织架构及职责说明.docx
+++ b/2-运维相关组织架构及职责说明/010101-公司组织架构及职责说明.docx
@@ -13,7 +13,7 @@
         <w:pStyle w:val="31"/>
         <w:bidi w:val="0"/>
       </w:pPr>
-      <w:bookmarkStart w:id="0" w:name="_Toc10320"/>
+      <w:bookmarkStart w:id="0" w:name="_Toc12527"/>
       <w:r>
         <w:t>公司组织架构及职责说明</w:t>
       </w:r>
@@ -24,7 +24,7 @@
         <w:pStyle w:val="32"/>
         <w:bidi w:val="0"/>
       </w:pPr>
-      <w:bookmarkStart w:id="1" w:name="_Toc10827"/>
+      <w:bookmarkStart w:id="1" w:name="_Toc22809"/>
       <w:r>
         <w:t>中达丰集团有限公司</w:t>
       </w:r>
@@ -67,7 +67,7 @@
           <w:szCs w:val="28"/>
         </w:rPr>
       </w:pPr>
-      <w:bookmarkStart w:id="2" w:name="_Toc23095"/>
+      <w:bookmarkStart w:id="2" w:name="_Toc5158"/>
       <w:r>
         <w:rPr>
           <w:rFonts w:ascii="宋体" w:hAnsi="宋体" w:eastAsia="宋体" w:cs="宋体"/>
@@ -789,8 +789,6 @@
               <w:tab w:val="right" w:leader="dot" w:pos="8442"/>
             </w:tabs>
           </w:pPr>
-          <w:bookmarkStart w:id="24" w:name="_GoBack"/>
-          <w:bookmarkEnd w:id="24"/>
           <w:r>
             <w:rPr>
               <w:rFonts w:ascii="Times New Roman" w:hAnsi="Times New Roman" w:eastAsia="Times New Roman" w:cs="Times New Roman"/>
@@ -827,7 +825,7 @@
               <w:rFonts w:ascii="Times New Roman" w:hAnsi="Times New Roman" w:eastAsia="Times New Roman" w:cs="Times New Roman"/>
               <w:szCs w:val="24"/>
             </w:rPr>
-            <w:instrText xml:space="preserve"> HYPERLINK \l _Toc10320 </w:instrText>
+            <w:instrText xml:space="preserve"> HYPERLINK \l _Toc12527 </w:instrText>
           </w:r>
           <w:r>
             <w:rPr>
@@ -846,7 +844,7 @@
             <w:fldChar w:fldCharType="begin"/>
           </w:r>
           <w:r>
-            <w:instrText xml:space="preserve"> PAGEREF _Toc10320 \h </w:instrText>
+            <w:instrText xml:space="preserve"> PAGEREF _Toc12527 \h </w:instrText>
           </w:r>
           <w:r>
             <w:fldChar w:fldCharType="separate"/>
@@ -884,7 +882,7 @@
               <w:rFonts w:ascii="Times New Roman" w:hAnsi="Times New Roman" w:eastAsia="Times New Roman" w:cs="Times New Roman"/>
               <w:szCs w:val="24"/>
             </w:rPr>
-            <w:instrText xml:space="preserve"> HYPERLINK \l _Toc10827 </w:instrText>
+            <w:instrText xml:space="preserve"> HYPERLINK \l _Toc22809 </w:instrText>
           </w:r>
           <w:r>
             <w:rPr>
@@ -903,7 +901,7 @@
             <w:fldChar w:fldCharType="begin"/>
           </w:r>
           <w:r>
-            <w:instrText xml:space="preserve"> PAGEREF _Toc10827 \h </w:instrText>
+            <w:instrText xml:space="preserve"> PAGEREF _Toc22809 \h </w:instrText>
           </w:r>
           <w:r>
             <w:fldChar w:fldCharType="separate"/>
@@ -941,7 +939,7 @@
               <w:rFonts w:ascii="Times New Roman" w:hAnsi="Times New Roman" w:eastAsia="Times New Roman" w:cs="Times New Roman"/>
               <w:szCs w:val="24"/>
             </w:rPr>
-            <w:instrText xml:space="preserve"> HYPERLINK \l _Toc23095 </w:instrText>
+            <w:instrText xml:space="preserve"> HYPERLINK \l _Toc5158 </w:instrText>
           </w:r>
           <w:r>
             <w:rPr>
@@ -965,7 +963,7 @@
             <w:fldChar w:fldCharType="begin"/>
           </w:r>
           <w:r>
-            <w:instrText xml:space="preserve"> PAGEREF _Toc23095 \h </w:instrText>
+            <w:instrText xml:space="preserve"> PAGEREF _Toc5158 \h </w:instrText>
           </w:r>
           <w:r>
             <w:fldChar w:fldCharType="separate"/>
@@ -1003,7 +1001,7 @@
               <w:rFonts w:ascii="Times New Roman" w:hAnsi="Times New Roman" w:eastAsia="Times New Roman" w:cs="Times New Roman"/>
               <w:szCs w:val="24"/>
             </w:rPr>
-            <w:instrText xml:space="preserve"> HYPERLINK \l _Toc1035 </w:instrText>
+            <w:instrText xml:space="preserve"> HYPERLINK \l _Toc8721 </w:instrText>
           </w:r>
           <w:r>
             <w:rPr>
@@ -1028,7 +1026,7 @@
             <w:fldChar w:fldCharType="begin"/>
           </w:r>
           <w:r>
-            <w:instrText xml:space="preserve"> PAGEREF _Toc1035 \h </w:instrText>
+            <w:instrText xml:space="preserve"> PAGEREF _Toc8721 \h </w:instrText>
           </w:r>
           <w:r>
             <w:fldChar w:fldCharType="separate"/>
@@ -1066,7 +1064,7 @@
               <w:rFonts w:ascii="Times New Roman" w:hAnsi="Times New Roman" w:eastAsia="Times New Roman" w:cs="Times New Roman"/>
               <w:szCs w:val="24"/>
             </w:rPr>
-            <w:instrText xml:space="preserve"> HYPERLINK \l _Toc2102 </w:instrText>
+            <w:instrText xml:space="preserve"> HYPERLINK \l _Toc28175 </w:instrText>
           </w:r>
           <w:r>
             <w:rPr>
@@ -1091,7 +1089,7 @@
             <w:fldChar w:fldCharType="begin"/>
           </w:r>
           <w:r>
-            <w:instrText xml:space="preserve"> PAGEREF _Toc2102 \h </w:instrText>
+            <w:instrText xml:space="preserve"> PAGEREF _Toc28175 \h </w:instrText>
           </w:r>
           <w:r>
             <w:fldChar w:fldCharType="separate"/>
@@ -1129,7 +1127,7 @@
               <w:rFonts w:ascii="Times New Roman" w:hAnsi="Times New Roman" w:eastAsia="Times New Roman" w:cs="Times New Roman"/>
               <w:szCs w:val="24"/>
             </w:rPr>
-            <w:instrText xml:space="preserve"> HYPERLINK \l _Toc11124 </w:instrText>
+            <w:instrText xml:space="preserve"> HYPERLINK \l _Toc20486 </w:instrText>
           </w:r>
           <w:r>
             <w:rPr>
@@ -1154,7 +1152,7 @@
             <w:fldChar w:fldCharType="begin"/>
           </w:r>
           <w:r>
-            <w:instrText xml:space="preserve"> PAGEREF _Toc11124 \h </w:instrText>
+            <w:instrText xml:space="preserve"> PAGEREF _Toc20486 \h </w:instrText>
           </w:r>
           <w:r>
             <w:fldChar w:fldCharType="separate"/>
@@ -1192,7 +1190,7 @@
               <w:rFonts w:ascii="Times New Roman" w:hAnsi="Times New Roman" w:eastAsia="Times New Roman" w:cs="Times New Roman"/>
               <w:szCs w:val="24"/>
             </w:rPr>
-            <w:instrText xml:space="preserve"> HYPERLINK \l _Toc21610 </w:instrText>
+            <w:instrText xml:space="preserve"> HYPERLINK \l _Toc8897 </w:instrText>
           </w:r>
           <w:r>
             <w:rPr>
@@ -1217,7 +1215,7 @@
             <w:fldChar w:fldCharType="begin"/>
           </w:r>
           <w:r>
-            <w:instrText xml:space="preserve"> PAGEREF _Toc21610 \h </w:instrText>
+            <w:instrText xml:space="preserve"> PAGEREF _Toc8897 \h </w:instrText>
           </w:r>
           <w:r>
             <w:fldChar w:fldCharType="separate"/>
@@ -1255,7 +1253,7 @@
               <w:rFonts w:ascii="Times New Roman" w:hAnsi="Times New Roman" w:eastAsia="Times New Roman" w:cs="Times New Roman"/>
               <w:szCs w:val="24"/>
             </w:rPr>
-            <w:instrText xml:space="preserve"> HYPERLINK \l _Toc31655 </w:instrText>
+            <w:instrText xml:space="preserve"> HYPERLINK \l _Toc8541 </w:instrText>
           </w:r>
           <w:r>
             <w:rPr>
@@ -1280,7 +1278,7 @@
             <w:fldChar w:fldCharType="begin"/>
           </w:r>
           <w:r>
-            <w:instrText xml:space="preserve"> PAGEREF _Toc31655 \h </w:instrText>
+            <w:instrText xml:space="preserve"> PAGEREF _Toc8541 \h </w:instrText>
           </w:r>
           <w:r>
             <w:fldChar w:fldCharType="separate"/>
@@ -1318,7 +1316,7 @@
               <w:rFonts w:ascii="Times New Roman" w:hAnsi="Times New Roman" w:eastAsia="Times New Roman" w:cs="Times New Roman"/>
               <w:szCs w:val="24"/>
             </w:rPr>
-            <w:instrText xml:space="preserve"> HYPERLINK \l _Toc20741 </w:instrText>
+            <w:instrText xml:space="preserve"> HYPERLINK \l _Toc24333 </w:instrText>
           </w:r>
           <w:r>
             <w:rPr>
@@ -1343,7 +1341,7 @@
             <w:fldChar w:fldCharType="begin"/>
           </w:r>
           <w:r>
-            <w:instrText xml:space="preserve"> PAGEREF _Toc20741 \h </w:instrText>
+            <w:instrText xml:space="preserve"> PAGEREF _Toc24333 \h </w:instrText>
           </w:r>
           <w:r>
             <w:fldChar w:fldCharType="separate"/>
@@ -1381,7 +1379,7 @@
               <w:rFonts w:ascii="Times New Roman" w:hAnsi="Times New Roman" w:eastAsia="Times New Roman" w:cs="Times New Roman"/>
               <w:szCs w:val="24"/>
             </w:rPr>
-            <w:instrText xml:space="preserve"> HYPERLINK \l _Toc6997 </w:instrText>
+            <w:instrText xml:space="preserve"> HYPERLINK \l _Toc24483 </w:instrText>
           </w:r>
           <w:r>
             <w:rPr>
@@ -1406,7 +1404,7 @@
             <w:fldChar w:fldCharType="begin"/>
           </w:r>
           <w:r>
-            <w:instrText xml:space="preserve"> PAGEREF _Toc6997 \h </w:instrText>
+            <w:instrText xml:space="preserve"> PAGEREF _Toc24483 \h </w:instrText>
           </w:r>
           <w:r>
             <w:fldChar w:fldCharType="separate"/>
@@ -1444,7 +1442,7 @@
               <w:rFonts w:ascii="Times New Roman" w:hAnsi="Times New Roman" w:eastAsia="Times New Roman" w:cs="Times New Roman"/>
               <w:szCs w:val="24"/>
             </w:rPr>
-            <w:instrText xml:space="preserve"> HYPERLINK \l _Toc6679 </w:instrText>
+            <w:instrText xml:space="preserve"> HYPERLINK \l _Toc15971 </w:instrText>
           </w:r>
           <w:r>
             <w:rPr>
@@ -1469,7 +1467,7 @@
             <w:fldChar w:fldCharType="begin"/>
           </w:r>
           <w:r>
-            <w:instrText xml:space="preserve"> PAGEREF _Toc6679 \h </w:instrText>
+            <w:instrText xml:space="preserve"> PAGEREF _Toc15971 \h </w:instrText>
           </w:r>
           <w:r>
             <w:fldChar w:fldCharType="separate"/>
@@ -1507,7 +1505,7 @@
               <w:rFonts w:ascii="Times New Roman" w:hAnsi="Times New Roman" w:eastAsia="Times New Roman" w:cs="Times New Roman"/>
               <w:szCs w:val="24"/>
             </w:rPr>
-            <w:instrText xml:space="preserve"> HYPERLINK \l _Toc3569 </w:instrText>
+            <w:instrText xml:space="preserve"> HYPERLINK \l _Toc6220 </w:instrText>
           </w:r>
           <w:r>
             <w:rPr>
@@ -1532,7 +1530,7 @@
             <w:fldChar w:fldCharType="begin"/>
           </w:r>
           <w:r>
-            <w:instrText xml:space="preserve"> PAGEREF _Toc3569 \h </w:instrText>
+            <w:instrText xml:space="preserve"> PAGEREF _Toc6220 \h </w:instrText>
           </w:r>
           <w:r>
             <w:fldChar w:fldCharType="separate"/>
@@ -1570,7 +1568,7 @@
               <w:rFonts w:ascii="Times New Roman" w:hAnsi="Times New Roman" w:eastAsia="Times New Roman" w:cs="Times New Roman"/>
               <w:szCs w:val="24"/>
             </w:rPr>
-            <w:instrText xml:space="preserve"> HYPERLINK \l _Toc1655 </w:instrText>
+            <w:instrText xml:space="preserve"> HYPERLINK \l _Toc8452 </w:instrText>
           </w:r>
           <w:r>
             <w:rPr>
@@ -1595,7 +1593,7 @@
             <w:fldChar w:fldCharType="begin"/>
           </w:r>
           <w:r>
-            <w:instrText xml:space="preserve"> PAGEREF _Toc1655 \h </w:instrText>
+            <w:instrText xml:space="preserve"> PAGEREF _Toc8452 \h </w:instrText>
           </w:r>
           <w:r>
             <w:fldChar w:fldCharType="separate"/>
@@ -1633,7 +1631,7 @@
               <w:rFonts w:ascii="Times New Roman" w:hAnsi="Times New Roman" w:eastAsia="Times New Roman" w:cs="Times New Roman"/>
               <w:szCs w:val="24"/>
             </w:rPr>
-            <w:instrText xml:space="preserve"> HYPERLINK \l _Toc29526 </w:instrText>
+            <w:instrText xml:space="preserve"> HYPERLINK \l _Toc6321 </w:instrText>
           </w:r>
           <w:r>
             <w:rPr>
@@ -1663,7 +1661,7 @@
             <w:fldChar w:fldCharType="begin"/>
           </w:r>
           <w:r>
-            <w:instrText xml:space="preserve"> PAGEREF _Toc29526 \h </w:instrText>
+            <w:instrText xml:space="preserve"> PAGEREF _Toc6321 \h </w:instrText>
           </w:r>
           <w:r>
             <w:fldChar w:fldCharType="separate"/>
@@ -1701,7 +1699,7 @@
               <w:rFonts w:ascii="Times New Roman" w:hAnsi="Times New Roman" w:eastAsia="Times New Roman" w:cs="Times New Roman"/>
               <w:szCs w:val="24"/>
             </w:rPr>
-            <w:instrText xml:space="preserve"> HYPERLINK \l _Toc29013 </w:instrText>
+            <w:instrText xml:space="preserve"> HYPERLINK \l _Toc15516 </w:instrText>
           </w:r>
           <w:r>
             <w:rPr>
@@ -1726,7 +1724,7 @@
             <w:fldChar w:fldCharType="begin"/>
           </w:r>
           <w:r>
-            <w:instrText xml:space="preserve"> PAGEREF _Toc29013 \h </w:instrText>
+            <w:instrText xml:space="preserve"> PAGEREF _Toc15516 \h </w:instrText>
           </w:r>
           <w:r>
             <w:fldChar w:fldCharType="separate"/>
@@ -1764,7 +1762,7 @@
               <w:rFonts w:ascii="Times New Roman" w:hAnsi="Times New Roman" w:eastAsia="Times New Roman" w:cs="Times New Roman"/>
               <w:szCs w:val="24"/>
             </w:rPr>
-            <w:instrText xml:space="preserve"> HYPERLINK \l _Toc4531 </w:instrText>
+            <w:instrText xml:space="preserve"> HYPERLINK \l _Toc11963 </w:instrText>
           </w:r>
           <w:r>
             <w:rPr>
@@ -1789,7 +1787,7 @@
             <w:fldChar w:fldCharType="begin"/>
           </w:r>
           <w:r>
-            <w:instrText xml:space="preserve"> PAGEREF _Toc4531 \h </w:instrText>
+            <w:instrText xml:space="preserve"> PAGEREF _Toc11963 \h </w:instrText>
           </w:r>
           <w:r>
             <w:fldChar w:fldCharType="separate"/>
@@ -1827,7 +1825,7 @@
               <w:rFonts w:ascii="Times New Roman" w:hAnsi="Times New Roman" w:eastAsia="Times New Roman" w:cs="Times New Roman"/>
               <w:szCs w:val="24"/>
             </w:rPr>
-            <w:instrText xml:space="preserve"> HYPERLINK \l _Toc26873 </w:instrText>
+            <w:instrText xml:space="preserve"> HYPERLINK \l _Toc685 </w:instrText>
           </w:r>
           <w:r>
             <w:rPr>
@@ -1852,7 +1850,7 @@
             <w:fldChar w:fldCharType="begin"/>
           </w:r>
           <w:r>
-            <w:instrText xml:space="preserve"> PAGEREF _Toc26873 \h </w:instrText>
+            <w:instrText xml:space="preserve"> PAGEREF _Toc685 \h </w:instrText>
           </w:r>
           <w:r>
             <w:fldChar w:fldCharType="separate"/>
@@ -1923,7 +1921,7 @@
       <w:bookmarkEnd w:id="3"/>
       <w:bookmarkStart w:id="4" w:name="bookmark1"/>
       <w:bookmarkEnd w:id="4"/>
-      <w:bookmarkStart w:id="5" w:name="_Toc1035"/>
+      <w:bookmarkStart w:id="5" w:name="_Toc8721"/>
       <w:r>
         <w:t>公司组织架构</w:t>
       </w:r>
@@ -2001,6 +1999,7 @@
       <w:pPr>
         <w:spacing w:before="185" w:line="366" w:lineRule="auto"/>
         <w:ind w:right="301"/>
+        <w:jc w:val="center"/>
         <w:rPr>
           <w:rFonts w:hint="default" w:ascii="宋体" w:hAnsi="宋体" w:cs="宋体"/>
           <w:spacing w:val="-6"/>
@@ -2009,6 +2008,7 @@
           <w:lang w:val="en-US" w:eastAsia="zh-CN"/>
         </w:rPr>
       </w:pPr>
+      <w:bookmarkStart w:id="24" w:name="_GoBack"/>
       <w:r>
         <w:rPr>
           <w:rFonts w:hint="default" w:ascii="宋体" w:hAnsi="宋体" w:cs="宋体"/>
@@ -2018,7 +2018,7 @@
           <w:lang w:val="en-US" w:eastAsia="zh-CN"/>
         </w:rPr>
         <w:object>
-          <v:shape id="_x0000_i1025" o:spt="75" type="#_x0000_t75" style="height:172.75pt;width:466.85pt;" o:ole="t" filled="f" o:preferrelative="t" stroked="f" coordsize="21600,21600">
+          <v:shape id="_x0000_i1025" o:spt="75" alt="" type="#_x0000_t75" style="height:157.2pt;width:397.2pt;" o:ole="t" filled="f" o:preferrelative="t" stroked="f" coordsize="21600,21600">
             <v:path/>
             <v:fill on="f" focussize="0,0"/>
             <v:stroke on="f"/>
@@ -2032,13 +2032,14 @@
           </o:OLEObject>
         </w:object>
       </w:r>
+      <w:bookmarkEnd w:id="24"/>
     </w:p>
     <w:p>
       <w:pPr>
         <w:pStyle w:val="26"/>
         <w:bidi w:val="0"/>
       </w:pPr>
-      <w:bookmarkStart w:id="6" w:name="_Toc2102"/>
+      <w:bookmarkStart w:id="6" w:name="_Toc28175"/>
       <w:r>
         <w:t>部门及职责</w:t>
       </w:r>
@@ -2049,7 +2050,7 @@
         <w:pStyle w:val="28"/>
         <w:bidi w:val="0"/>
       </w:pPr>
-      <w:bookmarkStart w:id="7" w:name="_Toc11124"/>
+      <w:bookmarkStart w:id="7" w:name="_Toc20486"/>
       <w:r>
         <w:t>总经理职责</w:t>
       </w:r>
@@ -2154,7 +2155,7 @@
       </w:pPr>
       <w:bookmarkStart w:id="8" w:name="bookmark14"/>
       <w:bookmarkEnd w:id="8"/>
-      <w:bookmarkStart w:id="9" w:name="_Toc21610"/>
+      <w:bookmarkStart w:id="9" w:name="_Toc8897"/>
       <w:r>
         <w:t>副总经理职责</w:t>
       </w:r>
@@ -2257,7 +2258,7 @@
         <w:pStyle w:val="28"/>
         <w:bidi w:val="0"/>
       </w:pPr>
-      <w:bookmarkStart w:id="10" w:name="_Toc31655"/>
+      <w:bookmarkStart w:id="10" w:name="_Toc8541"/>
       <w:r>
         <w:t>综合管理部</w:t>
       </w:r>
@@ -2268,7 +2269,7 @@
         <w:pStyle w:val="29"/>
         <w:bidi w:val="0"/>
       </w:pPr>
-      <w:bookmarkStart w:id="11" w:name="_Toc20741"/>
+      <w:bookmarkStart w:id="11" w:name="_Toc24333"/>
       <w:r>
         <w:t>人力资源部</w:t>
       </w:r>
@@ -2604,7 +2605,7 @@
       </w:pPr>
       <w:bookmarkStart w:id="13" w:name="bookmark16"/>
       <w:bookmarkEnd w:id="13"/>
-      <w:bookmarkStart w:id="14" w:name="_Toc6997"/>
+      <w:bookmarkStart w:id="14" w:name="_Toc24483"/>
       <w:r>
         <w:t>采购部</w:t>
       </w:r>
@@ -2968,7 +2969,7 @@
       </w:pPr>
       <w:bookmarkStart w:id="15" w:name="bookmark17"/>
       <w:bookmarkEnd w:id="15"/>
-      <w:bookmarkStart w:id="16" w:name="_Toc6679"/>
+      <w:bookmarkStart w:id="16" w:name="_Toc15971"/>
       <w:r>
         <w:t>运维部</w:t>
       </w:r>
@@ -3497,7 +3498,7 @@
         <w:pStyle w:val="29"/>
         <w:bidi w:val="0"/>
       </w:pPr>
-      <w:bookmarkStart w:id="17" w:name="_Toc3569"/>
+      <w:bookmarkStart w:id="17" w:name="_Toc6220"/>
       <w:r>
         <w:t>服务台</w:t>
       </w:r>
@@ -3839,7 +3840,7 @@
         <w:pStyle w:val="29"/>
         <w:bidi w:val="0"/>
       </w:pPr>
-      <w:bookmarkStart w:id="19" w:name="_Toc1655"/>
+      <w:bookmarkStart w:id="19" w:name="_Toc8452"/>
       <w:r>
         <w:t>备件库</w:t>
       </w:r>
@@ -4076,7 +4077,7 @@
           <w:lang w:val="en-US"/>
         </w:rPr>
       </w:pPr>
-      <w:bookmarkStart w:id="20" w:name="_Toc29526"/>
+      <w:bookmarkStart w:id="20" w:name="_Toc6321"/>
       <w:r>
         <w:rPr>
           <w:rFonts w:hint="eastAsia"/>
@@ -4285,7 +4286,7 @@
         <w:pStyle w:val="28"/>
         <w:bidi w:val="0"/>
       </w:pPr>
-      <w:bookmarkStart w:id="21" w:name="_Toc29013"/>
+      <w:bookmarkStart w:id="21" w:name="_Toc15516"/>
       <w:r>
         <w:t>质量部</w:t>
       </w:r>
@@ -4514,7 +4515,7 @@
         <w:pStyle w:val="28"/>
         <w:bidi w:val="0"/>
       </w:pPr>
-      <w:bookmarkStart w:id="22" w:name="_Toc4531"/>
+      <w:bookmarkStart w:id="22" w:name="_Toc11963"/>
       <w:r>
         <w:t>研发部</w:t>
       </w:r>
@@ -4817,7 +4818,7 @@
         <w:pStyle w:val="28"/>
         <w:bidi w:val="0"/>
       </w:pPr>
-      <w:bookmarkStart w:id="23" w:name="_Toc26873"/>
+      <w:bookmarkStart w:id="23" w:name="_Toc685"/>
       <w:r>
         <w:t>应急管理小组</w:t>
       </w:r>

--- a/2-运维相关组织架构及职责说明/010101-公司组织架构及职责说明.docx
+++ b/2-运维相关组织架构及职责说明/010101-公司组织架构及职责说明.docx
@@ -13,7 +13,7 @@
         <w:pStyle w:val="31"/>
         <w:bidi w:val="0"/>
       </w:pPr>
-      <w:bookmarkStart w:id="0" w:name="_Toc12527"/>
+      <w:bookmarkStart w:id="0" w:name="_Toc1429"/>
       <w:r>
         <w:t>公司组织架构及职责说明</w:t>
       </w:r>
@@ -24,7 +24,7 @@
         <w:pStyle w:val="32"/>
         <w:bidi w:val="0"/>
       </w:pPr>
-      <w:bookmarkStart w:id="1" w:name="_Toc22809"/>
+      <w:bookmarkStart w:id="1" w:name="_Toc32474"/>
       <w:r>
         <w:t>中达丰集团有限公司</w:t>
       </w:r>
@@ -67,7 +67,7 @@
           <w:szCs w:val="28"/>
         </w:rPr>
       </w:pPr>
-      <w:bookmarkStart w:id="2" w:name="_Toc5158"/>
+      <w:bookmarkStart w:id="2" w:name="_Toc25372"/>
       <w:r>
         <w:rPr>
           <w:rFonts w:ascii="宋体" w:hAnsi="宋体" w:eastAsia="宋体" w:cs="宋体"/>
@@ -789,6 +789,8 @@
               <w:tab w:val="right" w:leader="dot" w:pos="8442"/>
             </w:tabs>
           </w:pPr>
+          <w:bookmarkStart w:id="24" w:name="_GoBack"/>
+          <w:bookmarkEnd w:id="24"/>
           <w:r>
             <w:rPr>
               <w:rFonts w:ascii="Times New Roman" w:hAnsi="Times New Roman" w:eastAsia="Times New Roman" w:cs="Times New Roman"/>
@@ -825,7 +827,7 @@
               <w:rFonts w:ascii="Times New Roman" w:hAnsi="Times New Roman" w:eastAsia="Times New Roman" w:cs="Times New Roman"/>
               <w:szCs w:val="24"/>
             </w:rPr>
-            <w:instrText xml:space="preserve"> HYPERLINK \l _Toc12527 </w:instrText>
+            <w:instrText xml:space="preserve"> HYPERLINK \l _Toc1429 </w:instrText>
           </w:r>
           <w:r>
             <w:rPr>
@@ -844,7 +846,7 @@
             <w:fldChar w:fldCharType="begin"/>
           </w:r>
           <w:r>
-            <w:instrText xml:space="preserve"> PAGEREF _Toc12527 \h </w:instrText>
+            <w:instrText xml:space="preserve"> PAGEREF _Toc1429 \h </w:instrText>
           </w:r>
           <w:r>
             <w:fldChar w:fldCharType="separate"/>
@@ -882,7 +884,7 @@
               <w:rFonts w:ascii="Times New Roman" w:hAnsi="Times New Roman" w:eastAsia="Times New Roman" w:cs="Times New Roman"/>
               <w:szCs w:val="24"/>
             </w:rPr>
-            <w:instrText xml:space="preserve"> HYPERLINK \l _Toc22809 </w:instrText>
+            <w:instrText xml:space="preserve"> HYPERLINK \l _Toc32474 </w:instrText>
           </w:r>
           <w:r>
             <w:rPr>
@@ -901,7 +903,7 @@
             <w:fldChar w:fldCharType="begin"/>
           </w:r>
           <w:r>
-            <w:instrText xml:space="preserve"> PAGEREF _Toc22809 \h </w:instrText>
+            <w:instrText xml:space="preserve"> PAGEREF _Toc32474 \h </w:instrText>
           </w:r>
           <w:r>
             <w:fldChar w:fldCharType="separate"/>
@@ -939,7 +941,7 @@
               <w:rFonts w:ascii="Times New Roman" w:hAnsi="Times New Roman" w:eastAsia="Times New Roman" w:cs="Times New Roman"/>
               <w:szCs w:val="24"/>
             </w:rPr>
-            <w:instrText xml:space="preserve"> HYPERLINK \l _Toc5158 </w:instrText>
+            <w:instrText xml:space="preserve"> HYPERLINK \l _Toc25372 </w:instrText>
           </w:r>
           <w:r>
             <w:rPr>
@@ -963,7 +965,7 @@
             <w:fldChar w:fldCharType="begin"/>
           </w:r>
           <w:r>
-            <w:instrText xml:space="preserve"> PAGEREF _Toc5158 \h </w:instrText>
+            <w:instrText xml:space="preserve"> PAGEREF _Toc25372 \h </w:instrText>
           </w:r>
           <w:r>
             <w:fldChar w:fldCharType="separate"/>
@@ -1001,7 +1003,7 @@
               <w:rFonts w:ascii="Times New Roman" w:hAnsi="Times New Roman" w:eastAsia="Times New Roman" w:cs="Times New Roman"/>
               <w:szCs w:val="24"/>
             </w:rPr>
-            <w:instrText xml:space="preserve"> HYPERLINK \l _Toc8721 </w:instrText>
+            <w:instrText xml:space="preserve"> HYPERLINK \l _Toc12948 </w:instrText>
           </w:r>
           <w:r>
             <w:rPr>
@@ -1026,7 +1028,7 @@
             <w:fldChar w:fldCharType="begin"/>
           </w:r>
           <w:r>
-            <w:instrText xml:space="preserve"> PAGEREF _Toc8721 \h </w:instrText>
+            <w:instrText xml:space="preserve"> PAGEREF _Toc12948 \h </w:instrText>
           </w:r>
           <w:r>
             <w:fldChar w:fldCharType="separate"/>
@@ -1064,7 +1066,7 @@
               <w:rFonts w:ascii="Times New Roman" w:hAnsi="Times New Roman" w:eastAsia="Times New Roman" w:cs="Times New Roman"/>
               <w:szCs w:val="24"/>
             </w:rPr>
-            <w:instrText xml:space="preserve"> HYPERLINK \l _Toc28175 </w:instrText>
+            <w:instrText xml:space="preserve"> HYPERLINK \l _Toc18975 </w:instrText>
           </w:r>
           <w:r>
             <w:rPr>
@@ -1089,7 +1091,7 @@
             <w:fldChar w:fldCharType="begin"/>
           </w:r>
           <w:r>
-            <w:instrText xml:space="preserve"> PAGEREF _Toc28175 \h </w:instrText>
+            <w:instrText xml:space="preserve"> PAGEREF _Toc18975 \h </w:instrText>
           </w:r>
           <w:r>
             <w:fldChar w:fldCharType="separate"/>
@@ -1127,7 +1129,7 @@
               <w:rFonts w:ascii="Times New Roman" w:hAnsi="Times New Roman" w:eastAsia="Times New Roman" w:cs="Times New Roman"/>
               <w:szCs w:val="24"/>
             </w:rPr>
-            <w:instrText xml:space="preserve"> HYPERLINK \l _Toc20486 </w:instrText>
+            <w:instrText xml:space="preserve"> HYPERLINK \l _Toc16788 </w:instrText>
           </w:r>
           <w:r>
             <w:rPr>
@@ -1152,7 +1154,7 @@
             <w:fldChar w:fldCharType="begin"/>
           </w:r>
           <w:r>
-            <w:instrText xml:space="preserve"> PAGEREF _Toc20486 \h </w:instrText>
+            <w:instrText xml:space="preserve"> PAGEREF _Toc16788 \h </w:instrText>
           </w:r>
           <w:r>
             <w:fldChar w:fldCharType="separate"/>
@@ -1190,7 +1192,7 @@
               <w:rFonts w:ascii="Times New Roman" w:hAnsi="Times New Roman" w:eastAsia="Times New Roman" w:cs="Times New Roman"/>
               <w:szCs w:val="24"/>
             </w:rPr>
-            <w:instrText xml:space="preserve"> HYPERLINK \l _Toc8897 </w:instrText>
+            <w:instrText xml:space="preserve"> HYPERLINK \l _Toc28962 </w:instrText>
           </w:r>
           <w:r>
             <w:rPr>
@@ -1215,7 +1217,7 @@
             <w:fldChar w:fldCharType="begin"/>
           </w:r>
           <w:r>
-            <w:instrText xml:space="preserve"> PAGEREF _Toc8897 \h </w:instrText>
+            <w:instrText xml:space="preserve"> PAGEREF _Toc28962 \h </w:instrText>
           </w:r>
           <w:r>
             <w:fldChar w:fldCharType="separate"/>
@@ -1253,7 +1255,7 @@
               <w:rFonts w:ascii="Times New Roman" w:hAnsi="Times New Roman" w:eastAsia="Times New Roman" w:cs="Times New Roman"/>
               <w:szCs w:val="24"/>
             </w:rPr>
-            <w:instrText xml:space="preserve"> HYPERLINK \l _Toc8541 </w:instrText>
+            <w:instrText xml:space="preserve"> HYPERLINK \l _Toc28705 </w:instrText>
           </w:r>
           <w:r>
             <w:rPr>
@@ -1278,7 +1280,7 @@
             <w:fldChar w:fldCharType="begin"/>
           </w:r>
           <w:r>
-            <w:instrText xml:space="preserve"> PAGEREF _Toc8541 \h </w:instrText>
+            <w:instrText xml:space="preserve"> PAGEREF _Toc28705 \h </w:instrText>
           </w:r>
           <w:r>
             <w:fldChar w:fldCharType="separate"/>
@@ -1316,7 +1318,7 @@
               <w:rFonts w:ascii="Times New Roman" w:hAnsi="Times New Roman" w:eastAsia="Times New Roman" w:cs="Times New Roman"/>
               <w:szCs w:val="24"/>
             </w:rPr>
-            <w:instrText xml:space="preserve"> HYPERLINK \l _Toc24333 </w:instrText>
+            <w:instrText xml:space="preserve"> HYPERLINK \l _Toc7132 </w:instrText>
           </w:r>
           <w:r>
             <w:rPr>
@@ -1341,7 +1343,7 @@
             <w:fldChar w:fldCharType="begin"/>
           </w:r>
           <w:r>
-            <w:instrText xml:space="preserve"> PAGEREF _Toc24333 \h </w:instrText>
+            <w:instrText xml:space="preserve"> PAGEREF _Toc7132 \h </w:instrText>
           </w:r>
           <w:r>
             <w:fldChar w:fldCharType="separate"/>
@@ -1379,7 +1381,7 @@
               <w:rFonts w:ascii="Times New Roman" w:hAnsi="Times New Roman" w:eastAsia="Times New Roman" w:cs="Times New Roman"/>
               <w:szCs w:val="24"/>
             </w:rPr>
-            <w:instrText xml:space="preserve"> HYPERLINK \l _Toc24483 </w:instrText>
+            <w:instrText xml:space="preserve"> HYPERLINK \l _Toc27001 </w:instrText>
           </w:r>
           <w:r>
             <w:rPr>
@@ -1404,7 +1406,7 @@
             <w:fldChar w:fldCharType="begin"/>
           </w:r>
           <w:r>
-            <w:instrText xml:space="preserve"> PAGEREF _Toc24483 \h </w:instrText>
+            <w:instrText xml:space="preserve"> PAGEREF _Toc27001 \h </w:instrText>
           </w:r>
           <w:r>
             <w:fldChar w:fldCharType="separate"/>
@@ -1442,7 +1444,7 @@
               <w:rFonts w:ascii="Times New Roman" w:hAnsi="Times New Roman" w:eastAsia="Times New Roman" w:cs="Times New Roman"/>
               <w:szCs w:val="24"/>
             </w:rPr>
-            <w:instrText xml:space="preserve"> HYPERLINK \l _Toc15971 </w:instrText>
+            <w:instrText xml:space="preserve"> HYPERLINK \l _Toc28007 </w:instrText>
           </w:r>
           <w:r>
             <w:rPr>
@@ -1467,13 +1469,13 @@
             <w:fldChar w:fldCharType="begin"/>
           </w:r>
           <w:r>
-            <w:instrText xml:space="preserve"> PAGEREF _Toc15971 \h </w:instrText>
+            <w:instrText xml:space="preserve"> PAGEREF _Toc28007 \h </w:instrText>
           </w:r>
           <w:r>
             <w:fldChar w:fldCharType="separate"/>
           </w:r>
           <w:r>
-            <w:t>7</w:t>
+            <w:t>6</w:t>
           </w:r>
           <w:r>
             <w:fldChar w:fldCharType="end"/>
@@ -1505,7 +1507,7 @@
               <w:rFonts w:ascii="Times New Roman" w:hAnsi="Times New Roman" w:eastAsia="Times New Roman" w:cs="Times New Roman"/>
               <w:szCs w:val="24"/>
             </w:rPr>
-            <w:instrText xml:space="preserve"> HYPERLINK \l _Toc6220 </w:instrText>
+            <w:instrText xml:space="preserve"> HYPERLINK \l _Toc15804 </w:instrText>
           </w:r>
           <w:r>
             <w:rPr>
@@ -1530,7 +1532,7 @@
             <w:fldChar w:fldCharType="begin"/>
           </w:r>
           <w:r>
-            <w:instrText xml:space="preserve"> PAGEREF _Toc6220 \h </w:instrText>
+            <w:instrText xml:space="preserve"> PAGEREF _Toc15804 \h </w:instrText>
           </w:r>
           <w:r>
             <w:fldChar w:fldCharType="separate"/>
@@ -1568,7 +1570,7 @@
               <w:rFonts w:ascii="Times New Roman" w:hAnsi="Times New Roman" w:eastAsia="Times New Roman" w:cs="Times New Roman"/>
               <w:szCs w:val="24"/>
             </w:rPr>
-            <w:instrText xml:space="preserve"> HYPERLINK \l _Toc8452 </w:instrText>
+            <w:instrText xml:space="preserve"> HYPERLINK \l _Toc4369 </w:instrText>
           </w:r>
           <w:r>
             <w:rPr>
@@ -1593,7 +1595,7 @@
             <w:fldChar w:fldCharType="begin"/>
           </w:r>
           <w:r>
-            <w:instrText xml:space="preserve"> PAGEREF _Toc8452 \h </w:instrText>
+            <w:instrText xml:space="preserve"> PAGEREF _Toc4369 \h </w:instrText>
           </w:r>
           <w:r>
             <w:fldChar w:fldCharType="separate"/>
@@ -1631,7 +1633,7 @@
               <w:rFonts w:ascii="Times New Roman" w:hAnsi="Times New Roman" w:eastAsia="Times New Roman" w:cs="Times New Roman"/>
               <w:szCs w:val="24"/>
             </w:rPr>
-            <w:instrText xml:space="preserve"> HYPERLINK \l _Toc6321 </w:instrText>
+            <w:instrText xml:space="preserve"> HYPERLINK \l _Toc4 </w:instrText>
           </w:r>
           <w:r>
             <w:rPr>
@@ -1661,7 +1663,7 @@
             <w:fldChar w:fldCharType="begin"/>
           </w:r>
           <w:r>
-            <w:instrText xml:space="preserve"> PAGEREF _Toc6321 \h </w:instrText>
+            <w:instrText xml:space="preserve"> PAGEREF _Toc4 \h </w:instrText>
           </w:r>
           <w:r>
             <w:fldChar w:fldCharType="separate"/>
@@ -1699,7 +1701,7 @@
               <w:rFonts w:ascii="Times New Roman" w:hAnsi="Times New Roman" w:eastAsia="Times New Roman" w:cs="Times New Roman"/>
               <w:szCs w:val="24"/>
             </w:rPr>
-            <w:instrText xml:space="preserve"> HYPERLINK \l _Toc15516 </w:instrText>
+            <w:instrText xml:space="preserve"> HYPERLINK \l _Toc5767 </w:instrText>
           </w:r>
           <w:r>
             <w:rPr>
@@ -1724,13 +1726,13 @@
             <w:fldChar w:fldCharType="begin"/>
           </w:r>
           <w:r>
-            <w:instrText xml:space="preserve"> PAGEREF _Toc15516 \h </w:instrText>
+            <w:instrText xml:space="preserve"> PAGEREF _Toc5767 \h </w:instrText>
           </w:r>
           <w:r>
             <w:fldChar w:fldCharType="separate"/>
           </w:r>
           <w:r>
-            <w:t>10</w:t>
+            <w:t>9</w:t>
           </w:r>
           <w:r>
             <w:fldChar w:fldCharType="end"/>
@@ -1762,7 +1764,7 @@
               <w:rFonts w:ascii="Times New Roman" w:hAnsi="Times New Roman" w:eastAsia="Times New Roman" w:cs="Times New Roman"/>
               <w:szCs w:val="24"/>
             </w:rPr>
-            <w:instrText xml:space="preserve"> HYPERLINK \l _Toc11963 </w:instrText>
+            <w:instrText xml:space="preserve"> HYPERLINK \l _Toc3678 </w:instrText>
           </w:r>
           <w:r>
             <w:rPr>
@@ -1787,7 +1789,7 @@
             <w:fldChar w:fldCharType="begin"/>
           </w:r>
           <w:r>
-            <w:instrText xml:space="preserve"> PAGEREF _Toc11963 \h </w:instrText>
+            <w:instrText xml:space="preserve"> PAGEREF _Toc3678 \h </w:instrText>
           </w:r>
           <w:r>
             <w:fldChar w:fldCharType="separate"/>
@@ -1825,7 +1827,7 @@
               <w:rFonts w:ascii="Times New Roman" w:hAnsi="Times New Roman" w:eastAsia="Times New Roman" w:cs="Times New Roman"/>
               <w:szCs w:val="24"/>
             </w:rPr>
-            <w:instrText xml:space="preserve"> HYPERLINK \l _Toc685 </w:instrText>
+            <w:instrText xml:space="preserve"> HYPERLINK \l _Toc1129 </w:instrText>
           </w:r>
           <w:r>
             <w:rPr>
@@ -1850,13 +1852,13 @@
             <w:fldChar w:fldCharType="begin"/>
           </w:r>
           <w:r>
-            <w:instrText xml:space="preserve"> PAGEREF _Toc685 \h </w:instrText>
+            <w:instrText xml:space="preserve"> PAGEREF _Toc1129 \h </w:instrText>
           </w:r>
           <w:r>
             <w:fldChar w:fldCharType="separate"/>
           </w:r>
           <w:r>
-            <w:t>11</w:t>
+            <w:t>10</w:t>
           </w:r>
           <w:r>
             <w:fldChar w:fldCharType="end"/>
@@ -1921,7 +1923,7 @@
       <w:bookmarkEnd w:id="3"/>
       <w:bookmarkStart w:id="4" w:name="bookmark1"/>
       <w:bookmarkEnd w:id="4"/>
-      <w:bookmarkStart w:id="5" w:name="_Toc8721"/>
+      <w:bookmarkStart w:id="5" w:name="_Toc12948"/>
       <w:r>
         <w:t>公司组织架构</w:t>
       </w:r>
@@ -2008,7 +2010,6 @@
           <w:lang w:val="en-US" w:eastAsia="zh-CN"/>
         </w:rPr>
       </w:pPr>
-      <w:bookmarkStart w:id="24" w:name="_GoBack"/>
       <w:r>
         <w:rPr>
           <w:rFonts w:hint="default" w:ascii="宋体" w:hAnsi="宋体" w:cs="宋体"/>
@@ -2018,7 +2019,7 @@
           <w:lang w:val="en-US" w:eastAsia="zh-CN"/>
         </w:rPr>
         <w:object>
-          <v:shape id="_x0000_i1025" o:spt="75" alt="" type="#_x0000_t75" style="height:157.2pt;width:397.2pt;" o:ole="t" filled="f" o:preferrelative="t" stroked="f" coordsize="21600,21600">
+          <v:shape id="_x0000_i1025" o:spt="75" type="#_x0000_t75" style="height:157.2pt;width:397.2pt;" o:ole="t" filled="f" o:preferrelative="t" stroked="f" coordsize="21600,21600">
             <v:path/>
             <v:fill on="f" focussize="0,0"/>
             <v:stroke on="f"/>
@@ -2032,14 +2033,13 @@
           </o:OLEObject>
         </w:object>
       </w:r>
-      <w:bookmarkEnd w:id="24"/>
     </w:p>
     <w:p>
       <w:pPr>
         <w:pStyle w:val="26"/>
         <w:bidi w:val="0"/>
       </w:pPr>
-      <w:bookmarkStart w:id="6" w:name="_Toc28175"/>
+      <w:bookmarkStart w:id="6" w:name="_Toc18975"/>
       <w:r>
         <w:t>部门及职责</w:t>
       </w:r>
@@ -2050,7 +2050,7 @@
         <w:pStyle w:val="28"/>
         <w:bidi w:val="0"/>
       </w:pPr>
-      <w:bookmarkStart w:id="7" w:name="_Toc20486"/>
+      <w:bookmarkStart w:id="7" w:name="_Toc16788"/>
       <w:r>
         <w:t>总经理职责</w:t>
       </w:r>
@@ -2155,7 +2155,7 @@
       </w:pPr>
       <w:bookmarkStart w:id="8" w:name="bookmark14"/>
       <w:bookmarkEnd w:id="8"/>
-      <w:bookmarkStart w:id="9" w:name="_Toc8897"/>
+      <w:bookmarkStart w:id="9" w:name="_Toc28962"/>
       <w:r>
         <w:t>副总经理职责</w:t>
       </w:r>
@@ -2258,7 +2258,7 @@
         <w:pStyle w:val="28"/>
         <w:bidi w:val="0"/>
       </w:pPr>
-      <w:bookmarkStart w:id="10" w:name="_Toc8541"/>
+      <w:bookmarkStart w:id="10" w:name="_Toc28705"/>
       <w:r>
         <w:t>综合管理部</w:t>
       </w:r>
@@ -2269,7 +2269,7 @@
         <w:pStyle w:val="29"/>
         <w:bidi w:val="0"/>
       </w:pPr>
-      <w:bookmarkStart w:id="11" w:name="_Toc24333"/>
+      <w:bookmarkStart w:id="11" w:name="_Toc7132"/>
       <w:r>
         <w:t>人力资源部</w:t>
       </w:r>
@@ -2605,7 +2605,7 @@
       </w:pPr>
       <w:bookmarkStart w:id="13" w:name="bookmark16"/>
       <w:bookmarkEnd w:id="13"/>
-      <w:bookmarkStart w:id="14" w:name="_Toc24483"/>
+      <w:bookmarkStart w:id="14" w:name="_Toc27001"/>
       <w:r>
         <w:t>采购部</w:t>
       </w:r>
@@ -2969,7 +2969,7 @@
       </w:pPr>
       <w:bookmarkStart w:id="15" w:name="bookmark17"/>
       <w:bookmarkEnd w:id="15"/>
-      <w:bookmarkStart w:id="16" w:name="_Toc15971"/>
+      <w:bookmarkStart w:id="16" w:name="_Toc28007"/>
       <w:r>
         <w:t>运维部</w:t>
       </w:r>
@@ -3498,7 +3498,7 @@
         <w:pStyle w:val="29"/>
         <w:bidi w:val="0"/>
       </w:pPr>
-      <w:bookmarkStart w:id="17" w:name="_Toc6220"/>
+      <w:bookmarkStart w:id="17" w:name="_Toc15804"/>
       <w:r>
         <w:t>服务台</w:t>
       </w:r>
@@ -3840,7 +3840,7 @@
         <w:pStyle w:val="29"/>
         <w:bidi w:val="0"/>
       </w:pPr>
-      <w:bookmarkStart w:id="19" w:name="_Toc8452"/>
+      <w:bookmarkStart w:id="19" w:name="_Toc4369"/>
       <w:r>
         <w:t>备件库</w:t>
       </w:r>
@@ -4077,7 +4077,7 @@
           <w:lang w:val="en-US"/>
         </w:rPr>
       </w:pPr>
-      <w:bookmarkStart w:id="20" w:name="_Toc6321"/>
+      <w:bookmarkStart w:id="20" w:name="_Toc4"/>
       <w:r>
         <w:rPr>
           <w:rFonts w:hint="eastAsia"/>
@@ -4286,7 +4286,7 @@
         <w:pStyle w:val="28"/>
         <w:bidi w:val="0"/>
       </w:pPr>
-      <w:bookmarkStart w:id="21" w:name="_Toc15516"/>
+      <w:bookmarkStart w:id="21" w:name="_Toc5767"/>
       <w:r>
         <w:t>质量部</w:t>
       </w:r>
@@ -4515,7 +4515,7 @@
         <w:pStyle w:val="28"/>
         <w:bidi w:val="0"/>
       </w:pPr>
-      <w:bookmarkStart w:id="22" w:name="_Toc11963"/>
+      <w:bookmarkStart w:id="22" w:name="_Toc3678"/>
       <w:r>
         <w:t>研发部</w:t>
       </w:r>
@@ -4818,7 +4818,7 @@
         <w:pStyle w:val="28"/>
         <w:bidi w:val="0"/>
       </w:pPr>
-      <w:bookmarkStart w:id="23" w:name="_Toc685"/>
+      <w:bookmarkStart w:id="23" w:name="_Toc1129"/>
       <w:r>
         <w:t>应急管理小组</w:t>
       </w:r>
